--- a/ZenQuotesApp WPF/Отчет МДК 02.01. Технология разработки ПО еозИСИП-406 WPF, MVVM команда 6.docx
+++ b/ZenQuotesApp WPF/Отчет МДК 02.01. Технология разработки ПО еозИСИП-406 WPF, MVVM команда 6.docx
@@ -690,7 +690,7 @@
           <w:r>
             <w:fldChar w:fldCharType="separate"/>
           </w:r>
-          <w:hyperlink w:anchor="_Toc230866816" w:history="1">
+          <w:hyperlink w:anchor="_Toc230874052" w:history="1">
             <w:r>
               <w:rPr>
                 <w:rStyle w:val="a3"/>
@@ -720,7 +720,7 @@
                 <w:noProof/>
                 <w:webHidden/>
               </w:rPr>
-              <w:instrText xml:space="preserve"> PAGEREF _Toc230866816 \h </w:instrText>
+              <w:instrText xml:space="preserve"> PAGEREF _Toc230874052 \h </w:instrText>
             </w:r>
             <w:r>
               <w:rPr>
@@ -762,7 +762,7 @@
               <w:noProof/>
             </w:rPr>
           </w:pPr>
-          <w:hyperlink w:anchor="_Toc230866817" w:history="1">
+          <w:hyperlink w:anchor="_Toc230874053" w:history="1">
             <w:r>
               <w:rPr>
                 <w:rStyle w:val="a3"/>
@@ -789,7 +789,7 @@
                 <w:noProof/>
                 <w:webHidden/>
               </w:rPr>
-              <w:instrText xml:space="preserve"> PAGEREF _Toc230866817 \h </w:instrText>
+              <w:instrText xml:space="preserve"> PAGEREF _Toc230874053 \h </w:instrText>
             </w:r>
             <w:r>
               <w:rPr>
@@ -831,7 +831,7 @@
               <w:noProof/>
             </w:rPr>
           </w:pPr>
-          <w:hyperlink w:anchor="_Toc230866818" w:history="1">
+          <w:hyperlink w:anchor="_Toc230874054" w:history="1">
             <w:r>
               <w:rPr>
                 <w:rStyle w:val="a3"/>
@@ -861,7 +861,7 @@
                 <w:noProof/>
                 <w:webHidden/>
               </w:rPr>
-              <w:instrText xml:space="preserve"> PAGEREF _Toc230866818 \h </w:instrText>
+              <w:instrText xml:space="preserve"> PAGEREF _Toc230874054 \h </w:instrText>
             </w:r>
             <w:r>
               <w:rPr>
@@ -903,7 +903,7 @@
               <w:noProof/>
             </w:rPr>
           </w:pPr>
-          <w:hyperlink w:anchor="_Toc230866819" w:history="1">
+          <w:hyperlink w:anchor="_Toc230874055" w:history="1">
             <w:r>
               <w:rPr>
                 <w:rStyle w:val="a3"/>
@@ -933,7 +933,7 @@
                 <w:noProof/>
                 <w:webHidden/>
               </w:rPr>
-              <w:instrText xml:space="preserve"> PAGEREF _Toc230866819 \h </w:instrText>
+              <w:instrText xml:space="preserve"> PAGEREF _Toc230874055 \h </w:instrText>
             </w:r>
             <w:r>
               <w:rPr>
@@ -975,14 +975,16 @@
               <w:noProof/>
             </w:rPr>
           </w:pPr>
-          <w:hyperlink w:anchor="_Toc230866820" w:history="1">
+          <w:hyperlink w:anchor="_Toc230874056" w:history="1">
             <w:r>
               <w:rPr>
                 <w:rStyle w:val="a3"/>
-                <w:rFonts w:ascii="Times New Roman" w:eastAsiaTheme="minorHAnsi" w:hAnsi="Times New Roman"/>
-                <w:noProof/>
-              </w:rPr>
-              <w:t>Создание отзывчивого десктопного приложения с современной архитектурой (MVVM + SQLite), которое:</w:t>
+                <w:rFonts w:ascii="Times New Roman" w:hAnsi="Times New Roman"/>
+                <w:b/>
+                <w:bCs/>
+                <w:noProof/>
+              </w:rPr>
+              <w:t>1.4. Задачи</w:t>
             </w:r>
             <w:r>
               <w:rPr>
@@ -1003,7 +1005,7 @@
                 <w:noProof/>
                 <w:webHidden/>
               </w:rPr>
-              <w:instrText xml:space="preserve"> PAGEREF _Toc230866820 \h </w:instrText>
+              <w:instrText xml:space="preserve"> PAGEREF _Toc230874056 \h </w:instrText>
             </w:r>
             <w:r>
               <w:rPr>
@@ -1023,7 +1025,7 @@
                 <w:noProof/>
                 <w:webHidden/>
               </w:rPr>
-              <w:t>4</w:t>
+              <w:t>5</w:t>
             </w:r>
             <w:r>
               <w:rPr>
@@ -1036,9 +1038,8 @@
         </w:p>
         <w:p>
           <w:pPr>
-            <w:pStyle w:val="21"/>
+            <w:pStyle w:val="11"/>
             <w:tabs>
-              <w:tab w:val="left" w:pos="660"/>
               <w:tab w:val="right" w:leader="dot" w:pos="9345"/>
             </w:tabs>
             <w:rPr>
@@ -1046,39 +1047,26 @@
               <w:noProof/>
             </w:rPr>
           </w:pPr>
-          <w:hyperlink w:anchor="_Toc230866821" w:history="1">
+          <w:hyperlink w:anchor="_Toc230874057" w:history="1">
             <w:r>
               <w:rPr>
                 <w:rStyle w:val="a3"/>
-                <w:rFonts w:ascii="Times New Roman" w:eastAsiaTheme="minorHAnsi" w:hAnsi="Times New Roman"/>
-                <w:noProof/>
-              </w:rPr>
-              <w:t>1.</w:t>
-            </w:r>
-            <w:r>
-              <w:rPr>
-                <w:rFonts w:cstheme="minorBidi"/>
-                <w:noProof/>
+                <w:rFonts w:ascii="Times New Roman" w:hAnsi="Times New Roman"/>
+                <w:b/>
+                <w:bCs/>
+                <w:noProof/>
+              </w:rPr>
+              <w:t>2. КОМАНДА</w:t>
+            </w:r>
+            <w:r>
+              <w:rPr>
+                <w:noProof/>
+                <w:webHidden/>
               </w:rPr>
               <w:tab/>
             </w:r>
             <w:r>
               <w:rPr>
-                <w:rStyle w:val="a3"/>
-                <w:rFonts w:ascii="Times New Roman" w:eastAsiaTheme="minorHAnsi" w:hAnsi="Times New Roman"/>
-                <w:noProof/>
-              </w:rPr>
-              <w:t>Предоставляет случайные и тематические цитаты через асинхронный интерфейс.</w:t>
-            </w:r>
-            <w:r>
-              <w:rPr>
-                <w:noProof/>
-                <w:webHidden/>
-              </w:rPr>
-              <w:tab/>
-            </w:r>
-            <w:r>
-              <w:rPr>
                 <w:noProof/>
                 <w:webHidden/>
               </w:rPr>
@@ -1089,7 +1077,7 @@
                 <w:noProof/>
                 <w:webHidden/>
               </w:rPr>
-              <w:instrText xml:space="preserve"> PAGEREF _Toc230866821 \h </w:instrText>
+              <w:instrText xml:space="preserve"> PAGEREF _Toc230874057 \h </w:instrText>
             </w:r>
             <w:r>
               <w:rPr>
@@ -1109,7 +1097,7 @@
                 <w:noProof/>
                 <w:webHidden/>
               </w:rPr>
-              <w:t>4</w:t>
+              <w:t>6</w:t>
             </w:r>
             <w:r>
               <w:rPr>
@@ -1122,9 +1110,8 @@
         </w:p>
         <w:p>
           <w:pPr>
-            <w:pStyle w:val="21"/>
+            <w:pStyle w:val="11"/>
             <w:tabs>
-              <w:tab w:val="left" w:pos="660"/>
               <w:tab w:val="right" w:leader="dot" w:pos="9345"/>
             </w:tabs>
             <w:rPr>
@@ -1132,39 +1119,26 @@
               <w:noProof/>
             </w:rPr>
           </w:pPr>
-          <w:hyperlink w:anchor="_Toc230866822" w:history="1">
+          <w:hyperlink w:anchor="_Toc230874058" w:history="1">
             <w:r>
               <w:rPr>
                 <w:rStyle w:val="a3"/>
-                <w:rFonts w:ascii="Times New Roman" w:eastAsiaTheme="minorHAnsi" w:hAnsi="Times New Roman"/>
-                <w:noProof/>
-              </w:rPr>
-              <w:t>2.</w:t>
-            </w:r>
-            <w:r>
-              <w:rPr>
-                <w:rFonts w:cstheme="minorBidi"/>
-                <w:noProof/>
+                <w:rFonts w:ascii="Times New Roman" w:hAnsi="Times New Roman"/>
+                <w:b/>
+                <w:bCs/>
+                <w:noProof/>
+              </w:rPr>
+              <w:t>3. ЦЕЛЕВАЯ АУДИТОРИЯ</w:t>
+            </w:r>
+            <w:r>
+              <w:rPr>
+                <w:noProof/>
+                <w:webHidden/>
               </w:rPr>
               <w:tab/>
             </w:r>
             <w:r>
               <w:rPr>
-                <w:rStyle w:val="a3"/>
-                <w:rFonts w:ascii="Times New Roman" w:eastAsiaTheme="minorHAnsi" w:hAnsi="Times New Roman"/>
-                <w:noProof/>
-              </w:rPr>
-              <w:t>Обеспечивает офлайн-доступ за счёт локального кэширования.</w:t>
-            </w:r>
-            <w:r>
-              <w:rPr>
-                <w:noProof/>
-                <w:webHidden/>
-              </w:rPr>
-              <w:tab/>
-            </w:r>
-            <w:r>
-              <w:rPr>
                 <w:noProof/>
                 <w:webHidden/>
               </w:rPr>
@@ -1175,7 +1149,7 @@
                 <w:noProof/>
                 <w:webHidden/>
               </w:rPr>
-              <w:instrText xml:space="preserve"> PAGEREF _Toc230866822 \h </w:instrText>
+              <w:instrText xml:space="preserve"> PAGEREF _Toc230874058 \h </w:instrText>
             </w:r>
             <w:r>
               <w:rPr>
@@ -1195,179 +1169,7 @@
                 <w:noProof/>
                 <w:webHidden/>
               </w:rPr>
-              <w:t>4</w:t>
-            </w:r>
-            <w:r>
-              <w:rPr>
-                <w:noProof/>
-                <w:webHidden/>
-              </w:rPr>
-              <w:fldChar w:fldCharType="end"/>
-            </w:r>
-          </w:hyperlink>
-        </w:p>
-        <w:p>
-          <w:pPr>
-            <w:pStyle w:val="21"/>
-            <w:tabs>
-              <w:tab w:val="left" w:pos="660"/>
-              <w:tab w:val="right" w:leader="dot" w:pos="9345"/>
-            </w:tabs>
-            <w:rPr>
-              <w:rFonts w:cstheme="minorBidi"/>
-              <w:noProof/>
-            </w:rPr>
-          </w:pPr>
-          <w:hyperlink w:anchor="_Toc230866823" w:history="1">
-            <w:r>
-              <w:rPr>
-                <w:rStyle w:val="a3"/>
-                <w:rFonts w:ascii="Times New Roman" w:eastAsiaTheme="minorHAnsi" w:hAnsi="Times New Roman"/>
-                <w:noProof/>
-              </w:rPr>
-              <w:t>3.</w:t>
-            </w:r>
-            <w:r>
-              <w:rPr>
-                <w:rFonts w:cstheme="minorBidi"/>
-                <w:noProof/>
-              </w:rPr>
-              <w:tab/>
-            </w:r>
-            <w:r>
-              <w:rPr>
-                <w:rStyle w:val="a3"/>
-                <w:rFonts w:ascii="Times New Roman" w:eastAsiaTheme="minorHAnsi" w:hAnsi="Times New Roman"/>
-                <w:noProof/>
-              </w:rPr>
-              <w:t>Реализует интерактивный игровой режим для обучения и развлечения.</w:t>
-            </w:r>
-            <w:r>
-              <w:rPr>
-                <w:noProof/>
-                <w:webHidden/>
-              </w:rPr>
-              <w:tab/>
-            </w:r>
-            <w:r>
-              <w:rPr>
-                <w:noProof/>
-                <w:webHidden/>
-              </w:rPr>
-              <w:fldChar w:fldCharType="begin"/>
-            </w:r>
-            <w:r>
-              <w:rPr>
-                <w:noProof/>
-                <w:webHidden/>
-              </w:rPr>
-              <w:instrText xml:space="preserve"> PAGEREF _Toc230866823 \h </w:instrText>
-            </w:r>
-            <w:r>
-              <w:rPr>
-                <w:noProof/>
-                <w:webHidden/>
-              </w:rPr>
-            </w:r>
-            <w:r>
-              <w:rPr>
-                <w:noProof/>
-                <w:webHidden/>
-              </w:rPr>
-              <w:fldChar w:fldCharType="separate"/>
-            </w:r>
-            <w:r>
-              <w:rPr>
-                <w:noProof/>
-                <w:webHidden/>
-              </w:rPr>
-              <w:t>4</w:t>
-            </w:r>
-            <w:r>
-              <w:rPr>
-                <w:noProof/>
-                <w:webHidden/>
-              </w:rPr>
-              <w:fldChar w:fldCharType="end"/>
-            </w:r>
-          </w:hyperlink>
-        </w:p>
-        <w:p>
-          <w:pPr>
-            <w:pStyle w:val="21"/>
-            <w:tabs>
-              <w:tab w:val="left" w:pos="660"/>
-              <w:tab w:val="right" w:leader="dot" w:pos="9345"/>
-            </w:tabs>
-            <w:rPr>
-              <w:rFonts w:cstheme="minorBidi"/>
-              <w:noProof/>
-            </w:rPr>
-          </w:pPr>
-          <w:hyperlink w:anchor="_Toc230866824" w:history="1">
-            <w:r>
-              <w:rPr>
-                <w:rStyle w:val="a3"/>
-                <w:rFonts w:ascii="Times New Roman" w:eastAsiaTheme="minorHAnsi" w:hAnsi="Times New Roman"/>
-                <w:noProof/>
-              </w:rPr>
-              <w:t>4.</w:t>
-            </w:r>
-            <w:r>
-              <w:rPr>
-                <w:rFonts w:cstheme="minorBidi"/>
-                <w:noProof/>
-              </w:rPr>
-              <w:tab/>
-            </w:r>
-            <w:r>
-              <w:rPr>
-                <w:rStyle w:val="a3"/>
-                <w:rFonts w:ascii="Times New Roman" w:eastAsiaTheme="minorHAnsi" w:hAnsi="Times New Roman"/>
-                <w:noProof/>
-              </w:rPr>
-              <w:t>Гарантирует отказоустойчивость (API → БД → резервный пул) и возможность отмены долгих операций.</w:t>
-            </w:r>
-            <w:r>
-              <w:rPr>
-                <w:noProof/>
-                <w:webHidden/>
-              </w:rPr>
-              <w:tab/>
-            </w:r>
-            <w:r>
-              <w:rPr>
-                <w:noProof/>
-                <w:webHidden/>
-              </w:rPr>
-              <w:fldChar w:fldCharType="begin"/>
-            </w:r>
-            <w:r>
-              <w:rPr>
-                <w:noProof/>
-                <w:webHidden/>
-              </w:rPr>
-              <w:instrText xml:space="preserve"> PAGEREF _Toc230866824 \h </w:instrText>
-            </w:r>
-            <w:r>
-              <w:rPr>
-                <w:noProof/>
-                <w:webHidden/>
-              </w:rPr>
-            </w:r>
-            <w:r>
-              <w:rPr>
-                <w:noProof/>
-                <w:webHidden/>
-              </w:rPr>
-              <w:fldChar w:fldCharType="separate"/>
-            </w:r>
-            <w:r>
-              <w:rPr>
-                <w:noProof/>
-                <w:webHidden/>
-              </w:rPr>
-              <w:t>4</w:t>
+              <w:t>7</w:t>
             </w:r>
             <w:r>
               <w:rPr>
@@ -1389,7 +1191,7 @@
               <w:noProof/>
             </w:rPr>
           </w:pPr>
-          <w:hyperlink w:anchor="_Toc230866825" w:history="1">
+          <w:hyperlink w:anchor="_Toc230874059" w:history="1">
             <w:r>
               <w:rPr>
                 <w:rStyle w:val="a3"/>
@@ -1398,7 +1200,7 @@
                 <w:bCs/>
                 <w:noProof/>
               </w:rPr>
-              <w:t>1.4. Задачи</w:t>
+              <w:t>3.1. Основные группы пользователей</w:t>
             </w:r>
             <w:r>
               <w:rPr>
@@ -1419,7 +1221,7 @@
                 <w:noProof/>
                 <w:webHidden/>
               </w:rPr>
-              <w:instrText xml:space="preserve"> PAGEREF _Toc230866825 \h </w:instrText>
+              <w:instrText xml:space="preserve"> PAGEREF _Toc230874059 \h </w:instrText>
             </w:r>
             <w:r>
               <w:rPr>
@@ -1439,7 +1241,151 @@
                 <w:noProof/>
                 <w:webHidden/>
               </w:rPr>
-              <w:t>5</w:t>
+              <w:t>7</w:t>
+            </w:r>
+            <w:r>
+              <w:rPr>
+                <w:noProof/>
+                <w:webHidden/>
+              </w:rPr>
+              <w:fldChar w:fldCharType="end"/>
+            </w:r>
+          </w:hyperlink>
+        </w:p>
+        <w:p>
+          <w:pPr>
+            <w:pStyle w:val="21"/>
+            <w:tabs>
+              <w:tab w:val="right" w:leader="dot" w:pos="9345"/>
+            </w:tabs>
+            <w:rPr>
+              <w:rFonts w:cstheme="minorBidi"/>
+              <w:noProof/>
+            </w:rPr>
+          </w:pPr>
+          <w:hyperlink w:anchor="_Toc230874060" w:history="1">
+            <w:r>
+              <w:rPr>
+                <w:rStyle w:val="a3"/>
+                <w:rFonts w:ascii="Times New Roman" w:hAnsi="Times New Roman"/>
+                <w:b/>
+                <w:bCs/>
+                <w:noProof/>
+              </w:rPr>
+              <w:t>3.2. Потребности аудитории</w:t>
+            </w:r>
+            <w:r>
+              <w:rPr>
+                <w:noProof/>
+                <w:webHidden/>
+              </w:rPr>
+              <w:tab/>
+            </w:r>
+            <w:r>
+              <w:rPr>
+                <w:noProof/>
+                <w:webHidden/>
+              </w:rPr>
+              <w:fldChar w:fldCharType="begin"/>
+            </w:r>
+            <w:r>
+              <w:rPr>
+                <w:noProof/>
+                <w:webHidden/>
+              </w:rPr>
+              <w:instrText xml:space="preserve"> PAGEREF _Toc230874060 \h </w:instrText>
+            </w:r>
+            <w:r>
+              <w:rPr>
+                <w:noProof/>
+                <w:webHidden/>
+              </w:rPr>
+            </w:r>
+            <w:r>
+              <w:rPr>
+                <w:noProof/>
+                <w:webHidden/>
+              </w:rPr>
+              <w:fldChar w:fldCharType="separate"/>
+            </w:r>
+            <w:r>
+              <w:rPr>
+                <w:noProof/>
+                <w:webHidden/>
+              </w:rPr>
+              <w:t>7</w:t>
+            </w:r>
+            <w:r>
+              <w:rPr>
+                <w:noProof/>
+                <w:webHidden/>
+              </w:rPr>
+              <w:fldChar w:fldCharType="end"/>
+            </w:r>
+          </w:hyperlink>
+        </w:p>
+        <w:p>
+          <w:pPr>
+            <w:pStyle w:val="21"/>
+            <w:tabs>
+              <w:tab w:val="right" w:leader="dot" w:pos="9345"/>
+            </w:tabs>
+            <w:rPr>
+              <w:rFonts w:cstheme="minorBidi"/>
+              <w:noProof/>
+            </w:rPr>
+          </w:pPr>
+          <w:hyperlink w:anchor="_Toc230874061" w:history="1">
+            <w:r>
+              <w:rPr>
+                <w:rStyle w:val="a3"/>
+                <w:rFonts w:ascii="Times New Roman" w:hAnsi="Times New Roman"/>
+                <w:b/>
+                <w:bCs/>
+                <w:noProof/>
+              </w:rPr>
+              <w:t>3.3. Сценарии использования</w:t>
+            </w:r>
+            <w:r>
+              <w:rPr>
+                <w:noProof/>
+                <w:webHidden/>
+              </w:rPr>
+              <w:tab/>
+            </w:r>
+            <w:r>
+              <w:rPr>
+                <w:noProof/>
+                <w:webHidden/>
+              </w:rPr>
+              <w:fldChar w:fldCharType="begin"/>
+            </w:r>
+            <w:r>
+              <w:rPr>
+                <w:noProof/>
+                <w:webHidden/>
+              </w:rPr>
+              <w:instrText xml:space="preserve"> PAGEREF _Toc230874061 \h </w:instrText>
+            </w:r>
+            <w:r>
+              <w:rPr>
+                <w:noProof/>
+                <w:webHidden/>
+              </w:rPr>
+            </w:r>
+            <w:r>
+              <w:rPr>
+                <w:noProof/>
+                <w:webHidden/>
+              </w:rPr>
+              <w:fldChar w:fldCharType="separate"/>
+            </w:r>
+            <w:r>
+              <w:rPr>
+                <w:noProof/>
+                <w:webHidden/>
+              </w:rPr>
+              <w:t>7</w:t>
             </w:r>
             <w:r>
               <w:rPr>
@@ -1461,7 +1407,7 @@
               <w:noProof/>
             </w:rPr>
           </w:pPr>
-          <w:hyperlink w:anchor="_Toc230866826" w:history="1">
+          <w:hyperlink w:anchor="_Toc230874062" w:history="1">
             <w:r>
               <w:rPr>
                 <w:rStyle w:val="a3"/>
@@ -1470,7 +1416,7 @@
                 <w:bCs/>
                 <w:noProof/>
               </w:rPr>
-              <w:t>2. КОМАНДА</w:t>
+              <w:t>5. АНАЛИЗ АНАЛОГОВ</w:t>
             </w:r>
             <w:r>
               <w:rPr>
@@ -1491,7 +1437,7 @@
                 <w:noProof/>
                 <w:webHidden/>
               </w:rPr>
-              <w:instrText xml:space="preserve"> PAGEREF _Toc230866826 \h </w:instrText>
+              <w:instrText xml:space="preserve"> PAGEREF _Toc230874062 \h </w:instrText>
             </w:r>
             <w:r>
               <w:rPr>
@@ -1511,7 +1457,223 @@
                 <w:noProof/>
                 <w:webHidden/>
               </w:rPr>
-              <w:t>6</w:t>
+              <w:t>8</w:t>
+            </w:r>
+            <w:r>
+              <w:rPr>
+                <w:noProof/>
+                <w:webHidden/>
+              </w:rPr>
+              <w:fldChar w:fldCharType="end"/>
+            </w:r>
+          </w:hyperlink>
+        </w:p>
+        <w:p>
+          <w:pPr>
+            <w:pStyle w:val="21"/>
+            <w:tabs>
+              <w:tab w:val="right" w:leader="dot" w:pos="9345"/>
+            </w:tabs>
+            <w:rPr>
+              <w:rFonts w:cstheme="minorBidi"/>
+              <w:noProof/>
+            </w:rPr>
+          </w:pPr>
+          <w:hyperlink w:anchor="_Toc230874063" w:history="1">
+            <w:r>
+              <w:rPr>
+                <w:rStyle w:val="a3"/>
+                <w:rFonts w:ascii="Times New Roman" w:hAnsi="Times New Roman"/>
+                <w:b/>
+                <w:bCs/>
+                <w:noProof/>
+              </w:rPr>
+              <w:t>5.1. Существующие решения</w:t>
+            </w:r>
+            <w:r>
+              <w:rPr>
+                <w:noProof/>
+                <w:webHidden/>
+              </w:rPr>
+              <w:tab/>
+            </w:r>
+            <w:r>
+              <w:rPr>
+                <w:noProof/>
+                <w:webHidden/>
+              </w:rPr>
+              <w:fldChar w:fldCharType="begin"/>
+            </w:r>
+            <w:r>
+              <w:rPr>
+                <w:noProof/>
+                <w:webHidden/>
+              </w:rPr>
+              <w:instrText xml:space="preserve"> PAGEREF _Toc230874063 \h </w:instrText>
+            </w:r>
+            <w:r>
+              <w:rPr>
+                <w:noProof/>
+                <w:webHidden/>
+              </w:rPr>
+            </w:r>
+            <w:r>
+              <w:rPr>
+                <w:noProof/>
+                <w:webHidden/>
+              </w:rPr>
+              <w:fldChar w:fldCharType="separate"/>
+            </w:r>
+            <w:r>
+              <w:rPr>
+                <w:noProof/>
+                <w:webHidden/>
+              </w:rPr>
+              <w:t>8</w:t>
+            </w:r>
+            <w:r>
+              <w:rPr>
+                <w:noProof/>
+                <w:webHidden/>
+              </w:rPr>
+              <w:fldChar w:fldCharType="end"/>
+            </w:r>
+          </w:hyperlink>
+        </w:p>
+        <w:p>
+          <w:pPr>
+            <w:pStyle w:val="21"/>
+            <w:tabs>
+              <w:tab w:val="right" w:leader="dot" w:pos="9345"/>
+            </w:tabs>
+            <w:rPr>
+              <w:rFonts w:cstheme="minorBidi"/>
+              <w:noProof/>
+            </w:rPr>
+          </w:pPr>
+          <w:hyperlink w:anchor="_Toc230874064" w:history="1">
+            <w:r>
+              <w:rPr>
+                <w:rStyle w:val="a3"/>
+                <w:rFonts w:ascii="Times New Roman" w:hAnsi="Times New Roman"/>
+                <w:b/>
+                <w:bCs/>
+                <w:noProof/>
+              </w:rPr>
+              <w:t>5.2. Конкурентные преимущества ZenQuotesApp</w:t>
+            </w:r>
+            <w:r>
+              <w:rPr>
+                <w:noProof/>
+                <w:webHidden/>
+              </w:rPr>
+              <w:tab/>
+            </w:r>
+            <w:r>
+              <w:rPr>
+                <w:noProof/>
+                <w:webHidden/>
+              </w:rPr>
+              <w:fldChar w:fldCharType="begin"/>
+            </w:r>
+            <w:r>
+              <w:rPr>
+                <w:noProof/>
+                <w:webHidden/>
+              </w:rPr>
+              <w:instrText xml:space="preserve"> PAGEREF _Toc230874064 \h </w:instrText>
+            </w:r>
+            <w:r>
+              <w:rPr>
+                <w:noProof/>
+                <w:webHidden/>
+              </w:rPr>
+            </w:r>
+            <w:r>
+              <w:rPr>
+                <w:noProof/>
+                <w:webHidden/>
+              </w:rPr>
+              <w:fldChar w:fldCharType="separate"/>
+            </w:r>
+            <w:r>
+              <w:rPr>
+                <w:noProof/>
+                <w:webHidden/>
+              </w:rPr>
+              <w:t>9</w:t>
+            </w:r>
+            <w:r>
+              <w:rPr>
+                <w:noProof/>
+                <w:webHidden/>
+              </w:rPr>
+              <w:fldChar w:fldCharType="end"/>
+            </w:r>
+          </w:hyperlink>
+        </w:p>
+        <w:p>
+          <w:pPr>
+            <w:pStyle w:val="21"/>
+            <w:tabs>
+              <w:tab w:val="right" w:leader="dot" w:pos="9345"/>
+            </w:tabs>
+            <w:rPr>
+              <w:rFonts w:cstheme="minorBidi"/>
+              <w:noProof/>
+            </w:rPr>
+          </w:pPr>
+          <w:hyperlink w:anchor="_Toc230874065" w:history="1">
+            <w:r>
+              <w:rPr>
+                <w:rStyle w:val="a3"/>
+                <w:rFonts w:ascii="Times New Roman" w:hAnsi="Times New Roman"/>
+                <w:b/>
+                <w:bCs/>
+                <w:noProof/>
+              </w:rPr>
+              <w:t>5.3. Уникальные особенности</w:t>
+            </w:r>
+            <w:r>
+              <w:rPr>
+                <w:noProof/>
+                <w:webHidden/>
+              </w:rPr>
+              <w:tab/>
+            </w:r>
+            <w:r>
+              <w:rPr>
+                <w:noProof/>
+                <w:webHidden/>
+              </w:rPr>
+              <w:fldChar w:fldCharType="begin"/>
+            </w:r>
+            <w:r>
+              <w:rPr>
+                <w:noProof/>
+                <w:webHidden/>
+              </w:rPr>
+              <w:instrText xml:space="preserve"> PAGEREF _Toc230874065 \h </w:instrText>
+            </w:r>
+            <w:r>
+              <w:rPr>
+                <w:noProof/>
+                <w:webHidden/>
+              </w:rPr>
+            </w:r>
+            <w:r>
+              <w:rPr>
+                <w:noProof/>
+                <w:webHidden/>
+              </w:rPr>
+              <w:fldChar w:fldCharType="separate"/>
+            </w:r>
+            <w:r>
+              <w:rPr>
+                <w:noProof/>
+                <w:webHidden/>
+              </w:rPr>
+              <w:t>9</w:t>
             </w:r>
             <w:r>
               <w:rPr>
@@ -1533,7 +1695,7 @@
               <w:noProof/>
             </w:rPr>
           </w:pPr>
-          <w:hyperlink w:anchor="_Toc230866827" w:history="1">
+          <w:hyperlink w:anchor="_Toc230874066" w:history="1">
             <w:r>
               <w:rPr>
                 <w:rStyle w:val="a3"/>
@@ -1542,7 +1704,7 @@
                 <w:bCs/>
                 <w:noProof/>
               </w:rPr>
-              <w:t>3. ЦЕЛЕВАЯ АУДИТОРИЯ</w:t>
+              <w:t>6. ПРОЦЕСС РАЗРАБОТКИ</w:t>
             </w:r>
             <w:r>
               <w:rPr>
@@ -1563,7 +1725,7 @@
                 <w:noProof/>
                 <w:webHidden/>
               </w:rPr>
-              <w:instrText xml:space="preserve"> PAGEREF _Toc230866827 \h </w:instrText>
+              <w:instrText xml:space="preserve"> PAGEREF _Toc230874066 \h </w:instrText>
             </w:r>
             <w:r>
               <w:rPr>
@@ -1583,7 +1745,7 @@
                 <w:noProof/>
                 <w:webHidden/>
               </w:rPr>
-              <w:t>7</w:t>
+              <w:t>10</w:t>
             </w:r>
             <w:r>
               <w:rPr>
@@ -1605,7 +1767,7 @@
               <w:noProof/>
             </w:rPr>
           </w:pPr>
-          <w:hyperlink w:anchor="_Toc230866828" w:history="1">
+          <w:hyperlink w:anchor="_Toc230874067" w:history="1">
             <w:r>
               <w:rPr>
                 <w:rStyle w:val="a3"/>
@@ -1614,7 +1776,7 @@
                 <w:bCs/>
                 <w:noProof/>
               </w:rPr>
-              <w:t>3.1. Основные группы пользователей</w:t>
+              <w:t>6.1. Архитектура приложения</w:t>
             </w:r>
             <w:r>
               <w:rPr>
@@ -1635,7 +1797,7 @@
                 <w:noProof/>
                 <w:webHidden/>
               </w:rPr>
-              <w:instrText xml:space="preserve"> PAGEREF _Toc230866828 \h </w:instrText>
+              <w:instrText xml:space="preserve"> PAGEREF _Toc230874067 \h </w:instrText>
             </w:r>
             <w:r>
               <w:rPr>
@@ -1655,7 +1817,7 @@
                 <w:noProof/>
                 <w:webHidden/>
               </w:rPr>
-              <w:t>7</w:t>
+              <w:t>10</w:t>
             </w:r>
             <w:r>
               <w:rPr>
@@ -1677,7 +1839,7 @@
               <w:noProof/>
             </w:rPr>
           </w:pPr>
-          <w:hyperlink w:anchor="_Toc230866829" w:history="1">
+          <w:hyperlink w:anchor="_Toc230874068" w:history="1">
             <w:r>
               <w:rPr>
                 <w:rStyle w:val="a3"/>
@@ -1686,7 +1848,7 @@
                 <w:bCs/>
                 <w:noProof/>
               </w:rPr>
-              <w:t>3.2. Потребности аудитории</w:t>
+              <w:t>6.2. Основные компоненты</w:t>
             </w:r>
             <w:r>
               <w:rPr>
@@ -1707,7 +1869,7 @@
                 <w:noProof/>
                 <w:webHidden/>
               </w:rPr>
-              <w:instrText xml:space="preserve"> PAGEREF _Toc230866829 \h </w:instrText>
+              <w:instrText xml:space="preserve"> PAGEREF _Toc230874068 \h </w:instrText>
             </w:r>
             <w:r>
               <w:rPr>
@@ -1727,7 +1889,7 @@
                 <w:noProof/>
                 <w:webHidden/>
               </w:rPr>
-              <w:t>7</w:t>
+              <w:t>10</w:t>
             </w:r>
             <w:r>
               <w:rPr>
@@ -1749,7 +1911,7 @@
               <w:noProof/>
             </w:rPr>
           </w:pPr>
-          <w:hyperlink w:anchor="_Toc230866830" w:history="1">
+          <w:hyperlink w:anchor="_Toc230874069" w:history="1">
             <w:r>
               <w:rPr>
                 <w:rStyle w:val="a3"/>
@@ -1758,7 +1920,7 @@
                 <w:bCs/>
                 <w:noProof/>
               </w:rPr>
-              <w:t>3.3. Сценарии использования</w:t>
+              <w:t>6.3. Этапы разработки</w:t>
             </w:r>
             <w:r>
               <w:rPr>
@@ -1779,7 +1941,7 @@
                 <w:noProof/>
                 <w:webHidden/>
               </w:rPr>
-              <w:instrText xml:space="preserve"> PAGEREF _Toc230866830 \h </w:instrText>
+              <w:instrText xml:space="preserve"> PAGEREF _Toc230874069 \h </w:instrText>
             </w:r>
             <w:r>
               <w:rPr>
@@ -1799,7 +1961,151 @@
                 <w:noProof/>
                 <w:webHidden/>
               </w:rPr>
-              <w:t>7</w:t>
+              <w:t>11</w:t>
+            </w:r>
+            <w:r>
+              <w:rPr>
+                <w:noProof/>
+                <w:webHidden/>
+              </w:rPr>
+              <w:fldChar w:fldCharType="end"/>
+            </w:r>
+          </w:hyperlink>
+        </w:p>
+        <w:p>
+          <w:pPr>
+            <w:pStyle w:val="21"/>
+            <w:tabs>
+              <w:tab w:val="right" w:leader="dot" w:pos="9345"/>
+            </w:tabs>
+            <w:rPr>
+              <w:rFonts w:cstheme="minorBidi"/>
+              <w:noProof/>
+            </w:rPr>
+          </w:pPr>
+          <w:hyperlink w:anchor="_Toc230874070" w:history="1">
+            <w:r>
+              <w:rPr>
+                <w:rStyle w:val="a3"/>
+                <w:rFonts w:ascii="Times New Roman" w:hAnsi="Times New Roman"/>
+                <w:b/>
+                <w:bCs/>
+                <w:noProof/>
+              </w:rPr>
+              <w:t>6.4. Обработка ошибок</w:t>
+            </w:r>
+            <w:r>
+              <w:rPr>
+                <w:noProof/>
+                <w:webHidden/>
+              </w:rPr>
+              <w:tab/>
+            </w:r>
+            <w:r>
+              <w:rPr>
+                <w:noProof/>
+                <w:webHidden/>
+              </w:rPr>
+              <w:fldChar w:fldCharType="begin"/>
+            </w:r>
+            <w:r>
+              <w:rPr>
+                <w:noProof/>
+                <w:webHidden/>
+              </w:rPr>
+              <w:instrText xml:space="preserve"> PAGEREF _Toc230874070 \h </w:instrText>
+            </w:r>
+            <w:r>
+              <w:rPr>
+                <w:noProof/>
+                <w:webHidden/>
+              </w:rPr>
+            </w:r>
+            <w:r>
+              <w:rPr>
+                <w:noProof/>
+                <w:webHidden/>
+              </w:rPr>
+              <w:fldChar w:fldCharType="separate"/>
+            </w:r>
+            <w:r>
+              <w:rPr>
+                <w:noProof/>
+                <w:webHidden/>
+              </w:rPr>
+              <w:t>11</w:t>
+            </w:r>
+            <w:r>
+              <w:rPr>
+                <w:noProof/>
+                <w:webHidden/>
+              </w:rPr>
+              <w:fldChar w:fldCharType="end"/>
+            </w:r>
+          </w:hyperlink>
+        </w:p>
+        <w:p>
+          <w:pPr>
+            <w:pStyle w:val="21"/>
+            <w:tabs>
+              <w:tab w:val="right" w:leader="dot" w:pos="9345"/>
+            </w:tabs>
+            <w:rPr>
+              <w:rFonts w:cstheme="minorBidi"/>
+              <w:noProof/>
+            </w:rPr>
+          </w:pPr>
+          <w:hyperlink w:anchor="_Toc230874071" w:history="1">
+            <w:r>
+              <w:rPr>
+                <w:rStyle w:val="a3"/>
+                <w:rFonts w:ascii="Times New Roman" w:hAnsi="Times New Roman"/>
+                <w:b/>
+                <w:bCs/>
+                <w:noProof/>
+              </w:rPr>
+              <w:t>6.5. Оптимизации</w:t>
+            </w:r>
+            <w:r>
+              <w:rPr>
+                <w:noProof/>
+                <w:webHidden/>
+              </w:rPr>
+              <w:tab/>
+            </w:r>
+            <w:r>
+              <w:rPr>
+                <w:noProof/>
+                <w:webHidden/>
+              </w:rPr>
+              <w:fldChar w:fldCharType="begin"/>
+            </w:r>
+            <w:r>
+              <w:rPr>
+                <w:noProof/>
+                <w:webHidden/>
+              </w:rPr>
+              <w:instrText xml:space="preserve"> PAGEREF _Toc230874071 \h </w:instrText>
+            </w:r>
+            <w:r>
+              <w:rPr>
+                <w:noProof/>
+                <w:webHidden/>
+              </w:rPr>
+            </w:r>
+            <w:r>
+              <w:rPr>
+                <w:noProof/>
+                <w:webHidden/>
+              </w:rPr>
+              <w:fldChar w:fldCharType="separate"/>
+            </w:r>
+            <w:r>
+              <w:rPr>
+                <w:noProof/>
+                <w:webHidden/>
+              </w:rPr>
+              <w:t>12</w:t>
             </w:r>
             <w:r>
               <w:rPr>
@@ -1821,7 +2127,7 @@
               <w:noProof/>
             </w:rPr>
           </w:pPr>
-          <w:hyperlink w:anchor="_Toc230866831" w:history="1">
+          <w:hyperlink w:anchor="_Toc230874072" w:history="1">
             <w:r>
               <w:rPr>
                 <w:rStyle w:val="a3"/>
@@ -1829,8 +2135,9 @@
                 <w:b/>
                 <w:bCs/>
                 <w:noProof/>
-              </w:rPr>
-              <w:t>5. АНАЛИЗ АНАЛОГОВ</w:t>
+                <w:lang w:val="en-US"/>
+              </w:rPr>
+              <w:t>7. MVP (MINIMUM VIABLE PRODUCT)</w:t>
             </w:r>
             <w:r>
               <w:rPr>
@@ -1851,7 +2158,7 @@
                 <w:noProof/>
                 <w:webHidden/>
               </w:rPr>
-              <w:instrText xml:space="preserve"> PAGEREF _Toc230866831 \h </w:instrText>
+              <w:instrText xml:space="preserve"> PAGEREF _Toc230874072 \h </w:instrText>
             </w:r>
             <w:r>
               <w:rPr>
@@ -1871,7 +2178,7 @@
                 <w:noProof/>
                 <w:webHidden/>
               </w:rPr>
-              <w:t>8</w:t>
+              <w:t>13</w:t>
             </w:r>
             <w:r>
               <w:rPr>
@@ -1893,7 +2200,7 @@
               <w:noProof/>
             </w:rPr>
           </w:pPr>
-          <w:hyperlink w:anchor="_Toc230866832" w:history="1">
+          <w:hyperlink w:anchor="_Toc230874073" w:history="1">
             <w:r>
               <w:rPr>
                 <w:rStyle w:val="a3"/>
@@ -1901,8 +2208,30 @@
                 <w:b/>
                 <w:bCs/>
                 <w:noProof/>
-              </w:rPr>
-              <w:t>5.1. Существующие решения</w:t>
+                <w:lang w:val="en-US"/>
+              </w:rPr>
+              <w:t xml:space="preserve">7.1. </w:t>
+            </w:r>
+            <w:r>
+              <w:rPr>
+                <w:rStyle w:val="a3"/>
+                <w:rFonts w:ascii="Times New Roman" w:hAnsi="Times New Roman"/>
+                <w:b/>
+                <w:bCs/>
+                <w:noProof/>
+              </w:rPr>
+              <w:t>Определение</w:t>
+            </w:r>
+            <w:r>
+              <w:rPr>
+                <w:rStyle w:val="a3"/>
+                <w:rFonts w:ascii="Times New Roman" w:hAnsi="Times New Roman"/>
+                <w:b/>
+                <w:bCs/>
+                <w:noProof/>
+                <w:lang w:val="en-US"/>
+              </w:rPr>
+              <w:t xml:space="preserve"> MVP</w:t>
             </w:r>
             <w:r>
               <w:rPr>
@@ -1923,7 +2252,7 @@
                 <w:noProof/>
                 <w:webHidden/>
               </w:rPr>
-              <w:instrText xml:space="preserve"> PAGEREF _Toc230866832 \h </w:instrText>
+              <w:instrText xml:space="preserve"> PAGEREF _Toc230874073 \h </w:instrText>
             </w:r>
             <w:r>
               <w:rPr>
@@ -1943,7 +2272,7 @@
                 <w:noProof/>
                 <w:webHidden/>
               </w:rPr>
-              <w:t>8</w:t>
+              <w:t>13</w:t>
             </w:r>
             <w:r>
               <w:rPr>
@@ -1965,7 +2294,7 @@
               <w:noProof/>
             </w:rPr>
           </w:pPr>
-          <w:hyperlink w:anchor="_Toc230866833" w:history="1">
+          <w:hyperlink w:anchor="_Toc230874074" w:history="1">
             <w:r>
               <w:rPr>
                 <w:rStyle w:val="a3"/>
@@ -1974,7 +2303,7 @@
                 <w:bCs/>
                 <w:noProof/>
               </w:rPr>
-              <w:t>5.2. Конкурентные преимущества ZenQuotesApp</w:t>
+              <w:t>7.2. Функции MVP</w:t>
             </w:r>
             <w:r>
               <w:rPr>
@@ -1995,7 +2324,7 @@
                 <w:noProof/>
                 <w:webHidden/>
               </w:rPr>
-              <w:instrText xml:space="preserve"> PAGEREF _Toc230866833 \h </w:instrText>
+              <w:instrText xml:space="preserve"> PAGEREF _Toc230874074 \h </w:instrText>
             </w:r>
             <w:r>
               <w:rPr>
@@ -2015,7 +2344,7 @@
                 <w:noProof/>
                 <w:webHidden/>
               </w:rPr>
-              <w:t>9</w:t>
+              <w:t>13</w:t>
             </w:r>
             <w:r>
               <w:rPr>
@@ -2037,7 +2366,7 @@
               <w:noProof/>
             </w:rPr>
           </w:pPr>
-          <w:hyperlink w:anchor="_Toc230866834" w:history="1">
+          <w:hyperlink w:anchor="_Toc230874075" w:history="1">
             <w:r>
               <w:rPr>
                 <w:rStyle w:val="a3"/>
@@ -2046,7 +2375,7 @@
                 <w:bCs/>
                 <w:noProof/>
               </w:rPr>
-              <w:t>5.3. Уникальные особенности</w:t>
+              <w:t>7.3. Функции пост-MVP (реализовано)</w:t>
             </w:r>
             <w:r>
               <w:rPr>
@@ -2067,7 +2396,7 @@
                 <w:noProof/>
                 <w:webHidden/>
               </w:rPr>
-              <w:instrText xml:space="preserve"> PAGEREF _Toc230866834 \h </w:instrText>
+              <w:instrText xml:space="preserve"> PAGEREF _Toc230874075 \h </w:instrText>
             </w:r>
             <w:r>
               <w:rPr>
@@ -2087,7 +2416,151 @@
                 <w:noProof/>
                 <w:webHidden/>
               </w:rPr>
-              <w:t>9</w:t>
+              <w:t>13</w:t>
+            </w:r>
+            <w:r>
+              <w:rPr>
+                <w:noProof/>
+                <w:webHidden/>
+              </w:rPr>
+              <w:fldChar w:fldCharType="end"/>
+            </w:r>
+          </w:hyperlink>
+        </w:p>
+        <w:p>
+          <w:pPr>
+            <w:pStyle w:val="21"/>
+            <w:tabs>
+              <w:tab w:val="right" w:leader="dot" w:pos="9345"/>
+            </w:tabs>
+            <w:rPr>
+              <w:rFonts w:cstheme="minorBidi"/>
+              <w:noProof/>
+            </w:rPr>
+          </w:pPr>
+          <w:hyperlink w:anchor="_Toc230874076" w:history="1">
+            <w:r>
+              <w:rPr>
+                <w:rStyle w:val="a3"/>
+                <w:rFonts w:ascii="Times New Roman" w:hAnsi="Times New Roman"/>
+                <w:b/>
+                <w:bCs/>
+                <w:noProof/>
+              </w:rPr>
+              <w:t>7.4. Критерии успеха MVP</w:t>
+            </w:r>
+            <w:r>
+              <w:rPr>
+                <w:noProof/>
+                <w:webHidden/>
+              </w:rPr>
+              <w:tab/>
+            </w:r>
+            <w:r>
+              <w:rPr>
+                <w:noProof/>
+                <w:webHidden/>
+              </w:rPr>
+              <w:fldChar w:fldCharType="begin"/>
+            </w:r>
+            <w:r>
+              <w:rPr>
+                <w:noProof/>
+                <w:webHidden/>
+              </w:rPr>
+              <w:instrText xml:space="preserve"> PAGEREF _Toc230874076 \h </w:instrText>
+            </w:r>
+            <w:r>
+              <w:rPr>
+                <w:noProof/>
+                <w:webHidden/>
+              </w:rPr>
+            </w:r>
+            <w:r>
+              <w:rPr>
+                <w:noProof/>
+                <w:webHidden/>
+              </w:rPr>
+              <w:fldChar w:fldCharType="separate"/>
+            </w:r>
+            <w:r>
+              <w:rPr>
+                <w:noProof/>
+                <w:webHidden/>
+              </w:rPr>
+              <w:t>13</w:t>
+            </w:r>
+            <w:r>
+              <w:rPr>
+                <w:noProof/>
+                <w:webHidden/>
+              </w:rPr>
+              <w:fldChar w:fldCharType="end"/>
+            </w:r>
+          </w:hyperlink>
+        </w:p>
+        <w:p>
+          <w:pPr>
+            <w:pStyle w:val="21"/>
+            <w:tabs>
+              <w:tab w:val="right" w:leader="dot" w:pos="9345"/>
+            </w:tabs>
+            <w:rPr>
+              <w:rFonts w:cstheme="minorBidi"/>
+              <w:noProof/>
+            </w:rPr>
+          </w:pPr>
+          <w:hyperlink w:anchor="_Toc230874077" w:history="1">
+            <w:r>
+              <w:rPr>
+                <w:rStyle w:val="a3"/>
+                <w:rFonts w:ascii="Times New Roman" w:hAnsi="Times New Roman"/>
+                <w:b/>
+                <w:bCs/>
+                <w:noProof/>
+              </w:rPr>
+              <w:t>7.5. Критерии эффективности и метрики MVP</w:t>
+            </w:r>
+            <w:r>
+              <w:rPr>
+                <w:noProof/>
+                <w:webHidden/>
+              </w:rPr>
+              <w:tab/>
+            </w:r>
+            <w:r>
+              <w:rPr>
+                <w:noProof/>
+                <w:webHidden/>
+              </w:rPr>
+              <w:fldChar w:fldCharType="begin"/>
+            </w:r>
+            <w:r>
+              <w:rPr>
+                <w:noProof/>
+                <w:webHidden/>
+              </w:rPr>
+              <w:instrText xml:space="preserve"> PAGEREF _Toc230874077 \h </w:instrText>
+            </w:r>
+            <w:r>
+              <w:rPr>
+                <w:noProof/>
+                <w:webHidden/>
+              </w:rPr>
+            </w:r>
+            <w:r>
+              <w:rPr>
+                <w:noProof/>
+                <w:webHidden/>
+              </w:rPr>
+              <w:fldChar w:fldCharType="separate"/>
+            </w:r>
+            <w:r>
+              <w:rPr>
+                <w:noProof/>
+                <w:webHidden/>
+              </w:rPr>
+              <w:t>13</w:t>
             </w:r>
             <w:r>
               <w:rPr>
@@ -2109,7 +2582,7 @@
               <w:noProof/>
             </w:rPr>
           </w:pPr>
-          <w:hyperlink w:anchor="_Toc230866835" w:history="1">
+          <w:hyperlink w:anchor="_Toc230874078" w:history="1">
             <w:r>
               <w:rPr>
                 <w:rStyle w:val="a3"/>
@@ -2118,7 +2591,7 @@
                 <w:bCs/>
                 <w:noProof/>
               </w:rPr>
-              <w:t>6. ПРОЦЕСС РАЗРАБОТКИ</w:t>
+              <w:t>8. ПРИМЕР ИСПОЛЬЗОВАНИЯ</w:t>
             </w:r>
             <w:r>
               <w:rPr>
@@ -2139,7 +2612,7 @@
                 <w:noProof/>
                 <w:webHidden/>
               </w:rPr>
-              <w:instrText xml:space="preserve"> PAGEREF _Toc230866835 \h </w:instrText>
+              <w:instrText xml:space="preserve"> PAGEREF _Toc230874078 \h </w:instrText>
             </w:r>
             <w:r>
               <w:rPr>
@@ -2159,7 +2632,7 @@
                 <w:noProof/>
                 <w:webHidden/>
               </w:rPr>
-              <w:t>10</w:t>
+              <w:t>14</w:t>
             </w:r>
             <w:r>
               <w:rPr>
@@ -2181,7 +2654,7 @@
               <w:noProof/>
             </w:rPr>
           </w:pPr>
-          <w:hyperlink w:anchor="_Toc230866836" w:history="1">
+          <w:hyperlink w:anchor="_Toc230874079" w:history="1">
             <w:r>
               <w:rPr>
                 <w:rStyle w:val="a3"/>
@@ -2190,7 +2663,7 @@
                 <w:bCs/>
                 <w:noProof/>
               </w:rPr>
-              <w:t>6.1. Архитектура приложения</w:t>
+              <w:t>8.1. Установка и запуск</w:t>
             </w:r>
             <w:r>
               <w:rPr>
@@ -2211,7 +2684,7 @@
                 <w:noProof/>
                 <w:webHidden/>
               </w:rPr>
-              <w:instrText xml:space="preserve"> PAGEREF _Toc230866836 \h </w:instrText>
+              <w:instrText xml:space="preserve"> PAGEREF _Toc230874079 \h </w:instrText>
             </w:r>
             <w:r>
               <w:rPr>
@@ -2231,7 +2704,7 @@
                 <w:noProof/>
                 <w:webHidden/>
               </w:rPr>
-              <w:t>10</w:t>
+              <w:t>14</w:t>
             </w:r>
             <w:r>
               <w:rPr>
@@ -2253,7 +2726,7 @@
               <w:noProof/>
             </w:rPr>
           </w:pPr>
-          <w:hyperlink w:anchor="_Toc230866837" w:history="1">
+          <w:hyperlink w:anchor="_Toc230874080" w:history="1">
             <w:r>
               <w:rPr>
                 <w:rStyle w:val="a3"/>
@@ -2262,7 +2735,7 @@
                 <w:bCs/>
                 <w:noProof/>
               </w:rPr>
-              <w:t>6.2. Основные компоненты</w:t>
+              <w:t>8.2. Сценарий 1: Первый запуск</w:t>
             </w:r>
             <w:r>
               <w:rPr>
@@ -2283,7 +2756,7 @@
                 <w:noProof/>
                 <w:webHidden/>
               </w:rPr>
-              <w:instrText xml:space="preserve"> PAGEREF _Toc230866837 \h </w:instrText>
+              <w:instrText xml:space="preserve"> PAGEREF _Toc230874080 \h </w:instrText>
             </w:r>
             <w:r>
               <w:rPr>
@@ -2303,7 +2776,7 @@
                 <w:noProof/>
                 <w:webHidden/>
               </w:rPr>
-              <w:t>10</w:t>
+              <w:t>14</w:t>
             </w:r>
             <w:r>
               <w:rPr>
@@ -2325,7 +2798,7 @@
               <w:noProof/>
             </w:rPr>
           </w:pPr>
-          <w:hyperlink w:anchor="_Toc230866838" w:history="1">
+          <w:hyperlink w:anchor="_Toc230874081" w:history="1">
             <w:r>
               <w:rPr>
                 <w:rStyle w:val="a3"/>
@@ -2334,7 +2807,7 @@
                 <w:bCs/>
                 <w:noProof/>
               </w:rPr>
-              <w:t>6.3. Этапы разработки</w:t>
+              <w:t>8.3. Сценарий 2: Просмотр случайной цитаты</w:t>
             </w:r>
             <w:r>
               <w:rPr>
@@ -2355,7 +2828,7 @@
                 <w:noProof/>
                 <w:webHidden/>
               </w:rPr>
-              <w:instrText xml:space="preserve"> PAGEREF _Toc230866838 \h </w:instrText>
+              <w:instrText xml:space="preserve"> PAGEREF _Toc230874081 \h </w:instrText>
             </w:r>
             <w:r>
               <w:rPr>
@@ -2375,7 +2848,7 @@
                 <w:noProof/>
                 <w:webHidden/>
               </w:rPr>
-              <w:t>11</w:t>
+              <w:t>14</w:t>
             </w:r>
             <w:r>
               <w:rPr>
@@ -2397,7 +2870,7 @@
               <w:noProof/>
             </w:rPr>
           </w:pPr>
-          <w:hyperlink w:anchor="_Toc230866839" w:history="1">
+          <w:hyperlink w:anchor="_Toc230874082" w:history="1">
             <w:r>
               <w:rPr>
                 <w:rStyle w:val="a3"/>
@@ -2406,7 +2879,7 @@
                 <w:bCs/>
                 <w:noProof/>
               </w:rPr>
-              <w:t>6.4. Обработка ошибок</w:t>
+              <w:t>8.4. Сценарий 3: Поиск по ключевому слову</w:t>
             </w:r>
             <w:r>
               <w:rPr>
@@ -2427,7 +2900,7 @@
                 <w:noProof/>
                 <w:webHidden/>
               </w:rPr>
-              <w:instrText xml:space="preserve"> PAGEREF _Toc230866839 \h </w:instrText>
+              <w:instrText xml:space="preserve"> PAGEREF _Toc230874082 \h </w:instrText>
             </w:r>
             <w:r>
               <w:rPr>
@@ -2447,7 +2920,7 @@
                 <w:noProof/>
                 <w:webHidden/>
               </w:rPr>
-              <w:t>11</w:t>
+              <w:t>15</w:t>
             </w:r>
             <w:r>
               <w:rPr>
@@ -2469,7 +2942,7 @@
               <w:noProof/>
             </w:rPr>
           </w:pPr>
-          <w:hyperlink w:anchor="_Toc230866840" w:history="1">
+          <w:hyperlink w:anchor="_Toc230874083" w:history="1">
             <w:r>
               <w:rPr>
                 <w:rStyle w:val="a3"/>
@@ -2478,7 +2951,7 @@
                 <w:bCs/>
                 <w:noProof/>
               </w:rPr>
-              <w:t>6.5. Оптимизации</w:t>
+              <w:t>8.5. Сценарий 4: Игра "Угадай автора"</w:t>
             </w:r>
             <w:r>
               <w:rPr>
@@ -2499,7 +2972,7 @@
                 <w:noProof/>
                 <w:webHidden/>
               </w:rPr>
-              <w:instrText xml:space="preserve"> PAGEREF _Toc230866840 \h </w:instrText>
+              <w:instrText xml:space="preserve"> PAGEREF _Toc230874083 \h </w:instrText>
             </w:r>
             <w:r>
               <w:rPr>
@@ -2519,7 +2992,223 @@
                 <w:noProof/>
                 <w:webHidden/>
               </w:rPr>
-              <w:t>12</w:t>
+              <w:t>16</w:t>
+            </w:r>
+            <w:r>
+              <w:rPr>
+                <w:noProof/>
+                <w:webHidden/>
+              </w:rPr>
+              <w:fldChar w:fldCharType="end"/>
+            </w:r>
+          </w:hyperlink>
+        </w:p>
+        <w:p>
+          <w:pPr>
+            <w:pStyle w:val="21"/>
+            <w:tabs>
+              <w:tab w:val="right" w:leader="dot" w:pos="9345"/>
+            </w:tabs>
+            <w:rPr>
+              <w:rFonts w:cstheme="minorBidi"/>
+              <w:noProof/>
+            </w:rPr>
+          </w:pPr>
+          <w:hyperlink w:anchor="_Toc230874084" w:history="1">
+            <w:r>
+              <w:rPr>
+                <w:rStyle w:val="a3"/>
+                <w:rFonts w:ascii="Times New Roman" w:hAnsi="Times New Roman"/>
+                <w:b/>
+                <w:bCs/>
+                <w:noProof/>
+              </w:rPr>
+              <w:t>8.6. Сценарий 5: Принудительное обновление</w:t>
+            </w:r>
+            <w:r>
+              <w:rPr>
+                <w:noProof/>
+                <w:webHidden/>
+              </w:rPr>
+              <w:tab/>
+            </w:r>
+            <w:r>
+              <w:rPr>
+                <w:noProof/>
+                <w:webHidden/>
+              </w:rPr>
+              <w:fldChar w:fldCharType="begin"/>
+            </w:r>
+            <w:r>
+              <w:rPr>
+                <w:noProof/>
+                <w:webHidden/>
+              </w:rPr>
+              <w:instrText xml:space="preserve"> PAGEREF _Toc230874084 \h </w:instrText>
+            </w:r>
+            <w:r>
+              <w:rPr>
+                <w:noProof/>
+                <w:webHidden/>
+              </w:rPr>
+            </w:r>
+            <w:r>
+              <w:rPr>
+                <w:noProof/>
+                <w:webHidden/>
+              </w:rPr>
+              <w:fldChar w:fldCharType="separate"/>
+            </w:r>
+            <w:r>
+              <w:rPr>
+                <w:noProof/>
+                <w:webHidden/>
+              </w:rPr>
+              <w:t>16</w:t>
+            </w:r>
+            <w:r>
+              <w:rPr>
+                <w:noProof/>
+                <w:webHidden/>
+              </w:rPr>
+              <w:fldChar w:fldCharType="end"/>
+            </w:r>
+          </w:hyperlink>
+        </w:p>
+        <w:p>
+          <w:pPr>
+            <w:pStyle w:val="21"/>
+            <w:tabs>
+              <w:tab w:val="right" w:leader="dot" w:pos="9345"/>
+            </w:tabs>
+            <w:rPr>
+              <w:rFonts w:cstheme="minorBidi"/>
+              <w:noProof/>
+            </w:rPr>
+          </w:pPr>
+          <w:hyperlink w:anchor="_Toc230874085" w:history="1">
+            <w:r>
+              <w:rPr>
+                <w:rStyle w:val="a3"/>
+                <w:rFonts w:ascii="Times New Roman" w:hAnsi="Times New Roman"/>
+                <w:b/>
+                <w:bCs/>
+                <w:noProof/>
+              </w:rPr>
+              <w:t>8.7. Сценарий 6: Работа без интернета</w:t>
+            </w:r>
+            <w:r>
+              <w:rPr>
+                <w:noProof/>
+                <w:webHidden/>
+              </w:rPr>
+              <w:tab/>
+            </w:r>
+            <w:r>
+              <w:rPr>
+                <w:noProof/>
+                <w:webHidden/>
+              </w:rPr>
+              <w:fldChar w:fldCharType="begin"/>
+            </w:r>
+            <w:r>
+              <w:rPr>
+                <w:noProof/>
+                <w:webHidden/>
+              </w:rPr>
+              <w:instrText xml:space="preserve"> PAGEREF _Toc230874085 \h </w:instrText>
+            </w:r>
+            <w:r>
+              <w:rPr>
+                <w:noProof/>
+                <w:webHidden/>
+              </w:rPr>
+            </w:r>
+            <w:r>
+              <w:rPr>
+                <w:noProof/>
+                <w:webHidden/>
+              </w:rPr>
+              <w:fldChar w:fldCharType="separate"/>
+            </w:r>
+            <w:r>
+              <w:rPr>
+                <w:noProof/>
+                <w:webHidden/>
+              </w:rPr>
+              <w:t>17</w:t>
+            </w:r>
+            <w:r>
+              <w:rPr>
+                <w:noProof/>
+                <w:webHidden/>
+              </w:rPr>
+              <w:fldChar w:fldCharType="end"/>
+            </w:r>
+          </w:hyperlink>
+        </w:p>
+        <w:p>
+          <w:pPr>
+            <w:pStyle w:val="21"/>
+            <w:tabs>
+              <w:tab w:val="right" w:leader="dot" w:pos="9345"/>
+            </w:tabs>
+            <w:rPr>
+              <w:rFonts w:cstheme="minorBidi"/>
+              <w:noProof/>
+            </w:rPr>
+          </w:pPr>
+          <w:hyperlink w:anchor="_Toc230874086" w:history="1">
+            <w:r>
+              <w:rPr>
+                <w:rStyle w:val="a3"/>
+                <w:rFonts w:ascii="Times New Roman" w:hAnsi="Times New Roman"/>
+                <w:b/>
+                <w:bCs/>
+                <w:noProof/>
+              </w:rPr>
+              <w:t>8.8. Структура файла хранилища</w:t>
+            </w:r>
+            <w:r>
+              <w:rPr>
+                <w:noProof/>
+                <w:webHidden/>
+              </w:rPr>
+              <w:tab/>
+            </w:r>
+            <w:r>
+              <w:rPr>
+                <w:noProof/>
+                <w:webHidden/>
+              </w:rPr>
+              <w:fldChar w:fldCharType="begin"/>
+            </w:r>
+            <w:r>
+              <w:rPr>
+                <w:noProof/>
+                <w:webHidden/>
+              </w:rPr>
+              <w:instrText xml:space="preserve"> PAGEREF _Toc230874086 \h </w:instrText>
+            </w:r>
+            <w:r>
+              <w:rPr>
+                <w:noProof/>
+                <w:webHidden/>
+              </w:rPr>
+            </w:r>
+            <w:r>
+              <w:rPr>
+                <w:noProof/>
+                <w:webHidden/>
+              </w:rPr>
+              <w:fldChar w:fldCharType="separate"/>
+            </w:r>
+            <w:r>
+              <w:rPr>
+                <w:noProof/>
+                <w:webHidden/>
+              </w:rPr>
+              <w:t>17</w:t>
             </w:r>
             <w:r>
               <w:rPr>
@@ -2541,7 +3230,7 @@
               <w:noProof/>
             </w:rPr>
           </w:pPr>
-          <w:hyperlink w:anchor="_Toc230866841" w:history="1">
+          <w:hyperlink w:anchor="_Toc230874087" w:history="1">
             <w:r>
               <w:rPr>
                 <w:rStyle w:val="a3"/>
@@ -2549,9 +3238,8 @@
                 <w:b/>
                 <w:bCs/>
                 <w:noProof/>
-                <w:lang w:val="en-US"/>
-              </w:rPr>
-              <w:t>7. MVP (MINIMUM VIABLE PRODUCT)</w:t>
+              </w:rPr>
+              <w:t>9. ЗАКЛЮЧЕНИЕ</w:t>
             </w:r>
             <w:r>
               <w:rPr>
@@ -2572,7 +3260,7 @@
                 <w:noProof/>
                 <w:webHidden/>
               </w:rPr>
-              <w:instrText xml:space="preserve"> PAGEREF _Toc230866841 \h </w:instrText>
+              <w:instrText xml:space="preserve"> PAGEREF _Toc230874087 \h </w:instrText>
             </w:r>
             <w:r>
               <w:rPr>
@@ -2592,7 +3280,7 @@
                 <w:noProof/>
                 <w:webHidden/>
               </w:rPr>
-              <w:t>13</w:t>
+              <w:t>18</w:t>
             </w:r>
             <w:r>
               <w:rPr>
@@ -2614,7 +3302,7 @@
               <w:noProof/>
             </w:rPr>
           </w:pPr>
-          <w:hyperlink w:anchor="_Toc230866842" w:history="1">
+          <w:hyperlink w:anchor="_Toc230874088" w:history="1">
             <w:r>
               <w:rPr>
                 <w:rStyle w:val="a3"/>
@@ -2622,30 +3310,8 @@
                 <w:b/>
                 <w:bCs/>
                 <w:noProof/>
-                <w:lang w:val="en-US"/>
-              </w:rPr>
-              <w:t xml:space="preserve">7.1. </w:t>
-            </w:r>
-            <w:r>
-              <w:rPr>
-                <w:rStyle w:val="a3"/>
-                <w:rFonts w:ascii="Times New Roman" w:hAnsi="Times New Roman"/>
-                <w:b/>
-                <w:bCs/>
-                <w:noProof/>
-              </w:rPr>
-              <w:t>Определение</w:t>
-            </w:r>
-            <w:r>
-              <w:rPr>
-                <w:rStyle w:val="a3"/>
-                <w:rFonts w:ascii="Times New Roman" w:hAnsi="Times New Roman"/>
-                <w:b/>
-                <w:bCs/>
-                <w:noProof/>
-                <w:lang w:val="en-US"/>
-              </w:rPr>
-              <w:t xml:space="preserve"> MVP</w:t>
+              </w:rPr>
+              <w:t>9.1. Итоги разработки</w:t>
             </w:r>
             <w:r>
               <w:rPr>
@@ -2666,7 +3332,7 @@
                 <w:noProof/>
                 <w:webHidden/>
               </w:rPr>
-              <w:instrText xml:space="preserve"> PAGEREF _Toc230866842 \h </w:instrText>
+              <w:instrText xml:space="preserve"> PAGEREF _Toc230874088 \h </w:instrText>
             </w:r>
             <w:r>
               <w:rPr>
@@ -2686,7 +3352,7 @@
                 <w:noProof/>
                 <w:webHidden/>
               </w:rPr>
-              <w:t>13</w:t>
+              <w:t>18</w:t>
             </w:r>
             <w:r>
               <w:rPr>
@@ -2708,7 +3374,7 @@
               <w:noProof/>
             </w:rPr>
           </w:pPr>
-          <w:hyperlink w:anchor="_Toc230866843" w:history="1">
+          <w:hyperlink w:anchor="_Toc230874089" w:history="1">
             <w:r>
               <w:rPr>
                 <w:rStyle w:val="a3"/>
@@ -2717,7 +3383,7 @@
                 <w:bCs/>
                 <w:noProof/>
               </w:rPr>
-              <w:t>7.2. Функции MVP</w:t>
+              <w:t>9.2. Технические особенности проекта</w:t>
             </w:r>
             <w:r>
               <w:rPr>
@@ -2738,7 +3404,7 @@
                 <w:noProof/>
                 <w:webHidden/>
               </w:rPr>
-              <w:instrText xml:space="preserve"> PAGEREF _Toc230866843 \h </w:instrText>
+              <w:instrText xml:space="preserve"> PAGEREF _Toc230874089 \h </w:instrText>
             </w:r>
             <w:r>
               <w:rPr>
@@ -2758,7 +3424,7 @@
                 <w:noProof/>
                 <w:webHidden/>
               </w:rPr>
-              <w:t>13</w:t>
+              <w:t>18</w:t>
             </w:r>
             <w:r>
               <w:rPr>
@@ -2780,7 +3446,7 @@
               <w:noProof/>
             </w:rPr>
           </w:pPr>
-          <w:hyperlink w:anchor="_Toc230866844" w:history="1">
+          <w:hyperlink w:anchor="_Toc230874090" w:history="1">
             <w:r>
               <w:rPr>
                 <w:rStyle w:val="a3"/>
@@ -2789,7 +3455,7 @@
                 <w:bCs/>
                 <w:noProof/>
               </w:rPr>
-              <w:t>7.3. Функции пост-MVP</w:t>
+              <w:t>9.3. Практическая ценность</w:t>
             </w:r>
             <w:r>
               <w:rPr>
@@ -2810,7 +3476,7 @@
                 <w:noProof/>
                 <w:webHidden/>
               </w:rPr>
-              <w:instrText xml:space="preserve"> PAGEREF _Toc230866844 \h </w:instrText>
+              <w:instrText xml:space="preserve"> PAGEREF _Toc230874090 \h </w:instrText>
             </w:r>
             <w:r>
               <w:rPr>
@@ -2830,7 +3496,7 @@
                 <w:noProof/>
                 <w:webHidden/>
               </w:rPr>
-              <w:t>13</w:t>
+              <w:t>18</w:t>
             </w:r>
             <w:r>
               <w:rPr>
@@ -2852,7 +3518,7 @@
               <w:noProof/>
             </w:rPr>
           </w:pPr>
-          <w:hyperlink w:anchor="_Toc230866845" w:history="1">
+          <w:hyperlink w:anchor="_Toc230874091" w:history="1">
             <w:r>
               <w:rPr>
                 <w:rStyle w:val="a3"/>
@@ -2861,7 +3527,7 @@
                 <w:bCs/>
                 <w:noProof/>
               </w:rPr>
-              <w:t>7.4. Критерии успеха MVP</w:t>
+              <w:t>9.4. План дальнейшего развития проекта</w:t>
             </w:r>
             <w:r>
               <w:rPr>
@@ -2882,7 +3548,7 @@
                 <w:noProof/>
                 <w:webHidden/>
               </w:rPr>
-              <w:instrText xml:space="preserve"> PAGEREF _Toc230866845 \h </w:instrText>
+              <w:instrText xml:space="preserve"> PAGEREF _Toc230874091 \h </w:instrText>
             </w:r>
             <w:r>
               <w:rPr>
@@ -2902,1087 +3568,7 @@
                 <w:noProof/>
                 <w:webHidden/>
               </w:rPr>
-              <w:t>13</w:t>
-            </w:r>
-            <w:r>
-              <w:rPr>
-                <w:noProof/>
-                <w:webHidden/>
-              </w:rPr>
-              <w:fldChar w:fldCharType="end"/>
-            </w:r>
-          </w:hyperlink>
-        </w:p>
-        <w:p>
-          <w:pPr>
-            <w:pStyle w:val="21"/>
-            <w:tabs>
-              <w:tab w:val="right" w:leader="dot" w:pos="9345"/>
-            </w:tabs>
-            <w:rPr>
-              <w:rFonts w:cstheme="minorBidi"/>
-              <w:noProof/>
-            </w:rPr>
-          </w:pPr>
-          <w:hyperlink w:anchor="_Toc230866846" w:history="1">
-            <w:r>
-              <w:rPr>
-                <w:rStyle w:val="a3"/>
-                <w:rFonts w:ascii="Times New Roman" w:hAnsi="Times New Roman"/>
-                <w:b/>
-                <w:bCs/>
-                <w:noProof/>
-              </w:rPr>
-              <w:t>7.5. Критерии эффективности и метрики MVP</w:t>
-            </w:r>
-            <w:r>
-              <w:rPr>
-                <w:noProof/>
-                <w:webHidden/>
-              </w:rPr>
-              <w:tab/>
-            </w:r>
-            <w:r>
-              <w:rPr>
-                <w:noProof/>
-                <w:webHidden/>
-              </w:rPr>
-              <w:fldChar w:fldCharType="begin"/>
-            </w:r>
-            <w:r>
-              <w:rPr>
-                <w:noProof/>
-                <w:webHidden/>
-              </w:rPr>
-              <w:instrText xml:space="preserve"> PAGEREF _Toc230866846 \h </w:instrText>
-            </w:r>
-            <w:r>
-              <w:rPr>
-                <w:noProof/>
-                <w:webHidden/>
-              </w:rPr>
-            </w:r>
-            <w:r>
-              <w:rPr>
-                <w:noProof/>
-                <w:webHidden/>
-              </w:rPr>
-              <w:fldChar w:fldCharType="separate"/>
-            </w:r>
-            <w:r>
-              <w:rPr>
-                <w:noProof/>
-                <w:webHidden/>
-              </w:rPr>
-              <w:t>14</w:t>
-            </w:r>
-            <w:r>
-              <w:rPr>
-                <w:noProof/>
-                <w:webHidden/>
-              </w:rPr>
-              <w:fldChar w:fldCharType="end"/>
-            </w:r>
-          </w:hyperlink>
-        </w:p>
-        <w:p>
-          <w:pPr>
-            <w:pStyle w:val="11"/>
-            <w:tabs>
-              <w:tab w:val="right" w:leader="dot" w:pos="9345"/>
-            </w:tabs>
-            <w:rPr>
-              <w:rFonts w:cstheme="minorBidi"/>
-              <w:noProof/>
-            </w:rPr>
-          </w:pPr>
-          <w:hyperlink w:anchor="_Toc230866847" w:history="1">
-            <w:r>
-              <w:rPr>
-                <w:rStyle w:val="a3"/>
-                <w:rFonts w:ascii="Times New Roman" w:hAnsi="Times New Roman"/>
-                <w:b/>
-                <w:bCs/>
-                <w:noProof/>
-              </w:rPr>
-              <w:t>8. ПРИМЕР ИСПОЛЬЗОВАНИЯ</w:t>
-            </w:r>
-            <w:r>
-              <w:rPr>
-                <w:noProof/>
-                <w:webHidden/>
-              </w:rPr>
-              <w:tab/>
-            </w:r>
-            <w:r>
-              <w:rPr>
-                <w:noProof/>
-                <w:webHidden/>
-              </w:rPr>
-              <w:fldChar w:fldCharType="begin"/>
-            </w:r>
-            <w:r>
-              <w:rPr>
-                <w:noProof/>
-                <w:webHidden/>
-              </w:rPr>
-              <w:instrText xml:space="preserve"> PAGEREF _Toc230866847 \h </w:instrText>
-            </w:r>
-            <w:r>
-              <w:rPr>
-                <w:noProof/>
-                <w:webHidden/>
-              </w:rPr>
-            </w:r>
-            <w:r>
-              <w:rPr>
-                <w:noProof/>
-                <w:webHidden/>
-              </w:rPr>
-              <w:fldChar w:fldCharType="separate"/>
-            </w:r>
-            <w:r>
-              <w:rPr>
-                <w:noProof/>
-                <w:webHidden/>
-              </w:rPr>
-              <w:t>15</w:t>
-            </w:r>
-            <w:r>
-              <w:rPr>
-                <w:noProof/>
-                <w:webHidden/>
-              </w:rPr>
-              <w:fldChar w:fldCharType="end"/>
-            </w:r>
-          </w:hyperlink>
-        </w:p>
-        <w:p>
-          <w:pPr>
-            <w:pStyle w:val="21"/>
-            <w:tabs>
-              <w:tab w:val="right" w:leader="dot" w:pos="9345"/>
-            </w:tabs>
-            <w:rPr>
-              <w:rFonts w:cstheme="minorBidi"/>
-              <w:noProof/>
-            </w:rPr>
-          </w:pPr>
-          <w:hyperlink w:anchor="_Toc230866848" w:history="1">
-            <w:r>
-              <w:rPr>
-                <w:rStyle w:val="a3"/>
-                <w:rFonts w:ascii="Times New Roman" w:hAnsi="Times New Roman"/>
-                <w:b/>
-                <w:bCs/>
-                <w:noProof/>
-              </w:rPr>
-              <w:t>8.1. Установка и запуск</w:t>
-            </w:r>
-            <w:r>
-              <w:rPr>
-                <w:noProof/>
-                <w:webHidden/>
-              </w:rPr>
-              <w:tab/>
-            </w:r>
-            <w:r>
-              <w:rPr>
-                <w:noProof/>
-                <w:webHidden/>
-              </w:rPr>
-              <w:fldChar w:fldCharType="begin"/>
-            </w:r>
-            <w:r>
-              <w:rPr>
-                <w:noProof/>
-                <w:webHidden/>
-              </w:rPr>
-              <w:instrText xml:space="preserve"> PAGEREF _Toc230866848 \h </w:instrText>
-            </w:r>
-            <w:r>
-              <w:rPr>
-                <w:noProof/>
-                <w:webHidden/>
-              </w:rPr>
-            </w:r>
-            <w:r>
-              <w:rPr>
-                <w:noProof/>
-                <w:webHidden/>
-              </w:rPr>
-              <w:fldChar w:fldCharType="separate"/>
-            </w:r>
-            <w:r>
-              <w:rPr>
-                <w:noProof/>
-                <w:webHidden/>
-              </w:rPr>
-              <w:t>15</w:t>
-            </w:r>
-            <w:r>
-              <w:rPr>
-                <w:noProof/>
-                <w:webHidden/>
-              </w:rPr>
-              <w:fldChar w:fldCharType="end"/>
-            </w:r>
-          </w:hyperlink>
-        </w:p>
-        <w:p>
-          <w:pPr>
-            <w:pStyle w:val="21"/>
-            <w:tabs>
-              <w:tab w:val="right" w:leader="dot" w:pos="9345"/>
-            </w:tabs>
-            <w:rPr>
-              <w:rFonts w:cstheme="minorBidi"/>
-              <w:noProof/>
-            </w:rPr>
-          </w:pPr>
-          <w:hyperlink w:anchor="_Toc230866849" w:history="1">
-            <w:r>
-              <w:rPr>
-                <w:rStyle w:val="a3"/>
-                <w:rFonts w:ascii="Times New Roman" w:hAnsi="Times New Roman"/>
-                <w:b/>
-                <w:bCs/>
-                <w:noProof/>
-              </w:rPr>
-              <w:t>8.2. Сценарий 1: Первый запуск</w:t>
-            </w:r>
-            <w:r>
-              <w:rPr>
-                <w:noProof/>
-                <w:webHidden/>
-              </w:rPr>
-              <w:tab/>
-            </w:r>
-            <w:r>
-              <w:rPr>
-                <w:noProof/>
-                <w:webHidden/>
-              </w:rPr>
-              <w:fldChar w:fldCharType="begin"/>
-            </w:r>
-            <w:r>
-              <w:rPr>
-                <w:noProof/>
-                <w:webHidden/>
-              </w:rPr>
-              <w:instrText xml:space="preserve"> PAGEREF _Toc230866849 \h </w:instrText>
-            </w:r>
-            <w:r>
-              <w:rPr>
-                <w:noProof/>
-                <w:webHidden/>
-              </w:rPr>
-            </w:r>
-            <w:r>
-              <w:rPr>
-                <w:noProof/>
-                <w:webHidden/>
-              </w:rPr>
-              <w:fldChar w:fldCharType="separate"/>
-            </w:r>
-            <w:r>
-              <w:rPr>
-                <w:noProof/>
-                <w:webHidden/>
-              </w:rPr>
-              <w:t>15</w:t>
-            </w:r>
-            <w:r>
-              <w:rPr>
-                <w:noProof/>
-                <w:webHidden/>
-              </w:rPr>
-              <w:fldChar w:fldCharType="end"/>
-            </w:r>
-          </w:hyperlink>
-        </w:p>
-        <w:p>
-          <w:pPr>
-            <w:pStyle w:val="21"/>
-            <w:tabs>
-              <w:tab w:val="right" w:leader="dot" w:pos="9345"/>
-            </w:tabs>
-            <w:rPr>
-              <w:rFonts w:cstheme="minorBidi"/>
-              <w:noProof/>
-            </w:rPr>
-          </w:pPr>
-          <w:hyperlink w:anchor="_Toc230866850" w:history="1">
-            <w:r>
-              <w:rPr>
-                <w:rStyle w:val="a3"/>
-                <w:rFonts w:ascii="Times New Roman" w:hAnsi="Times New Roman"/>
-                <w:b/>
-                <w:bCs/>
-                <w:noProof/>
-              </w:rPr>
-              <w:t>8.3. Сценарий 2: Просмотр случайной цитаты</w:t>
-            </w:r>
-            <w:r>
-              <w:rPr>
-                <w:noProof/>
-                <w:webHidden/>
-              </w:rPr>
-              <w:tab/>
-            </w:r>
-            <w:r>
-              <w:rPr>
-                <w:noProof/>
-                <w:webHidden/>
-              </w:rPr>
-              <w:fldChar w:fldCharType="begin"/>
-            </w:r>
-            <w:r>
-              <w:rPr>
-                <w:noProof/>
-                <w:webHidden/>
-              </w:rPr>
-              <w:instrText xml:space="preserve"> PAGEREF _Toc230866850 \h </w:instrText>
-            </w:r>
-            <w:r>
-              <w:rPr>
-                <w:noProof/>
-                <w:webHidden/>
-              </w:rPr>
-            </w:r>
-            <w:r>
-              <w:rPr>
-                <w:noProof/>
-                <w:webHidden/>
-              </w:rPr>
-              <w:fldChar w:fldCharType="separate"/>
-            </w:r>
-            <w:r>
-              <w:rPr>
-                <w:noProof/>
-                <w:webHidden/>
-              </w:rPr>
-              <w:t>16</w:t>
-            </w:r>
-            <w:r>
-              <w:rPr>
-                <w:noProof/>
-                <w:webHidden/>
-              </w:rPr>
-              <w:fldChar w:fldCharType="end"/>
-            </w:r>
-          </w:hyperlink>
-        </w:p>
-        <w:p>
-          <w:pPr>
-            <w:pStyle w:val="21"/>
-            <w:tabs>
-              <w:tab w:val="right" w:leader="dot" w:pos="9345"/>
-            </w:tabs>
-            <w:rPr>
-              <w:rFonts w:cstheme="minorBidi"/>
-              <w:noProof/>
-            </w:rPr>
-          </w:pPr>
-          <w:hyperlink w:anchor="_Toc230866851" w:history="1">
-            <w:r>
-              <w:rPr>
-                <w:rStyle w:val="a3"/>
-                <w:rFonts w:ascii="Times New Roman" w:hAnsi="Times New Roman"/>
-                <w:b/>
-                <w:bCs/>
-                <w:noProof/>
-              </w:rPr>
-              <w:t>8.4. Сценарий 3: Поиск по ключевому слову</w:t>
-            </w:r>
-            <w:r>
-              <w:rPr>
-                <w:noProof/>
-                <w:webHidden/>
-              </w:rPr>
-              <w:tab/>
-            </w:r>
-            <w:r>
-              <w:rPr>
-                <w:noProof/>
-                <w:webHidden/>
-              </w:rPr>
-              <w:fldChar w:fldCharType="begin"/>
-            </w:r>
-            <w:r>
-              <w:rPr>
-                <w:noProof/>
-                <w:webHidden/>
-              </w:rPr>
-              <w:instrText xml:space="preserve"> PAGEREF _Toc230866851 \h </w:instrText>
-            </w:r>
-            <w:r>
-              <w:rPr>
-                <w:noProof/>
-                <w:webHidden/>
-              </w:rPr>
-            </w:r>
-            <w:r>
-              <w:rPr>
-                <w:noProof/>
-                <w:webHidden/>
-              </w:rPr>
-              <w:fldChar w:fldCharType="separate"/>
-            </w:r>
-            <w:r>
-              <w:rPr>
-                <w:noProof/>
-                <w:webHidden/>
-              </w:rPr>
-              <w:t>16</w:t>
-            </w:r>
-            <w:r>
-              <w:rPr>
-                <w:noProof/>
-                <w:webHidden/>
-              </w:rPr>
-              <w:fldChar w:fldCharType="end"/>
-            </w:r>
-          </w:hyperlink>
-        </w:p>
-        <w:p>
-          <w:pPr>
-            <w:pStyle w:val="21"/>
-            <w:tabs>
-              <w:tab w:val="right" w:leader="dot" w:pos="9345"/>
-            </w:tabs>
-            <w:rPr>
-              <w:rFonts w:cstheme="minorBidi"/>
-              <w:noProof/>
-            </w:rPr>
-          </w:pPr>
-          <w:hyperlink w:anchor="_Toc230866852" w:history="1">
-            <w:r>
-              <w:rPr>
-                <w:rStyle w:val="a3"/>
-                <w:rFonts w:ascii="Times New Roman" w:hAnsi="Times New Roman"/>
-                <w:b/>
-                <w:bCs/>
-                <w:noProof/>
-              </w:rPr>
-              <w:t>8.5. Сценарий 4: Игра "Угадай автора"</w:t>
-            </w:r>
-            <w:r>
-              <w:rPr>
-                <w:noProof/>
-                <w:webHidden/>
-              </w:rPr>
-              <w:tab/>
-            </w:r>
-            <w:r>
-              <w:rPr>
-                <w:noProof/>
-                <w:webHidden/>
-              </w:rPr>
-              <w:fldChar w:fldCharType="begin"/>
-            </w:r>
-            <w:r>
-              <w:rPr>
-                <w:noProof/>
-                <w:webHidden/>
-              </w:rPr>
-              <w:instrText xml:space="preserve"> PAGEREF _Toc230866852 \h </w:instrText>
-            </w:r>
-            <w:r>
-              <w:rPr>
-                <w:noProof/>
-                <w:webHidden/>
-              </w:rPr>
-            </w:r>
-            <w:r>
-              <w:rPr>
-                <w:noProof/>
-                <w:webHidden/>
-              </w:rPr>
-              <w:fldChar w:fldCharType="separate"/>
-            </w:r>
-            <w:r>
-              <w:rPr>
-                <w:noProof/>
-                <w:webHidden/>
-              </w:rPr>
-              <w:t>17</w:t>
-            </w:r>
-            <w:r>
-              <w:rPr>
-                <w:noProof/>
-                <w:webHidden/>
-              </w:rPr>
-              <w:fldChar w:fldCharType="end"/>
-            </w:r>
-          </w:hyperlink>
-        </w:p>
-        <w:p>
-          <w:pPr>
-            <w:pStyle w:val="21"/>
-            <w:tabs>
-              <w:tab w:val="right" w:leader="dot" w:pos="9345"/>
-            </w:tabs>
-            <w:rPr>
-              <w:rFonts w:cstheme="minorBidi"/>
-              <w:noProof/>
-            </w:rPr>
-          </w:pPr>
-          <w:hyperlink w:anchor="_Toc230866853" w:history="1">
-            <w:r>
-              <w:rPr>
-                <w:rStyle w:val="a3"/>
-                <w:rFonts w:ascii="Times New Roman" w:hAnsi="Times New Roman"/>
-                <w:b/>
-                <w:bCs/>
-                <w:noProof/>
-              </w:rPr>
-              <w:t>8.6. Сценарий 5: Принудительное обновление</w:t>
-            </w:r>
-            <w:r>
-              <w:rPr>
-                <w:noProof/>
-                <w:webHidden/>
-              </w:rPr>
-              <w:tab/>
-            </w:r>
-            <w:r>
-              <w:rPr>
-                <w:noProof/>
-                <w:webHidden/>
-              </w:rPr>
-              <w:fldChar w:fldCharType="begin"/>
-            </w:r>
-            <w:r>
-              <w:rPr>
-                <w:noProof/>
-                <w:webHidden/>
-              </w:rPr>
-              <w:instrText xml:space="preserve"> PAGEREF _Toc230866853 \h </w:instrText>
-            </w:r>
-            <w:r>
-              <w:rPr>
-                <w:noProof/>
-                <w:webHidden/>
-              </w:rPr>
-            </w:r>
-            <w:r>
-              <w:rPr>
-                <w:noProof/>
-                <w:webHidden/>
-              </w:rPr>
-              <w:fldChar w:fldCharType="separate"/>
-            </w:r>
-            <w:r>
-              <w:rPr>
-                <w:noProof/>
-                <w:webHidden/>
-              </w:rPr>
-              <w:t>17</w:t>
-            </w:r>
-            <w:r>
-              <w:rPr>
-                <w:noProof/>
-                <w:webHidden/>
-              </w:rPr>
-              <w:fldChar w:fldCharType="end"/>
-            </w:r>
-          </w:hyperlink>
-        </w:p>
-        <w:p>
-          <w:pPr>
-            <w:pStyle w:val="21"/>
-            <w:tabs>
-              <w:tab w:val="right" w:leader="dot" w:pos="9345"/>
-            </w:tabs>
-            <w:rPr>
-              <w:rFonts w:cstheme="minorBidi"/>
-              <w:noProof/>
-            </w:rPr>
-          </w:pPr>
-          <w:hyperlink w:anchor="_Toc230866854" w:history="1">
-            <w:r>
-              <w:rPr>
-                <w:rStyle w:val="a3"/>
-                <w:rFonts w:ascii="Times New Roman" w:hAnsi="Times New Roman"/>
-                <w:b/>
-                <w:bCs/>
-                <w:noProof/>
-              </w:rPr>
-              <w:t>8.7. Сценарий 6: Работа без интернета</w:t>
-            </w:r>
-            <w:r>
-              <w:rPr>
-                <w:noProof/>
-                <w:webHidden/>
-              </w:rPr>
-              <w:tab/>
-            </w:r>
-            <w:r>
-              <w:rPr>
-                <w:noProof/>
-                <w:webHidden/>
-              </w:rPr>
-              <w:fldChar w:fldCharType="begin"/>
-            </w:r>
-            <w:r>
-              <w:rPr>
-                <w:noProof/>
-                <w:webHidden/>
-              </w:rPr>
-              <w:instrText xml:space="preserve"> PAGEREF _Toc230866854 \h </w:instrText>
-            </w:r>
-            <w:r>
-              <w:rPr>
-                <w:noProof/>
-                <w:webHidden/>
-              </w:rPr>
-            </w:r>
-            <w:r>
-              <w:rPr>
-                <w:noProof/>
-                <w:webHidden/>
-              </w:rPr>
-              <w:fldChar w:fldCharType="separate"/>
-            </w:r>
-            <w:r>
-              <w:rPr>
-                <w:noProof/>
-                <w:webHidden/>
-              </w:rPr>
               <w:t>18</w:t>
-            </w:r>
-            <w:r>
-              <w:rPr>
-                <w:noProof/>
-                <w:webHidden/>
-              </w:rPr>
-              <w:fldChar w:fldCharType="end"/>
-            </w:r>
-          </w:hyperlink>
-        </w:p>
-        <w:p>
-          <w:pPr>
-            <w:pStyle w:val="21"/>
-            <w:tabs>
-              <w:tab w:val="right" w:leader="dot" w:pos="9345"/>
-            </w:tabs>
-            <w:rPr>
-              <w:rFonts w:cstheme="minorBidi"/>
-              <w:noProof/>
-            </w:rPr>
-          </w:pPr>
-          <w:hyperlink w:anchor="_Toc230866855" w:history="1">
-            <w:r>
-              <w:rPr>
-                <w:rStyle w:val="a3"/>
-                <w:rFonts w:ascii="Times New Roman" w:hAnsi="Times New Roman"/>
-                <w:b/>
-                <w:bCs/>
-                <w:noProof/>
-              </w:rPr>
-              <w:t>8.8. Структура файла хранилища</w:t>
-            </w:r>
-            <w:r>
-              <w:rPr>
-                <w:noProof/>
-                <w:webHidden/>
-              </w:rPr>
-              <w:tab/>
-            </w:r>
-            <w:r>
-              <w:rPr>
-                <w:noProof/>
-                <w:webHidden/>
-              </w:rPr>
-              <w:fldChar w:fldCharType="begin"/>
-            </w:r>
-            <w:r>
-              <w:rPr>
-                <w:noProof/>
-                <w:webHidden/>
-              </w:rPr>
-              <w:instrText xml:space="preserve"> PAGEREF _Toc230866855 \h </w:instrText>
-            </w:r>
-            <w:r>
-              <w:rPr>
-                <w:noProof/>
-                <w:webHidden/>
-              </w:rPr>
-            </w:r>
-            <w:r>
-              <w:rPr>
-                <w:noProof/>
-                <w:webHidden/>
-              </w:rPr>
-              <w:fldChar w:fldCharType="separate"/>
-            </w:r>
-            <w:r>
-              <w:rPr>
-                <w:noProof/>
-                <w:webHidden/>
-              </w:rPr>
-              <w:t>18</w:t>
-            </w:r>
-            <w:r>
-              <w:rPr>
-                <w:noProof/>
-                <w:webHidden/>
-              </w:rPr>
-              <w:fldChar w:fldCharType="end"/>
-            </w:r>
-          </w:hyperlink>
-        </w:p>
-        <w:p>
-          <w:pPr>
-            <w:pStyle w:val="11"/>
-            <w:tabs>
-              <w:tab w:val="right" w:leader="dot" w:pos="9345"/>
-            </w:tabs>
-            <w:rPr>
-              <w:rFonts w:cstheme="minorBidi"/>
-              <w:noProof/>
-            </w:rPr>
-          </w:pPr>
-          <w:hyperlink w:anchor="_Toc230866856" w:history="1">
-            <w:r>
-              <w:rPr>
-                <w:rStyle w:val="a3"/>
-                <w:rFonts w:ascii="Times New Roman" w:hAnsi="Times New Roman"/>
-                <w:b/>
-                <w:bCs/>
-                <w:noProof/>
-              </w:rPr>
-              <w:t>9. ЗАКЛЮЧЕНИЕ</w:t>
-            </w:r>
-            <w:r>
-              <w:rPr>
-                <w:noProof/>
-                <w:webHidden/>
-              </w:rPr>
-              <w:tab/>
-            </w:r>
-            <w:r>
-              <w:rPr>
-                <w:noProof/>
-                <w:webHidden/>
-              </w:rPr>
-              <w:fldChar w:fldCharType="begin"/>
-            </w:r>
-            <w:r>
-              <w:rPr>
-                <w:noProof/>
-                <w:webHidden/>
-              </w:rPr>
-              <w:instrText xml:space="preserve"> PAGEREF _Toc230866856 \h </w:instrText>
-            </w:r>
-            <w:r>
-              <w:rPr>
-                <w:noProof/>
-                <w:webHidden/>
-              </w:rPr>
-            </w:r>
-            <w:r>
-              <w:rPr>
-                <w:noProof/>
-                <w:webHidden/>
-              </w:rPr>
-              <w:fldChar w:fldCharType="separate"/>
-            </w:r>
-            <w:r>
-              <w:rPr>
-                <w:noProof/>
-                <w:webHidden/>
-              </w:rPr>
-              <w:t>19</w:t>
-            </w:r>
-            <w:r>
-              <w:rPr>
-                <w:noProof/>
-                <w:webHidden/>
-              </w:rPr>
-              <w:fldChar w:fldCharType="end"/>
-            </w:r>
-          </w:hyperlink>
-        </w:p>
-        <w:p>
-          <w:pPr>
-            <w:pStyle w:val="21"/>
-            <w:tabs>
-              <w:tab w:val="right" w:leader="dot" w:pos="9345"/>
-            </w:tabs>
-            <w:rPr>
-              <w:rFonts w:cstheme="minorBidi"/>
-              <w:noProof/>
-            </w:rPr>
-          </w:pPr>
-          <w:hyperlink w:anchor="_Toc230866857" w:history="1">
-            <w:r>
-              <w:rPr>
-                <w:rStyle w:val="a3"/>
-                <w:rFonts w:ascii="Times New Roman" w:hAnsi="Times New Roman"/>
-                <w:b/>
-                <w:bCs/>
-                <w:noProof/>
-              </w:rPr>
-              <w:t>9.1. Итоги разработки</w:t>
-            </w:r>
-            <w:r>
-              <w:rPr>
-                <w:noProof/>
-                <w:webHidden/>
-              </w:rPr>
-              <w:tab/>
-            </w:r>
-            <w:r>
-              <w:rPr>
-                <w:noProof/>
-                <w:webHidden/>
-              </w:rPr>
-              <w:fldChar w:fldCharType="begin"/>
-            </w:r>
-            <w:r>
-              <w:rPr>
-                <w:noProof/>
-                <w:webHidden/>
-              </w:rPr>
-              <w:instrText xml:space="preserve"> PAGEREF _Toc230866857 \h </w:instrText>
-            </w:r>
-            <w:r>
-              <w:rPr>
-                <w:noProof/>
-                <w:webHidden/>
-              </w:rPr>
-            </w:r>
-            <w:r>
-              <w:rPr>
-                <w:noProof/>
-                <w:webHidden/>
-              </w:rPr>
-              <w:fldChar w:fldCharType="separate"/>
-            </w:r>
-            <w:r>
-              <w:rPr>
-                <w:noProof/>
-                <w:webHidden/>
-              </w:rPr>
-              <w:t>19</w:t>
-            </w:r>
-            <w:r>
-              <w:rPr>
-                <w:noProof/>
-                <w:webHidden/>
-              </w:rPr>
-              <w:fldChar w:fldCharType="end"/>
-            </w:r>
-          </w:hyperlink>
-        </w:p>
-        <w:p>
-          <w:pPr>
-            <w:pStyle w:val="21"/>
-            <w:tabs>
-              <w:tab w:val="right" w:leader="dot" w:pos="9345"/>
-            </w:tabs>
-            <w:rPr>
-              <w:rFonts w:cstheme="minorBidi"/>
-              <w:noProof/>
-            </w:rPr>
-          </w:pPr>
-          <w:hyperlink w:anchor="_Toc230866858" w:history="1">
-            <w:r>
-              <w:rPr>
-                <w:rStyle w:val="a3"/>
-                <w:rFonts w:ascii="Times New Roman" w:hAnsi="Times New Roman"/>
-                <w:b/>
-                <w:bCs/>
-                <w:noProof/>
-              </w:rPr>
-              <w:t>9.2. Технические особенности проекта</w:t>
-            </w:r>
-            <w:r>
-              <w:rPr>
-                <w:noProof/>
-                <w:webHidden/>
-              </w:rPr>
-              <w:tab/>
-            </w:r>
-            <w:r>
-              <w:rPr>
-                <w:noProof/>
-                <w:webHidden/>
-              </w:rPr>
-              <w:fldChar w:fldCharType="begin"/>
-            </w:r>
-            <w:r>
-              <w:rPr>
-                <w:noProof/>
-                <w:webHidden/>
-              </w:rPr>
-              <w:instrText xml:space="preserve"> PAGEREF _Toc230866858 \h </w:instrText>
-            </w:r>
-            <w:r>
-              <w:rPr>
-                <w:noProof/>
-                <w:webHidden/>
-              </w:rPr>
-            </w:r>
-            <w:r>
-              <w:rPr>
-                <w:noProof/>
-                <w:webHidden/>
-              </w:rPr>
-              <w:fldChar w:fldCharType="separate"/>
-            </w:r>
-            <w:r>
-              <w:rPr>
-                <w:noProof/>
-                <w:webHidden/>
-              </w:rPr>
-              <w:t>19</w:t>
-            </w:r>
-            <w:r>
-              <w:rPr>
-                <w:noProof/>
-                <w:webHidden/>
-              </w:rPr>
-              <w:fldChar w:fldCharType="end"/>
-            </w:r>
-          </w:hyperlink>
-        </w:p>
-        <w:p>
-          <w:pPr>
-            <w:pStyle w:val="21"/>
-            <w:tabs>
-              <w:tab w:val="right" w:leader="dot" w:pos="9345"/>
-            </w:tabs>
-            <w:rPr>
-              <w:rFonts w:cstheme="minorBidi"/>
-              <w:noProof/>
-            </w:rPr>
-          </w:pPr>
-          <w:hyperlink w:anchor="_Toc230866859" w:history="1">
-            <w:r>
-              <w:rPr>
-                <w:rStyle w:val="a3"/>
-                <w:rFonts w:ascii="Times New Roman" w:hAnsi="Times New Roman"/>
-                <w:b/>
-                <w:bCs/>
-                <w:noProof/>
-              </w:rPr>
-              <w:t>9.3. Практическая ценность</w:t>
-            </w:r>
-            <w:r>
-              <w:rPr>
-                <w:noProof/>
-                <w:webHidden/>
-              </w:rPr>
-              <w:tab/>
-            </w:r>
-            <w:r>
-              <w:rPr>
-                <w:noProof/>
-                <w:webHidden/>
-              </w:rPr>
-              <w:fldChar w:fldCharType="begin"/>
-            </w:r>
-            <w:r>
-              <w:rPr>
-                <w:noProof/>
-                <w:webHidden/>
-              </w:rPr>
-              <w:instrText xml:space="preserve"> PAGEREF _Toc230866859 \h </w:instrText>
-            </w:r>
-            <w:r>
-              <w:rPr>
-                <w:noProof/>
-                <w:webHidden/>
-              </w:rPr>
-            </w:r>
-            <w:r>
-              <w:rPr>
-                <w:noProof/>
-                <w:webHidden/>
-              </w:rPr>
-              <w:fldChar w:fldCharType="separate"/>
-            </w:r>
-            <w:r>
-              <w:rPr>
-                <w:noProof/>
-                <w:webHidden/>
-              </w:rPr>
-              <w:t>19</w:t>
-            </w:r>
-            <w:r>
-              <w:rPr>
-                <w:noProof/>
-                <w:webHidden/>
-              </w:rPr>
-              <w:fldChar w:fldCharType="end"/>
-            </w:r>
-          </w:hyperlink>
-        </w:p>
-        <w:p>
-          <w:pPr>
-            <w:pStyle w:val="21"/>
-            <w:tabs>
-              <w:tab w:val="right" w:leader="dot" w:pos="9345"/>
-            </w:tabs>
-            <w:rPr>
-              <w:rFonts w:cstheme="minorBidi"/>
-              <w:noProof/>
-            </w:rPr>
-          </w:pPr>
-          <w:hyperlink w:anchor="_Toc230866860" w:history="1">
-            <w:r>
-              <w:rPr>
-                <w:rStyle w:val="a3"/>
-                <w:rFonts w:ascii="Times New Roman" w:hAnsi="Times New Roman"/>
-                <w:b/>
-                <w:bCs/>
-                <w:noProof/>
-              </w:rPr>
-              <w:t>9.4. План дальнейшего развития проекта</w:t>
-            </w:r>
-            <w:r>
-              <w:rPr>
-                <w:noProof/>
-                <w:webHidden/>
-              </w:rPr>
-              <w:tab/>
-            </w:r>
-            <w:r>
-              <w:rPr>
-                <w:noProof/>
-                <w:webHidden/>
-              </w:rPr>
-              <w:fldChar w:fldCharType="begin"/>
-            </w:r>
-            <w:r>
-              <w:rPr>
-                <w:noProof/>
-                <w:webHidden/>
-              </w:rPr>
-              <w:instrText xml:space="preserve"> PAGEREF _Toc230866860 \h </w:instrText>
-            </w:r>
-            <w:r>
-              <w:rPr>
-                <w:noProof/>
-                <w:webHidden/>
-              </w:rPr>
-            </w:r>
-            <w:r>
-              <w:rPr>
-                <w:noProof/>
-                <w:webHidden/>
-              </w:rPr>
-              <w:fldChar w:fldCharType="separate"/>
-            </w:r>
-            <w:r>
-              <w:rPr>
-                <w:noProof/>
-                <w:webHidden/>
-              </w:rPr>
-              <w:t>19</w:t>
             </w:r>
             <w:r>
               <w:rPr>
@@ -4101,7 +3687,7 @@
           <w:bCs/>
         </w:rPr>
       </w:pPr>
-      <w:bookmarkStart w:id="0" w:name="_Toc230866816"/>
+      <w:bookmarkStart w:id="0" w:name="_Toc230874052"/>
       <w:r>
         <w:rPr>
           <w:rFonts w:ascii="Times New Roman" w:hAnsi="Times New Roman" w:cs="Times New Roman"/>
@@ -4115,115 +3701,84 @@
     <w:p>
       <w:pPr>
         <w:pStyle w:val="2"/>
-      </w:pPr>
-      <w:bookmarkStart w:id="1" w:name="_Toc230866817"/>
-      <w:r>
-        <w:t>1.1. Описание проекта</w:t>
-      </w:r>
-      <w:bookmarkEnd w:id="1"/>
-    </w:p>
-    <w:p>
-      <w:pPr>
-        <w:rPr>
-          <w:rFonts w:ascii="Times New Roman" w:hAnsi="Times New Roman" w:cs="Times New Roman"/>
-          <w:sz w:val="28"/>
-          <w:szCs w:val="28"/>
-        </w:rPr>
-      </w:pPr>
-      <w:proofErr w:type="spellStart"/>
-      <w:r>
-        <w:rPr>
-          <w:rFonts w:ascii="Times New Roman" w:hAnsi="Times New Roman" w:cs="Times New Roman"/>
-          <w:sz w:val="28"/>
-          <w:szCs w:val="28"/>
-        </w:rPr>
-        <w:t>ZenQuotesApp</w:t>
-      </w:r>
-      <w:proofErr w:type="spellEnd"/>
-      <w:r>
-        <w:rPr>
-          <w:rFonts w:ascii="Times New Roman" w:hAnsi="Times New Roman" w:cs="Times New Roman"/>
-          <w:sz w:val="28"/>
-          <w:szCs w:val="28"/>
-        </w:rPr>
-        <w:t xml:space="preserve"> – десктопное WPF-приложение на C# (.NET 8), реализованное по паттерну MVVM. Приложение взаимодействует с внешним REST-API zenquotes.io, асинхронно загружает коллекции вдохновляющих цитат, сохраняет их в локальной базе данных </w:t>
-      </w:r>
-      <w:proofErr w:type="spellStart"/>
-      <w:r>
-        <w:rPr>
-          <w:rFonts w:ascii="Times New Roman" w:hAnsi="Times New Roman" w:cs="Times New Roman"/>
-          <w:sz w:val="28"/>
-          <w:szCs w:val="28"/>
-        </w:rPr>
-        <w:t>SQLite</w:t>
-      </w:r>
-      <w:proofErr w:type="spellEnd"/>
-      <w:r>
-        <w:rPr>
-          <w:rFonts w:ascii="Times New Roman" w:hAnsi="Times New Roman" w:cs="Times New Roman"/>
-          <w:sz w:val="28"/>
-          <w:szCs w:val="28"/>
-        </w:rPr>
-        <w:t xml:space="preserve"> и предоставляет пользователю графический интерфейс в тёмной теме, стилизованной под </w:t>
-      </w:r>
-      <w:proofErr w:type="spellStart"/>
-      <w:r>
-        <w:rPr>
-          <w:rFonts w:ascii="Times New Roman" w:hAnsi="Times New Roman" w:cs="Times New Roman"/>
-          <w:sz w:val="28"/>
-          <w:szCs w:val="28"/>
-        </w:rPr>
-        <w:t>Spotify</w:t>
-      </w:r>
-      <w:proofErr w:type="spellEnd"/>
-      <w:r>
-        <w:rPr>
-          <w:rFonts w:ascii="Times New Roman" w:hAnsi="Times New Roman" w:cs="Times New Roman"/>
-          <w:sz w:val="28"/>
-          <w:szCs w:val="28"/>
-        </w:rPr>
-        <w:t>. Поддерживает автономную работу, поиск, интерактивную викторину и гибкую настройку запросов.</w:t>
-      </w:r>
-    </w:p>
-    <w:p>
-      <w:pPr>
-        <w:pStyle w:val="2"/>
         <w:rPr>
           <w:rFonts w:ascii="Times New Roman" w:hAnsi="Times New Roman" w:cs="Times New Roman"/>
           <w:b/>
           <w:bCs/>
-          <w:sz w:val="28"/>
-          <w:szCs w:val="28"/>
-        </w:rPr>
-      </w:pPr>
-      <w:bookmarkStart w:id="2" w:name="_Toc230866818"/>
+        </w:rPr>
+      </w:pPr>
+      <w:bookmarkStart w:id="1" w:name="_Toc230874053"/>
       <w:r>
         <w:rPr>
           <w:rFonts w:ascii="Times New Roman" w:hAnsi="Times New Roman" w:cs="Times New Roman"/>
           <w:b/>
           <w:bCs/>
-          <w:sz w:val="28"/>
-          <w:szCs w:val="28"/>
-        </w:rPr>
-        <w:t>1.2. Актуальность</w:t>
-      </w:r>
-      <w:bookmarkEnd w:id="2"/>
-    </w:p>
-    <w:p>
-      <w:pPr>
-        <w:rPr>
-          <w:rFonts w:ascii="Times New Roman" w:hAnsi="Times New Roman" w:cs="Times New Roman"/>
-          <w:sz w:val="28"/>
-          <w:szCs w:val="28"/>
-        </w:rPr>
-      </w:pPr>
-      <w:r>
-        <w:rPr>
-          <w:rFonts w:ascii="Times New Roman" w:hAnsi="Times New Roman" w:cs="Times New Roman"/>
-          <w:sz w:val="28"/>
-          <w:szCs w:val="28"/>
-        </w:rPr>
-        <w:t>В современном цифровом мире качественные цитаты широко используются в образовательных материалах, презентациях, социальных сетях и личной мотивации. Приложение решает проблему быстрого, удобного и стабильного доступа к верифицированному контенту, гарантируя работоспособность даже при отсутствии интернета или ограничении API.</w:t>
+        </w:rPr>
+        <w:t>1.1. Описание проекта</w:t>
+      </w:r>
+      <w:bookmarkEnd w:id="1"/>
+    </w:p>
+    <w:p>
+      <w:pPr>
+        <w:rPr>
+          <w:rFonts w:ascii="Times New Roman" w:hAnsi="Times New Roman" w:cs="Times New Roman"/>
+          <w:sz w:val="28"/>
+          <w:szCs w:val="28"/>
+        </w:rPr>
+      </w:pPr>
+      <w:proofErr w:type="spellStart"/>
+      <w:r>
+        <w:rPr>
+          <w:rFonts w:ascii="Times New Roman" w:hAnsi="Times New Roman" w:cs="Times New Roman"/>
+          <w:sz w:val="28"/>
+          <w:szCs w:val="28"/>
+        </w:rPr>
+        <w:t>ZenQuotesApp</w:t>
+      </w:r>
+      <w:proofErr w:type="spellEnd"/>
+      <w:r>
+        <w:rPr>
+          <w:rFonts w:ascii="Times New Roman" w:hAnsi="Times New Roman" w:cs="Times New Roman"/>
+          <w:sz w:val="28"/>
+          <w:szCs w:val="28"/>
+        </w:rPr>
+        <w:t xml:space="preserve"> – десктопное WPF-приложение на C# (.NET 8), реализованное по паттерну MVVM. Приложение взаимодействует с внешним REST-API zenquotes.io, асинхронно загружает коллекции вдохновляющих цитат, сохраняет их в локальной базе данных </w:t>
+      </w:r>
+      <w:proofErr w:type="spellStart"/>
+      <w:r>
+        <w:rPr>
+          <w:rFonts w:ascii="Times New Roman" w:hAnsi="Times New Roman" w:cs="Times New Roman"/>
+          <w:sz w:val="28"/>
+          <w:szCs w:val="28"/>
+        </w:rPr>
+        <w:t>SQLite</w:t>
+      </w:r>
+      <w:proofErr w:type="spellEnd"/>
+      <w:r>
+        <w:rPr>
+          <w:rFonts w:ascii="Times New Roman" w:hAnsi="Times New Roman" w:cs="Times New Roman"/>
+          <w:sz w:val="28"/>
+          <w:szCs w:val="28"/>
+        </w:rPr>
+        <w:t xml:space="preserve"> и предоставляет пользователю графический интерфейс в тёмной теме, стилизованной под </w:t>
+      </w:r>
+      <w:proofErr w:type="spellStart"/>
+      <w:r>
+        <w:rPr>
+          <w:rFonts w:ascii="Times New Roman" w:hAnsi="Times New Roman" w:cs="Times New Roman"/>
+          <w:sz w:val="28"/>
+          <w:szCs w:val="28"/>
+        </w:rPr>
+        <w:t>Spotify</w:t>
+      </w:r>
+      <w:proofErr w:type="spellEnd"/>
+      <w:r>
+        <w:rPr>
+          <w:rFonts w:ascii="Times New Roman" w:hAnsi="Times New Roman" w:cs="Times New Roman"/>
+          <w:sz w:val="28"/>
+          <w:szCs w:val="28"/>
+        </w:rPr>
+        <w:t>. Поддерживает автономную работу, поиск, интерактивную викторину и гибкую настройку запросов.</w:t>
       </w:r>
     </w:p>
     <w:p>
@@ -4237,7 +3792,7 @@
           <w:szCs w:val="28"/>
         </w:rPr>
       </w:pPr>
-      <w:bookmarkStart w:id="3" w:name="_Toc230866819"/>
+      <w:bookmarkStart w:id="2" w:name="_Toc230874054"/>
       <w:r>
         <w:rPr>
           <w:rFonts w:ascii="Times New Roman" w:hAnsi="Times New Roman" w:cs="Times New Roman"/>
@@ -4246,6 +3801,47 @@
           <w:sz w:val="28"/>
           <w:szCs w:val="28"/>
         </w:rPr>
+        <w:t>1.2. Актуальность</w:t>
+      </w:r>
+      <w:bookmarkEnd w:id="2"/>
+    </w:p>
+    <w:p>
+      <w:pPr>
+        <w:rPr>
+          <w:rFonts w:ascii="Times New Roman" w:hAnsi="Times New Roman" w:cs="Times New Roman"/>
+          <w:sz w:val="28"/>
+          <w:szCs w:val="28"/>
+        </w:rPr>
+      </w:pPr>
+      <w:r>
+        <w:rPr>
+          <w:rFonts w:ascii="Times New Roman" w:hAnsi="Times New Roman" w:cs="Times New Roman"/>
+          <w:sz w:val="28"/>
+          <w:szCs w:val="28"/>
+        </w:rPr>
+        <w:t>В современном цифровом мире качественные цитаты широко используются в образовательных материалах, презентациях, социальных сетях и личной мотивации. Приложение решает проблему быстрого, удобного и стабильного доступа к верифицированному контенту, гарантируя работоспособность даже при отсутствии интернета или ограничении API.</w:t>
+      </w:r>
+    </w:p>
+    <w:p>
+      <w:pPr>
+        <w:pStyle w:val="2"/>
+        <w:rPr>
+          <w:rFonts w:ascii="Times New Roman" w:hAnsi="Times New Roman" w:cs="Times New Roman"/>
+          <w:b/>
+          <w:bCs/>
+          <w:sz w:val="28"/>
+          <w:szCs w:val="28"/>
+        </w:rPr>
+      </w:pPr>
+      <w:bookmarkStart w:id="3" w:name="_Toc230874055"/>
+      <w:r>
+        <w:rPr>
+          <w:rFonts w:ascii="Times New Roman" w:hAnsi="Times New Roman" w:cs="Times New Roman"/>
+          <w:b/>
+          <w:bCs/>
+          <w:sz w:val="28"/>
+          <w:szCs w:val="28"/>
+        </w:rPr>
         <w:t>1.3. Цель проекта</w:t>
       </w:r>
       <w:bookmarkEnd w:id="3"/>
@@ -4258,7 +3854,6 @@
           <w:szCs w:val="28"/>
         </w:rPr>
       </w:pPr>
-      <w:bookmarkStart w:id="4" w:name="_Toc230866820"/>
       <w:r>
         <w:rPr>
           <w:rFonts w:ascii="Times New Roman" w:hAnsi="Times New Roman" w:cs="Times New Roman"/>
@@ -4285,17 +3880,15 @@
         </w:rPr>
         <w:t>), которое:</w:t>
       </w:r>
-      <w:bookmarkEnd w:id="4"/>
-    </w:p>
-    <w:p>
-      <w:pPr>
-        <w:rPr>
-          <w:rFonts w:ascii="Times New Roman" w:hAnsi="Times New Roman" w:cs="Times New Roman"/>
-          <w:sz w:val="28"/>
-          <w:szCs w:val="28"/>
-        </w:rPr>
-      </w:pPr>
-      <w:bookmarkStart w:id="5" w:name="_Toc230866821"/>
+    </w:p>
+    <w:p>
+      <w:pPr>
+        <w:rPr>
+          <w:rFonts w:ascii="Times New Roman" w:hAnsi="Times New Roman" w:cs="Times New Roman"/>
+          <w:sz w:val="28"/>
+          <w:szCs w:val="28"/>
+        </w:rPr>
+      </w:pPr>
       <w:r>
         <w:rPr>
           <w:rFonts w:ascii="Times New Roman" w:hAnsi="Times New Roman" w:cs="Times New Roman"/>
@@ -4304,17 +3897,15 @@
         </w:rPr>
         <w:t>Предоставляет случайные и тематические цитаты через асинхронный интерфейс.</w:t>
       </w:r>
-      <w:bookmarkEnd w:id="5"/>
-    </w:p>
-    <w:p>
-      <w:pPr>
-        <w:rPr>
-          <w:rFonts w:ascii="Times New Roman" w:hAnsi="Times New Roman" w:cs="Times New Roman"/>
-          <w:sz w:val="28"/>
-          <w:szCs w:val="28"/>
-        </w:rPr>
-      </w:pPr>
-      <w:bookmarkStart w:id="6" w:name="_Toc230866822"/>
+    </w:p>
+    <w:p>
+      <w:pPr>
+        <w:rPr>
+          <w:rFonts w:ascii="Times New Roman" w:hAnsi="Times New Roman" w:cs="Times New Roman"/>
+          <w:sz w:val="28"/>
+          <w:szCs w:val="28"/>
+        </w:rPr>
+      </w:pPr>
       <w:r>
         <w:rPr>
           <w:rFonts w:ascii="Times New Roman" w:hAnsi="Times New Roman" w:cs="Times New Roman"/>
@@ -4323,17 +3914,15 @@
         </w:rPr>
         <w:t>Обеспечивает офлайн-доступ за счёт локального кэширования.</w:t>
       </w:r>
-      <w:bookmarkEnd w:id="6"/>
-    </w:p>
-    <w:p>
-      <w:pPr>
-        <w:rPr>
-          <w:rFonts w:ascii="Times New Roman" w:hAnsi="Times New Roman" w:cs="Times New Roman"/>
-          <w:sz w:val="28"/>
-          <w:szCs w:val="28"/>
-        </w:rPr>
-      </w:pPr>
-      <w:bookmarkStart w:id="7" w:name="_Toc230866823"/>
+    </w:p>
+    <w:p>
+      <w:pPr>
+        <w:rPr>
+          <w:rFonts w:ascii="Times New Roman" w:hAnsi="Times New Roman" w:cs="Times New Roman"/>
+          <w:sz w:val="28"/>
+          <w:szCs w:val="28"/>
+        </w:rPr>
+      </w:pPr>
       <w:r>
         <w:rPr>
           <w:rFonts w:ascii="Times New Roman" w:hAnsi="Times New Roman" w:cs="Times New Roman"/>
@@ -4342,17 +3931,15 @@
         </w:rPr>
         <w:t>Реализует интерактивный игровой режим для обучения и развлечения.</w:t>
       </w:r>
-      <w:bookmarkEnd w:id="7"/>
-    </w:p>
-    <w:p>
-      <w:pPr>
-        <w:rPr>
-          <w:rFonts w:ascii="Times New Roman" w:hAnsi="Times New Roman" w:cs="Times New Roman"/>
-          <w:sz w:val="28"/>
-          <w:szCs w:val="28"/>
-        </w:rPr>
-      </w:pPr>
-      <w:bookmarkStart w:id="8" w:name="_Toc230866824"/>
+    </w:p>
+    <w:p>
+      <w:pPr>
+        <w:rPr>
+          <w:rFonts w:ascii="Times New Roman" w:hAnsi="Times New Roman" w:cs="Times New Roman"/>
+          <w:sz w:val="28"/>
+          <w:szCs w:val="28"/>
+        </w:rPr>
+      </w:pPr>
       <w:r>
         <w:rPr>
           <w:rFonts w:ascii="Times New Roman" w:hAnsi="Times New Roman" w:cs="Times New Roman"/>
@@ -4361,7 +3948,6 @@
         </w:rPr>
         <w:t>Гарантирует отказоустойчивость (API → БД → резервный пул) и возможность отмены долгих операций.</w:t>
       </w:r>
-      <w:bookmarkEnd w:id="8"/>
     </w:p>
     <w:p/>
     <w:p/>
@@ -4399,7 +3985,6 @@
           <w:szCs w:val="28"/>
         </w:rPr>
       </w:pPr>
-      <w:bookmarkStart w:id="9" w:name="_Toc230866825"/>
     </w:p>
     <w:p>
       <w:pPr>
@@ -4424,6 +4009,7 @@
           <w:szCs w:val="28"/>
         </w:rPr>
       </w:pPr>
+      <w:bookmarkStart w:id="4" w:name="_Toc230874056"/>
       <w:r>
         <w:rPr>
           <w:rFonts w:ascii="Times New Roman" w:hAnsi="Times New Roman" w:cs="Times New Roman"/>
@@ -4434,7 +4020,7 @@
         </w:rPr>
         <w:t>1.4. Задачи</w:t>
       </w:r>
-      <w:bookmarkEnd w:id="9"/>
+      <w:bookmarkEnd w:id="4"/>
     </w:p>
     <w:p>
       <w:pPr>
@@ -4774,7 +4360,7 @@
           <w:bCs/>
         </w:rPr>
       </w:pPr>
-      <w:bookmarkStart w:id="10" w:name="_Toc230866826"/>
+      <w:bookmarkStart w:id="5" w:name="_Toc230874057"/>
       <w:r>
         <w:rPr>
           <w:rFonts w:ascii="Times New Roman" w:hAnsi="Times New Roman" w:cs="Times New Roman"/>
@@ -4784,7 +4370,7 @@
         <w:lastRenderedPageBreak/>
         <w:t>2. КОМАНДА</w:t>
       </w:r>
-      <w:bookmarkEnd w:id="10"/>
+      <w:bookmarkEnd w:id="5"/>
     </w:p>
     <w:p>
       <w:pPr>
@@ -5434,7 +5020,7 @@
           <w:bCs/>
         </w:rPr>
       </w:pPr>
-      <w:bookmarkStart w:id="11" w:name="_Toc230866827"/>
+      <w:bookmarkStart w:id="6" w:name="_Toc230874058"/>
       <w:r>
         <w:rPr>
           <w:rFonts w:ascii="Times New Roman" w:hAnsi="Times New Roman" w:cs="Times New Roman"/>
@@ -5443,7 +5029,7 @@
         </w:rPr>
         <w:t>3. ЦЕЛЕВАЯ АУДИТОРИЯ</w:t>
       </w:r>
-      <w:bookmarkEnd w:id="11"/>
+      <w:bookmarkEnd w:id="6"/>
     </w:p>
     <w:p>
       <w:pPr>
@@ -5467,7 +5053,7 @@
           <w:szCs w:val="28"/>
         </w:rPr>
       </w:pPr>
-      <w:bookmarkStart w:id="12" w:name="_Toc230866828"/>
+      <w:bookmarkStart w:id="7" w:name="_Toc230874059"/>
       <w:r>
         <w:rPr>
           <w:rFonts w:ascii="Times New Roman" w:hAnsi="Times New Roman" w:cs="Times New Roman"/>
@@ -5478,7 +5064,7 @@
         </w:rPr>
         <w:t>3.1. Основные группы пользователей</w:t>
       </w:r>
-      <w:bookmarkEnd w:id="12"/>
+      <w:bookmarkEnd w:id="7"/>
     </w:p>
     <w:p>
       <w:pPr>
@@ -5571,7 +5157,7 @@
           <w:szCs w:val="28"/>
         </w:rPr>
       </w:pPr>
-      <w:bookmarkStart w:id="13" w:name="_Toc230866829"/>
+      <w:bookmarkStart w:id="8" w:name="_Toc230874060"/>
       <w:r>
         <w:rPr>
           <w:rFonts w:ascii="Times New Roman" w:hAnsi="Times New Roman" w:cs="Times New Roman"/>
@@ -5582,7 +5168,7 @@
         </w:rPr>
         <w:t>3.2. Потребности аудитории</w:t>
       </w:r>
-      <w:bookmarkEnd w:id="13"/>
+      <w:bookmarkEnd w:id="8"/>
     </w:p>
     <w:p>
       <w:pPr>
@@ -5693,7 +5279,7 @@
           <w:szCs w:val="28"/>
         </w:rPr>
       </w:pPr>
-      <w:bookmarkStart w:id="14" w:name="_Toc230866830"/>
+      <w:bookmarkStart w:id="9" w:name="_Toc230874061"/>
       <w:r>
         <w:rPr>
           <w:rFonts w:ascii="Times New Roman" w:hAnsi="Times New Roman" w:cs="Times New Roman"/>
@@ -5704,7 +5290,7 @@
         </w:rPr>
         <w:t>3.3. Сценарии использования</w:t>
       </w:r>
-      <w:bookmarkEnd w:id="14"/>
+      <w:bookmarkEnd w:id="9"/>
     </w:p>
     <w:p>
       <w:pPr>
@@ -5819,7 +5405,7 @@
           <w:bCs/>
         </w:rPr>
       </w:pPr>
-      <w:bookmarkStart w:id="15" w:name="_Toc230866831"/>
+      <w:bookmarkStart w:id="10" w:name="_Toc230874062"/>
       <w:r>
         <w:rPr>
           <w:rFonts w:ascii="Times New Roman" w:hAnsi="Times New Roman" w:cs="Times New Roman"/>
@@ -5829,7 +5415,7 @@
         <w:lastRenderedPageBreak/>
         <w:t>5. АНАЛИЗ АНАЛОГОВ</w:t>
       </w:r>
-      <w:bookmarkEnd w:id="15"/>
+      <w:bookmarkEnd w:id="10"/>
     </w:p>
     <w:p>
       <w:pPr>
@@ -5840,7 +5426,7 @@
           <w:bCs/>
         </w:rPr>
       </w:pPr>
-      <w:bookmarkStart w:id="16" w:name="_Toc230866832"/>
+      <w:bookmarkStart w:id="11" w:name="_Toc230874063"/>
       <w:r>
         <w:rPr>
           <w:rFonts w:ascii="Times New Roman" w:hAnsi="Times New Roman" w:cs="Times New Roman"/>
@@ -5849,7 +5435,7 @@
         </w:rPr>
         <w:t>5.1. Существующие решения</w:t>
       </w:r>
-      <w:bookmarkEnd w:id="16"/>
+      <w:bookmarkEnd w:id="11"/>
     </w:p>
     <w:p>
       <w:pPr>
@@ -6500,7 +6086,7 @@
           <w:szCs w:val="28"/>
         </w:rPr>
       </w:pPr>
-      <w:bookmarkStart w:id="17" w:name="_Toc230866833"/>
+      <w:bookmarkStart w:id="12" w:name="_Toc230874064"/>
       <w:r>
         <w:rPr>
           <w:rFonts w:ascii="Times New Roman" w:hAnsi="Times New Roman" w:cs="Times New Roman"/>
@@ -6523,7 +6109,7 @@
         </w:rPr>
         <w:t>ZenQuotesApp</w:t>
       </w:r>
-      <w:bookmarkEnd w:id="17"/>
+      <w:bookmarkEnd w:id="12"/>
       <w:proofErr w:type="spellEnd"/>
     </w:p>
     <w:tbl>
@@ -7277,7 +6863,7 @@
           <w:szCs w:val="28"/>
         </w:rPr>
       </w:pPr>
-      <w:bookmarkStart w:id="18" w:name="_Toc230866834"/>
+      <w:bookmarkStart w:id="13" w:name="_Toc230874065"/>
       <w:r>
         <w:rPr>
           <w:rFonts w:ascii="Times New Roman" w:hAnsi="Times New Roman" w:cs="Times New Roman"/>
@@ -7288,7 +6874,7 @@
         </w:rPr>
         <w:t>5.3. Уникальные особенности</w:t>
       </w:r>
-      <w:bookmarkEnd w:id="18"/>
+      <w:bookmarkEnd w:id="13"/>
     </w:p>
     <w:p>
       <w:pPr>
@@ -7453,7 +7039,7 @@
           <w:bCs/>
         </w:rPr>
       </w:pPr>
-      <w:bookmarkStart w:id="19" w:name="_Toc230866835"/>
+      <w:bookmarkStart w:id="14" w:name="_Toc230874066"/>
       <w:r>
         <w:rPr>
           <w:rFonts w:ascii="Times New Roman" w:hAnsi="Times New Roman" w:cs="Times New Roman"/>
@@ -7463,7 +7049,7 @@
         <w:lastRenderedPageBreak/>
         <w:t>6. ПРОЦЕСС РАЗРАБОТКИ</w:t>
       </w:r>
-      <w:bookmarkEnd w:id="19"/>
+      <w:bookmarkEnd w:id="14"/>
     </w:p>
     <w:p>
       <w:pPr>
@@ -7476,7 +7062,7 @@
           <w:szCs w:val="28"/>
         </w:rPr>
       </w:pPr>
-      <w:bookmarkStart w:id="20" w:name="_Toc230866836"/>
+      <w:bookmarkStart w:id="15" w:name="_Toc230874067"/>
       <w:r>
         <w:rPr>
           <w:rFonts w:ascii="Times New Roman" w:hAnsi="Times New Roman" w:cs="Times New Roman"/>
@@ -7487,7 +7073,7 @@
         </w:rPr>
         <w:t>6.1. Архитектура приложения</w:t>
       </w:r>
-      <w:bookmarkEnd w:id="20"/>
+      <w:bookmarkEnd w:id="15"/>
     </w:p>
     <w:p>
       <w:pPr>
@@ -8153,7 +7739,7 @@
           <w:szCs w:val="28"/>
         </w:rPr>
       </w:pPr>
-      <w:bookmarkStart w:id="21" w:name="_Toc230866837"/>
+      <w:bookmarkStart w:id="16" w:name="_Toc230874068"/>
       <w:r>
         <w:rPr>
           <w:rFonts w:ascii="Times New Roman" w:hAnsi="Times New Roman" w:cs="Times New Roman"/>
@@ -8164,7 +7750,7 @@
         </w:rPr>
         <w:t>6.2. Основные компоненты</w:t>
       </w:r>
-      <w:bookmarkEnd w:id="21"/>
+      <w:bookmarkEnd w:id="16"/>
     </w:p>
     <w:p>
       <w:pPr>
@@ -8986,7 +8572,7 @@
           <w:szCs w:val="28"/>
         </w:rPr>
       </w:pPr>
-      <w:bookmarkStart w:id="22" w:name="_Toc230866838"/>
+      <w:bookmarkStart w:id="17" w:name="_Toc230874069"/>
       <w:r>
         <w:rPr>
           <w:rFonts w:ascii="Times New Roman" w:hAnsi="Times New Roman" w:cs="Times New Roman"/>
@@ -8997,7 +8583,7 @@
         </w:rPr>
         <w:t>6.3. Этапы разработки</w:t>
       </w:r>
-      <w:bookmarkEnd w:id="22"/>
+      <w:bookmarkEnd w:id="17"/>
     </w:p>
     <w:tbl>
       <w:tblPr>
@@ -9954,7 +9540,7 @@
           <w:szCs w:val="28"/>
         </w:rPr>
       </w:pPr>
-      <w:bookmarkStart w:id="23" w:name="_Toc230866839"/>
+      <w:bookmarkStart w:id="18" w:name="_Toc230874070"/>
       <w:r>
         <w:rPr>
           <w:rFonts w:ascii="Times New Roman" w:hAnsi="Times New Roman" w:cs="Times New Roman"/>
@@ -9965,7 +9551,7 @@
         </w:rPr>
         <w:t>6.4. Обработка ошибок</w:t>
       </w:r>
-      <w:bookmarkEnd w:id="23"/>
+      <w:bookmarkEnd w:id="18"/>
     </w:p>
     <w:p>
       <w:pPr>
@@ -10161,7 +9747,7 @@
           <w:szCs w:val="28"/>
         </w:rPr>
       </w:pPr>
-      <w:bookmarkStart w:id="24" w:name="_Toc230866840"/>
+      <w:bookmarkStart w:id="19" w:name="_Toc230874071"/>
       <w:r>
         <w:rPr>
           <w:rFonts w:ascii="Times New Roman" w:hAnsi="Times New Roman" w:cs="Times New Roman"/>
@@ -10172,7 +9758,7 @@
         </w:rPr>
         <w:t>6.5. Оптимизации</w:t>
       </w:r>
-      <w:bookmarkEnd w:id="24"/>
+      <w:bookmarkEnd w:id="19"/>
     </w:p>
     <w:p>
       <w:pPr>
@@ -10496,18 +10082,10 @@
           <w:rFonts w:ascii="Times New Roman" w:hAnsi="Times New Roman" w:cs="Times New Roman"/>
           <w:b/>
           <w:bCs/>
-        </w:rPr>
-      </w:pPr>
-      <w:bookmarkStart w:id="25" w:name="_Toc230866841"/>
-      <w:r>
-        <w:rPr>
-          <w:rFonts w:ascii="Times New Roman" w:hAnsi="Times New Roman" w:cs="Times New Roman"/>
-          <w:b/>
-          <w:bCs/>
-        </w:rPr>
-        <w:lastRenderedPageBreak/>
-        <w:t xml:space="preserve">7. </w:t>
-      </w:r>
+          <w:lang w:val="en-US"/>
+        </w:rPr>
+      </w:pPr>
+      <w:bookmarkStart w:id="20" w:name="_Toc230874072"/>
       <w:r>
         <w:rPr>
           <w:rFonts w:ascii="Times New Roman" w:hAnsi="Times New Roman" w:cs="Times New Roman"/>
@@ -10515,15 +10093,8 @@
           <w:bCs/>
           <w:lang w:val="en-US"/>
         </w:rPr>
-        <w:t>MVP</w:t>
-      </w:r>
-      <w:r>
-        <w:rPr>
-          <w:rFonts w:ascii="Times New Roman" w:hAnsi="Times New Roman" w:cs="Times New Roman"/>
-          <w:b/>
-          <w:bCs/>
-        </w:rPr>
-        <w:t xml:space="preserve"> (</w:t>
+        <w:lastRenderedPageBreak/>
+        <w:t xml:space="preserve">7. </w:t>
       </w:r>
       <w:r>
         <w:rPr>
@@ -10532,15 +10103,7 @@
           <w:bCs/>
           <w:lang w:val="en-US"/>
         </w:rPr>
-        <w:t>MINIMUM</w:t>
-      </w:r>
-      <w:r>
-        <w:rPr>
-          <w:rFonts w:ascii="Times New Roman" w:hAnsi="Times New Roman" w:cs="Times New Roman"/>
-          <w:b/>
-          <w:bCs/>
-        </w:rPr>
-        <w:t xml:space="preserve"> </w:t>
+        <w:t>MVP</w:t>
       </w:r>
       <w:r>
         <w:rPr>
@@ -10549,15 +10112,7 @@
           <w:bCs/>
           <w:lang w:val="en-US"/>
         </w:rPr>
-        <w:t>VIABLE</w:t>
-      </w:r>
-      <w:r>
-        <w:rPr>
-          <w:rFonts w:ascii="Times New Roman" w:hAnsi="Times New Roman" w:cs="Times New Roman"/>
-          <w:b/>
-          <w:bCs/>
-        </w:rPr>
-        <w:t xml:space="preserve"> </w:t>
+        <w:t xml:space="preserve"> (</w:t>
       </w:r>
       <w:r>
         <w:rPr>
@@ -10566,70 +10121,68 @@
           <w:bCs/>
           <w:lang w:val="en-US"/>
         </w:rPr>
-        <w:t>PRODUCT</w:t>
+        <w:t>MINIMUM</w:t>
       </w:r>
       <w:r>
         <w:rPr>
           <w:rFonts w:ascii="Times New Roman" w:hAnsi="Times New Roman" w:cs="Times New Roman"/>
           <w:b/>
           <w:bCs/>
-        </w:rPr>
-        <w:t>)</w:t>
-      </w:r>
-      <w:bookmarkEnd w:id="25"/>
-    </w:p>
-    <w:p>
-      <w:pPr>
-        <w:rPr>
-          <w:rFonts w:ascii="Times New Roman" w:hAnsi="Times New Roman" w:cs="Times New Roman"/>
-          <w:sz w:val="28"/>
-          <w:szCs w:val="28"/>
-        </w:rPr>
-      </w:pPr>
-    </w:p>
-    <w:p>
-      <w:pPr>
-        <w:pStyle w:val="2"/>
+          <w:lang w:val="en-US"/>
+        </w:rPr>
+        <w:t xml:space="preserve"> </w:t>
+      </w:r>
+      <w:r>
         <w:rPr>
           <w:rFonts w:ascii="Times New Roman" w:hAnsi="Times New Roman" w:cs="Times New Roman"/>
           <w:b/>
           <w:bCs/>
-          <w:sz w:val="28"/>
-          <w:szCs w:val="28"/>
-        </w:rPr>
-      </w:pPr>
-      <w:bookmarkStart w:id="26" w:name="_Toc230866842"/>
+          <w:lang w:val="en-US"/>
+        </w:rPr>
+        <w:t>VIABLE</w:t>
+      </w:r>
       <w:r>
         <w:rPr>
           <w:rFonts w:ascii="Times New Roman" w:hAnsi="Times New Roman" w:cs="Times New Roman"/>
           <w:b/>
           <w:bCs/>
-          <w:sz w:val="28"/>
-          <w:szCs w:val="28"/>
-        </w:rPr>
-        <w:t xml:space="preserve">7.1. </w:t>
+          <w:lang w:val="en-US"/>
+        </w:rPr>
+        <w:t xml:space="preserve"> </w:t>
       </w:r>
       <w:r>
         <w:rPr>
           <w:rFonts w:ascii="Times New Roman" w:hAnsi="Times New Roman" w:cs="Times New Roman"/>
           <w:b/>
           <w:bCs/>
-          <w:sz w:val="28"/>
-          <w:szCs w:val="28"/>
-        </w:rPr>
-        <w:t>Определение</w:t>
+          <w:lang w:val="en-US"/>
+        </w:rPr>
+        <w:t>PRODUCT</w:t>
       </w:r>
       <w:r>
         <w:rPr>
           <w:rFonts w:ascii="Times New Roman" w:hAnsi="Times New Roman" w:cs="Times New Roman"/>
           <w:b/>
           <w:bCs/>
-          <w:sz w:val="28"/>
-          <w:szCs w:val="28"/>
-        </w:rPr>
-        <w:t xml:space="preserve"> </w:t>
-      </w:r>
-      <w:r>
+          <w:lang w:val="en-US"/>
+        </w:rPr>
+        <w:t>)</w:t>
+      </w:r>
+      <w:bookmarkEnd w:id="20"/>
+    </w:p>
+    <w:p>
+      <w:pPr>
+        <w:rPr>
+          <w:rFonts w:ascii="Times New Roman" w:hAnsi="Times New Roman" w:cs="Times New Roman"/>
+          <w:sz w:val="28"/>
+          <w:szCs w:val="28"/>
+          <w:lang w:val="en-US"/>
+        </w:rPr>
+      </w:pPr>
+    </w:p>
+    <w:p>
+      <w:pPr>
+        <w:pStyle w:val="2"/>
         <w:rPr>
           <w:rFonts w:ascii="Times New Roman" w:hAnsi="Times New Roman" w:cs="Times New Roman"/>
           <w:b/>
@@ -10638,39 +10191,19 @@
           <w:szCs w:val="28"/>
           <w:lang w:val="en-US"/>
         </w:rPr>
-        <w:t>MVP</w:t>
-      </w:r>
-      <w:bookmarkEnd w:id="26"/>
-    </w:p>
-    <w:p>
-      <w:pPr>
-        <w:rPr>
-          <w:rFonts w:ascii="Times New Roman" w:hAnsi="Times New Roman" w:cs="Times New Roman"/>
-          <w:sz w:val="28"/>
-          <w:szCs w:val="28"/>
-        </w:rPr>
-      </w:pPr>
-      <w:bookmarkStart w:id="27" w:name="_Toc230866843"/>
-      <w:r>
-        <w:rPr>
-          <w:rFonts w:ascii="Times New Roman" w:hAnsi="Times New Roman" w:cs="Times New Roman"/>
-          <w:sz w:val="28"/>
-          <w:szCs w:val="28"/>
-        </w:rPr>
-        <w:t>Минимальная версия продукта, предоставляющая основную ценность: асинхронный доступ к цитатам, локальное хранение, графический интерфейс и базовая навигация.</w:t>
-      </w:r>
-    </w:p>
-    <w:p>
-      <w:pPr>
-        <w:pStyle w:val="2"/>
+      </w:pPr>
+      <w:bookmarkStart w:id="21" w:name="_Toc230874073"/>
+      <w:r>
         <w:rPr>
           <w:rFonts w:ascii="Times New Roman" w:hAnsi="Times New Roman" w:cs="Times New Roman"/>
           <w:b/>
           <w:bCs/>
           <w:sz w:val="28"/>
           <w:szCs w:val="28"/>
-        </w:rPr>
-      </w:pPr>
+          <w:lang w:val="en-US"/>
+        </w:rPr>
+        <w:t xml:space="preserve">7.1. </w:t>
+      </w:r>
       <w:r>
         <w:rPr>
           <w:rFonts w:ascii="Times New Roman" w:hAnsi="Times New Roman" w:cs="Times New Roman"/>
@@ -10679,9 +10212,72 @@
           <w:sz w:val="28"/>
           <w:szCs w:val="28"/>
         </w:rPr>
+        <w:t>Определение</w:t>
+      </w:r>
+      <w:r>
+        <w:rPr>
+          <w:rFonts w:ascii="Times New Roman" w:hAnsi="Times New Roman" w:cs="Times New Roman"/>
+          <w:b/>
+          <w:bCs/>
+          <w:sz w:val="28"/>
+          <w:szCs w:val="28"/>
+          <w:lang w:val="en-US"/>
+        </w:rPr>
+        <w:t xml:space="preserve"> </w:t>
+      </w:r>
+      <w:r>
+        <w:rPr>
+          <w:rFonts w:ascii="Times New Roman" w:hAnsi="Times New Roman" w:cs="Times New Roman"/>
+          <w:b/>
+          <w:bCs/>
+          <w:sz w:val="28"/>
+          <w:szCs w:val="28"/>
+          <w:lang w:val="en-US"/>
+        </w:rPr>
+        <w:t>MVP</w:t>
+      </w:r>
+      <w:bookmarkEnd w:id="21"/>
+    </w:p>
+    <w:p>
+      <w:pPr>
+        <w:rPr>
+          <w:rFonts w:ascii="Times New Roman" w:hAnsi="Times New Roman" w:cs="Times New Roman"/>
+          <w:sz w:val="28"/>
+          <w:szCs w:val="28"/>
+        </w:rPr>
+      </w:pPr>
+      <w:r>
+        <w:rPr>
+          <w:rFonts w:ascii="Times New Roman" w:hAnsi="Times New Roman" w:cs="Times New Roman"/>
+          <w:sz w:val="28"/>
+          <w:szCs w:val="28"/>
+        </w:rPr>
+        <w:t>Минимальная версия продукта, предоставляющая основную ценность: асинхронный доступ к цитатам, локальное хранение, графический интерфейс и базовая навигация.</w:t>
+      </w:r>
+    </w:p>
+    <w:p>
+      <w:pPr>
+        <w:pStyle w:val="2"/>
+        <w:rPr>
+          <w:rFonts w:ascii="Times New Roman" w:hAnsi="Times New Roman" w:cs="Times New Roman"/>
+          <w:b/>
+          <w:bCs/>
+          <w:sz w:val="28"/>
+          <w:szCs w:val="28"/>
+        </w:rPr>
+      </w:pPr>
+      <w:bookmarkStart w:id="22" w:name="_Toc230874074"/>
+      <w:r>
+        <w:rPr>
+          <w:rFonts w:ascii="Times New Roman" w:hAnsi="Times New Roman" w:cs="Times New Roman"/>
+          <w:b/>
+          <w:bCs/>
+          <w:sz w:val="28"/>
+          <w:szCs w:val="28"/>
+        </w:rPr>
         <w:t>7.2. Функции MVP</w:t>
       </w:r>
-      <w:bookmarkEnd w:id="27"/>
+      <w:bookmarkEnd w:id="22"/>
     </w:p>
     <w:p>
       <w:pPr>
@@ -10800,7 +10396,7 @@
           <w:szCs w:val="28"/>
         </w:rPr>
       </w:pPr>
-      <w:bookmarkStart w:id="28" w:name="_Toc230866844"/>
+      <w:bookmarkStart w:id="23" w:name="_Toc230874075"/>
       <w:r>
         <w:rPr>
           <w:rFonts w:ascii="Times New Roman" w:hAnsi="Times New Roman" w:cs="Times New Roman"/>
@@ -10809,9 +10405,8 @@
           <w:sz w:val="28"/>
           <w:szCs w:val="28"/>
         </w:rPr>
-        <w:t>7.3. Функции пост-MVP</w:t>
-      </w:r>
-      <w:bookmarkEnd w:id="28"/>
+        <w:t xml:space="preserve">7.3. Функции пост-MVP </w:t>
+      </w:r>
       <w:r>
         <w:rPr>
           <w:rFonts w:ascii="Times New Roman" w:hAnsi="Times New Roman" w:cs="Times New Roman"/>
@@ -10820,18 +10415,9 @@
           <w:sz w:val="28"/>
           <w:szCs w:val="28"/>
         </w:rPr>
-        <w:t xml:space="preserve"> </w:t>
-      </w:r>
-      <w:r>
-        <w:rPr>
-          <w:rFonts w:ascii="Times New Roman" w:hAnsi="Times New Roman" w:cs="Times New Roman"/>
-          <w:b/>
-          <w:bCs/>
-          <w:sz w:val="28"/>
-          <w:szCs w:val="28"/>
-        </w:rPr>
         <w:t>(реализовано)</w:t>
       </w:r>
+      <w:bookmarkEnd w:id="23"/>
     </w:p>
     <w:p>
       <w:pPr>
@@ -10999,7 +10585,7 @@
           <w:szCs w:val="28"/>
         </w:rPr>
       </w:pPr>
-      <w:bookmarkStart w:id="29" w:name="_Toc230866845"/>
+      <w:bookmarkStart w:id="24" w:name="_Toc230874076"/>
       <w:r>
         <w:rPr>
           <w:rFonts w:ascii="Times New Roman" w:hAnsi="Times New Roman" w:cs="Times New Roman"/>
@@ -11010,7 +10596,7 @@
         </w:rPr>
         <w:t>7.4. Критерии успеха MVP</w:t>
       </w:r>
-      <w:bookmarkEnd w:id="29"/>
+      <w:bookmarkEnd w:id="24"/>
     </w:p>
     <w:tbl>
       <w:tblPr>
@@ -11537,7 +11123,7 @@
           <w:szCs w:val="28"/>
         </w:rPr>
       </w:pPr>
-      <w:bookmarkStart w:id="30" w:name="_Toc230866846"/>
+      <w:bookmarkStart w:id="25" w:name="_Toc230874077"/>
       <w:r>
         <w:rPr>
           <w:rFonts w:ascii="Times New Roman" w:hAnsi="Times New Roman" w:cs="Times New Roman"/>
@@ -11548,7 +11134,7 @@
         </w:rPr>
         <w:t>7.5. Критерии эффективности и метрики MVP</w:t>
       </w:r>
-      <w:bookmarkEnd w:id="30"/>
+      <w:bookmarkEnd w:id="25"/>
     </w:p>
     <w:p>
       <w:pPr>
@@ -11696,7 +11282,7 @@
           <w:bCs/>
         </w:rPr>
       </w:pPr>
-      <w:bookmarkStart w:id="31" w:name="_Toc230866847"/>
+      <w:bookmarkStart w:id="26" w:name="_Toc230874078"/>
       <w:r>
         <w:rPr>
           <w:rFonts w:ascii="Times New Roman" w:hAnsi="Times New Roman" w:cs="Times New Roman"/>
@@ -11706,7 +11292,7 @@
         <w:lastRenderedPageBreak/>
         <w:t>8. ПРИМЕР ИСПОЛЬЗОВАНИЯ</w:t>
       </w:r>
-      <w:bookmarkEnd w:id="31"/>
+      <w:bookmarkEnd w:id="26"/>
     </w:p>
     <w:p>
       <w:pPr>
@@ -11719,7 +11305,7 @@
           <w:szCs w:val="28"/>
         </w:rPr>
       </w:pPr>
-      <w:bookmarkStart w:id="32" w:name="_Toc230866848"/>
+      <w:bookmarkStart w:id="27" w:name="_Toc230874079"/>
       <w:r>
         <w:rPr>
           <w:rFonts w:ascii="Times New Roman" w:hAnsi="Times New Roman" w:cs="Times New Roman"/>
@@ -11730,7 +11316,7 @@
         </w:rPr>
         <w:t>8.1. Установка и запуск</w:t>
       </w:r>
-      <w:bookmarkEnd w:id="32"/>
+      <w:bookmarkEnd w:id="27"/>
     </w:p>
     <w:p>
       <w:pPr>
@@ -11840,7 +11426,7 @@
           <w:szCs w:val="28"/>
         </w:rPr>
       </w:pPr>
-      <w:bookmarkStart w:id="33" w:name="_Toc230866849"/>
+      <w:bookmarkStart w:id="28" w:name="_Toc230874080"/>
       <w:r>
         <w:rPr>
           <w:rFonts w:ascii="Times New Roman" w:hAnsi="Times New Roman" w:cs="Times New Roman"/>
@@ -11851,7 +11437,7 @@
         </w:rPr>
         <w:t>8.2. Сценарий 1: Первый запуск</w:t>
       </w:r>
-      <w:bookmarkEnd w:id="33"/>
+      <w:bookmarkEnd w:id="28"/>
       <w:r>
         <w:rPr>
           <w:rFonts w:ascii="Times New Roman" w:hAnsi="Times New Roman" w:cs="Times New Roman"/>
@@ -11934,6 +11520,7 @@
           <w:rFonts w:ascii="Times New Roman" w:hAnsi="Times New Roman" w:cs="Times New Roman"/>
           <w:b/>
           <w:bCs/>
+          <w:noProof/>
           <w:sz w:val="28"/>
           <w:szCs w:val="28"/>
         </w:rPr>
@@ -12043,7 +11630,7 @@
           <w:szCs w:val="28"/>
         </w:rPr>
       </w:pPr>
-      <w:bookmarkStart w:id="34" w:name="_Toc230866850"/>
+      <w:bookmarkStart w:id="29" w:name="_Toc230874081"/>
       <w:r>
         <w:rPr>
           <w:rFonts w:ascii="Times New Roman" w:hAnsi="Times New Roman" w:cs="Times New Roman"/>
@@ -12054,7 +11641,7 @@
         </w:rPr>
         <w:t>8.3. Сценарий 2: Просмотр случайной цитаты</w:t>
       </w:r>
-      <w:bookmarkEnd w:id="34"/>
+      <w:bookmarkEnd w:id="29"/>
       <w:r>
         <w:rPr>
           <w:rFonts w:ascii="Times New Roman" w:hAnsi="Times New Roman" w:cs="Times New Roman"/>
@@ -12094,6 +11681,7 @@
       <w:r>
         <w:rPr>
           <w:rFonts w:ascii="Times New Roman" w:hAnsi="Times New Roman" w:cs="Times New Roman"/>
+          <w:noProof/>
           <w:sz w:val="28"/>
           <w:szCs w:val="28"/>
         </w:rPr>
@@ -12157,7 +11745,7 @@
           <w:szCs w:val="28"/>
         </w:rPr>
       </w:pPr>
-      <w:bookmarkStart w:id="35" w:name="_Toc230866851"/>
+      <w:bookmarkStart w:id="30" w:name="_Toc230874082"/>
       <w:r>
         <w:rPr>
           <w:rFonts w:ascii="Times New Roman" w:hAnsi="Times New Roman" w:cs="Times New Roman"/>
@@ -12168,7 +11756,7 @@
         </w:rPr>
         <w:t>8.4. Сценарий 3: Поиск по ключевому слову</w:t>
       </w:r>
-      <w:bookmarkEnd w:id="35"/>
+      <w:bookmarkEnd w:id="30"/>
     </w:p>
     <w:p>
       <w:pPr>
@@ -12228,6 +11816,7 @@
       <w:r>
         <w:rPr>
           <w:rFonts w:ascii="Times New Roman" w:hAnsi="Times New Roman" w:cs="Times New Roman"/>
+          <w:noProof/>
           <w:sz w:val="28"/>
           <w:szCs w:val="28"/>
           <w:lang w:val="en-US"/>
@@ -12301,7 +11890,7 @@
           <w:szCs w:val="28"/>
         </w:rPr>
       </w:pPr>
-      <w:bookmarkStart w:id="36" w:name="_Toc230866852"/>
+      <w:bookmarkStart w:id="31" w:name="_Toc230874083"/>
       <w:r>
         <w:rPr>
           <w:rFonts w:ascii="Times New Roman" w:hAnsi="Times New Roman" w:cs="Times New Roman"/>
@@ -12313,7 +11902,7 @@
         <w:lastRenderedPageBreak/>
         <w:t>8.5. Сценарий 4: Игра "Угадай автора"</w:t>
       </w:r>
-      <w:bookmarkEnd w:id="36"/>
+      <w:bookmarkEnd w:id="31"/>
     </w:p>
     <w:p>
       <w:pPr>
@@ -12343,6 +11932,7 @@
       <w:r>
         <w:rPr>
           <w:rFonts w:ascii="Times New Roman" w:hAnsi="Times New Roman" w:cs="Times New Roman"/>
+          <w:noProof/>
           <w:sz w:val="28"/>
           <w:szCs w:val="28"/>
         </w:rPr>
@@ -12403,7 +11993,7 @@
           <w:szCs w:val="28"/>
         </w:rPr>
       </w:pPr>
-      <w:bookmarkStart w:id="37" w:name="_Toc230866853"/>
+      <w:bookmarkStart w:id="32" w:name="_Toc230874084"/>
       <w:r>
         <w:rPr>
           <w:rFonts w:ascii="Times New Roman" w:hAnsi="Times New Roman" w:cs="Times New Roman"/>
@@ -12414,31 +12004,23 @@
         </w:rPr>
         <w:t>8.6. Сценарий 5: Принудительное обновление</w:t>
       </w:r>
-      <w:bookmarkEnd w:id="37"/>
-    </w:p>
-    <w:p>
-      <w:pPr>
-        <w:rPr>
-          <w:rFonts w:ascii="Times New Roman" w:hAnsi="Times New Roman" w:cs="Times New Roman"/>
-          <w:sz w:val="28"/>
-          <w:szCs w:val="28"/>
-        </w:rPr>
-      </w:pPr>
-      <w:r>
-        <w:rPr>
-          <w:rFonts w:ascii="Times New Roman" w:hAnsi="Times New Roman" w:cs="Times New Roman"/>
-          <w:sz w:val="28"/>
-          <w:szCs w:val="28"/>
-        </w:rPr>
-        <w:t>В настройках</w:t>
-      </w:r>
-      <w:r>
-        <w:rPr>
-          <w:rFonts w:ascii="Times New Roman" w:hAnsi="Times New Roman" w:cs="Times New Roman"/>
-          <w:sz w:val="28"/>
-          <w:szCs w:val="28"/>
-        </w:rPr>
-        <w:t xml:space="preserve"> </w:t>
+      <w:bookmarkEnd w:id="32"/>
+    </w:p>
+    <w:p>
+      <w:pPr>
+        <w:rPr>
+          <w:rFonts w:ascii="Times New Roman" w:hAnsi="Times New Roman" w:cs="Times New Roman"/>
+          <w:sz w:val="28"/>
+          <w:szCs w:val="28"/>
+        </w:rPr>
+      </w:pPr>
+      <w:r>
+        <w:rPr>
+          <w:rFonts w:ascii="Times New Roman" w:hAnsi="Times New Roman" w:cs="Times New Roman"/>
+          <w:sz w:val="28"/>
+          <w:szCs w:val="28"/>
+        </w:rPr>
+        <w:t xml:space="preserve">В настройках </w:t>
       </w:r>
       <w:r>
         <w:rPr>
@@ -12454,15 +12036,7 @@
           <w:sz w:val="28"/>
           <w:szCs w:val="28"/>
         </w:rPr>
-        <w:t>,</w:t>
-      </w:r>
-      <w:r>
-        <w:rPr>
-          <w:rFonts w:ascii="Times New Roman" w:hAnsi="Times New Roman" w:cs="Times New Roman"/>
-          <w:sz w:val="28"/>
-          <w:szCs w:val="28"/>
-        </w:rPr>
-        <w:t xml:space="preserve"> можно задать </w:t>
+        <w:t xml:space="preserve">, можно задать </w:t>
       </w:r>
       <w:proofErr w:type="spellStart"/>
       <w:r>
@@ -12512,6 +12086,7 @@
       <w:r>
         <w:rPr>
           <w:rFonts w:ascii="Times New Roman" w:hAnsi="Times New Roman" w:cs="Times New Roman"/>
+          <w:noProof/>
           <w:sz w:val="28"/>
           <w:szCs w:val="28"/>
         </w:rPr>
@@ -12563,6 +12138,7 @@
       <w:r>
         <w:rPr>
           <w:rFonts w:ascii="Times New Roman" w:hAnsi="Times New Roman" w:cs="Times New Roman"/>
+          <w:noProof/>
           <w:sz w:val="28"/>
           <w:szCs w:val="28"/>
         </w:rPr>
@@ -12615,7 +12191,7 @@
           <w:szCs w:val="28"/>
         </w:rPr>
       </w:pPr>
-      <w:bookmarkStart w:id="38" w:name="_Toc230866854"/>
+      <w:bookmarkStart w:id="33" w:name="_Toc230874085"/>
       <w:r>
         <w:rPr>
           <w:rFonts w:ascii="Times New Roman" w:hAnsi="Times New Roman" w:cs="Times New Roman"/>
@@ -12626,7 +12202,7 @@
         </w:rPr>
         <w:t>8.7. Сценарий 6: Работа без интернета</w:t>
       </w:r>
-      <w:bookmarkEnd w:id="38"/>
+      <w:bookmarkEnd w:id="33"/>
     </w:p>
     <w:p>
       <w:pPr>
@@ -12721,7 +12297,7 @@
           <w:szCs w:val="28"/>
         </w:rPr>
       </w:pPr>
-      <w:bookmarkStart w:id="39" w:name="_Toc230866855"/>
+      <w:bookmarkStart w:id="34" w:name="_Toc230874086"/>
       <w:r>
         <w:rPr>
           <w:rFonts w:ascii="Times New Roman" w:hAnsi="Times New Roman" w:cs="Times New Roman"/>
@@ -12732,7 +12308,7 @@
         </w:rPr>
         <w:t>8.8. Структура файла хранилища</w:t>
       </w:r>
-      <w:bookmarkEnd w:id="39"/>
+      <w:bookmarkEnd w:id="34"/>
     </w:p>
     <w:p>
       <w:pPr>
@@ -13007,7 +12583,7 @@
           <w:bCs/>
         </w:rPr>
       </w:pPr>
-      <w:bookmarkStart w:id="40" w:name="_Toc230866856"/>
+      <w:bookmarkStart w:id="35" w:name="_Toc230874087"/>
       <w:r>
         <w:rPr>
           <w:rFonts w:ascii="Times New Roman" w:hAnsi="Times New Roman" w:cs="Times New Roman"/>
@@ -13017,7 +12593,7 @@
         <w:lastRenderedPageBreak/>
         <w:t>9. ЗАКЛЮЧЕНИЕ</w:t>
       </w:r>
-      <w:bookmarkEnd w:id="40"/>
+      <w:bookmarkEnd w:id="35"/>
     </w:p>
     <w:p>
       <w:pPr>
@@ -13039,7 +12615,7 @@
           <w:szCs w:val="28"/>
         </w:rPr>
       </w:pPr>
-      <w:bookmarkStart w:id="41" w:name="_Toc230866857"/>
+      <w:bookmarkStart w:id="36" w:name="_Toc230874088"/>
       <w:r>
         <w:rPr>
           <w:rFonts w:ascii="Times New Roman" w:hAnsi="Times New Roman" w:cs="Times New Roman"/>
@@ -13050,7 +12626,7 @@
         </w:rPr>
         <w:t>9.1. Итоги разработки</w:t>
       </w:r>
-      <w:bookmarkEnd w:id="41"/>
+      <w:bookmarkEnd w:id="36"/>
     </w:p>
     <w:p>
       <w:pPr>
@@ -13134,7 +12710,7 @@
           <w:szCs w:val="28"/>
         </w:rPr>
       </w:pPr>
-      <w:bookmarkStart w:id="42" w:name="_Toc230866858"/>
+      <w:bookmarkStart w:id="37" w:name="_Toc230874089"/>
       <w:r>
         <w:rPr>
           <w:rFonts w:ascii="Times New Roman" w:hAnsi="Times New Roman" w:cs="Times New Roman"/>
@@ -13145,7 +12721,7 @@
         </w:rPr>
         <w:t>9.2. Технические особенности проекта</w:t>
       </w:r>
-      <w:bookmarkEnd w:id="42"/>
+      <w:bookmarkEnd w:id="37"/>
     </w:p>
     <w:p>
       <w:pPr>
@@ -13439,7 +13015,7 @@
           <w:szCs w:val="28"/>
         </w:rPr>
       </w:pPr>
-      <w:bookmarkStart w:id="43" w:name="_Toc230866859"/>
+      <w:bookmarkStart w:id="38" w:name="_Toc230874090"/>
       <w:r>
         <w:rPr>
           <w:rFonts w:ascii="Times New Roman" w:hAnsi="Times New Roman" w:cs="Times New Roman"/>
@@ -13450,7 +13026,7 @@
         </w:rPr>
         <w:t>9.3. Практическая ценность</w:t>
       </w:r>
-      <w:bookmarkEnd w:id="43"/>
+      <w:bookmarkEnd w:id="38"/>
     </w:p>
     <w:p>
       <w:pPr>
@@ -13480,7 +13056,7 @@
           <w:szCs w:val="28"/>
         </w:rPr>
       </w:pPr>
-      <w:bookmarkStart w:id="44" w:name="_Toc230866860"/>
+      <w:bookmarkStart w:id="39" w:name="_Toc230874091"/>
       <w:r>
         <w:rPr>
           <w:rFonts w:ascii="Times New Roman" w:hAnsi="Times New Roman" w:cs="Times New Roman"/>
@@ -13491,7 +13067,7 @@
         </w:rPr>
         <w:t>9.4. План дальнейшего развития проекта</w:t>
       </w:r>
-      <w:bookmarkEnd w:id="44"/>
+      <w:bookmarkEnd w:id="39"/>
     </w:p>
     <w:p>
       <w:pPr>

--- a/ZenQuotesApp WPF/Отчет МДК 02.01. Технология разработки ПО еозИСИП-406 WPF, MVVM команда 6.docx
+++ b/ZenQuotesApp WPF/Отчет МДК 02.01. Технология разработки ПО еозИСИП-406 WPF, MVVM команда 6.docx
@@ -690,11 +690,10 @@
           <w:r>
             <w:fldChar w:fldCharType="separate"/>
           </w:r>
-          <w:hyperlink w:anchor="_Toc230874052" w:history="1">
+          <w:hyperlink w:anchor="_Toc230968840" w:history="1">
             <w:r>
               <w:rPr>
                 <w:rStyle w:val="a3"/>
-                <w:rFonts w:ascii="Times New Roman" w:hAnsi="Times New Roman"/>
                 <w:b/>
                 <w:bCs/>
                 <w:noProof/>
@@ -720,7 +719,7 @@
                 <w:noProof/>
                 <w:webHidden/>
               </w:rPr>
-              <w:instrText xml:space="preserve"> PAGEREF _Toc230874052 \h </w:instrText>
+              <w:instrText xml:space="preserve"> PAGEREF _Toc230968840 \h </w:instrText>
             </w:r>
             <w:r>
               <w:rPr>
@@ -762,10 +761,12 @@
               <w:noProof/>
             </w:rPr>
           </w:pPr>
-          <w:hyperlink w:anchor="_Toc230874053" w:history="1">
+          <w:hyperlink w:anchor="_Toc230968841" w:history="1">
             <w:r>
               <w:rPr>
                 <w:rStyle w:val="a3"/>
+                <w:b/>
+                <w:bCs/>
                 <w:noProof/>
               </w:rPr>
               <w:t>1.1. Описание проекта</w:t>
@@ -789,7 +790,7 @@
                 <w:noProof/>
                 <w:webHidden/>
               </w:rPr>
-              <w:instrText xml:space="preserve"> PAGEREF _Toc230874053 \h </w:instrText>
+              <w:instrText xml:space="preserve"> PAGEREF _Toc230968841 \h </w:instrText>
             </w:r>
             <w:r>
               <w:rPr>
@@ -831,11 +832,10 @@
               <w:noProof/>
             </w:rPr>
           </w:pPr>
-          <w:hyperlink w:anchor="_Toc230874054" w:history="1">
+          <w:hyperlink w:anchor="_Toc230968842" w:history="1">
             <w:r>
               <w:rPr>
                 <w:rStyle w:val="a3"/>
-                <w:rFonts w:ascii="Times New Roman" w:hAnsi="Times New Roman"/>
                 <w:b/>
                 <w:bCs/>
                 <w:noProof/>
@@ -861,7 +861,7 @@
                 <w:noProof/>
                 <w:webHidden/>
               </w:rPr>
-              <w:instrText xml:space="preserve"> PAGEREF _Toc230874054 \h </w:instrText>
+              <w:instrText xml:space="preserve"> PAGEREF _Toc230968842 \h </w:instrText>
             </w:r>
             <w:r>
               <w:rPr>
@@ -903,11 +903,10 @@
               <w:noProof/>
             </w:rPr>
           </w:pPr>
-          <w:hyperlink w:anchor="_Toc230874055" w:history="1">
+          <w:hyperlink w:anchor="_Toc230968843" w:history="1">
             <w:r>
               <w:rPr>
                 <w:rStyle w:val="a3"/>
-                <w:rFonts w:ascii="Times New Roman" w:hAnsi="Times New Roman"/>
                 <w:b/>
                 <w:bCs/>
                 <w:noProof/>
@@ -933,7 +932,7 @@
                 <w:noProof/>
                 <w:webHidden/>
               </w:rPr>
-              <w:instrText xml:space="preserve"> PAGEREF _Toc230874055 \h </w:instrText>
+              <w:instrText xml:space="preserve"> PAGEREF _Toc230968843 \h </w:instrText>
             </w:r>
             <w:r>
               <w:rPr>
@@ -975,11 +974,10 @@
               <w:noProof/>
             </w:rPr>
           </w:pPr>
-          <w:hyperlink w:anchor="_Toc230874056" w:history="1">
+          <w:hyperlink w:anchor="_Toc230968844" w:history="1">
             <w:r>
               <w:rPr>
                 <w:rStyle w:val="a3"/>
-                <w:rFonts w:ascii="Times New Roman" w:hAnsi="Times New Roman"/>
                 <w:b/>
                 <w:bCs/>
                 <w:noProof/>
@@ -1005,7 +1003,7 @@
                 <w:noProof/>
                 <w:webHidden/>
               </w:rPr>
-              <w:instrText xml:space="preserve"> PAGEREF _Toc230874056 \h </w:instrText>
+              <w:instrText xml:space="preserve"> PAGEREF _Toc230968844 \h </w:instrText>
             </w:r>
             <w:r>
               <w:rPr>
@@ -1047,11 +1045,10 @@
               <w:noProof/>
             </w:rPr>
           </w:pPr>
-          <w:hyperlink w:anchor="_Toc230874057" w:history="1">
+          <w:hyperlink w:anchor="_Toc230968845" w:history="1">
             <w:r>
               <w:rPr>
                 <w:rStyle w:val="a3"/>
-                <w:rFonts w:ascii="Times New Roman" w:hAnsi="Times New Roman"/>
                 <w:b/>
                 <w:bCs/>
                 <w:noProof/>
@@ -1077,7 +1074,7 @@
                 <w:noProof/>
                 <w:webHidden/>
               </w:rPr>
-              <w:instrText xml:space="preserve"> PAGEREF _Toc230874057 \h </w:instrText>
+              <w:instrText xml:space="preserve"> PAGEREF _Toc230968845 \h </w:instrText>
             </w:r>
             <w:r>
               <w:rPr>
@@ -1119,11 +1116,10 @@
               <w:noProof/>
             </w:rPr>
           </w:pPr>
-          <w:hyperlink w:anchor="_Toc230874058" w:history="1">
+          <w:hyperlink w:anchor="_Toc230968846" w:history="1">
             <w:r>
               <w:rPr>
                 <w:rStyle w:val="a3"/>
-                <w:rFonts w:ascii="Times New Roman" w:hAnsi="Times New Roman"/>
                 <w:b/>
                 <w:bCs/>
                 <w:noProof/>
@@ -1149,7 +1145,7 @@
                 <w:noProof/>
                 <w:webHidden/>
               </w:rPr>
-              <w:instrText xml:space="preserve"> PAGEREF _Toc230874058 \h </w:instrText>
+              <w:instrText xml:space="preserve"> PAGEREF _Toc230968846 \h </w:instrText>
             </w:r>
             <w:r>
               <w:rPr>
@@ -1191,11 +1187,10 @@
               <w:noProof/>
             </w:rPr>
           </w:pPr>
-          <w:hyperlink w:anchor="_Toc230874059" w:history="1">
+          <w:hyperlink w:anchor="_Toc230968847" w:history="1">
             <w:r>
               <w:rPr>
                 <w:rStyle w:val="a3"/>
-                <w:rFonts w:ascii="Times New Roman" w:hAnsi="Times New Roman"/>
                 <w:b/>
                 <w:bCs/>
                 <w:noProof/>
@@ -1221,7 +1216,7 @@
                 <w:noProof/>
                 <w:webHidden/>
               </w:rPr>
-              <w:instrText xml:space="preserve"> PAGEREF _Toc230874059 \h </w:instrText>
+              <w:instrText xml:space="preserve"> PAGEREF _Toc230968847 \h </w:instrText>
             </w:r>
             <w:r>
               <w:rPr>
@@ -1263,11 +1258,10 @@
               <w:noProof/>
             </w:rPr>
           </w:pPr>
-          <w:hyperlink w:anchor="_Toc230874060" w:history="1">
+          <w:hyperlink w:anchor="_Toc230968848" w:history="1">
             <w:r>
               <w:rPr>
                 <w:rStyle w:val="a3"/>
-                <w:rFonts w:ascii="Times New Roman" w:hAnsi="Times New Roman"/>
                 <w:b/>
                 <w:bCs/>
                 <w:noProof/>
@@ -1293,7 +1287,7 @@
                 <w:noProof/>
                 <w:webHidden/>
               </w:rPr>
-              <w:instrText xml:space="preserve"> PAGEREF _Toc230874060 \h </w:instrText>
+              <w:instrText xml:space="preserve"> PAGEREF _Toc230968848 \h </w:instrText>
             </w:r>
             <w:r>
               <w:rPr>
@@ -1335,11 +1329,10 @@
               <w:noProof/>
             </w:rPr>
           </w:pPr>
-          <w:hyperlink w:anchor="_Toc230874061" w:history="1">
+          <w:hyperlink w:anchor="_Toc230968849" w:history="1">
             <w:r>
               <w:rPr>
                 <w:rStyle w:val="a3"/>
-                <w:rFonts w:ascii="Times New Roman" w:hAnsi="Times New Roman"/>
                 <w:b/>
                 <w:bCs/>
                 <w:noProof/>
@@ -1365,7 +1358,7 @@
                 <w:noProof/>
                 <w:webHidden/>
               </w:rPr>
-              <w:instrText xml:space="preserve"> PAGEREF _Toc230874061 \h </w:instrText>
+              <w:instrText xml:space="preserve"> PAGEREF _Toc230968849 \h </w:instrText>
             </w:r>
             <w:r>
               <w:rPr>
@@ -1407,16 +1400,15 @@
               <w:noProof/>
             </w:rPr>
           </w:pPr>
-          <w:hyperlink w:anchor="_Toc230874062" w:history="1">
+          <w:hyperlink w:anchor="_Toc230968850" w:history="1">
             <w:r>
               <w:rPr>
                 <w:rStyle w:val="a3"/>
-                <w:rFonts w:ascii="Times New Roman" w:hAnsi="Times New Roman"/>
                 <w:b/>
                 <w:bCs/>
                 <w:noProof/>
               </w:rPr>
-              <w:t>5. АНАЛИЗ АНАЛОГОВ</w:t>
+              <w:t>4. Подбор средств для разработки</w:t>
             </w:r>
             <w:r>
               <w:rPr>
@@ -1437,7 +1429,7 @@
                 <w:noProof/>
                 <w:webHidden/>
               </w:rPr>
-              <w:instrText xml:space="preserve"> PAGEREF _Toc230874062 \h </w:instrText>
+              <w:instrText xml:space="preserve"> PAGEREF _Toc230968850 \h </w:instrText>
             </w:r>
             <w:r>
               <w:rPr>
@@ -1479,16 +1471,15 @@
               <w:noProof/>
             </w:rPr>
           </w:pPr>
-          <w:hyperlink w:anchor="_Toc230874063" w:history="1">
+          <w:hyperlink w:anchor="_Toc230968851" w:history="1">
             <w:r>
               <w:rPr>
                 <w:rStyle w:val="a3"/>
-                <w:rFonts w:ascii="Times New Roman" w:hAnsi="Times New Roman"/>
                 <w:b/>
                 <w:bCs/>
                 <w:noProof/>
               </w:rPr>
-              <w:t>5.1. Существующие решения</w:t>
+              <w:t>4.1. Язык программирования и платформа</w:t>
             </w:r>
             <w:r>
               <w:rPr>
@@ -1509,7 +1500,7 @@
                 <w:noProof/>
                 <w:webHidden/>
               </w:rPr>
-              <w:instrText xml:space="preserve"> PAGEREF _Toc230874063 \h </w:instrText>
+              <w:instrText xml:space="preserve"> PAGEREF _Toc230968851 \h </w:instrText>
             </w:r>
             <w:r>
               <w:rPr>
@@ -1551,16 +1542,15 @@
               <w:noProof/>
             </w:rPr>
           </w:pPr>
-          <w:hyperlink w:anchor="_Toc230874064" w:history="1">
+          <w:hyperlink w:anchor="_Toc230968852" w:history="1">
             <w:r>
               <w:rPr>
                 <w:rStyle w:val="a3"/>
-                <w:rFonts w:ascii="Times New Roman" w:hAnsi="Times New Roman"/>
                 <w:b/>
                 <w:bCs/>
                 <w:noProof/>
               </w:rPr>
-              <w:t>5.2. Конкурентные преимущества ZenQuotesApp</w:t>
+              <w:t>4.2. Среда разработки и инструменты сборки</w:t>
             </w:r>
             <w:r>
               <w:rPr>
@@ -1581,7 +1571,7 @@
                 <w:noProof/>
                 <w:webHidden/>
               </w:rPr>
-              <w:instrText xml:space="preserve"> PAGEREF _Toc230874064 \h </w:instrText>
+              <w:instrText xml:space="preserve"> PAGEREF _Toc230968852 \h </w:instrText>
             </w:r>
             <w:r>
               <w:rPr>
@@ -1601,7 +1591,7 @@
                 <w:noProof/>
                 <w:webHidden/>
               </w:rPr>
-              <w:t>9</w:t>
+              <w:t>8</w:t>
             </w:r>
             <w:r>
               <w:rPr>
@@ -1623,16 +1613,15 @@
               <w:noProof/>
             </w:rPr>
           </w:pPr>
-          <w:hyperlink w:anchor="_Toc230874065" w:history="1">
+          <w:hyperlink w:anchor="_Toc230968853" w:history="1">
             <w:r>
               <w:rPr>
                 <w:rStyle w:val="a3"/>
-                <w:rFonts w:ascii="Times New Roman" w:hAnsi="Times New Roman"/>
                 <w:b/>
                 <w:bCs/>
                 <w:noProof/>
               </w:rPr>
-              <w:t>5.3. Уникальные особенности</w:t>
+              <w:t>4.3. Архитектурный паттерн и проектирование интерфейса</w:t>
             </w:r>
             <w:r>
               <w:rPr>
@@ -1653,7 +1642,149 @@
                 <w:noProof/>
                 <w:webHidden/>
               </w:rPr>
-              <w:instrText xml:space="preserve"> PAGEREF _Toc230874065 \h </w:instrText>
+              <w:instrText xml:space="preserve"> PAGEREF _Toc230968853 \h </w:instrText>
+            </w:r>
+            <w:r>
+              <w:rPr>
+                <w:noProof/>
+                <w:webHidden/>
+              </w:rPr>
+            </w:r>
+            <w:r>
+              <w:rPr>
+                <w:noProof/>
+                <w:webHidden/>
+              </w:rPr>
+              <w:fldChar w:fldCharType="separate"/>
+            </w:r>
+            <w:r>
+              <w:rPr>
+                <w:noProof/>
+                <w:webHidden/>
+              </w:rPr>
+              <w:t>8</w:t>
+            </w:r>
+            <w:r>
+              <w:rPr>
+                <w:noProof/>
+                <w:webHidden/>
+              </w:rPr>
+              <w:fldChar w:fldCharType="end"/>
+            </w:r>
+          </w:hyperlink>
+        </w:p>
+        <w:p>
+          <w:pPr>
+            <w:pStyle w:val="21"/>
+            <w:tabs>
+              <w:tab w:val="right" w:leader="dot" w:pos="9345"/>
+            </w:tabs>
+            <w:rPr>
+              <w:rFonts w:cstheme="minorBidi"/>
+              <w:noProof/>
+            </w:rPr>
+          </w:pPr>
+          <w:hyperlink w:anchor="_Toc230968854" w:history="1">
+            <w:r>
+              <w:rPr>
+                <w:rStyle w:val="a3"/>
+                <w:b/>
+                <w:bCs/>
+                <w:noProof/>
+              </w:rPr>
+              <w:t>4.4. Работа с данными и сетевым взаимодействием</w:t>
+            </w:r>
+            <w:r>
+              <w:rPr>
+                <w:noProof/>
+                <w:webHidden/>
+              </w:rPr>
+              <w:tab/>
+            </w:r>
+            <w:r>
+              <w:rPr>
+                <w:noProof/>
+                <w:webHidden/>
+              </w:rPr>
+              <w:fldChar w:fldCharType="begin"/>
+            </w:r>
+            <w:r>
+              <w:rPr>
+                <w:noProof/>
+                <w:webHidden/>
+              </w:rPr>
+              <w:instrText xml:space="preserve"> PAGEREF _Toc230968854 \h </w:instrText>
+            </w:r>
+            <w:r>
+              <w:rPr>
+                <w:noProof/>
+                <w:webHidden/>
+              </w:rPr>
+            </w:r>
+            <w:r>
+              <w:rPr>
+                <w:noProof/>
+                <w:webHidden/>
+              </w:rPr>
+              <w:fldChar w:fldCharType="separate"/>
+            </w:r>
+            <w:r>
+              <w:rPr>
+                <w:noProof/>
+                <w:webHidden/>
+              </w:rPr>
+              <w:t>9</w:t>
+            </w:r>
+            <w:r>
+              <w:rPr>
+                <w:noProof/>
+                <w:webHidden/>
+              </w:rPr>
+              <w:fldChar w:fldCharType="end"/>
+            </w:r>
+          </w:hyperlink>
+        </w:p>
+        <w:p>
+          <w:pPr>
+            <w:pStyle w:val="21"/>
+            <w:tabs>
+              <w:tab w:val="right" w:leader="dot" w:pos="9345"/>
+            </w:tabs>
+            <w:rPr>
+              <w:rFonts w:cstheme="minorBidi"/>
+              <w:noProof/>
+            </w:rPr>
+          </w:pPr>
+          <w:hyperlink w:anchor="_Toc230968855" w:history="1">
+            <w:r>
+              <w:rPr>
+                <w:rStyle w:val="a3"/>
+                <w:b/>
+                <w:bCs/>
+                <w:noProof/>
+              </w:rPr>
+              <w:t>4.5. Вспомогательные инструменты и документирование</w:t>
+            </w:r>
+            <w:r>
+              <w:rPr>
+                <w:noProof/>
+                <w:webHidden/>
+              </w:rPr>
+              <w:tab/>
+            </w:r>
+            <w:r>
+              <w:rPr>
+                <w:noProof/>
+                <w:webHidden/>
+              </w:rPr>
+              <w:fldChar w:fldCharType="begin"/>
+            </w:r>
+            <w:r>
+              <w:rPr>
+                <w:noProof/>
+                <w:webHidden/>
+              </w:rPr>
+              <w:instrText xml:space="preserve"> PAGEREF _Toc230968855 \h </w:instrText>
             </w:r>
             <w:r>
               <w:rPr>
@@ -1695,16 +1826,15 @@
               <w:noProof/>
             </w:rPr>
           </w:pPr>
-          <w:hyperlink w:anchor="_Toc230874066" w:history="1">
+          <w:hyperlink w:anchor="_Toc230968856" w:history="1">
             <w:r>
               <w:rPr>
                 <w:rStyle w:val="a3"/>
-                <w:rFonts w:ascii="Times New Roman" w:hAnsi="Times New Roman"/>
                 <w:b/>
                 <w:bCs/>
                 <w:noProof/>
               </w:rPr>
-              <w:t>6. ПРОЦЕСС РАЗРАБОТКИ</w:t>
+              <w:t>5. АНАЛИЗ АНАЛОГОВ</w:t>
             </w:r>
             <w:r>
               <w:rPr>
@@ -1725,7 +1855,7 @@
                 <w:noProof/>
                 <w:webHidden/>
               </w:rPr>
-              <w:instrText xml:space="preserve"> PAGEREF _Toc230874066 \h </w:instrText>
+              <w:instrText xml:space="preserve"> PAGEREF _Toc230968856 \h </w:instrText>
             </w:r>
             <w:r>
               <w:rPr>
@@ -1767,16 +1897,15 @@
               <w:noProof/>
             </w:rPr>
           </w:pPr>
-          <w:hyperlink w:anchor="_Toc230874067" w:history="1">
+          <w:hyperlink w:anchor="_Toc230968857" w:history="1">
             <w:r>
               <w:rPr>
                 <w:rStyle w:val="a3"/>
-                <w:rFonts w:ascii="Times New Roman" w:hAnsi="Times New Roman"/>
                 <w:b/>
                 <w:bCs/>
                 <w:noProof/>
               </w:rPr>
-              <w:t>6.1. Архитектура приложения</w:t>
+              <w:t>5.1. Существующие решения</w:t>
             </w:r>
             <w:r>
               <w:rPr>
@@ -1797,7 +1926,7 @@
                 <w:noProof/>
                 <w:webHidden/>
               </w:rPr>
-              <w:instrText xml:space="preserve"> PAGEREF _Toc230874067 \h </w:instrText>
+              <w:instrText xml:space="preserve"> PAGEREF _Toc230968857 \h </w:instrText>
             </w:r>
             <w:r>
               <w:rPr>
@@ -1839,16 +1968,15 @@
               <w:noProof/>
             </w:rPr>
           </w:pPr>
-          <w:hyperlink w:anchor="_Toc230874068" w:history="1">
+          <w:hyperlink w:anchor="_Toc230968858" w:history="1">
             <w:r>
               <w:rPr>
                 <w:rStyle w:val="a3"/>
-                <w:rFonts w:ascii="Times New Roman" w:hAnsi="Times New Roman"/>
                 <w:b/>
                 <w:bCs/>
                 <w:noProof/>
               </w:rPr>
-              <w:t>6.2. Основные компоненты</w:t>
+              <w:t>5.2. Конкурентные преимущества ZenQuotesApp</w:t>
             </w:r>
             <w:r>
               <w:rPr>
@@ -1869,7 +1997,7 @@
                 <w:noProof/>
                 <w:webHidden/>
               </w:rPr>
-              <w:instrText xml:space="preserve"> PAGEREF _Toc230874068 \h </w:instrText>
+              <w:instrText xml:space="preserve"> PAGEREF _Toc230968858 \h </w:instrText>
             </w:r>
             <w:r>
               <w:rPr>
@@ -1889,7 +2017,7 @@
                 <w:noProof/>
                 <w:webHidden/>
               </w:rPr>
-              <w:t>10</w:t>
+              <w:t>11</w:t>
             </w:r>
             <w:r>
               <w:rPr>
@@ -1911,16 +2039,15 @@
               <w:noProof/>
             </w:rPr>
           </w:pPr>
-          <w:hyperlink w:anchor="_Toc230874069" w:history="1">
+          <w:hyperlink w:anchor="_Toc230968859" w:history="1">
             <w:r>
               <w:rPr>
                 <w:rStyle w:val="a3"/>
-                <w:rFonts w:ascii="Times New Roman" w:hAnsi="Times New Roman"/>
                 <w:b/>
                 <w:bCs/>
                 <w:noProof/>
               </w:rPr>
-              <w:t>6.3. Этапы разработки</w:t>
+              <w:t>5.3. Уникальные особенности</w:t>
             </w:r>
             <w:r>
               <w:rPr>
@@ -1941,7 +2068,7 @@
                 <w:noProof/>
                 <w:webHidden/>
               </w:rPr>
-              <w:instrText xml:space="preserve"> PAGEREF _Toc230874069 \h </w:instrText>
+              <w:instrText xml:space="preserve"> PAGEREF _Toc230968859 \h </w:instrText>
             </w:r>
             <w:r>
               <w:rPr>
@@ -1962,6 +2089,77 @@
                 <w:webHidden/>
               </w:rPr>
               <w:t>11</w:t>
+            </w:r>
+            <w:r>
+              <w:rPr>
+                <w:noProof/>
+                <w:webHidden/>
+              </w:rPr>
+              <w:fldChar w:fldCharType="end"/>
+            </w:r>
+          </w:hyperlink>
+        </w:p>
+        <w:p>
+          <w:pPr>
+            <w:pStyle w:val="11"/>
+            <w:tabs>
+              <w:tab w:val="right" w:leader="dot" w:pos="9345"/>
+            </w:tabs>
+            <w:rPr>
+              <w:rFonts w:cstheme="minorBidi"/>
+              <w:noProof/>
+            </w:rPr>
+          </w:pPr>
+          <w:hyperlink w:anchor="_Toc230968860" w:history="1">
+            <w:r>
+              <w:rPr>
+                <w:rStyle w:val="a3"/>
+                <w:b/>
+                <w:bCs/>
+                <w:noProof/>
+              </w:rPr>
+              <w:t>6. ПРОЦЕСС РАЗРАБОТКИ</w:t>
+            </w:r>
+            <w:r>
+              <w:rPr>
+                <w:noProof/>
+                <w:webHidden/>
+              </w:rPr>
+              <w:tab/>
+            </w:r>
+            <w:r>
+              <w:rPr>
+                <w:noProof/>
+                <w:webHidden/>
+              </w:rPr>
+              <w:fldChar w:fldCharType="begin"/>
+            </w:r>
+            <w:r>
+              <w:rPr>
+                <w:noProof/>
+                <w:webHidden/>
+              </w:rPr>
+              <w:instrText xml:space="preserve"> PAGEREF _Toc230968860 \h </w:instrText>
+            </w:r>
+            <w:r>
+              <w:rPr>
+                <w:noProof/>
+                <w:webHidden/>
+              </w:rPr>
+            </w:r>
+            <w:r>
+              <w:rPr>
+                <w:noProof/>
+                <w:webHidden/>
+              </w:rPr>
+              <w:fldChar w:fldCharType="separate"/>
+            </w:r>
+            <w:r>
+              <w:rPr>
+                <w:noProof/>
+                <w:webHidden/>
+              </w:rPr>
+              <w:t>12</w:t>
             </w:r>
             <w:r>
               <w:rPr>
@@ -1983,16 +2181,15 @@
               <w:noProof/>
             </w:rPr>
           </w:pPr>
-          <w:hyperlink w:anchor="_Toc230874070" w:history="1">
+          <w:hyperlink w:anchor="_Toc230968861" w:history="1">
             <w:r>
               <w:rPr>
                 <w:rStyle w:val="a3"/>
-                <w:rFonts w:ascii="Times New Roman" w:hAnsi="Times New Roman"/>
                 <w:b/>
                 <w:bCs/>
                 <w:noProof/>
               </w:rPr>
-              <w:t>6.4. Обработка ошибок</w:t>
+              <w:t>6.1. Архитектура приложения</w:t>
             </w:r>
             <w:r>
               <w:rPr>
@@ -2013,7 +2210,7 @@
                 <w:noProof/>
                 <w:webHidden/>
               </w:rPr>
-              <w:instrText xml:space="preserve"> PAGEREF _Toc230874070 \h </w:instrText>
+              <w:instrText xml:space="preserve"> PAGEREF _Toc230968861 \h </w:instrText>
             </w:r>
             <w:r>
               <w:rPr>
@@ -2033,7 +2230,7 @@
                 <w:noProof/>
                 <w:webHidden/>
               </w:rPr>
-              <w:t>11</w:t>
+              <w:t>12</w:t>
             </w:r>
             <w:r>
               <w:rPr>
@@ -2055,15 +2252,227 @@
               <w:noProof/>
             </w:rPr>
           </w:pPr>
-          <w:hyperlink w:anchor="_Toc230874071" w:history="1">
+          <w:hyperlink w:anchor="_Toc230968862" w:history="1">
             <w:r>
               <w:rPr>
                 <w:rStyle w:val="a3"/>
-                <w:rFonts w:ascii="Times New Roman" w:hAnsi="Times New Roman"/>
                 <w:b/>
                 <w:bCs/>
                 <w:noProof/>
               </w:rPr>
+              <w:t>6.2. Основные компоненты</w:t>
+            </w:r>
+            <w:r>
+              <w:rPr>
+                <w:noProof/>
+                <w:webHidden/>
+              </w:rPr>
+              <w:tab/>
+            </w:r>
+            <w:r>
+              <w:rPr>
+                <w:noProof/>
+                <w:webHidden/>
+              </w:rPr>
+              <w:fldChar w:fldCharType="begin"/>
+            </w:r>
+            <w:r>
+              <w:rPr>
+                <w:noProof/>
+                <w:webHidden/>
+              </w:rPr>
+              <w:instrText xml:space="preserve"> PAGEREF _Toc230968862 \h </w:instrText>
+            </w:r>
+            <w:r>
+              <w:rPr>
+                <w:noProof/>
+                <w:webHidden/>
+              </w:rPr>
+            </w:r>
+            <w:r>
+              <w:rPr>
+                <w:noProof/>
+                <w:webHidden/>
+              </w:rPr>
+              <w:fldChar w:fldCharType="separate"/>
+            </w:r>
+            <w:r>
+              <w:rPr>
+                <w:noProof/>
+                <w:webHidden/>
+              </w:rPr>
+              <w:t>12</w:t>
+            </w:r>
+            <w:r>
+              <w:rPr>
+                <w:noProof/>
+                <w:webHidden/>
+              </w:rPr>
+              <w:fldChar w:fldCharType="end"/>
+            </w:r>
+          </w:hyperlink>
+        </w:p>
+        <w:p>
+          <w:pPr>
+            <w:pStyle w:val="21"/>
+            <w:tabs>
+              <w:tab w:val="right" w:leader="dot" w:pos="9345"/>
+            </w:tabs>
+            <w:rPr>
+              <w:rFonts w:cstheme="minorBidi"/>
+              <w:noProof/>
+            </w:rPr>
+          </w:pPr>
+          <w:hyperlink w:anchor="_Toc230968863" w:history="1">
+            <w:r>
+              <w:rPr>
+                <w:rStyle w:val="a3"/>
+                <w:b/>
+                <w:bCs/>
+                <w:noProof/>
+              </w:rPr>
+              <w:t>6.3. Этапы разработки</w:t>
+            </w:r>
+            <w:r>
+              <w:rPr>
+                <w:noProof/>
+                <w:webHidden/>
+              </w:rPr>
+              <w:tab/>
+            </w:r>
+            <w:r>
+              <w:rPr>
+                <w:noProof/>
+                <w:webHidden/>
+              </w:rPr>
+              <w:fldChar w:fldCharType="begin"/>
+            </w:r>
+            <w:r>
+              <w:rPr>
+                <w:noProof/>
+                <w:webHidden/>
+              </w:rPr>
+              <w:instrText xml:space="preserve"> PAGEREF _Toc230968863 \h </w:instrText>
+            </w:r>
+            <w:r>
+              <w:rPr>
+                <w:noProof/>
+                <w:webHidden/>
+              </w:rPr>
+            </w:r>
+            <w:r>
+              <w:rPr>
+                <w:noProof/>
+                <w:webHidden/>
+              </w:rPr>
+              <w:fldChar w:fldCharType="separate"/>
+            </w:r>
+            <w:r>
+              <w:rPr>
+                <w:noProof/>
+                <w:webHidden/>
+              </w:rPr>
+              <w:t>13</w:t>
+            </w:r>
+            <w:r>
+              <w:rPr>
+                <w:noProof/>
+                <w:webHidden/>
+              </w:rPr>
+              <w:fldChar w:fldCharType="end"/>
+            </w:r>
+          </w:hyperlink>
+        </w:p>
+        <w:p>
+          <w:pPr>
+            <w:pStyle w:val="21"/>
+            <w:tabs>
+              <w:tab w:val="right" w:leader="dot" w:pos="9345"/>
+            </w:tabs>
+            <w:rPr>
+              <w:rFonts w:cstheme="minorBidi"/>
+              <w:noProof/>
+            </w:rPr>
+          </w:pPr>
+          <w:hyperlink w:anchor="_Toc230968864" w:history="1">
+            <w:r>
+              <w:rPr>
+                <w:rStyle w:val="a3"/>
+                <w:b/>
+                <w:bCs/>
+                <w:noProof/>
+              </w:rPr>
+              <w:t>6.4. Обработка ошибок</w:t>
+            </w:r>
+            <w:r>
+              <w:rPr>
+                <w:noProof/>
+                <w:webHidden/>
+              </w:rPr>
+              <w:tab/>
+            </w:r>
+            <w:r>
+              <w:rPr>
+                <w:noProof/>
+                <w:webHidden/>
+              </w:rPr>
+              <w:fldChar w:fldCharType="begin"/>
+            </w:r>
+            <w:r>
+              <w:rPr>
+                <w:noProof/>
+                <w:webHidden/>
+              </w:rPr>
+              <w:instrText xml:space="preserve"> PAGEREF _Toc230968864 \h </w:instrText>
+            </w:r>
+            <w:r>
+              <w:rPr>
+                <w:noProof/>
+                <w:webHidden/>
+              </w:rPr>
+            </w:r>
+            <w:r>
+              <w:rPr>
+                <w:noProof/>
+                <w:webHidden/>
+              </w:rPr>
+              <w:fldChar w:fldCharType="separate"/>
+            </w:r>
+            <w:r>
+              <w:rPr>
+                <w:noProof/>
+                <w:webHidden/>
+              </w:rPr>
+              <w:t>13</w:t>
+            </w:r>
+            <w:r>
+              <w:rPr>
+                <w:noProof/>
+                <w:webHidden/>
+              </w:rPr>
+              <w:fldChar w:fldCharType="end"/>
+            </w:r>
+          </w:hyperlink>
+        </w:p>
+        <w:p>
+          <w:pPr>
+            <w:pStyle w:val="21"/>
+            <w:tabs>
+              <w:tab w:val="right" w:leader="dot" w:pos="9345"/>
+            </w:tabs>
+            <w:rPr>
+              <w:rFonts w:cstheme="minorBidi"/>
+              <w:noProof/>
+            </w:rPr>
+          </w:pPr>
+          <w:hyperlink w:anchor="_Toc230968865" w:history="1">
+            <w:r>
+              <w:rPr>
+                <w:rStyle w:val="a3"/>
+                <w:b/>
+                <w:bCs/>
+                <w:noProof/>
+              </w:rPr>
               <w:t>6.5. Оптимизации</w:t>
             </w:r>
             <w:r>
@@ -2085,7 +2494,7 @@
                 <w:noProof/>
                 <w:webHidden/>
               </w:rPr>
-              <w:instrText xml:space="preserve"> PAGEREF _Toc230874071 \h </w:instrText>
+              <w:instrText xml:space="preserve"> PAGEREF _Toc230968865 \h </w:instrText>
             </w:r>
             <w:r>
               <w:rPr>
@@ -2105,7 +2514,7 @@
                 <w:noProof/>
                 <w:webHidden/>
               </w:rPr>
-              <w:t>12</w:t>
+              <w:t>14</w:t>
             </w:r>
             <w:r>
               <w:rPr>
@@ -2127,11 +2536,10 @@
               <w:noProof/>
             </w:rPr>
           </w:pPr>
-          <w:hyperlink w:anchor="_Toc230874072" w:history="1">
+          <w:hyperlink w:anchor="_Toc230968866" w:history="1">
             <w:r>
               <w:rPr>
                 <w:rStyle w:val="a3"/>
-                <w:rFonts w:ascii="Times New Roman" w:hAnsi="Times New Roman"/>
                 <w:b/>
                 <w:bCs/>
                 <w:noProof/>
@@ -2158,7 +2566,7 @@
                 <w:noProof/>
                 <w:webHidden/>
               </w:rPr>
-              <w:instrText xml:space="preserve"> PAGEREF _Toc230874072 \h </w:instrText>
+              <w:instrText xml:space="preserve"> PAGEREF _Toc230968866 \h </w:instrText>
             </w:r>
             <w:r>
               <w:rPr>
@@ -2178,7 +2586,7 @@
                 <w:noProof/>
                 <w:webHidden/>
               </w:rPr>
-              <w:t>13</w:t>
+              <w:t>15</w:t>
             </w:r>
             <w:r>
               <w:rPr>
@@ -2200,11 +2608,10 @@
               <w:noProof/>
             </w:rPr>
           </w:pPr>
-          <w:hyperlink w:anchor="_Toc230874073" w:history="1">
+          <w:hyperlink w:anchor="_Toc230968867" w:history="1">
             <w:r>
               <w:rPr>
                 <w:rStyle w:val="a3"/>
-                <w:rFonts w:ascii="Times New Roman" w:hAnsi="Times New Roman"/>
                 <w:b/>
                 <w:bCs/>
                 <w:noProof/>
@@ -2215,7 +2622,6 @@
             <w:r>
               <w:rPr>
                 <w:rStyle w:val="a3"/>
-                <w:rFonts w:ascii="Times New Roman" w:hAnsi="Times New Roman"/>
                 <w:b/>
                 <w:bCs/>
                 <w:noProof/>
@@ -2225,7 +2631,6 @@
             <w:r>
               <w:rPr>
                 <w:rStyle w:val="a3"/>
-                <w:rFonts w:ascii="Times New Roman" w:hAnsi="Times New Roman"/>
                 <w:b/>
                 <w:bCs/>
                 <w:noProof/>
@@ -2252,7 +2657,7 @@
                 <w:noProof/>
                 <w:webHidden/>
               </w:rPr>
-              <w:instrText xml:space="preserve"> PAGEREF _Toc230874073 \h </w:instrText>
+              <w:instrText xml:space="preserve"> PAGEREF _Toc230968867 \h </w:instrText>
             </w:r>
             <w:r>
               <w:rPr>
@@ -2272,7 +2677,7 @@
                 <w:noProof/>
                 <w:webHidden/>
               </w:rPr>
-              <w:t>13</w:t>
+              <w:t>15</w:t>
             </w:r>
             <w:r>
               <w:rPr>
@@ -2294,11 +2699,10 @@
               <w:noProof/>
             </w:rPr>
           </w:pPr>
-          <w:hyperlink w:anchor="_Toc230874074" w:history="1">
+          <w:hyperlink w:anchor="_Toc230968868" w:history="1">
             <w:r>
               <w:rPr>
                 <w:rStyle w:val="a3"/>
-                <w:rFonts w:ascii="Times New Roman" w:hAnsi="Times New Roman"/>
                 <w:b/>
                 <w:bCs/>
                 <w:noProof/>
@@ -2324,7 +2728,7 @@
                 <w:noProof/>
                 <w:webHidden/>
               </w:rPr>
-              <w:instrText xml:space="preserve"> PAGEREF _Toc230874074 \h </w:instrText>
+              <w:instrText xml:space="preserve"> PAGEREF _Toc230968868 \h </w:instrText>
             </w:r>
             <w:r>
               <w:rPr>
@@ -2344,7 +2748,7 @@
                 <w:noProof/>
                 <w:webHidden/>
               </w:rPr>
-              <w:t>13</w:t>
+              <w:t>15</w:t>
             </w:r>
             <w:r>
               <w:rPr>
@@ -2366,11 +2770,10 @@
               <w:noProof/>
             </w:rPr>
           </w:pPr>
-          <w:hyperlink w:anchor="_Toc230874075" w:history="1">
+          <w:hyperlink w:anchor="_Toc230968869" w:history="1">
             <w:r>
               <w:rPr>
                 <w:rStyle w:val="a3"/>
-                <w:rFonts w:ascii="Times New Roman" w:hAnsi="Times New Roman"/>
                 <w:b/>
                 <w:bCs/>
                 <w:noProof/>
@@ -2396,7 +2799,7 @@
                 <w:noProof/>
                 <w:webHidden/>
               </w:rPr>
-              <w:instrText xml:space="preserve"> PAGEREF _Toc230874075 \h </w:instrText>
+              <w:instrText xml:space="preserve"> PAGEREF _Toc230968869 \h </w:instrText>
             </w:r>
             <w:r>
               <w:rPr>
@@ -2416,7 +2819,7 @@
                 <w:noProof/>
                 <w:webHidden/>
               </w:rPr>
-              <w:t>13</w:t>
+              <w:t>15</w:t>
             </w:r>
             <w:r>
               <w:rPr>
@@ -2438,11 +2841,10 @@
               <w:noProof/>
             </w:rPr>
           </w:pPr>
-          <w:hyperlink w:anchor="_Toc230874076" w:history="1">
+          <w:hyperlink w:anchor="_Toc230968870" w:history="1">
             <w:r>
               <w:rPr>
                 <w:rStyle w:val="a3"/>
-                <w:rFonts w:ascii="Times New Roman" w:hAnsi="Times New Roman"/>
                 <w:b/>
                 <w:bCs/>
                 <w:noProof/>
@@ -2468,7 +2870,7 @@
                 <w:noProof/>
                 <w:webHidden/>
               </w:rPr>
-              <w:instrText xml:space="preserve"> PAGEREF _Toc230874076 \h </w:instrText>
+              <w:instrText xml:space="preserve"> PAGEREF _Toc230968870 \h </w:instrText>
             </w:r>
             <w:r>
               <w:rPr>
@@ -2488,7 +2890,7 @@
                 <w:noProof/>
                 <w:webHidden/>
               </w:rPr>
-              <w:t>13</w:t>
+              <w:t>15</w:t>
             </w:r>
             <w:r>
               <w:rPr>
@@ -2510,11 +2912,10 @@
               <w:noProof/>
             </w:rPr>
           </w:pPr>
-          <w:hyperlink w:anchor="_Toc230874077" w:history="1">
+          <w:hyperlink w:anchor="_Toc230968871" w:history="1">
             <w:r>
               <w:rPr>
                 <w:rStyle w:val="a3"/>
-                <w:rFonts w:ascii="Times New Roman" w:hAnsi="Times New Roman"/>
                 <w:b/>
                 <w:bCs/>
                 <w:noProof/>
@@ -2540,7 +2941,7 @@
                 <w:noProof/>
                 <w:webHidden/>
               </w:rPr>
-              <w:instrText xml:space="preserve"> PAGEREF _Toc230874077 \h </w:instrText>
+              <w:instrText xml:space="preserve"> PAGEREF _Toc230968871 \h </w:instrText>
             </w:r>
             <w:r>
               <w:rPr>
@@ -2560,7 +2961,7 @@
                 <w:noProof/>
                 <w:webHidden/>
               </w:rPr>
-              <w:t>13</w:t>
+              <w:t>15</w:t>
             </w:r>
             <w:r>
               <w:rPr>
@@ -2582,11 +2983,10 @@
               <w:noProof/>
             </w:rPr>
           </w:pPr>
-          <w:hyperlink w:anchor="_Toc230874078" w:history="1">
+          <w:hyperlink w:anchor="_Toc230968872" w:history="1">
             <w:r>
               <w:rPr>
                 <w:rStyle w:val="a3"/>
-                <w:rFonts w:ascii="Times New Roman" w:hAnsi="Times New Roman"/>
                 <w:b/>
                 <w:bCs/>
                 <w:noProof/>
@@ -2612,7 +3012,7 @@
                 <w:noProof/>
                 <w:webHidden/>
               </w:rPr>
-              <w:instrText xml:space="preserve"> PAGEREF _Toc230874078 \h </w:instrText>
+              <w:instrText xml:space="preserve"> PAGEREF _Toc230968872 \h </w:instrText>
             </w:r>
             <w:r>
               <w:rPr>
@@ -2632,7 +3032,7 @@
                 <w:noProof/>
                 <w:webHidden/>
               </w:rPr>
-              <w:t>14</w:t>
+              <w:t>16</w:t>
             </w:r>
             <w:r>
               <w:rPr>
@@ -2654,11 +3054,10 @@
               <w:noProof/>
             </w:rPr>
           </w:pPr>
-          <w:hyperlink w:anchor="_Toc230874079" w:history="1">
+          <w:hyperlink w:anchor="_Toc230968873" w:history="1">
             <w:r>
               <w:rPr>
                 <w:rStyle w:val="a3"/>
-                <w:rFonts w:ascii="Times New Roman" w:hAnsi="Times New Roman"/>
                 <w:b/>
                 <w:bCs/>
                 <w:noProof/>
@@ -2684,7 +3083,7 @@
                 <w:noProof/>
                 <w:webHidden/>
               </w:rPr>
-              <w:instrText xml:space="preserve"> PAGEREF _Toc230874079 \h </w:instrText>
+              <w:instrText xml:space="preserve"> PAGEREF _Toc230968873 \h </w:instrText>
             </w:r>
             <w:r>
               <w:rPr>
@@ -2704,7 +3103,7 @@
                 <w:noProof/>
                 <w:webHidden/>
               </w:rPr>
-              <w:t>14</w:t>
+              <w:t>16</w:t>
             </w:r>
             <w:r>
               <w:rPr>
@@ -2726,11 +3125,10 @@
               <w:noProof/>
             </w:rPr>
           </w:pPr>
-          <w:hyperlink w:anchor="_Toc230874080" w:history="1">
+          <w:hyperlink w:anchor="_Toc230968874" w:history="1">
             <w:r>
               <w:rPr>
                 <w:rStyle w:val="a3"/>
-                <w:rFonts w:ascii="Times New Roman" w:hAnsi="Times New Roman"/>
                 <w:b/>
                 <w:bCs/>
                 <w:noProof/>
@@ -2756,7 +3154,7 @@
                 <w:noProof/>
                 <w:webHidden/>
               </w:rPr>
-              <w:instrText xml:space="preserve"> PAGEREF _Toc230874080 \h </w:instrText>
+              <w:instrText xml:space="preserve"> PAGEREF _Toc230968874 \h </w:instrText>
             </w:r>
             <w:r>
               <w:rPr>
@@ -2776,7 +3174,7 @@
                 <w:noProof/>
                 <w:webHidden/>
               </w:rPr>
-              <w:t>14</w:t>
+              <w:t>16</w:t>
             </w:r>
             <w:r>
               <w:rPr>
@@ -2798,11 +3196,10 @@
               <w:noProof/>
             </w:rPr>
           </w:pPr>
-          <w:hyperlink w:anchor="_Toc230874081" w:history="1">
+          <w:hyperlink w:anchor="_Toc230968875" w:history="1">
             <w:r>
               <w:rPr>
                 <w:rStyle w:val="a3"/>
-                <w:rFonts w:ascii="Times New Roman" w:hAnsi="Times New Roman"/>
                 <w:b/>
                 <w:bCs/>
                 <w:noProof/>
@@ -2828,7 +3225,7 @@
                 <w:noProof/>
                 <w:webHidden/>
               </w:rPr>
-              <w:instrText xml:space="preserve"> PAGEREF _Toc230874081 \h </w:instrText>
+              <w:instrText xml:space="preserve"> PAGEREF _Toc230968875 \h </w:instrText>
             </w:r>
             <w:r>
               <w:rPr>
@@ -2848,7 +3245,7 @@
                 <w:noProof/>
                 <w:webHidden/>
               </w:rPr>
-              <w:t>14</w:t>
+              <w:t>16</w:t>
             </w:r>
             <w:r>
               <w:rPr>
@@ -2870,11 +3267,10 @@
               <w:noProof/>
             </w:rPr>
           </w:pPr>
-          <w:hyperlink w:anchor="_Toc230874082" w:history="1">
+          <w:hyperlink w:anchor="_Toc230968876" w:history="1">
             <w:r>
               <w:rPr>
                 <w:rStyle w:val="a3"/>
-                <w:rFonts w:ascii="Times New Roman" w:hAnsi="Times New Roman"/>
                 <w:b/>
                 <w:bCs/>
                 <w:noProof/>
@@ -2900,7 +3296,7 @@
                 <w:noProof/>
                 <w:webHidden/>
               </w:rPr>
-              <w:instrText xml:space="preserve"> PAGEREF _Toc230874082 \h </w:instrText>
+              <w:instrText xml:space="preserve"> PAGEREF _Toc230968876 \h </w:instrText>
             </w:r>
             <w:r>
               <w:rPr>
@@ -2920,7 +3316,7 @@
                 <w:noProof/>
                 <w:webHidden/>
               </w:rPr>
-              <w:t>15</w:t>
+              <w:t>17</w:t>
             </w:r>
             <w:r>
               <w:rPr>
@@ -2942,11 +3338,10 @@
               <w:noProof/>
             </w:rPr>
           </w:pPr>
-          <w:hyperlink w:anchor="_Toc230874083" w:history="1">
+          <w:hyperlink w:anchor="_Toc230968877" w:history="1">
             <w:r>
               <w:rPr>
                 <w:rStyle w:val="a3"/>
-                <w:rFonts w:ascii="Times New Roman" w:hAnsi="Times New Roman"/>
                 <w:b/>
                 <w:bCs/>
                 <w:noProof/>
@@ -2972,7 +3367,7 @@
                 <w:noProof/>
                 <w:webHidden/>
               </w:rPr>
-              <w:instrText xml:space="preserve"> PAGEREF _Toc230874083 \h </w:instrText>
+              <w:instrText xml:space="preserve"> PAGEREF _Toc230968877 \h </w:instrText>
             </w:r>
             <w:r>
               <w:rPr>
@@ -2992,7 +3387,7 @@
                 <w:noProof/>
                 <w:webHidden/>
               </w:rPr>
-              <w:t>16</w:t>
+              <w:t>18</w:t>
             </w:r>
             <w:r>
               <w:rPr>
@@ -3014,11 +3409,10 @@
               <w:noProof/>
             </w:rPr>
           </w:pPr>
-          <w:hyperlink w:anchor="_Toc230874084" w:history="1">
+          <w:hyperlink w:anchor="_Toc230968878" w:history="1">
             <w:r>
               <w:rPr>
                 <w:rStyle w:val="a3"/>
-                <w:rFonts w:ascii="Times New Roman" w:hAnsi="Times New Roman"/>
                 <w:b/>
                 <w:bCs/>
                 <w:noProof/>
@@ -3044,7 +3438,7 @@
                 <w:noProof/>
                 <w:webHidden/>
               </w:rPr>
-              <w:instrText xml:space="preserve"> PAGEREF _Toc230874084 \h </w:instrText>
+              <w:instrText xml:space="preserve"> PAGEREF _Toc230968878 \h </w:instrText>
             </w:r>
             <w:r>
               <w:rPr>
@@ -3064,7 +3458,7 @@
                 <w:noProof/>
                 <w:webHidden/>
               </w:rPr>
-              <w:t>16</w:t>
+              <w:t>18</w:t>
             </w:r>
             <w:r>
               <w:rPr>
@@ -3086,11 +3480,10 @@
               <w:noProof/>
             </w:rPr>
           </w:pPr>
-          <w:hyperlink w:anchor="_Toc230874085" w:history="1">
+          <w:hyperlink w:anchor="_Toc230968879" w:history="1">
             <w:r>
               <w:rPr>
                 <w:rStyle w:val="a3"/>
-                <w:rFonts w:ascii="Times New Roman" w:hAnsi="Times New Roman"/>
                 <w:b/>
                 <w:bCs/>
                 <w:noProof/>
@@ -3116,7 +3509,7 @@
                 <w:noProof/>
                 <w:webHidden/>
               </w:rPr>
-              <w:instrText xml:space="preserve"> PAGEREF _Toc230874085 \h </w:instrText>
+              <w:instrText xml:space="preserve"> PAGEREF _Toc230968879 \h </w:instrText>
             </w:r>
             <w:r>
               <w:rPr>
@@ -3136,7 +3529,7 @@
                 <w:noProof/>
                 <w:webHidden/>
               </w:rPr>
-              <w:t>17</w:t>
+              <w:t>19</w:t>
             </w:r>
             <w:r>
               <w:rPr>
@@ -3158,11 +3551,10 @@
               <w:noProof/>
             </w:rPr>
           </w:pPr>
-          <w:hyperlink w:anchor="_Toc230874086" w:history="1">
+          <w:hyperlink w:anchor="_Toc230968880" w:history="1">
             <w:r>
               <w:rPr>
                 <w:rStyle w:val="a3"/>
-                <w:rFonts w:ascii="Times New Roman" w:hAnsi="Times New Roman"/>
                 <w:b/>
                 <w:bCs/>
                 <w:noProof/>
@@ -3188,7 +3580,7 @@
                 <w:noProof/>
                 <w:webHidden/>
               </w:rPr>
-              <w:instrText xml:space="preserve"> PAGEREF _Toc230874086 \h </w:instrText>
+              <w:instrText xml:space="preserve"> PAGEREF _Toc230968880 \h </w:instrText>
             </w:r>
             <w:r>
               <w:rPr>
@@ -3208,7 +3600,7 @@
                 <w:noProof/>
                 <w:webHidden/>
               </w:rPr>
-              <w:t>17</w:t>
+              <w:t>19</w:t>
             </w:r>
             <w:r>
               <w:rPr>
@@ -3230,11 +3622,10 @@
               <w:noProof/>
             </w:rPr>
           </w:pPr>
-          <w:hyperlink w:anchor="_Toc230874087" w:history="1">
+          <w:hyperlink w:anchor="_Toc230968881" w:history="1">
             <w:r>
               <w:rPr>
                 <w:rStyle w:val="a3"/>
-                <w:rFonts w:ascii="Times New Roman" w:hAnsi="Times New Roman"/>
                 <w:b/>
                 <w:bCs/>
                 <w:noProof/>
@@ -3260,7 +3651,7 @@
                 <w:noProof/>
                 <w:webHidden/>
               </w:rPr>
-              <w:instrText xml:space="preserve"> PAGEREF _Toc230874087 \h </w:instrText>
+              <w:instrText xml:space="preserve"> PAGEREF _Toc230968881 \h </w:instrText>
             </w:r>
             <w:r>
               <w:rPr>
@@ -3280,7 +3671,7 @@
                 <w:noProof/>
                 <w:webHidden/>
               </w:rPr>
-              <w:t>18</w:t>
+              <w:t>20</w:t>
             </w:r>
             <w:r>
               <w:rPr>
@@ -3302,11 +3693,10 @@
               <w:noProof/>
             </w:rPr>
           </w:pPr>
-          <w:hyperlink w:anchor="_Toc230874088" w:history="1">
+          <w:hyperlink w:anchor="_Toc230968882" w:history="1">
             <w:r>
               <w:rPr>
                 <w:rStyle w:val="a3"/>
-                <w:rFonts w:ascii="Times New Roman" w:hAnsi="Times New Roman"/>
                 <w:b/>
                 <w:bCs/>
                 <w:noProof/>
@@ -3332,7 +3722,7 @@
                 <w:noProof/>
                 <w:webHidden/>
               </w:rPr>
-              <w:instrText xml:space="preserve"> PAGEREF _Toc230874088 \h </w:instrText>
+              <w:instrText xml:space="preserve"> PAGEREF _Toc230968882 \h </w:instrText>
             </w:r>
             <w:r>
               <w:rPr>
@@ -3352,7 +3742,7 @@
                 <w:noProof/>
                 <w:webHidden/>
               </w:rPr>
-              <w:t>18</w:t>
+              <w:t>20</w:t>
             </w:r>
             <w:r>
               <w:rPr>
@@ -3374,11 +3764,10 @@
               <w:noProof/>
             </w:rPr>
           </w:pPr>
-          <w:hyperlink w:anchor="_Toc230874089" w:history="1">
+          <w:hyperlink w:anchor="_Toc230968883" w:history="1">
             <w:r>
               <w:rPr>
                 <w:rStyle w:val="a3"/>
-                <w:rFonts w:ascii="Times New Roman" w:hAnsi="Times New Roman"/>
                 <w:b/>
                 <w:bCs/>
                 <w:noProof/>
@@ -3404,7 +3793,7 @@
                 <w:noProof/>
                 <w:webHidden/>
               </w:rPr>
-              <w:instrText xml:space="preserve"> PAGEREF _Toc230874089 \h </w:instrText>
+              <w:instrText xml:space="preserve"> PAGEREF _Toc230968883 \h </w:instrText>
             </w:r>
             <w:r>
               <w:rPr>
@@ -3424,7 +3813,7 @@
                 <w:noProof/>
                 <w:webHidden/>
               </w:rPr>
-              <w:t>18</w:t>
+              <w:t>20</w:t>
             </w:r>
             <w:r>
               <w:rPr>
@@ -3446,11 +3835,10 @@
               <w:noProof/>
             </w:rPr>
           </w:pPr>
-          <w:hyperlink w:anchor="_Toc230874090" w:history="1">
+          <w:hyperlink w:anchor="_Toc230968884" w:history="1">
             <w:r>
               <w:rPr>
                 <w:rStyle w:val="a3"/>
-                <w:rFonts w:ascii="Times New Roman" w:hAnsi="Times New Roman"/>
                 <w:b/>
                 <w:bCs/>
                 <w:noProof/>
@@ -3476,7 +3864,7 @@
                 <w:noProof/>
                 <w:webHidden/>
               </w:rPr>
-              <w:instrText xml:space="preserve"> PAGEREF _Toc230874090 \h </w:instrText>
+              <w:instrText xml:space="preserve"> PAGEREF _Toc230968884 \h </w:instrText>
             </w:r>
             <w:r>
               <w:rPr>
@@ -3496,7 +3884,7 @@
                 <w:noProof/>
                 <w:webHidden/>
               </w:rPr>
-              <w:t>18</w:t>
+              <w:t>20</w:t>
             </w:r>
             <w:r>
               <w:rPr>
@@ -3518,11 +3906,10 @@
               <w:noProof/>
             </w:rPr>
           </w:pPr>
-          <w:hyperlink w:anchor="_Toc230874091" w:history="1">
+          <w:hyperlink w:anchor="_Toc230968885" w:history="1">
             <w:r>
               <w:rPr>
                 <w:rStyle w:val="a3"/>
-                <w:rFonts w:ascii="Times New Roman" w:hAnsi="Times New Roman"/>
                 <w:b/>
                 <w:bCs/>
                 <w:noProof/>
@@ -3548,7 +3935,7 @@
                 <w:noProof/>
                 <w:webHidden/>
               </w:rPr>
-              <w:instrText xml:space="preserve"> PAGEREF _Toc230874091 \h </w:instrText>
+              <w:instrText xml:space="preserve"> PAGEREF _Toc230968885 \h </w:instrText>
             </w:r>
             <w:r>
               <w:rPr>
@@ -3568,7 +3955,7 @@
                 <w:noProof/>
                 <w:webHidden/>
               </w:rPr>
-              <w:t>18</w:t>
+              <w:t>20</w:t>
             </w:r>
             <w:r>
               <w:rPr>
@@ -3682,15 +4069,15 @@
       <w:pPr>
         <w:pStyle w:val="1"/>
         <w:rPr>
-          <w:rFonts w:ascii="Times New Roman" w:hAnsi="Times New Roman" w:cs="Times New Roman"/>
+          <w:rFonts w:cs="Times New Roman"/>
           <w:b/>
           <w:bCs/>
         </w:rPr>
       </w:pPr>
-      <w:bookmarkStart w:id="0" w:name="_Toc230874052"/>
-      <w:r>
-        <w:rPr>
-          <w:rFonts w:ascii="Times New Roman" w:hAnsi="Times New Roman" w:cs="Times New Roman"/>
+      <w:bookmarkStart w:id="0" w:name="_Toc230968840"/>
+      <w:r>
+        <w:rPr>
+          <w:rFonts w:cs="Times New Roman"/>
           <w:b/>
           <w:bCs/>
         </w:rPr>
@@ -3702,15 +4089,15 @@
       <w:pPr>
         <w:pStyle w:val="2"/>
         <w:rPr>
-          <w:rFonts w:ascii="Times New Roman" w:hAnsi="Times New Roman" w:cs="Times New Roman"/>
+          <w:rFonts w:cs="Times New Roman"/>
           <w:b/>
           <w:bCs/>
         </w:rPr>
       </w:pPr>
-      <w:bookmarkStart w:id="1" w:name="_Toc230874053"/>
-      <w:r>
-        <w:rPr>
-          <w:rFonts w:ascii="Times New Roman" w:hAnsi="Times New Roman" w:cs="Times New Roman"/>
+      <w:bookmarkStart w:id="1" w:name="_Toc230968841"/>
+      <w:r>
+        <w:rPr>
+          <w:rFonts w:cs="Times New Roman"/>
           <w:b/>
           <w:bCs/>
         </w:rPr>
@@ -3785,20 +4172,18 @@
       <w:pPr>
         <w:pStyle w:val="2"/>
         <w:rPr>
-          <w:rFonts w:ascii="Times New Roman" w:hAnsi="Times New Roman" w:cs="Times New Roman"/>
+          <w:rFonts w:cs="Times New Roman"/>
           <w:b/>
           <w:bCs/>
-          <w:sz w:val="28"/>
-          <w:szCs w:val="28"/>
-        </w:rPr>
-      </w:pPr>
-      <w:bookmarkStart w:id="2" w:name="_Toc230874054"/>
-      <w:r>
-        <w:rPr>
-          <w:rFonts w:ascii="Times New Roman" w:hAnsi="Times New Roman" w:cs="Times New Roman"/>
+          <w:szCs w:val="28"/>
+        </w:rPr>
+      </w:pPr>
+      <w:bookmarkStart w:id="2" w:name="_Toc230968842"/>
+      <w:r>
+        <w:rPr>
+          <w:rFonts w:cs="Times New Roman"/>
           <w:b/>
           <w:bCs/>
-          <w:sz w:val="28"/>
           <w:szCs w:val="28"/>
         </w:rPr>
         <w:t>1.2. Актуальность</w:t>
@@ -3826,20 +4211,18 @@
       <w:pPr>
         <w:pStyle w:val="2"/>
         <w:rPr>
-          <w:rFonts w:ascii="Times New Roman" w:hAnsi="Times New Roman" w:cs="Times New Roman"/>
+          <w:rFonts w:cs="Times New Roman"/>
           <w:b/>
           <w:bCs/>
-          <w:sz w:val="28"/>
-          <w:szCs w:val="28"/>
-        </w:rPr>
-      </w:pPr>
-      <w:bookmarkStart w:id="3" w:name="_Toc230874055"/>
-      <w:r>
-        <w:rPr>
-          <w:rFonts w:ascii="Times New Roman" w:hAnsi="Times New Roman" w:cs="Times New Roman"/>
+          <w:szCs w:val="28"/>
+        </w:rPr>
+      </w:pPr>
+      <w:bookmarkStart w:id="3" w:name="_Toc230968843"/>
+      <w:r>
+        <w:rPr>
+          <w:rFonts w:cs="Times New Roman"/>
           <w:b/>
           <w:bCs/>
-          <w:sz w:val="28"/>
           <w:szCs w:val="28"/>
         </w:rPr>
         <w:t>1.3. Цель проекта</w:t>
@@ -3966,10 +4349,9 @@
       <w:pPr>
         <w:pStyle w:val="2"/>
         <w:rPr>
-          <w:rFonts w:ascii="Times New Roman" w:hAnsi="Times New Roman" w:cs="Times New Roman"/>
+          <w:rFonts w:cs="Times New Roman"/>
           <w:b/>
           <w:bCs/>
-          <w:sz w:val="28"/>
           <w:szCs w:val="28"/>
         </w:rPr>
       </w:pPr>
@@ -3978,10 +4360,9 @@
       <w:pPr>
         <w:pStyle w:val="2"/>
         <w:rPr>
-          <w:rFonts w:ascii="Times New Roman" w:hAnsi="Times New Roman" w:cs="Times New Roman"/>
+          <w:rFonts w:cs="Times New Roman"/>
           <w:b/>
           <w:bCs/>
-          <w:sz w:val="28"/>
           <w:szCs w:val="28"/>
         </w:rPr>
       </w:pPr>
@@ -3990,10 +4371,9 @@
       <w:pPr>
         <w:pStyle w:val="2"/>
         <w:rPr>
-          <w:rFonts w:ascii="Times New Roman" w:hAnsi="Times New Roman" w:cs="Times New Roman"/>
+          <w:rFonts w:cs="Times New Roman"/>
           <w:b/>
           <w:bCs/>
-          <w:sz w:val="28"/>
           <w:szCs w:val="28"/>
         </w:rPr>
       </w:pPr>
@@ -4002,20 +4382,18 @@
       <w:pPr>
         <w:pStyle w:val="2"/>
         <w:rPr>
-          <w:rFonts w:ascii="Times New Roman" w:hAnsi="Times New Roman" w:cs="Times New Roman"/>
+          <w:rFonts w:cs="Times New Roman"/>
           <w:b/>
           <w:bCs/>
-          <w:sz w:val="28"/>
-          <w:szCs w:val="28"/>
-        </w:rPr>
-      </w:pPr>
-      <w:bookmarkStart w:id="4" w:name="_Toc230874056"/>
-      <w:r>
-        <w:rPr>
-          <w:rFonts w:ascii="Times New Roman" w:hAnsi="Times New Roman" w:cs="Times New Roman"/>
+          <w:szCs w:val="28"/>
+        </w:rPr>
+      </w:pPr>
+      <w:bookmarkStart w:id="4" w:name="_Toc230968844"/>
+      <w:r>
+        <w:rPr>
+          <w:rFonts w:cs="Times New Roman"/>
           <w:b/>
           <w:bCs/>
-          <w:sz w:val="28"/>
           <w:szCs w:val="28"/>
         </w:rPr>
         <w:t>1.4. Задачи</w:t>
@@ -4355,15 +4733,15 @@
       <w:pPr>
         <w:pStyle w:val="1"/>
         <w:rPr>
-          <w:rFonts w:ascii="Times New Roman" w:hAnsi="Times New Roman" w:cs="Times New Roman"/>
+          <w:rFonts w:cs="Times New Roman"/>
           <w:b/>
           <w:bCs/>
         </w:rPr>
       </w:pPr>
-      <w:bookmarkStart w:id="5" w:name="_Toc230874057"/>
-      <w:r>
-        <w:rPr>
-          <w:rFonts w:ascii="Times New Roman" w:hAnsi="Times New Roman" w:cs="Times New Roman"/>
+      <w:bookmarkStart w:id="5" w:name="_Toc230968845"/>
+      <w:r>
+        <w:rPr>
+          <w:rFonts w:cs="Times New Roman"/>
           <w:b/>
           <w:bCs/>
         </w:rPr>
@@ -5015,15 +5393,15 @@
       <w:pPr>
         <w:pStyle w:val="1"/>
         <w:rPr>
-          <w:rFonts w:ascii="Times New Roman" w:hAnsi="Times New Roman" w:cs="Times New Roman"/>
+          <w:rFonts w:cs="Times New Roman"/>
           <w:b/>
           <w:bCs/>
         </w:rPr>
       </w:pPr>
-      <w:bookmarkStart w:id="6" w:name="_Toc230874058"/>
-      <w:r>
-        <w:rPr>
-          <w:rFonts w:ascii="Times New Roman" w:hAnsi="Times New Roman" w:cs="Times New Roman"/>
+      <w:bookmarkStart w:id="6" w:name="_Toc230968846"/>
+      <w:r>
+        <w:rPr>
+          <w:rFonts w:cs="Times New Roman"/>
           <w:b/>
           <w:bCs/>
         </w:rPr>
@@ -5046,20 +5424,18 @@
       <w:pPr>
         <w:pStyle w:val="2"/>
         <w:rPr>
-          <w:rFonts w:ascii="Times New Roman" w:hAnsi="Times New Roman" w:cs="Times New Roman"/>
+          <w:rFonts w:cs="Times New Roman"/>
           <w:b/>
           <w:bCs/>
-          <w:sz w:val="28"/>
-          <w:szCs w:val="28"/>
-        </w:rPr>
-      </w:pPr>
-      <w:bookmarkStart w:id="7" w:name="_Toc230874059"/>
-      <w:r>
-        <w:rPr>
-          <w:rFonts w:ascii="Times New Roman" w:hAnsi="Times New Roman" w:cs="Times New Roman"/>
+          <w:szCs w:val="28"/>
+        </w:rPr>
+      </w:pPr>
+      <w:bookmarkStart w:id="7" w:name="_Toc230968847"/>
+      <w:r>
+        <w:rPr>
+          <w:rFonts w:cs="Times New Roman"/>
           <w:b/>
           <w:bCs/>
-          <w:sz w:val="28"/>
           <w:szCs w:val="28"/>
         </w:rPr>
         <w:t>3.1. Основные группы пользователей</w:t>
@@ -5150,20 +5526,18 @@
       <w:pPr>
         <w:pStyle w:val="2"/>
         <w:rPr>
-          <w:rFonts w:ascii="Times New Roman" w:hAnsi="Times New Roman" w:cs="Times New Roman"/>
+          <w:rFonts w:cs="Times New Roman"/>
           <w:b/>
           <w:bCs/>
-          <w:sz w:val="28"/>
-          <w:szCs w:val="28"/>
-        </w:rPr>
-      </w:pPr>
-      <w:bookmarkStart w:id="8" w:name="_Toc230874060"/>
-      <w:r>
-        <w:rPr>
-          <w:rFonts w:ascii="Times New Roman" w:hAnsi="Times New Roman" w:cs="Times New Roman"/>
+          <w:szCs w:val="28"/>
+        </w:rPr>
+      </w:pPr>
+      <w:bookmarkStart w:id="8" w:name="_Toc230968848"/>
+      <w:r>
+        <w:rPr>
+          <w:rFonts w:cs="Times New Roman"/>
           <w:b/>
           <w:bCs/>
-          <w:sz w:val="28"/>
           <w:szCs w:val="28"/>
         </w:rPr>
         <w:t>3.2. Потребности аудитории</w:t>
@@ -5272,20 +5646,18 @@
       <w:pPr>
         <w:pStyle w:val="2"/>
         <w:rPr>
-          <w:rFonts w:ascii="Times New Roman" w:hAnsi="Times New Roman" w:cs="Times New Roman"/>
+          <w:rFonts w:cs="Times New Roman"/>
           <w:b/>
           <w:bCs/>
-          <w:sz w:val="28"/>
-          <w:szCs w:val="28"/>
-        </w:rPr>
-      </w:pPr>
-      <w:bookmarkStart w:id="9" w:name="_Toc230874061"/>
-      <w:r>
-        <w:rPr>
-          <w:rFonts w:ascii="Times New Roman" w:hAnsi="Times New Roman" w:cs="Times New Roman"/>
+          <w:szCs w:val="28"/>
+        </w:rPr>
+      </w:pPr>
+      <w:bookmarkStart w:id="9" w:name="_Toc230968849"/>
+      <w:r>
+        <w:rPr>
+          <w:rFonts w:cs="Times New Roman"/>
           <w:b/>
           <w:bCs/>
-          <w:sz w:val="28"/>
           <w:szCs w:val="28"/>
         </w:rPr>
         <w:t>3.3. Сценарии использования</w:t>
@@ -5387,12 +5759,21 @@
         </w:rPr>
         <w:t>.</w:t>
       </w:r>
-      <w:r>
+    </w:p>
+    <w:p>
+      <w:pPr>
         <w:rPr>
           <w:rFonts w:ascii="Times New Roman" w:hAnsi="Times New Roman" w:cs="Times New Roman"/>
           <w:sz w:val="32"/>
           <w:szCs w:val="32"/>
         </w:rPr>
+      </w:pPr>
+      <w:r>
+        <w:rPr>
+          <w:rFonts w:ascii="Times New Roman" w:hAnsi="Times New Roman" w:cs="Times New Roman"/>
+          <w:sz w:val="32"/>
+          <w:szCs w:val="32"/>
+        </w:rPr>
         <w:br w:type="page"/>
       </w:r>
     </w:p>
@@ -5400,42 +5781,1592 @@
       <w:pPr>
         <w:pStyle w:val="1"/>
         <w:rPr>
-          <w:rFonts w:ascii="Times New Roman" w:hAnsi="Times New Roman" w:cs="Times New Roman"/>
           <w:b/>
           <w:bCs/>
         </w:rPr>
       </w:pPr>
-      <w:bookmarkStart w:id="10" w:name="_Toc230874062"/>
-      <w:r>
-        <w:rPr>
-          <w:rFonts w:ascii="Times New Roman" w:hAnsi="Times New Roman" w:cs="Times New Roman"/>
+      <w:bookmarkStart w:id="10" w:name="_Toc230968850"/>
+      <w:r>
+        <w:rPr>
           <w:b/>
           <w:bCs/>
         </w:rPr>
         <w:lastRenderedPageBreak/>
-        <w:t>5. АНАЛИЗ АНАЛОГОВ</w:t>
-      </w:r>
-      <w:bookmarkEnd w:id="10"/>
-    </w:p>
-    <w:p>
-      <w:pPr>
-        <w:pStyle w:val="2"/>
-        <w:rPr>
-          <w:rFonts w:ascii="Times New Roman" w:hAnsi="Times New Roman" w:cs="Times New Roman"/>
+        <w:t xml:space="preserve">4. </w:t>
+      </w:r>
+      <w:r>
+        <w:rPr>
           <w:b/>
           <w:bCs/>
         </w:rPr>
-      </w:pPr>
-      <w:bookmarkStart w:id="11" w:name="_Toc230874063"/>
-      <w:r>
-        <w:rPr>
-          <w:rFonts w:ascii="Times New Roman" w:hAnsi="Times New Roman" w:cs="Times New Roman"/>
+        <w:t>Подбор средств для разработки</w:t>
+      </w:r>
+      <w:bookmarkEnd w:id="10"/>
+    </w:p>
+    <w:p>
+      <w:pPr>
+        <w:pStyle w:val="2"/>
+        <w:rPr>
           <w:b/>
           <w:bCs/>
         </w:rPr>
+      </w:pPr>
+      <w:bookmarkStart w:id="11" w:name="_Toc230968851"/>
+      <w:r>
+        <w:rPr>
+          <w:b/>
+          <w:bCs/>
+        </w:rPr>
+        <w:t>4.1. Язык программирования и платформа</w:t>
+      </w:r>
+      <w:bookmarkEnd w:id="11"/>
+    </w:p>
+    <w:p>
+      <w:pPr>
+        <w:pStyle w:val="a5"/>
+        <w:numPr>
+          <w:ilvl w:val="0"/>
+          <w:numId w:val="32"/>
+        </w:numPr>
+        <w:rPr>
+          <w:rFonts w:ascii="Times New Roman" w:hAnsi="Times New Roman" w:cs="Times New Roman"/>
+          <w:sz w:val="28"/>
+          <w:szCs w:val="28"/>
+        </w:rPr>
+      </w:pPr>
+      <w:r>
+        <w:rPr>
+          <w:rFonts w:ascii="Times New Roman" w:hAnsi="Times New Roman" w:cs="Times New Roman"/>
+          <w:sz w:val="28"/>
+          <w:szCs w:val="28"/>
+        </w:rPr>
+        <w:t>Язык: C# (версия 12)</w:t>
+      </w:r>
+    </w:p>
+    <w:p>
+      <w:pPr>
+        <w:pStyle w:val="a5"/>
+        <w:numPr>
+          <w:ilvl w:val="0"/>
+          <w:numId w:val="32"/>
+        </w:numPr>
+        <w:rPr>
+          <w:rFonts w:ascii="Times New Roman" w:hAnsi="Times New Roman" w:cs="Times New Roman"/>
+          <w:sz w:val="28"/>
+          <w:szCs w:val="28"/>
+        </w:rPr>
+      </w:pPr>
+      <w:r>
+        <w:rPr>
+          <w:rFonts w:ascii="Times New Roman" w:hAnsi="Times New Roman" w:cs="Times New Roman"/>
+          <w:sz w:val="28"/>
+          <w:szCs w:val="28"/>
+        </w:rPr>
+        <w:t>Платформа: .NET 8.0 (LTS)</w:t>
+      </w:r>
+    </w:p>
+    <w:p>
+      <w:pPr>
+        <w:pStyle w:val="a5"/>
+        <w:numPr>
+          <w:ilvl w:val="0"/>
+          <w:numId w:val="32"/>
+        </w:numPr>
+        <w:rPr>
+          <w:rFonts w:ascii="Times New Roman" w:hAnsi="Times New Roman" w:cs="Times New Roman"/>
+          <w:sz w:val="28"/>
+          <w:szCs w:val="28"/>
+          <w:lang w:val="en-US"/>
+        </w:rPr>
+      </w:pPr>
+      <w:r>
+        <w:rPr>
+          <w:rFonts w:ascii="Times New Roman" w:hAnsi="Times New Roman" w:cs="Times New Roman"/>
+          <w:sz w:val="28"/>
+          <w:szCs w:val="28"/>
+          <w:lang w:val="en-US"/>
+        </w:rPr>
+        <w:t>UI-</w:t>
+      </w:r>
+      <w:r>
+        <w:rPr>
+          <w:rFonts w:ascii="Times New Roman" w:hAnsi="Times New Roman" w:cs="Times New Roman"/>
+          <w:sz w:val="28"/>
+          <w:szCs w:val="28"/>
+        </w:rPr>
+        <w:t>фреймворк</w:t>
+      </w:r>
+      <w:r>
+        <w:rPr>
+          <w:rFonts w:ascii="Times New Roman" w:hAnsi="Times New Roman" w:cs="Times New Roman"/>
+          <w:sz w:val="28"/>
+          <w:szCs w:val="28"/>
+          <w:lang w:val="en-US"/>
+        </w:rPr>
+        <w:t>: Windows Presentation Foundation (WPF, net8.0-windows)</w:t>
+      </w:r>
+    </w:p>
+    <w:p>
+      <w:pPr>
+        <w:rPr>
+          <w:rFonts w:ascii="Times New Roman" w:hAnsi="Times New Roman" w:cs="Times New Roman"/>
+          <w:sz w:val="28"/>
+          <w:szCs w:val="28"/>
+        </w:rPr>
+      </w:pPr>
+      <w:r>
+        <w:rPr>
+          <w:rFonts w:ascii="Times New Roman" w:hAnsi="Times New Roman" w:cs="Times New Roman"/>
+          <w:sz w:val="28"/>
+          <w:szCs w:val="28"/>
+        </w:rPr>
+        <w:t xml:space="preserve">Обоснование: C# 12 предоставляет современную строгую типизацию, поддержку </w:t>
+      </w:r>
+      <w:proofErr w:type="spellStart"/>
+      <w:r>
+        <w:rPr>
+          <w:rFonts w:ascii="Times New Roman" w:hAnsi="Times New Roman" w:cs="Times New Roman"/>
+          <w:sz w:val="28"/>
+          <w:szCs w:val="28"/>
+        </w:rPr>
+        <w:t>nullable</w:t>
+      </w:r>
+      <w:proofErr w:type="spellEnd"/>
+      <w:r>
+        <w:rPr>
+          <w:rFonts w:ascii="Times New Roman" w:hAnsi="Times New Roman" w:cs="Times New Roman"/>
+          <w:sz w:val="28"/>
+          <w:szCs w:val="28"/>
+        </w:rPr>
+        <w:t>-контекста и выразительный синтаксис. .NET 8 гарантирует высокую производительность JIT/AOT, кроссплатформенность базовых библиотек и долгосрочную поддержку. WPF выбран как промышленный стандарт для создания отзывчивых десктопных интерфейсов на Windows с богатой системой привязок данных и стилизации.</w:t>
+      </w:r>
+    </w:p>
+    <w:p>
+      <w:pPr>
+        <w:pStyle w:val="2"/>
+        <w:rPr>
+          <w:b/>
+          <w:bCs/>
+        </w:rPr>
+      </w:pPr>
+      <w:bookmarkStart w:id="12" w:name="_Toc230968852"/>
+      <w:r>
+        <w:rPr>
+          <w:b/>
+          <w:bCs/>
+        </w:rPr>
+        <w:t>4.2. Среда разработки и инструменты сборки</w:t>
+      </w:r>
+      <w:bookmarkEnd w:id="12"/>
+    </w:p>
+    <w:p>
+      <w:pPr>
+        <w:pStyle w:val="a5"/>
+        <w:numPr>
+          <w:ilvl w:val="0"/>
+          <w:numId w:val="33"/>
+        </w:numPr>
+        <w:rPr>
+          <w:rFonts w:ascii="Times New Roman" w:hAnsi="Times New Roman" w:cs="Times New Roman"/>
+          <w:sz w:val="28"/>
+          <w:szCs w:val="28"/>
+        </w:rPr>
+      </w:pPr>
+      <w:r>
+        <w:rPr>
+          <w:rFonts w:ascii="Times New Roman" w:hAnsi="Times New Roman" w:cs="Times New Roman"/>
+          <w:sz w:val="28"/>
+          <w:szCs w:val="28"/>
+        </w:rPr>
+        <w:t xml:space="preserve">IDE: Microsoft Visual Studio 2022 / </w:t>
+      </w:r>
+      <w:proofErr w:type="spellStart"/>
+      <w:r>
+        <w:rPr>
+          <w:rFonts w:ascii="Times New Roman" w:hAnsi="Times New Roman" w:cs="Times New Roman"/>
+          <w:sz w:val="28"/>
+          <w:szCs w:val="28"/>
+        </w:rPr>
+        <w:t>JetBrains</w:t>
+      </w:r>
+      <w:proofErr w:type="spellEnd"/>
+      <w:r>
+        <w:rPr>
+          <w:rFonts w:ascii="Times New Roman" w:hAnsi="Times New Roman" w:cs="Times New Roman"/>
+          <w:sz w:val="28"/>
+          <w:szCs w:val="28"/>
+        </w:rPr>
+        <w:t xml:space="preserve"> </w:t>
+      </w:r>
+      <w:proofErr w:type="spellStart"/>
+      <w:r>
+        <w:rPr>
+          <w:rFonts w:ascii="Times New Roman" w:hAnsi="Times New Roman" w:cs="Times New Roman"/>
+          <w:sz w:val="28"/>
+          <w:szCs w:val="28"/>
+        </w:rPr>
+        <w:t>Rider</w:t>
+      </w:r>
+      <w:proofErr w:type="spellEnd"/>
+      <w:r>
+        <w:rPr>
+          <w:rFonts w:ascii="Times New Roman" w:hAnsi="Times New Roman" w:cs="Times New Roman"/>
+          <w:sz w:val="28"/>
+          <w:szCs w:val="28"/>
+        </w:rPr>
+        <w:t xml:space="preserve"> / VS Code с расширениями C# </w:t>
+      </w:r>
+      <w:proofErr w:type="spellStart"/>
+      <w:r>
+        <w:rPr>
+          <w:rFonts w:ascii="Times New Roman" w:hAnsi="Times New Roman" w:cs="Times New Roman"/>
+          <w:sz w:val="28"/>
+          <w:szCs w:val="28"/>
+        </w:rPr>
+        <w:t>Dev</w:t>
+      </w:r>
+      <w:proofErr w:type="spellEnd"/>
+      <w:r>
+        <w:rPr>
+          <w:rFonts w:ascii="Times New Roman" w:hAnsi="Times New Roman" w:cs="Times New Roman"/>
+          <w:sz w:val="28"/>
+          <w:szCs w:val="28"/>
+        </w:rPr>
+        <w:t xml:space="preserve"> Kit</w:t>
+      </w:r>
+    </w:p>
+    <w:p>
+      <w:pPr>
+        <w:pStyle w:val="a5"/>
+        <w:numPr>
+          <w:ilvl w:val="0"/>
+          <w:numId w:val="33"/>
+        </w:numPr>
+        <w:rPr>
+          <w:rFonts w:ascii="Times New Roman" w:hAnsi="Times New Roman" w:cs="Times New Roman"/>
+          <w:sz w:val="28"/>
+          <w:szCs w:val="28"/>
+          <w:lang w:val="en-US"/>
+        </w:rPr>
+      </w:pPr>
+      <w:r>
+        <w:rPr>
+          <w:rFonts w:ascii="Times New Roman" w:hAnsi="Times New Roman" w:cs="Times New Roman"/>
+          <w:sz w:val="28"/>
+          <w:szCs w:val="28"/>
+        </w:rPr>
+        <w:t>Сборка</w:t>
+      </w:r>
+      <w:r>
+        <w:rPr>
+          <w:rFonts w:ascii="Times New Roman" w:hAnsi="Times New Roman" w:cs="Times New Roman"/>
+          <w:sz w:val="28"/>
+          <w:szCs w:val="28"/>
+          <w:lang w:val="en-US"/>
+        </w:rPr>
+        <w:t xml:space="preserve"> </w:t>
+      </w:r>
+      <w:r>
+        <w:rPr>
+          <w:rFonts w:ascii="Times New Roman" w:hAnsi="Times New Roman" w:cs="Times New Roman"/>
+          <w:sz w:val="28"/>
+          <w:szCs w:val="28"/>
+        </w:rPr>
+        <w:t>и</w:t>
+      </w:r>
+      <w:r>
+        <w:rPr>
+          <w:rFonts w:ascii="Times New Roman" w:hAnsi="Times New Roman" w:cs="Times New Roman"/>
+          <w:sz w:val="28"/>
+          <w:szCs w:val="28"/>
+          <w:lang w:val="en-US"/>
+        </w:rPr>
+        <w:t xml:space="preserve"> </w:t>
+      </w:r>
+      <w:r>
+        <w:rPr>
+          <w:rFonts w:ascii="Times New Roman" w:hAnsi="Times New Roman" w:cs="Times New Roman"/>
+          <w:sz w:val="28"/>
+          <w:szCs w:val="28"/>
+        </w:rPr>
+        <w:t>запуск</w:t>
+      </w:r>
+      <w:r>
+        <w:rPr>
+          <w:rFonts w:ascii="Times New Roman" w:hAnsi="Times New Roman" w:cs="Times New Roman"/>
+          <w:sz w:val="28"/>
+          <w:szCs w:val="28"/>
+          <w:lang w:val="en-US"/>
+        </w:rPr>
+        <w:t>: dotnet CLI (dotnet build, dotnet run, dotnet publish)</w:t>
+      </w:r>
+    </w:p>
+    <w:p>
+      <w:pPr>
+        <w:pStyle w:val="a5"/>
+        <w:numPr>
+          <w:ilvl w:val="0"/>
+          <w:numId w:val="33"/>
+        </w:numPr>
+        <w:rPr>
+          <w:rFonts w:ascii="Times New Roman" w:hAnsi="Times New Roman" w:cs="Times New Roman"/>
+          <w:sz w:val="28"/>
+          <w:szCs w:val="28"/>
+          <w:lang w:val="en-US"/>
+        </w:rPr>
+      </w:pPr>
+      <w:r>
+        <w:rPr>
+          <w:rFonts w:ascii="Times New Roman" w:hAnsi="Times New Roman" w:cs="Times New Roman"/>
+          <w:sz w:val="28"/>
+          <w:szCs w:val="28"/>
+        </w:rPr>
+        <w:t>Управление</w:t>
+      </w:r>
+      <w:r>
+        <w:rPr>
+          <w:rFonts w:ascii="Times New Roman" w:hAnsi="Times New Roman" w:cs="Times New Roman"/>
+          <w:sz w:val="28"/>
+          <w:szCs w:val="28"/>
+          <w:lang w:val="en-US"/>
+        </w:rPr>
+        <w:t xml:space="preserve"> </w:t>
+      </w:r>
+      <w:r>
+        <w:rPr>
+          <w:rFonts w:ascii="Times New Roman" w:hAnsi="Times New Roman" w:cs="Times New Roman"/>
+          <w:sz w:val="28"/>
+          <w:szCs w:val="28"/>
+        </w:rPr>
+        <w:t>зависимостями</w:t>
+      </w:r>
+      <w:r>
+        <w:rPr>
+          <w:rFonts w:ascii="Times New Roman" w:hAnsi="Times New Roman" w:cs="Times New Roman"/>
+          <w:sz w:val="28"/>
+          <w:szCs w:val="28"/>
+          <w:lang w:val="en-US"/>
+        </w:rPr>
+        <w:t>: NuGet (</w:t>
+      </w:r>
+      <w:proofErr w:type="spellStart"/>
+      <w:r>
+        <w:rPr>
+          <w:rFonts w:ascii="Times New Roman" w:hAnsi="Times New Roman" w:cs="Times New Roman"/>
+          <w:sz w:val="28"/>
+          <w:szCs w:val="28"/>
+          <w:lang w:val="en-US"/>
+        </w:rPr>
+        <w:t>Microsoft.Data.Sqlite</w:t>
+      </w:r>
+      <w:proofErr w:type="spellEnd"/>
+      <w:r>
+        <w:rPr>
+          <w:rFonts w:ascii="Times New Roman" w:hAnsi="Times New Roman" w:cs="Times New Roman"/>
+          <w:sz w:val="28"/>
+          <w:szCs w:val="28"/>
+          <w:lang w:val="en-US"/>
+        </w:rPr>
+        <w:t xml:space="preserve">, </w:t>
+      </w:r>
+      <w:proofErr w:type="spellStart"/>
+      <w:r>
+        <w:rPr>
+          <w:rFonts w:ascii="Times New Roman" w:hAnsi="Times New Roman" w:cs="Times New Roman"/>
+          <w:sz w:val="28"/>
+          <w:szCs w:val="28"/>
+          <w:lang w:val="en-US"/>
+        </w:rPr>
+        <w:t>System.Text.Json</w:t>
+      </w:r>
+      <w:proofErr w:type="spellEnd"/>
+      <w:r>
+        <w:rPr>
+          <w:rFonts w:ascii="Times New Roman" w:hAnsi="Times New Roman" w:cs="Times New Roman"/>
+          <w:sz w:val="28"/>
+          <w:szCs w:val="28"/>
+          <w:lang w:val="en-US"/>
+        </w:rPr>
+        <w:t>)</w:t>
+      </w:r>
+    </w:p>
+    <w:p>
+      <w:pPr>
+        <w:pStyle w:val="a5"/>
+        <w:numPr>
+          <w:ilvl w:val="0"/>
+          <w:numId w:val="33"/>
+        </w:numPr>
+        <w:rPr>
+          <w:rFonts w:ascii="Times New Roman" w:hAnsi="Times New Roman" w:cs="Times New Roman"/>
+          <w:sz w:val="28"/>
+          <w:szCs w:val="28"/>
+        </w:rPr>
+      </w:pPr>
+      <w:r>
+        <w:rPr>
+          <w:rFonts w:ascii="Times New Roman" w:hAnsi="Times New Roman" w:cs="Times New Roman"/>
+          <w:sz w:val="28"/>
+          <w:szCs w:val="28"/>
+        </w:rPr>
+        <w:t xml:space="preserve">Система контроля версий: </w:t>
+      </w:r>
+      <w:proofErr w:type="spellStart"/>
+      <w:r>
+        <w:rPr>
+          <w:rFonts w:ascii="Times New Roman" w:hAnsi="Times New Roman" w:cs="Times New Roman"/>
+          <w:sz w:val="28"/>
+          <w:szCs w:val="28"/>
+        </w:rPr>
+        <w:t>Git</w:t>
+      </w:r>
+      <w:proofErr w:type="spellEnd"/>
+      <w:r>
+        <w:rPr>
+          <w:rFonts w:ascii="Times New Roman" w:hAnsi="Times New Roman" w:cs="Times New Roman"/>
+          <w:sz w:val="28"/>
+          <w:szCs w:val="28"/>
+        </w:rPr>
+        <w:t xml:space="preserve"> + </w:t>
+      </w:r>
+      <w:proofErr w:type="spellStart"/>
+      <w:r>
+        <w:rPr>
+          <w:rFonts w:ascii="Times New Roman" w:hAnsi="Times New Roman" w:cs="Times New Roman"/>
+          <w:sz w:val="28"/>
+          <w:szCs w:val="28"/>
+        </w:rPr>
+        <w:t>GitHub</w:t>
+      </w:r>
+      <w:proofErr w:type="spellEnd"/>
+      <w:r>
+        <w:rPr>
+          <w:rFonts w:ascii="Times New Roman" w:hAnsi="Times New Roman" w:cs="Times New Roman"/>
+          <w:sz w:val="28"/>
+          <w:szCs w:val="28"/>
+        </w:rPr>
+        <w:t>/</w:t>
+      </w:r>
+      <w:proofErr w:type="spellStart"/>
+      <w:r>
+        <w:rPr>
+          <w:rFonts w:ascii="Times New Roman" w:hAnsi="Times New Roman" w:cs="Times New Roman"/>
+          <w:sz w:val="28"/>
+          <w:szCs w:val="28"/>
+        </w:rPr>
+        <w:t>GitLab</w:t>
+      </w:r>
+      <w:proofErr w:type="spellEnd"/>
+    </w:p>
+    <w:p>
+      <w:pPr>
+        <w:rPr>
+          <w:rFonts w:ascii="Times New Roman" w:hAnsi="Times New Roman" w:cs="Times New Roman"/>
+          <w:sz w:val="28"/>
+          <w:szCs w:val="28"/>
+        </w:rPr>
+      </w:pPr>
+      <w:r>
+        <w:rPr>
+          <w:rFonts w:ascii="Times New Roman" w:hAnsi="Times New Roman" w:cs="Times New Roman"/>
+          <w:sz w:val="28"/>
+          <w:szCs w:val="28"/>
+        </w:rPr>
+        <w:t xml:space="preserve">Обоснование: Современные IDE обеспечивают интеллектуальный анализ кода, отладку XAML, рефакторинг и интеграцию с </w:t>
+      </w:r>
+      <w:proofErr w:type="spellStart"/>
+      <w:r>
+        <w:rPr>
+          <w:rFonts w:ascii="Times New Roman" w:hAnsi="Times New Roman" w:cs="Times New Roman"/>
+          <w:sz w:val="28"/>
+          <w:szCs w:val="28"/>
+        </w:rPr>
+        <w:t>Git</w:t>
+      </w:r>
+      <w:proofErr w:type="spellEnd"/>
+      <w:r>
+        <w:rPr>
+          <w:rFonts w:ascii="Times New Roman" w:hAnsi="Times New Roman" w:cs="Times New Roman"/>
+          <w:sz w:val="28"/>
+          <w:szCs w:val="28"/>
+        </w:rPr>
+        <w:t xml:space="preserve">. </w:t>
+      </w:r>
+      <w:proofErr w:type="spellStart"/>
+      <w:r>
+        <w:rPr>
+          <w:rFonts w:ascii="Times New Roman" w:hAnsi="Times New Roman" w:cs="Times New Roman"/>
+          <w:sz w:val="28"/>
+          <w:szCs w:val="28"/>
+        </w:rPr>
+        <w:t>dotnet</w:t>
+      </w:r>
+      <w:proofErr w:type="spellEnd"/>
+      <w:r>
+        <w:rPr>
+          <w:rFonts w:ascii="Times New Roman" w:hAnsi="Times New Roman" w:cs="Times New Roman"/>
+          <w:sz w:val="28"/>
+          <w:szCs w:val="28"/>
+        </w:rPr>
+        <w:t xml:space="preserve"> CLI унифицирует процесс сборки, тестирования и публикации приложения. </w:t>
+      </w:r>
+      <w:proofErr w:type="spellStart"/>
+      <w:r>
+        <w:rPr>
+          <w:rFonts w:ascii="Times New Roman" w:hAnsi="Times New Roman" w:cs="Times New Roman"/>
+          <w:sz w:val="28"/>
+          <w:szCs w:val="28"/>
+        </w:rPr>
+        <w:t>NuGet</w:t>
+      </w:r>
+      <w:proofErr w:type="spellEnd"/>
+      <w:r>
+        <w:rPr>
+          <w:rFonts w:ascii="Times New Roman" w:hAnsi="Times New Roman" w:cs="Times New Roman"/>
+          <w:sz w:val="28"/>
+          <w:szCs w:val="28"/>
+        </w:rPr>
+        <w:t xml:space="preserve"> позволяет быстро подключать проверенные библиотеки без ручного управления сборками.</w:t>
+      </w:r>
+    </w:p>
+    <w:p>
+      <w:pPr>
+        <w:pStyle w:val="2"/>
+        <w:rPr>
+          <w:b/>
+          <w:bCs/>
+        </w:rPr>
+      </w:pPr>
+      <w:bookmarkStart w:id="13" w:name="_Toc230968853"/>
+      <w:r>
+        <w:rPr>
+          <w:b/>
+          <w:bCs/>
+        </w:rPr>
+        <w:t>4.3. Архитектурный паттерн и проектирование интерфейса</w:t>
+      </w:r>
+      <w:bookmarkEnd w:id="13"/>
+    </w:p>
+    <w:p>
+      <w:pPr>
+        <w:pStyle w:val="a5"/>
+        <w:numPr>
+          <w:ilvl w:val="0"/>
+          <w:numId w:val="34"/>
+        </w:numPr>
+        <w:rPr>
+          <w:rFonts w:ascii="Times New Roman" w:hAnsi="Times New Roman" w:cs="Times New Roman"/>
+          <w:sz w:val="28"/>
+          <w:szCs w:val="28"/>
+        </w:rPr>
+      </w:pPr>
+      <w:r>
+        <w:rPr>
+          <w:rFonts w:ascii="Times New Roman" w:hAnsi="Times New Roman" w:cs="Times New Roman"/>
+          <w:sz w:val="28"/>
+          <w:szCs w:val="28"/>
+        </w:rPr>
+        <w:t>Паттерн: MVVM (Model–View–</w:t>
+      </w:r>
+      <w:proofErr w:type="spellStart"/>
+      <w:r>
+        <w:rPr>
+          <w:rFonts w:ascii="Times New Roman" w:hAnsi="Times New Roman" w:cs="Times New Roman"/>
+          <w:sz w:val="28"/>
+          <w:szCs w:val="28"/>
+        </w:rPr>
+        <w:t>ViewModel</w:t>
+      </w:r>
+      <w:proofErr w:type="spellEnd"/>
+      <w:r>
+        <w:rPr>
+          <w:rFonts w:ascii="Times New Roman" w:hAnsi="Times New Roman" w:cs="Times New Roman"/>
+          <w:sz w:val="28"/>
+          <w:szCs w:val="28"/>
+        </w:rPr>
+        <w:t>)</w:t>
+      </w:r>
+    </w:p>
+    <w:p>
+      <w:pPr>
+        <w:pStyle w:val="a5"/>
+        <w:numPr>
+          <w:ilvl w:val="0"/>
+          <w:numId w:val="34"/>
+        </w:numPr>
+        <w:rPr>
+          <w:rFonts w:ascii="Times New Roman" w:hAnsi="Times New Roman" w:cs="Times New Roman"/>
+          <w:sz w:val="28"/>
+          <w:szCs w:val="28"/>
+        </w:rPr>
+      </w:pPr>
+      <w:r>
+        <w:rPr>
+          <w:rFonts w:ascii="Times New Roman" w:hAnsi="Times New Roman" w:cs="Times New Roman"/>
+          <w:sz w:val="28"/>
+          <w:szCs w:val="28"/>
+        </w:rPr>
+        <w:t xml:space="preserve">Разметка: XAML, </w:t>
+      </w:r>
+      <w:proofErr w:type="spellStart"/>
+      <w:r>
+        <w:rPr>
+          <w:rFonts w:ascii="Times New Roman" w:hAnsi="Times New Roman" w:cs="Times New Roman"/>
+          <w:sz w:val="28"/>
+          <w:szCs w:val="28"/>
+        </w:rPr>
+        <w:t>WindowChrome</w:t>
+      </w:r>
+      <w:proofErr w:type="spellEnd"/>
+      <w:r>
+        <w:rPr>
+          <w:rFonts w:ascii="Times New Roman" w:hAnsi="Times New Roman" w:cs="Times New Roman"/>
+          <w:sz w:val="28"/>
+          <w:szCs w:val="28"/>
+        </w:rPr>
+        <w:t>, словари ресурсов, Style/</w:t>
+      </w:r>
+      <w:proofErr w:type="spellStart"/>
+      <w:r>
+        <w:rPr>
+          <w:rFonts w:ascii="Times New Roman" w:hAnsi="Times New Roman" w:cs="Times New Roman"/>
+          <w:sz w:val="28"/>
+          <w:szCs w:val="28"/>
+        </w:rPr>
+        <w:t>ControlTemplate</w:t>
+      </w:r>
+      <w:proofErr w:type="spellEnd"/>
+    </w:p>
+    <w:p>
+      <w:pPr>
+        <w:pStyle w:val="a5"/>
+        <w:numPr>
+          <w:ilvl w:val="0"/>
+          <w:numId w:val="34"/>
+        </w:numPr>
+        <w:rPr>
+          <w:rFonts w:ascii="Times New Roman" w:hAnsi="Times New Roman" w:cs="Times New Roman"/>
+          <w:sz w:val="28"/>
+          <w:szCs w:val="28"/>
+          <w:lang w:val="en-US"/>
+        </w:rPr>
+      </w:pPr>
+      <w:r>
+        <w:rPr>
+          <w:rFonts w:ascii="Times New Roman" w:hAnsi="Times New Roman" w:cs="Times New Roman"/>
+          <w:sz w:val="28"/>
+          <w:szCs w:val="28"/>
+        </w:rPr>
+        <w:t>Связывание</w:t>
+      </w:r>
+      <w:r>
+        <w:rPr>
+          <w:rFonts w:ascii="Times New Roman" w:hAnsi="Times New Roman" w:cs="Times New Roman"/>
+          <w:sz w:val="28"/>
+          <w:szCs w:val="28"/>
+          <w:lang w:val="en-US"/>
+        </w:rPr>
+        <w:t xml:space="preserve"> </w:t>
+      </w:r>
+      <w:r>
+        <w:rPr>
+          <w:rFonts w:ascii="Times New Roman" w:hAnsi="Times New Roman" w:cs="Times New Roman"/>
+          <w:sz w:val="28"/>
+          <w:szCs w:val="28"/>
+        </w:rPr>
+        <w:t>данных</w:t>
+      </w:r>
+      <w:r>
+        <w:rPr>
+          <w:rFonts w:ascii="Times New Roman" w:hAnsi="Times New Roman" w:cs="Times New Roman"/>
+          <w:sz w:val="28"/>
+          <w:szCs w:val="28"/>
+          <w:lang w:val="en-US"/>
+        </w:rPr>
+        <w:t xml:space="preserve">: </w:t>
+      </w:r>
+      <w:proofErr w:type="spellStart"/>
+      <w:r>
+        <w:rPr>
+          <w:rFonts w:ascii="Times New Roman" w:hAnsi="Times New Roman" w:cs="Times New Roman"/>
+          <w:sz w:val="28"/>
+          <w:szCs w:val="28"/>
+          <w:lang w:val="en-US"/>
+        </w:rPr>
+        <w:t>INotifyPropertyChanged</w:t>
+      </w:r>
+      <w:proofErr w:type="spellEnd"/>
+      <w:r>
+        <w:rPr>
+          <w:rFonts w:ascii="Times New Roman" w:hAnsi="Times New Roman" w:cs="Times New Roman"/>
+          <w:sz w:val="28"/>
+          <w:szCs w:val="28"/>
+          <w:lang w:val="en-US"/>
+        </w:rPr>
+        <w:t xml:space="preserve">, </w:t>
+      </w:r>
+      <w:proofErr w:type="spellStart"/>
+      <w:r>
+        <w:rPr>
+          <w:rFonts w:ascii="Times New Roman" w:hAnsi="Times New Roman" w:cs="Times New Roman"/>
+          <w:sz w:val="28"/>
+          <w:szCs w:val="28"/>
+          <w:lang w:val="en-US"/>
+        </w:rPr>
+        <w:t>ObservableCollection</w:t>
+      </w:r>
+      <w:proofErr w:type="spellEnd"/>
+      <w:r>
+        <w:rPr>
+          <w:rFonts w:ascii="Times New Roman" w:hAnsi="Times New Roman" w:cs="Times New Roman"/>
+          <w:sz w:val="28"/>
+          <w:szCs w:val="28"/>
+          <w:lang w:val="en-US"/>
+        </w:rPr>
+        <w:t xml:space="preserve">&lt;T&gt;, </w:t>
+      </w:r>
+      <w:proofErr w:type="spellStart"/>
+      <w:r>
+        <w:rPr>
+          <w:rFonts w:ascii="Times New Roman" w:hAnsi="Times New Roman" w:cs="Times New Roman"/>
+          <w:sz w:val="28"/>
+          <w:szCs w:val="28"/>
+          <w:lang w:val="en-US"/>
+        </w:rPr>
+        <w:t>RelayCommand</w:t>
+      </w:r>
+      <w:proofErr w:type="spellEnd"/>
+      <w:r>
+        <w:rPr>
+          <w:rFonts w:ascii="Times New Roman" w:hAnsi="Times New Roman" w:cs="Times New Roman"/>
+          <w:sz w:val="28"/>
+          <w:szCs w:val="28"/>
+          <w:lang w:val="en-US"/>
+        </w:rPr>
+        <w:t xml:space="preserve"> (</w:t>
+      </w:r>
+      <w:r>
+        <w:rPr>
+          <w:rFonts w:ascii="Times New Roman" w:hAnsi="Times New Roman" w:cs="Times New Roman"/>
+          <w:sz w:val="28"/>
+          <w:szCs w:val="28"/>
+        </w:rPr>
+        <w:t>реализация</w:t>
+      </w:r>
+      <w:r>
+        <w:rPr>
+          <w:rFonts w:ascii="Times New Roman" w:hAnsi="Times New Roman" w:cs="Times New Roman"/>
+          <w:sz w:val="28"/>
+          <w:szCs w:val="28"/>
+          <w:lang w:val="en-US"/>
+        </w:rPr>
+        <w:t xml:space="preserve"> </w:t>
+      </w:r>
+      <w:proofErr w:type="spellStart"/>
+      <w:r>
+        <w:rPr>
+          <w:rFonts w:ascii="Times New Roman" w:hAnsi="Times New Roman" w:cs="Times New Roman"/>
+          <w:sz w:val="28"/>
+          <w:szCs w:val="28"/>
+          <w:lang w:val="en-US"/>
+        </w:rPr>
+        <w:t>ICommand</w:t>
+      </w:r>
+      <w:proofErr w:type="spellEnd"/>
+      <w:r>
+        <w:rPr>
+          <w:rFonts w:ascii="Times New Roman" w:hAnsi="Times New Roman" w:cs="Times New Roman"/>
+          <w:sz w:val="28"/>
+          <w:szCs w:val="28"/>
+          <w:lang w:val="en-US"/>
+        </w:rPr>
+        <w:t>)</w:t>
+      </w:r>
+    </w:p>
+    <w:p>
+      <w:pPr>
+        <w:pStyle w:val="a5"/>
+        <w:numPr>
+          <w:ilvl w:val="0"/>
+          <w:numId w:val="34"/>
+        </w:numPr>
+        <w:rPr>
+          <w:rFonts w:ascii="Times New Roman" w:hAnsi="Times New Roman" w:cs="Times New Roman"/>
+          <w:sz w:val="28"/>
+          <w:szCs w:val="28"/>
+        </w:rPr>
+      </w:pPr>
+      <w:r>
+        <w:rPr>
+          <w:rFonts w:ascii="Times New Roman" w:hAnsi="Times New Roman" w:cs="Times New Roman"/>
+          <w:sz w:val="28"/>
+          <w:szCs w:val="28"/>
+        </w:rPr>
+        <w:t xml:space="preserve">Оптимизация отрисовки: </w:t>
+      </w:r>
+      <w:proofErr w:type="spellStart"/>
+      <w:r>
+        <w:rPr>
+          <w:rFonts w:ascii="Times New Roman" w:hAnsi="Times New Roman" w:cs="Times New Roman"/>
+          <w:sz w:val="28"/>
+          <w:szCs w:val="28"/>
+        </w:rPr>
+        <w:t>VirtualizingPanel</w:t>
+      </w:r>
+      <w:proofErr w:type="spellEnd"/>
+      <w:r>
+        <w:rPr>
+          <w:rFonts w:ascii="Times New Roman" w:hAnsi="Times New Roman" w:cs="Times New Roman"/>
+          <w:sz w:val="28"/>
+          <w:szCs w:val="28"/>
+        </w:rPr>
+        <w:t xml:space="preserve">, </w:t>
+      </w:r>
+      <w:proofErr w:type="spellStart"/>
+      <w:r>
+        <w:rPr>
+          <w:rFonts w:ascii="Times New Roman" w:hAnsi="Times New Roman" w:cs="Times New Roman"/>
+          <w:sz w:val="28"/>
+          <w:szCs w:val="28"/>
+        </w:rPr>
+        <w:t>BooleanToVisibilityConverter</w:t>
+      </w:r>
+      <w:proofErr w:type="spellEnd"/>
+    </w:p>
+    <w:p>
+      <w:pPr>
+        <w:rPr>
+          <w:rFonts w:ascii="Times New Roman" w:hAnsi="Times New Roman" w:cs="Times New Roman"/>
+          <w:sz w:val="28"/>
+          <w:szCs w:val="28"/>
+        </w:rPr>
+      </w:pPr>
+      <w:r>
+        <w:rPr>
+          <w:rFonts w:ascii="Times New Roman" w:hAnsi="Times New Roman" w:cs="Times New Roman"/>
+          <w:sz w:val="28"/>
+          <w:szCs w:val="28"/>
+        </w:rPr>
+        <w:t xml:space="preserve">Обоснование: MVVM обеспечивает строгое разделение бизнес-логики, данных и визуального слоя, что упрощает модульное тестирование, параллельную работу команды и масштабирование. Виртуализация списков позволяет рендерить тысячи элементов без просадок FPS, а </w:t>
+      </w:r>
+      <w:proofErr w:type="spellStart"/>
+      <w:r>
+        <w:rPr>
+          <w:rFonts w:ascii="Times New Roman" w:hAnsi="Times New Roman" w:cs="Times New Roman"/>
+          <w:sz w:val="28"/>
+          <w:szCs w:val="28"/>
+        </w:rPr>
+        <w:t>кастомный</w:t>
+      </w:r>
+      <w:proofErr w:type="spellEnd"/>
+      <w:r>
+        <w:rPr>
+          <w:rFonts w:ascii="Times New Roman" w:hAnsi="Times New Roman" w:cs="Times New Roman"/>
+          <w:sz w:val="28"/>
+          <w:szCs w:val="28"/>
+        </w:rPr>
+        <w:t xml:space="preserve"> </w:t>
+      </w:r>
+      <w:proofErr w:type="spellStart"/>
+      <w:r>
+        <w:rPr>
+          <w:rFonts w:ascii="Times New Roman" w:hAnsi="Times New Roman" w:cs="Times New Roman"/>
+          <w:sz w:val="28"/>
+          <w:szCs w:val="28"/>
+        </w:rPr>
+        <w:t>WindowChrome</w:t>
+      </w:r>
+      <w:proofErr w:type="spellEnd"/>
+      <w:r>
+        <w:rPr>
+          <w:rFonts w:ascii="Times New Roman" w:hAnsi="Times New Roman" w:cs="Times New Roman"/>
+          <w:sz w:val="28"/>
+          <w:szCs w:val="28"/>
+        </w:rPr>
+        <w:t xml:space="preserve"> заменяет системный заголовок на тёмную панель в едином стиле приложения.</w:t>
+      </w:r>
+    </w:p>
+    <w:p>
+      <w:pPr>
+        <w:pStyle w:val="2"/>
+        <w:rPr>
+          <w:b/>
+          <w:bCs/>
+        </w:rPr>
+      </w:pPr>
+      <w:bookmarkStart w:id="14" w:name="_Toc230968854"/>
+      <w:r>
+        <w:rPr>
+          <w:b/>
+          <w:bCs/>
+        </w:rPr>
+        <w:lastRenderedPageBreak/>
+        <w:t>4.4. Работа с данными и сетевым взаимодействием</w:t>
+      </w:r>
+      <w:bookmarkEnd w:id="14"/>
+    </w:p>
+    <w:p>
+      <w:pPr>
+        <w:pStyle w:val="a5"/>
+        <w:numPr>
+          <w:ilvl w:val="0"/>
+          <w:numId w:val="35"/>
+        </w:numPr>
+        <w:rPr>
+          <w:rFonts w:ascii="Times New Roman" w:hAnsi="Times New Roman" w:cs="Times New Roman"/>
+          <w:sz w:val="28"/>
+          <w:szCs w:val="28"/>
+        </w:rPr>
+      </w:pPr>
+      <w:r>
+        <w:rPr>
+          <w:rFonts w:ascii="Times New Roman" w:hAnsi="Times New Roman" w:cs="Times New Roman"/>
+          <w:sz w:val="28"/>
+          <w:szCs w:val="28"/>
+        </w:rPr>
+        <w:t xml:space="preserve">Локальное хранилище: </w:t>
+      </w:r>
+      <w:proofErr w:type="spellStart"/>
+      <w:r>
+        <w:rPr>
+          <w:rFonts w:ascii="Times New Roman" w:hAnsi="Times New Roman" w:cs="Times New Roman"/>
+          <w:sz w:val="28"/>
+          <w:szCs w:val="28"/>
+        </w:rPr>
+        <w:t>SQLite</w:t>
+      </w:r>
+      <w:proofErr w:type="spellEnd"/>
+      <w:r>
+        <w:rPr>
+          <w:rFonts w:ascii="Times New Roman" w:hAnsi="Times New Roman" w:cs="Times New Roman"/>
+          <w:sz w:val="28"/>
+          <w:szCs w:val="28"/>
+        </w:rPr>
+        <w:t xml:space="preserve"> (</w:t>
+      </w:r>
+      <w:proofErr w:type="spellStart"/>
+      <w:r>
+        <w:rPr>
+          <w:rFonts w:ascii="Times New Roman" w:hAnsi="Times New Roman" w:cs="Times New Roman"/>
+          <w:sz w:val="28"/>
+          <w:szCs w:val="28"/>
+        </w:rPr>
+        <w:t>Microsoft.Data.Sqlite</w:t>
+      </w:r>
+      <w:proofErr w:type="spellEnd"/>
+      <w:r>
+        <w:rPr>
+          <w:rFonts w:ascii="Times New Roman" w:hAnsi="Times New Roman" w:cs="Times New Roman"/>
+          <w:sz w:val="28"/>
+          <w:szCs w:val="28"/>
+        </w:rPr>
+        <w:t>)</w:t>
+      </w:r>
+    </w:p>
+    <w:p>
+      <w:pPr>
+        <w:pStyle w:val="a5"/>
+        <w:numPr>
+          <w:ilvl w:val="0"/>
+          <w:numId w:val="35"/>
+        </w:numPr>
+        <w:rPr>
+          <w:rFonts w:ascii="Times New Roman" w:hAnsi="Times New Roman" w:cs="Times New Roman"/>
+          <w:sz w:val="28"/>
+          <w:szCs w:val="28"/>
+        </w:rPr>
+      </w:pPr>
+      <w:r>
+        <w:rPr>
+          <w:rFonts w:ascii="Times New Roman" w:hAnsi="Times New Roman" w:cs="Times New Roman"/>
+          <w:sz w:val="28"/>
+          <w:szCs w:val="28"/>
+        </w:rPr>
+        <w:t xml:space="preserve">Сетевой клиент: </w:t>
+      </w:r>
+      <w:proofErr w:type="spellStart"/>
+      <w:r>
+        <w:rPr>
+          <w:rFonts w:ascii="Times New Roman" w:hAnsi="Times New Roman" w:cs="Times New Roman"/>
+          <w:sz w:val="28"/>
+          <w:szCs w:val="28"/>
+        </w:rPr>
+        <w:t>HttpClient</w:t>
+      </w:r>
+      <w:proofErr w:type="spellEnd"/>
+      <w:r>
+        <w:rPr>
+          <w:rFonts w:ascii="Times New Roman" w:hAnsi="Times New Roman" w:cs="Times New Roman"/>
+          <w:sz w:val="28"/>
+          <w:szCs w:val="28"/>
+        </w:rPr>
+        <w:t xml:space="preserve"> (статический экземпляр, </w:t>
+      </w:r>
+      <w:proofErr w:type="spellStart"/>
+      <w:r>
+        <w:rPr>
+          <w:rFonts w:ascii="Times New Roman" w:hAnsi="Times New Roman" w:cs="Times New Roman"/>
+          <w:sz w:val="28"/>
+          <w:szCs w:val="28"/>
+        </w:rPr>
+        <w:t>Timeout</w:t>
+      </w:r>
+      <w:proofErr w:type="spellEnd"/>
+      <w:r>
+        <w:rPr>
+          <w:rFonts w:ascii="Times New Roman" w:hAnsi="Times New Roman" w:cs="Times New Roman"/>
+          <w:sz w:val="28"/>
+          <w:szCs w:val="28"/>
+        </w:rPr>
+        <w:t xml:space="preserve"> = 60s, </w:t>
+      </w:r>
+      <w:proofErr w:type="spellStart"/>
+      <w:r>
+        <w:rPr>
+          <w:rFonts w:ascii="Times New Roman" w:hAnsi="Times New Roman" w:cs="Times New Roman"/>
+          <w:sz w:val="28"/>
+          <w:szCs w:val="28"/>
+        </w:rPr>
+        <w:t>кастомный</w:t>
+      </w:r>
+      <w:proofErr w:type="spellEnd"/>
+      <w:r>
+        <w:rPr>
+          <w:rFonts w:ascii="Times New Roman" w:hAnsi="Times New Roman" w:cs="Times New Roman"/>
+          <w:sz w:val="28"/>
+          <w:szCs w:val="28"/>
+        </w:rPr>
+        <w:t xml:space="preserve"> User-Agent)</w:t>
+      </w:r>
+    </w:p>
+    <w:p>
+      <w:pPr>
+        <w:pStyle w:val="a5"/>
+        <w:numPr>
+          <w:ilvl w:val="0"/>
+          <w:numId w:val="35"/>
+        </w:numPr>
+        <w:rPr>
+          <w:rFonts w:ascii="Times New Roman" w:hAnsi="Times New Roman" w:cs="Times New Roman"/>
+          <w:sz w:val="28"/>
+          <w:szCs w:val="28"/>
+        </w:rPr>
+      </w:pPr>
+      <w:proofErr w:type="spellStart"/>
+      <w:r>
+        <w:rPr>
+          <w:rFonts w:ascii="Times New Roman" w:hAnsi="Times New Roman" w:cs="Times New Roman"/>
+          <w:sz w:val="28"/>
+          <w:szCs w:val="28"/>
+        </w:rPr>
+        <w:t>Сериализация</w:t>
+      </w:r>
+      <w:proofErr w:type="spellEnd"/>
+      <w:r>
+        <w:rPr>
+          <w:rFonts w:ascii="Times New Roman" w:hAnsi="Times New Roman" w:cs="Times New Roman"/>
+          <w:sz w:val="28"/>
+          <w:szCs w:val="28"/>
+        </w:rPr>
+        <w:t xml:space="preserve">: </w:t>
+      </w:r>
+      <w:proofErr w:type="spellStart"/>
+      <w:r>
+        <w:rPr>
+          <w:rFonts w:ascii="Times New Roman" w:hAnsi="Times New Roman" w:cs="Times New Roman"/>
+          <w:sz w:val="28"/>
+          <w:szCs w:val="28"/>
+        </w:rPr>
+        <w:t>System.Text.Json</w:t>
+      </w:r>
+      <w:proofErr w:type="spellEnd"/>
+      <w:r>
+        <w:rPr>
+          <w:rFonts w:ascii="Times New Roman" w:hAnsi="Times New Roman" w:cs="Times New Roman"/>
+          <w:sz w:val="28"/>
+          <w:szCs w:val="28"/>
+        </w:rPr>
+        <w:t xml:space="preserve"> (для ответов API и файла настроек)</w:t>
+      </w:r>
+    </w:p>
+    <w:p>
+      <w:pPr>
+        <w:pStyle w:val="a5"/>
+        <w:numPr>
+          <w:ilvl w:val="0"/>
+          <w:numId w:val="35"/>
+        </w:numPr>
+        <w:rPr>
+          <w:rFonts w:ascii="Times New Roman" w:hAnsi="Times New Roman" w:cs="Times New Roman"/>
+          <w:sz w:val="28"/>
+          <w:szCs w:val="28"/>
+        </w:rPr>
+      </w:pPr>
+      <w:r>
+        <w:rPr>
+          <w:rFonts w:ascii="Times New Roman" w:hAnsi="Times New Roman" w:cs="Times New Roman"/>
+          <w:sz w:val="28"/>
+          <w:szCs w:val="28"/>
+        </w:rPr>
+        <w:t xml:space="preserve">Асинхронность и управление состоянием: </w:t>
+      </w:r>
+      <w:proofErr w:type="spellStart"/>
+      <w:r>
+        <w:rPr>
+          <w:rFonts w:ascii="Times New Roman" w:hAnsi="Times New Roman" w:cs="Times New Roman"/>
+          <w:sz w:val="28"/>
+          <w:szCs w:val="28"/>
+        </w:rPr>
+        <w:t>async</w:t>
+      </w:r>
+      <w:proofErr w:type="spellEnd"/>
+      <w:r>
+        <w:rPr>
+          <w:rFonts w:ascii="Times New Roman" w:hAnsi="Times New Roman" w:cs="Times New Roman"/>
+          <w:sz w:val="28"/>
+          <w:szCs w:val="28"/>
+        </w:rPr>
+        <w:t>/</w:t>
+      </w:r>
+      <w:proofErr w:type="spellStart"/>
+      <w:r>
+        <w:rPr>
+          <w:rFonts w:ascii="Times New Roman" w:hAnsi="Times New Roman" w:cs="Times New Roman"/>
+          <w:sz w:val="28"/>
+          <w:szCs w:val="28"/>
+        </w:rPr>
+        <w:t>await</w:t>
+      </w:r>
+      <w:proofErr w:type="spellEnd"/>
+      <w:r>
+        <w:rPr>
+          <w:rFonts w:ascii="Times New Roman" w:hAnsi="Times New Roman" w:cs="Times New Roman"/>
+          <w:sz w:val="28"/>
+          <w:szCs w:val="28"/>
+        </w:rPr>
+        <w:t xml:space="preserve">, </w:t>
+      </w:r>
+      <w:proofErr w:type="spellStart"/>
+      <w:r>
+        <w:rPr>
+          <w:rFonts w:ascii="Times New Roman" w:hAnsi="Times New Roman" w:cs="Times New Roman"/>
+          <w:sz w:val="28"/>
+          <w:szCs w:val="28"/>
+        </w:rPr>
+        <w:t>Task.Run</w:t>
+      </w:r>
+      <w:proofErr w:type="spellEnd"/>
+      <w:r>
+        <w:rPr>
+          <w:rFonts w:ascii="Times New Roman" w:hAnsi="Times New Roman" w:cs="Times New Roman"/>
+          <w:sz w:val="28"/>
+          <w:szCs w:val="28"/>
+        </w:rPr>
+        <w:t xml:space="preserve">, </w:t>
+      </w:r>
+      <w:proofErr w:type="spellStart"/>
+      <w:r>
+        <w:rPr>
+          <w:rFonts w:ascii="Times New Roman" w:hAnsi="Times New Roman" w:cs="Times New Roman"/>
+          <w:sz w:val="28"/>
+          <w:szCs w:val="28"/>
+        </w:rPr>
+        <w:t>CancellationToken</w:t>
+      </w:r>
+      <w:proofErr w:type="spellEnd"/>
+      <w:r>
+        <w:rPr>
+          <w:rFonts w:ascii="Times New Roman" w:hAnsi="Times New Roman" w:cs="Times New Roman"/>
+          <w:sz w:val="28"/>
+          <w:szCs w:val="28"/>
+        </w:rPr>
+        <w:t xml:space="preserve">, </w:t>
+      </w:r>
+      <w:proofErr w:type="spellStart"/>
+      <w:r>
+        <w:rPr>
+          <w:rFonts w:ascii="Times New Roman" w:hAnsi="Times New Roman" w:cs="Times New Roman"/>
+          <w:sz w:val="28"/>
+          <w:szCs w:val="28"/>
+        </w:rPr>
+        <w:t>IProgress</w:t>
+      </w:r>
+      <w:proofErr w:type="spellEnd"/>
+      <w:r>
+        <w:rPr>
+          <w:rFonts w:ascii="Times New Roman" w:hAnsi="Times New Roman" w:cs="Times New Roman"/>
+          <w:sz w:val="28"/>
+          <w:szCs w:val="28"/>
+        </w:rPr>
+        <w:t>&lt;</w:t>
+      </w:r>
+      <w:proofErr w:type="spellStart"/>
+      <w:r>
+        <w:rPr>
+          <w:rFonts w:ascii="Times New Roman" w:hAnsi="Times New Roman" w:cs="Times New Roman"/>
+          <w:sz w:val="28"/>
+          <w:szCs w:val="28"/>
+        </w:rPr>
+        <w:t>string</w:t>
+      </w:r>
+      <w:proofErr w:type="spellEnd"/>
+      <w:r>
+        <w:rPr>
+          <w:rFonts w:ascii="Times New Roman" w:hAnsi="Times New Roman" w:cs="Times New Roman"/>
+          <w:sz w:val="28"/>
+          <w:szCs w:val="28"/>
+        </w:rPr>
+        <w:t>&gt;</w:t>
+      </w:r>
+    </w:p>
+    <w:p>
+      <w:pPr>
+        <w:rPr>
+          <w:rFonts w:ascii="Times New Roman" w:hAnsi="Times New Roman" w:cs="Times New Roman"/>
+          <w:sz w:val="28"/>
+          <w:szCs w:val="28"/>
+        </w:rPr>
+      </w:pPr>
+      <w:r>
+        <w:rPr>
+          <w:rFonts w:ascii="Times New Roman" w:hAnsi="Times New Roman" w:cs="Times New Roman"/>
+          <w:sz w:val="28"/>
+          <w:szCs w:val="28"/>
+        </w:rPr>
+        <w:t xml:space="preserve">Обоснование: </w:t>
+      </w:r>
+      <w:proofErr w:type="spellStart"/>
+      <w:r>
+        <w:rPr>
+          <w:rFonts w:ascii="Times New Roman" w:hAnsi="Times New Roman" w:cs="Times New Roman"/>
+          <w:sz w:val="28"/>
+          <w:szCs w:val="28"/>
+        </w:rPr>
+        <w:t>SQLite</w:t>
+      </w:r>
+      <w:proofErr w:type="spellEnd"/>
+      <w:r>
+        <w:rPr>
+          <w:rFonts w:ascii="Times New Roman" w:hAnsi="Times New Roman" w:cs="Times New Roman"/>
+          <w:sz w:val="28"/>
+          <w:szCs w:val="28"/>
+        </w:rPr>
+        <w:t xml:space="preserve"> — легковесная встраиваемая СУБД, не требующая отдельного сервера, поддерживающая транзакции и UNIQUE-</w:t>
+      </w:r>
+      <w:proofErr w:type="spellStart"/>
+      <w:r>
+        <w:rPr>
+          <w:rFonts w:ascii="Times New Roman" w:hAnsi="Times New Roman" w:cs="Times New Roman"/>
+          <w:sz w:val="28"/>
+          <w:szCs w:val="28"/>
+        </w:rPr>
+        <w:t>дедупликацию</w:t>
+      </w:r>
+      <w:proofErr w:type="spellEnd"/>
+      <w:r>
+        <w:rPr>
+          <w:rFonts w:ascii="Times New Roman" w:hAnsi="Times New Roman" w:cs="Times New Roman"/>
+          <w:sz w:val="28"/>
+          <w:szCs w:val="28"/>
+        </w:rPr>
+        <w:t xml:space="preserve"> на уровне БД. Статический </w:t>
+      </w:r>
+      <w:proofErr w:type="spellStart"/>
+      <w:r>
+        <w:rPr>
+          <w:rFonts w:ascii="Times New Roman" w:hAnsi="Times New Roman" w:cs="Times New Roman"/>
+          <w:sz w:val="28"/>
+          <w:szCs w:val="28"/>
+        </w:rPr>
+        <w:t>HttpClient</w:t>
+      </w:r>
+      <w:proofErr w:type="spellEnd"/>
+      <w:r>
+        <w:rPr>
+          <w:rFonts w:ascii="Times New Roman" w:hAnsi="Times New Roman" w:cs="Times New Roman"/>
+          <w:sz w:val="28"/>
+          <w:szCs w:val="28"/>
+        </w:rPr>
+        <w:t xml:space="preserve"> предотвращает исчерпание сетевых сокетов (</w:t>
+      </w:r>
+      <w:proofErr w:type="spellStart"/>
+      <w:r>
+        <w:rPr>
+          <w:rFonts w:ascii="Times New Roman" w:hAnsi="Times New Roman" w:cs="Times New Roman"/>
+          <w:sz w:val="28"/>
+          <w:szCs w:val="28"/>
+        </w:rPr>
+        <w:t>SocketException</w:t>
+      </w:r>
+      <w:proofErr w:type="spellEnd"/>
+      <w:r>
+        <w:rPr>
+          <w:rFonts w:ascii="Times New Roman" w:hAnsi="Times New Roman" w:cs="Times New Roman"/>
+          <w:sz w:val="28"/>
+          <w:szCs w:val="28"/>
+        </w:rPr>
+        <w:t xml:space="preserve">). </w:t>
+      </w:r>
+      <w:proofErr w:type="spellStart"/>
+      <w:r>
+        <w:rPr>
+          <w:rFonts w:ascii="Times New Roman" w:hAnsi="Times New Roman" w:cs="Times New Roman"/>
+          <w:sz w:val="28"/>
+          <w:szCs w:val="28"/>
+        </w:rPr>
+        <w:t>System.Text.Json</w:t>
+      </w:r>
+      <w:proofErr w:type="spellEnd"/>
+      <w:r>
+        <w:rPr>
+          <w:rFonts w:ascii="Times New Roman" w:hAnsi="Times New Roman" w:cs="Times New Roman"/>
+          <w:sz w:val="28"/>
+          <w:szCs w:val="28"/>
+        </w:rPr>
+        <w:t xml:space="preserve"> оптимизирован по скорости и потреблению памяти. Асинхронные механизмы с токенами отмены и прогрессом гарантируют отзывчивость UI при длительных сетевых операциях и пакетной загрузке.</w:t>
+      </w:r>
+    </w:p>
+    <w:p>
+      <w:pPr>
+        <w:pStyle w:val="2"/>
+        <w:rPr>
+          <w:b/>
+          <w:bCs/>
+        </w:rPr>
+      </w:pPr>
+      <w:bookmarkStart w:id="15" w:name="_Toc230968855"/>
+      <w:r>
+        <w:rPr>
+          <w:b/>
+          <w:bCs/>
+        </w:rPr>
+        <w:t>4.5. Вспомогательные инструменты и документирование</w:t>
+      </w:r>
+      <w:bookmarkEnd w:id="15"/>
+    </w:p>
+    <w:p>
+      <w:pPr>
+        <w:pStyle w:val="a5"/>
+        <w:numPr>
+          <w:ilvl w:val="0"/>
+          <w:numId w:val="36"/>
+        </w:numPr>
+        <w:rPr>
+          <w:rFonts w:ascii="Times New Roman" w:hAnsi="Times New Roman" w:cs="Times New Roman"/>
+          <w:sz w:val="28"/>
+          <w:szCs w:val="28"/>
+        </w:rPr>
+      </w:pPr>
+      <w:r>
+        <w:rPr>
+          <w:rFonts w:ascii="Times New Roman" w:hAnsi="Times New Roman" w:cs="Times New Roman"/>
+          <w:sz w:val="28"/>
+          <w:szCs w:val="28"/>
+        </w:rPr>
+        <w:t>Конфигурация: JSON-файл (</w:t>
+      </w:r>
+      <w:proofErr w:type="spellStart"/>
+      <w:proofErr w:type="gramStart"/>
+      <w:r>
+        <w:rPr>
+          <w:rFonts w:ascii="Times New Roman" w:hAnsi="Times New Roman" w:cs="Times New Roman"/>
+          <w:sz w:val="28"/>
+          <w:szCs w:val="28"/>
+        </w:rPr>
+        <w:t>settings.json</w:t>
+      </w:r>
+      <w:proofErr w:type="spellEnd"/>
+      <w:proofErr w:type="gramEnd"/>
+      <w:r>
+        <w:rPr>
+          <w:rFonts w:ascii="Times New Roman" w:hAnsi="Times New Roman" w:cs="Times New Roman"/>
+          <w:sz w:val="28"/>
+          <w:szCs w:val="28"/>
+        </w:rPr>
+        <w:t xml:space="preserve">), ручная </w:t>
+      </w:r>
+      <w:proofErr w:type="spellStart"/>
+      <w:r>
+        <w:rPr>
+          <w:rFonts w:ascii="Times New Roman" w:hAnsi="Times New Roman" w:cs="Times New Roman"/>
+          <w:sz w:val="28"/>
+          <w:szCs w:val="28"/>
+        </w:rPr>
+        <w:t>сериализация</w:t>
+      </w:r>
+      <w:proofErr w:type="spellEnd"/>
+      <w:r>
+        <w:rPr>
+          <w:rFonts w:ascii="Times New Roman" w:hAnsi="Times New Roman" w:cs="Times New Roman"/>
+          <w:sz w:val="28"/>
+          <w:szCs w:val="28"/>
+        </w:rPr>
+        <w:t xml:space="preserve"> с </w:t>
+      </w:r>
+      <w:proofErr w:type="spellStart"/>
+      <w:r>
+        <w:rPr>
+          <w:rFonts w:ascii="Times New Roman" w:hAnsi="Times New Roman" w:cs="Times New Roman"/>
+          <w:sz w:val="28"/>
+          <w:szCs w:val="28"/>
+        </w:rPr>
+        <w:t>fallback</w:t>
+      </w:r>
+      <w:proofErr w:type="spellEnd"/>
+      <w:r>
+        <w:rPr>
+          <w:rFonts w:ascii="Times New Roman" w:hAnsi="Times New Roman" w:cs="Times New Roman"/>
+          <w:sz w:val="28"/>
+          <w:szCs w:val="28"/>
+        </w:rPr>
+        <w:t>-значениями</w:t>
+      </w:r>
+    </w:p>
+    <w:p>
+      <w:pPr>
+        <w:pStyle w:val="a5"/>
+        <w:numPr>
+          <w:ilvl w:val="0"/>
+          <w:numId w:val="36"/>
+        </w:numPr>
+        <w:rPr>
+          <w:rFonts w:ascii="Times New Roman" w:hAnsi="Times New Roman" w:cs="Times New Roman"/>
+          <w:sz w:val="28"/>
+          <w:szCs w:val="28"/>
+        </w:rPr>
+      </w:pPr>
+      <w:r>
+        <w:rPr>
+          <w:rFonts w:ascii="Times New Roman" w:hAnsi="Times New Roman" w:cs="Times New Roman"/>
+          <w:sz w:val="28"/>
+          <w:szCs w:val="28"/>
+        </w:rPr>
+        <w:t xml:space="preserve">Документация: </w:t>
+      </w:r>
+      <w:proofErr w:type="spellStart"/>
+      <w:r>
+        <w:rPr>
+          <w:rFonts w:ascii="Times New Roman" w:hAnsi="Times New Roman" w:cs="Times New Roman"/>
+          <w:sz w:val="28"/>
+          <w:szCs w:val="28"/>
+        </w:rPr>
+        <w:t>Markdown</w:t>
+      </w:r>
+      <w:proofErr w:type="spellEnd"/>
+      <w:r>
+        <w:rPr>
+          <w:rFonts w:ascii="Times New Roman" w:hAnsi="Times New Roman" w:cs="Times New Roman"/>
+          <w:sz w:val="28"/>
+          <w:szCs w:val="28"/>
+        </w:rPr>
+        <w:t xml:space="preserve"> (ARCHITECTURE.md), отчёт в формате DOCX</w:t>
+      </w:r>
+    </w:p>
+    <w:p>
+      <w:pPr>
+        <w:pStyle w:val="a5"/>
+        <w:numPr>
+          <w:ilvl w:val="0"/>
+          <w:numId w:val="36"/>
+        </w:numPr>
+        <w:rPr>
+          <w:rFonts w:ascii="Times New Roman" w:hAnsi="Times New Roman" w:cs="Times New Roman"/>
+          <w:sz w:val="28"/>
+          <w:szCs w:val="28"/>
+        </w:rPr>
+      </w:pPr>
+      <w:r>
+        <w:rPr>
+          <w:rFonts w:ascii="Times New Roman" w:hAnsi="Times New Roman" w:cs="Times New Roman"/>
+          <w:sz w:val="28"/>
+          <w:szCs w:val="28"/>
+        </w:rPr>
+        <w:t>Тестирование и отладка: Встроенный отладчик IDE, логирование статусов в UI, ручные сценарии проверки (сеть отключена, лимит API, отмена загрузки)</w:t>
+      </w:r>
+    </w:p>
+    <w:p>
+      <w:pPr>
+        <w:rPr>
+          <w:rFonts w:ascii="Times New Roman" w:hAnsi="Times New Roman" w:cs="Times New Roman"/>
+          <w:sz w:val="28"/>
+          <w:szCs w:val="28"/>
+        </w:rPr>
+      </w:pPr>
+      <w:r>
+        <w:rPr>
+          <w:rFonts w:ascii="Times New Roman" w:hAnsi="Times New Roman" w:cs="Times New Roman"/>
+          <w:sz w:val="28"/>
+          <w:szCs w:val="28"/>
+        </w:rPr>
+        <w:t xml:space="preserve">Обоснование: JSON-формат настроек удобен для хранения небольшого набора параметров, читаем человеком и легко модифицируется без перезапуска приложения. </w:t>
+      </w:r>
+      <w:proofErr w:type="spellStart"/>
+      <w:r>
+        <w:rPr>
+          <w:rFonts w:ascii="Times New Roman" w:hAnsi="Times New Roman" w:cs="Times New Roman"/>
+          <w:sz w:val="28"/>
+          <w:szCs w:val="28"/>
+        </w:rPr>
+        <w:t>Markdown</w:t>
+      </w:r>
+      <w:proofErr w:type="spellEnd"/>
+      <w:r>
+        <w:rPr>
+          <w:rFonts w:ascii="Times New Roman" w:hAnsi="Times New Roman" w:cs="Times New Roman"/>
+          <w:sz w:val="28"/>
+          <w:szCs w:val="28"/>
+        </w:rPr>
+        <w:t xml:space="preserve"> позволяет вести техническую документацию рядом с кодом, а DOCX соответствует стандартам оформления учебной проектной документации.</w:t>
+      </w:r>
+    </w:p>
+    <w:p>
+      <w:pPr>
+        <w:pStyle w:val="1"/>
+      </w:pPr>
+      <w:r>
+        <w:br w:type="page"/>
+      </w:r>
+    </w:p>
+    <w:p>
+      <w:pPr>
+        <w:pStyle w:val="1"/>
+        <w:rPr>
+          <w:rFonts w:cs="Times New Roman"/>
+          <w:b/>
+          <w:bCs/>
+        </w:rPr>
+      </w:pPr>
+      <w:bookmarkStart w:id="16" w:name="_Toc230968856"/>
+      <w:r>
+        <w:rPr>
+          <w:rFonts w:cs="Times New Roman"/>
+          <w:b/>
+          <w:bCs/>
+        </w:rPr>
+        <w:lastRenderedPageBreak/>
+        <w:t>5. АНАЛИЗ АНАЛОГОВ</w:t>
+      </w:r>
+      <w:bookmarkEnd w:id="16"/>
+    </w:p>
+    <w:p>
+      <w:pPr>
+        <w:pStyle w:val="2"/>
+        <w:rPr>
+          <w:rFonts w:cs="Times New Roman"/>
+          <w:b/>
+          <w:bCs/>
+        </w:rPr>
+      </w:pPr>
+      <w:bookmarkStart w:id="17" w:name="_Toc230968857"/>
+      <w:r>
+        <w:rPr>
+          <w:rFonts w:cs="Times New Roman"/>
+          <w:b/>
+          <w:bCs/>
+        </w:rPr>
         <w:t>5.1. Существующие решения</w:t>
       </w:r>
-      <w:bookmarkEnd w:id="11"/>
+      <w:bookmarkEnd w:id="17"/>
     </w:p>
     <w:p>
       <w:pPr>
@@ -6079,20 +8010,18 @@
       <w:pPr>
         <w:pStyle w:val="2"/>
         <w:rPr>
-          <w:rFonts w:ascii="Times New Roman" w:hAnsi="Times New Roman" w:cs="Times New Roman"/>
+          <w:rFonts w:cs="Times New Roman"/>
           <w:b/>
           <w:bCs/>
-          <w:sz w:val="28"/>
-          <w:szCs w:val="28"/>
-        </w:rPr>
-      </w:pPr>
-      <w:bookmarkStart w:id="12" w:name="_Toc230874064"/>
-      <w:r>
-        <w:rPr>
-          <w:rFonts w:ascii="Times New Roman" w:hAnsi="Times New Roman" w:cs="Times New Roman"/>
+          <w:szCs w:val="28"/>
+        </w:rPr>
+      </w:pPr>
+      <w:bookmarkStart w:id="18" w:name="_Toc230968858"/>
+      <w:r>
+        <w:rPr>
+          <w:rFonts w:cs="Times New Roman"/>
           <w:b/>
           <w:bCs/>
-          <w:sz w:val="28"/>
           <w:szCs w:val="28"/>
         </w:rPr>
         <w:lastRenderedPageBreak/>
@@ -6101,15 +8030,14 @@
       <w:proofErr w:type="spellStart"/>
       <w:r>
         <w:rPr>
-          <w:rFonts w:ascii="Times New Roman" w:hAnsi="Times New Roman" w:cs="Times New Roman"/>
+          <w:rFonts w:cs="Times New Roman"/>
           <w:b/>
           <w:bCs/>
-          <w:sz w:val="28"/>
           <w:szCs w:val="28"/>
         </w:rPr>
         <w:t>ZenQuotesApp</w:t>
       </w:r>
-      <w:bookmarkEnd w:id="12"/>
+      <w:bookmarkEnd w:id="18"/>
       <w:proofErr w:type="spellEnd"/>
     </w:p>
     <w:tbl>
@@ -6856,25 +8784,23 @@
       <w:pPr>
         <w:pStyle w:val="2"/>
         <w:rPr>
-          <w:rFonts w:ascii="Times New Roman" w:hAnsi="Times New Roman" w:cs="Times New Roman"/>
+          <w:rFonts w:cs="Times New Roman"/>
           <w:b/>
           <w:bCs/>
-          <w:sz w:val="28"/>
-          <w:szCs w:val="28"/>
-        </w:rPr>
-      </w:pPr>
-      <w:bookmarkStart w:id="13" w:name="_Toc230874065"/>
-      <w:r>
-        <w:rPr>
-          <w:rFonts w:ascii="Times New Roman" w:hAnsi="Times New Roman" w:cs="Times New Roman"/>
+          <w:szCs w:val="28"/>
+        </w:rPr>
+      </w:pPr>
+      <w:bookmarkStart w:id="19" w:name="_Toc230968859"/>
+      <w:r>
+        <w:rPr>
+          <w:rFonts w:cs="Times New Roman"/>
           <w:b/>
           <w:bCs/>
-          <w:sz w:val="28"/>
           <w:szCs w:val="28"/>
         </w:rPr>
         <w:t>5.3. Уникальные особенности</w:t>
       </w:r>
-      <w:bookmarkEnd w:id="13"/>
+      <w:bookmarkEnd w:id="19"/>
     </w:p>
     <w:p>
       <w:pPr>
@@ -7034,46 +8960,44 @@
       <w:pPr>
         <w:pStyle w:val="1"/>
         <w:rPr>
-          <w:rFonts w:ascii="Times New Roman" w:hAnsi="Times New Roman" w:cs="Times New Roman"/>
+          <w:rFonts w:cs="Times New Roman"/>
           <w:b/>
           <w:bCs/>
         </w:rPr>
       </w:pPr>
-      <w:bookmarkStart w:id="14" w:name="_Toc230874066"/>
-      <w:r>
-        <w:rPr>
-          <w:rFonts w:ascii="Times New Roman" w:hAnsi="Times New Roman" w:cs="Times New Roman"/>
+      <w:bookmarkStart w:id="20" w:name="_Toc230968860"/>
+      <w:r>
+        <w:rPr>
+          <w:rFonts w:cs="Times New Roman"/>
           <w:b/>
           <w:bCs/>
         </w:rPr>
         <w:lastRenderedPageBreak/>
         <w:t>6. ПРОЦЕСС РАЗРАБОТКИ</w:t>
       </w:r>
-      <w:bookmarkEnd w:id="14"/>
+      <w:bookmarkEnd w:id="20"/>
     </w:p>
     <w:p>
       <w:pPr>
         <w:pStyle w:val="2"/>
         <w:rPr>
-          <w:rFonts w:ascii="Times New Roman" w:hAnsi="Times New Roman" w:cs="Times New Roman"/>
+          <w:rFonts w:cs="Times New Roman"/>
           <w:b/>
           <w:bCs/>
-          <w:sz w:val="28"/>
-          <w:szCs w:val="28"/>
-        </w:rPr>
-      </w:pPr>
-      <w:bookmarkStart w:id="15" w:name="_Toc230874067"/>
-      <w:r>
-        <w:rPr>
-          <w:rFonts w:ascii="Times New Roman" w:hAnsi="Times New Roman" w:cs="Times New Roman"/>
+          <w:szCs w:val="28"/>
+        </w:rPr>
+      </w:pPr>
+      <w:bookmarkStart w:id="21" w:name="_Toc230968861"/>
+      <w:r>
+        <w:rPr>
+          <w:rFonts w:cs="Times New Roman"/>
           <w:b/>
           <w:bCs/>
-          <w:sz w:val="28"/>
           <w:szCs w:val="28"/>
         </w:rPr>
         <w:t>6.1. Архитектура приложения</w:t>
       </w:r>
-      <w:bookmarkEnd w:id="15"/>
+      <w:bookmarkEnd w:id="21"/>
     </w:p>
     <w:p>
       <w:pPr>
@@ -7732,25 +9656,23 @@
       <w:pPr>
         <w:pStyle w:val="2"/>
         <w:rPr>
-          <w:rFonts w:ascii="Times New Roman" w:hAnsi="Times New Roman" w:cs="Times New Roman"/>
+          <w:rFonts w:cs="Times New Roman"/>
           <w:b/>
           <w:bCs/>
-          <w:sz w:val="28"/>
-          <w:szCs w:val="28"/>
-        </w:rPr>
-      </w:pPr>
-      <w:bookmarkStart w:id="16" w:name="_Toc230874068"/>
-      <w:r>
-        <w:rPr>
-          <w:rFonts w:ascii="Times New Roman" w:hAnsi="Times New Roman" w:cs="Times New Roman"/>
+          <w:szCs w:val="28"/>
+        </w:rPr>
+      </w:pPr>
+      <w:bookmarkStart w:id="22" w:name="_Toc230968862"/>
+      <w:r>
+        <w:rPr>
+          <w:rFonts w:cs="Times New Roman"/>
           <w:b/>
           <w:bCs/>
-          <w:sz w:val="28"/>
           <w:szCs w:val="28"/>
         </w:rPr>
         <w:t>6.2. Основные компоненты</w:t>
       </w:r>
-      <w:bookmarkEnd w:id="16"/>
+      <w:bookmarkEnd w:id="22"/>
     </w:p>
     <w:p>
       <w:pPr>
@@ -8565,25 +10487,23 @@
       <w:pPr>
         <w:pStyle w:val="2"/>
         <w:rPr>
-          <w:rFonts w:ascii="Times New Roman" w:hAnsi="Times New Roman" w:cs="Times New Roman"/>
+          <w:rFonts w:cs="Times New Roman"/>
           <w:b/>
           <w:bCs/>
-          <w:sz w:val="28"/>
-          <w:szCs w:val="28"/>
-        </w:rPr>
-      </w:pPr>
-      <w:bookmarkStart w:id="17" w:name="_Toc230874069"/>
-      <w:r>
-        <w:rPr>
-          <w:rFonts w:ascii="Times New Roman" w:hAnsi="Times New Roman" w:cs="Times New Roman"/>
+          <w:szCs w:val="28"/>
+        </w:rPr>
+      </w:pPr>
+      <w:bookmarkStart w:id="23" w:name="_Toc230968863"/>
+      <w:r>
+        <w:rPr>
+          <w:rFonts w:cs="Times New Roman"/>
           <w:b/>
           <w:bCs/>
-          <w:sz w:val="28"/>
           <w:szCs w:val="28"/>
         </w:rPr>
         <w:t>6.3. Этапы разработки</w:t>
       </w:r>
-      <w:bookmarkEnd w:id="17"/>
+      <w:bookmarkEnd w:id="23"/>
     </w:p>
     <w:tbl>
       <w:tblPr>
@@ -9533,25 +11453,23 @@
       <w:pPr>
         <w:pStyle w:val="2"/>
         <w:rPr>
-          <w:rFonts w:ascii="Times New Roman" w:hAnsi="Times New Roman" w:cs="Times New Roman"/>
+          <w:rFonts w:cs="Times New Roman"/>
           <w:b/>
           <w:bCs/>
-          <w:sz w:val="28"/>
-          <w:szCs w:val="28"/>
-        </w:rPr>
-      </w:pPr>
-      <w:bookmarkStart w:id="18" w:name="_Toc230874070"/>
-      <w:r>
-        <w:rPr>
-          <w:rFonts w:ascii="Times New Roman" w:hAnsi="Times New Roman" w:cs="Times New Roman"/>
+          <w:szCs w:val="28"/>
+        </w:rPr>
+      </w:pPr>
+      <w:bookmarkStart w:id="24" w:name="_Toc230968864"/>
+      <w:r>
+        <w:rPr>
+          <w:rFonts w:cs="Times New Roman"/>
           <w:b/>
           <w:bCs/>
-          <w:sz w:val="28"/>
           <w:szCs w:val="28"/>
         </w:rPr>
         <w:t>6.4. Обработка ошибок</w:t>
       </w:r>
-      <w:bookmarkEnd w:id="18"/>
+      <w:bookmarkEnd w:id="24"/>
     </w:p>
     <w:p>
       <w:pPr>
@@ -9740,25 +11658,23 @@
       <w:pPr>
         <w:pStyle w:val="2"/>
         <w:rPr>
-          <w:rFonts w:ascii="Times New Roman" w:hAnsi="Times New Roman" w:cs="Times New Roman"/>
+          <w:rFonts w:cs="Times New Roman"/>
           <w:b/>
           <w:bCs/>
-          <w:sz w:val="28"/>
-          <w:szCs w:val="28"/>
-        </w:rPr>
-      </w:pPr>
-      <w:bookmarkStart w:id="19" w:name="_Toc230874071"/>
-      <w:r>
-        <w:rPr>
-          <w:rFonts w:ascii="Times New Roman" w:hAnsi="Times New Roman" w:cs="Times New Roman"/>
+          <w:szCs w:val="28"/>
+        </w:rPr>
+      </w:pPr>
+      <w:bookmarkStart w:id="25" w:name="_Toc230968865"/>
+      <w:r>
+        <w:rPr>
+          <w:rFonts w:cs="Times New Roman"/>
           <w:b/>
           <w:bCs/>
-          <w:sz w:val="28"/>
           <w:szCs w:val="28"/>
         </w:rPr>
         <w:t>6.5. Оптимизации</w:t>
       </w:r>
-      <w:bookmarkEnd w:id="19"/>
+      <w:bookmarkEnd w:id="25"/>
     </w:p>
     <w:p>
       <w:pPr>
@@ -10079,16 +11995,16 @@
       <w:pPr>
         <w:pStyle w:val="1"/>
         <w:rPr>
-          <w:rFonts w:ascii="Times New Roman" w:hAnsi="Times New Roman" w:cs="Times New Roman"/>
+          <w:rFonts w:cs="Times New Roman"/>
           <w:b/>
           <w:bCs/>
           <w:lang w:val="en-US"/>
         </w:rPr>
       </w:pPr>
-      <w:bookmarkStart w:id="20" w:name="_Toc230874072"/>
-      <w:r>
-        <w:rPr>
-          <w:rFonts w:ascii="Times New Roman" w:hAnsi="Times New Roman" w:cs="Times New Roman"/>
+      <w:bookmarkStart w:id="26" w:name="_Toc230968866"/>
+      <w:r>
+        <w:rPr>
+          <w:rFonts w:cs="Times New Roman"/>
           <w:b/>
           <w:bCs/>
           <w:lang w:val="en-US"/>
@@ -10098,7 +12014,7 @@
       </w:r>
       <w:r>
         <w:rPr>
-          <w:rFonts w:ascii="Times New Roman" w:hAnsi="Times New Roman" w:cs="Times New Roman"/>
+          <w:rFonts w:cs="Times New Roman"/>
           <w:b/>
           <w:bCs/>
           <w:lang w:val="en-US"/>
@@ -10107,7 +12023,7 @@
       </w:r>
       <w:r>
         <w:rPr>
-          <w:rFonts w:ascii="Times New Roman" w:hAnsi="Times New Roman" w:cs="Times New Roman"/>
+          <w:rFonts w:cs="Times New Roman"/>
           <w:b/>
           <w:bCs/>
           <w:lang w:val="en-US"/>
@@ -10116,7 +12032,7 @@
       </w:r>
       <w:r>
         <w:rPr>
-          <w:rFonts w:ascii="Times New Roman" w:hAnsi="Times New Roman" w:cs="Times New Roman"/>
+          <w:rFonts w:cs="Times New Roman"/>
           <w:b/>
           <w:bCs/>
           <w:lang w:val="en-US"/>
@@ -10125,7 +12041,7 @@
       </w:r>
       <w:r>
         <w:rPr>
-          <w:rFonts w:ascii="Times New Roman" w:hAnsi="Times New Roman" w:cs="Times New Roman"/>
+          <w:rFonts w:cs="Times New Roman"/>
           <w:b/>
           <w:bCs/>
           <w:lang w:val="en-US"/>
@@ -10134,7 +12050,7 @@
       </w:r>
       <w:r>
         <w:rPr>
-          <w:rFonts w:ascii="Times New Roman" w:hAnsi="Times New Roman" w:cs="Times New Roman"/>
+          <w:rFonts w:cs="Times New Roman"/>
           <w:b/>
           <w:bCs/>
           <w:lang w:val="en-US"/>
@@ -10143,7 +12059,7 @@
       </w:r>
       <w:r>
         <w:rPr>
-          <w:rFonts w:ascii="Times New Roman" w:hAnsi="Times New Roman" w:cs="Times New Roman"/>
+          <w:rFonts w:cs="Times New Roman"/>
           <w:b/>
           <w:bCs/>
           <w:lang w:val="en-US"/>
@@ -10152,7 +12068,7 @@
       </w:r>
       <w:r>
         <w:rPr>
-          <w:rFonts w:ascii="Times New Roman" w:hAnsi="Times New Roman" w:cs="Times New Roman"/>
+          <w:rFonts w:cs="Times New Roman"/>
           <w:b/>
           <w:bCs/>
           <w:lang w:val="en-US"/>
@@ -10161,14 +12077,14 @@
       </w:r>
       <w:r>
         <w:rPr>
-          <w:rFonts w:ascii="Times New Roman" w:hAnsi="Times New Roman" w:cs="Times New Roman"/>
+          <w:rFonts w:cs="Times New Roman"/>
           <w:b/>
           <w:bCs/>
           <w:lang w:val="en-US"/>
         </w:rPr>
         <w:t>)</w:t>
       </w:r>
-      <w:bookmarkEnd w:id="20"/>
+      <w:bookmarkEnd w:id="26"/>
     </w:p>
     <w:p>
       <w:pPr>
@@ -10184,21 +12100,19 @@
       <w:pPr>
         <w:pStyle w:val="2"/>
         <w:rPr>
-          <w:rFonts w:ascii="Times New Roman" w:hAnsi="Times New Roman" w:cs="Times New Roman"/>
+          <w:rFonts w:cs="Times New Roman"/>
           <w:b/>
           <w:bCs/>
-          <w:sz w:val="28"/>
           <w:szCs w:val="28"/>
           <w:lang w:val="en-US"/>
         </w:rPr>
       </w:pPr>
-      <w:bookmarkStart w:id="21" w:name="_Toc230874073"/>
-      <w:r>
-        <w:rPr>
-          <w:rFonts w:ascii="Times New Roman" w:hAnsi="Times New Roman" w:cs="Times New Roman"/>
+      <w:bookmarkStart w:id="27" w:name="_Toc230968867"/>
+      <w:r>
+        <w:rPr>
+          <w:rFonts w:cs="Times New Roman"/>
           <w:b/>
           <w:bCs/>
-          <w:sz w:val="28"/>
           <w:szCs w:val="28"/>
           <w:lang w:val="en-US"/>
         </w:rPr>
@@ -10206,20 +12120,18 @@
       </w:r>
       <w:r>
         <w:rPr>
-          <w:rFonts w:ascii="Times New Roman" w:hAnsi="Times New Roman" w:cs="Times New Roman"/>
+          <w:rFonts w:cs="Times New Roman"/>
           <w:b/>
           <w:bCs/>
-          <w:sz w:val="28"/>
           <w:szCs w:val="28"/>
         </w:rPr>
         <w:t>Определение</w:t>
       </w:r>
       <w:r>
         <w:rPr>
-          <w:rFonts w:ascii="Times New Roman" w:hAnsi="Times New Roman" w:cs="Times New Roman"/>
+          <w:rFonts w:cs="Times New Roman"/>
           <w:b/>
           <w:bCs/>
-          <w:sz w:val="28"/>
           <w:szCs w:val="28"/>
           <w:lang w:val="en-US"/>
         </w:rPr>
@@ -10227,16 +12139,15 @@
       </w:r>
       <w:r>
         <w:rPr>
-          <w:rFonts w:ascii="Times New Roman" w:hAnsi="Times New Roman" w:cs="Times New Roman"/>
+          <w:rFonts w:cs="Times New Roman"/>
           <w:b/>
           <w:bCs/>
-          <w:sz w:val="28"/>
           <w:szCs w:val="28"/>
           <w:lang w:val="en-US"/>
         </w:rPr>
         <w:t>MVP</w:t>
       </w:r>
-      <w:bookmarkEnd w:id="21"/>
+      <w:bookmarkEnd w:id="27"/>
     </w:p>
     <w:p>
       <w:pPr>
@@ -10259,25 +12170,23 @@
       <w:pPr>
         <w:pStyle w:val="2"/>
         <w:rPr>
-          <w:rFonts w:ascii="Times New Roman" w:hAnsi="Times New Roman" w:cs="Times New Roman"/>
+          <w:rFonts w:cs="Times New Roman"/>
           <w:b/>
           <w:bCs/>
-          <w:sz w:val="28"/>
-          <w:szCs w:val="28"/>
-        </w:rPr>
-      </w:pPr>
-      <w:bookmarkStart w:id="22" w:name="_Toc230874074"/>
-      <w:r>
-        <w:rPr>
-          <w:rFonts w:ascii="Times New Roman" w:hAnsi="Times New Roman" w:cs="Times New Roman"/>
+          <w:szCs w:val="28"/>
+        </w:rPr>
+      </w:pPr>
+      <w:bookmarkStart w:id="28" w:name="_Toc230968868"/>
+      <w:r>
+        <w:rPr>
+          <w:rFonts w:cs="Times New Roman"/>
           <w:b/>
           <w:bCs/>
-          <w:sz w:val="28"/>
           <w:szCs w:val="28"/>
         </w:rPr>
         <w:t>7.2. Функции MVP</w:t>
       </w:r>
-      <w:bookmarkEnd w:id="22"/>
+      <w:bookmarkEnd w:id="28"/>
     </w:p>
     <w:p>
       <w:pPr>
@@ -10389,35 +12298,32 @@
       <w:pPr>
         <w:pStyle w:val="2"/>
         <w:rPr>
-          <w:rFonts w:ascii="Times New Roman" w:hAnsi="Times New Roman" w:cs="Times New Roman"/>
+          <w:rFonts w:cs="Times New Roman"/>
           <w:b/>
           <w:bCs/>
-          <w:sz w:val="28"/>
-          <w:szCs w:val="28"/>
-        </w:rPr>
-      </w:pPr>
-      <w:bookmarkStart w:id="23" w:name="_Toc230874075"/>
-      <w:r>
-        <w:rPr>
-          <w:rFonts w:ascii="Times New Roman" w:hAnsi="Times New Roman" w:cs="Times New Roman"/>
+          <w:szCs w:val="28"/>
+        </w:rPr>
+      </w:pPr>
+      <w:bookmarkStart w:id="29" w:name="_Toc230968869"/>
+      <w:r>
+        <w:rPr>
+          <w:rFonts w:cs="Times New Roman"/>
           <w:b/>
           <w:bCs/>
-          <w:sz w:val="28"/>
           <w:szCs w:val="28"/>
         </w:rPr>
         <w:t xml:space="preserve">7.3. Функции пост-MVP </w:t>
       </w:r>
       <w:r>
         <w:rPr>
-          <w:rFonts w:ascii="Times New Roman" w:hAnsi="Times New Roman" w:cs="Times New Roman"/>
+          <w:rFonts w:cs="Times New Roman"/>
           <w:b/>
           <w:bCs/>
-          <w:sz w:val="28"/>
           <w:szCs w:val="28"/>
         </w:rPr>
         <w:t>(реализовано)</w:t>
       </w:r>
-      <w:bookmarkEnd w:id="23"/>
+      <w:bookmarkEnd w:id="29"/>
     </w:p>
     <w:p>
       <w:pPr>
@@ -10578,25 +12484,23 @@
       <w:pPr>
         <w:pStyle w:val="2"/>
         <w:rPr>
-          <w:rFonts w:ascii="Times New Roman" w:hAnsi="Times New Roman" w:cs="Times New Roman"/>
+          <w:rFonts w:cs="Times New Roman"/>
           <w:b/>
           <w:bCs/>
-          <w:sz w:val="28"/>
-          <w:szCs w:val="28"/>
-        </w:rPr>
-      </w:pPr>
-      <w:bookmarkStart w:id="24" w:name="_Toc230874076"/>
-      <w:r>
-        <w:rPr>
-          <w:rFonts w:ascii="Times New Roman" w:hAnsi="Times New Roman" w:cs="Times New Roman"/>
+          <w:szCs w:val="28"/>
+        </w:rPr>
+      </w:pPr>
+      <w:bookmarkStart w:id="30" w:name="_Toc230968870"/>
+      <w:r>
+        <w:rPr>
+          <w:rFonts w:cs="Times New Roman"/>
           <w:b/>
           <w:bCs/>
-          <w:sz w:val="28"/>
           <w:szCs w:val="28"/>
         </w:rPr>
         <w:t>7.4. Критерии успеха MVP</w:t>
       </w:r>
-      <w:bookmarkEnd w:id="24"/>
+      <w:bookmarkEnd w:id="30"/>
     </w:p>
     <w:tbl>
       <w:tblPr>
@@ -11116,25 +13020,23 @@
       <w:pPr>
         <w:pStyle w:val="2"/>
         <w:rPr>
-          <w:rFonts w:ascii="Times New Roman" w:hAnsi="Times New Roman" w:cs="Times New Roman"/>
+          <w:rFonts w:cs="Times New Roman"/>
           <w:b/>
           <w:bCs/>
-          <w:sz w:val="28"/>
-          <w:szCs w:val="28"/>
-        </w:rPr>
-      </w:pPr>
-      <w:bookmarkStart w:id="25" w:name="_Toc230874077"/>
-      <w:r>
-        <w:rPr>
-          <w:rFonts w:ascii="Times New Roman" w:hAnsi="Times New Roman" w:cs="Times New Roman"/>
+          <w:szCs w:val="28"/>
+        </w:rPr>
+      </w:pPr>
+      <w:bookmarkStart w:id="31" w:name="_Toc230968871"/>
+      <w:r>
+        <w:rPr>
+          <w:rFonts w:cs="Times New Roman"/>
           <w:b/>
           <w:bCs/>
-          <w:sz w:val="28"/>
           <w:szCs w:val="28"/>
         </w:rPr>
         <w:t>7.5. Критерии эффективности и метрики MVP</w:t>
       </w:r>
-      <w:bookmarkEnd w:id="25"/>
+      <w:bookmarkEnd w:id="31"/>
     </w:p>
     <w:p>
       <w:pPr>
@@ -11277,46 +13179,44 @@
       <w:pPr>
         <w:pStyle w:val="1"/>
         <w:rPr>
-          <w:rFonts w:ascii="Times New Roman" w:hAnsi="Times New Roman" w:cs="Times New Roman"/>
+          <w:rFonts w:cs="Times New Roman"/>
           <w:b/>
           <w:bCs/>
         </w:rPr>
       </w:pPr>
-      <w:bookmarkStart w:id="26" w:name="_Toc230874078"/>
-      <w:r>
-        <w:rPr>
-          <w:rFonts w:ascii="Times New Roman" w:hAnsi="Times New Roman" w:cs="Times New Roman"/>
+      <w:bookmarkStart w:id="32" w:name="_Toc230968872"/>
+      <w:r>
+        <w:rPr>
+          <w:rFonts w:cs="Times New Roman"/>
           <w:b/>
           <w:bCs/>
         </w:rPr>
         <w:lastRenderedPageBreak/>
         <w:t>8. ПРИМЕР ИСПОЛЬЗОВАНИЯ</w:t>
       </w:r>
-      <w:bookmarkEnd w:id="26"/>
+      <w:bookmarkEnd w:id="32"/>
     </w:p>
     <w:p>
       <w:pPr>
         <w:pStyle w:val="2"/>
         <w:rPr>
-          <w:rFonts w:ascii="Times New Roman" w:hAnsi="Times New Roman" w:cs="Times New Roman"/>
+          <w:rFonts w:cs="Times New Roman"/>
           <w:b/>
           <w:bCs/>
-          <w:sz w:val="28"/>
-          <w:szCs w:val="28"/>
-        </w:rPr>
-      </w:pPr>
-      <w:bookmarkStart w:id="27" w:name="_Toc230874079"/>
-      <w:r>
-        <w:rPr>
-          <w:rFonts w:ascii="Times New Roman" w:hAnsi="Times New Roman" w:cs="Times New Roman"/>
+          <w:szCs w:val="28"/>
+        </w:rPr>
+      </w:pPr>
+      <w:bookmarkStart w:id="33" w:name="_Toc230968873"/>
+      <w:r>
+        <w:rPr>
+          <w:rFonts w:cs="Times New Roman"/>
           <w:b/>
           <w:bCs/>
-          <w:sz w:val="28"/>
           <w:szCs w:val="28"/>
         </w:rPr>
         <w:t>8.1. Установка и запуск</w:t>
       </w:r>
-      <w:bookmarkEnd w:id="27"/>
+      <w:bookmarkEnd w:id="33"/>
     </w:p>
     <w:p>
       <w:pPr>
@@ -11419,31 +13319,28 @@
       <w:pPr>
         <w:pStyle w:val="2"/>
         <w:rPr>
-          <w:rFonts w:ascii="Times New Roman" w:hAnsi="Times New Roman" w:cs="Times New Roman"/>
+          <w:rFonts w:cs="Times New Roman"/>
           <w:b/>
           <w:bCs/>
-          <w:sz w:val="28"/>
-          <w:szCs w:val="28"/>
-        </w:rPr>
-      </w:pPr>
-      <w:bookmarkStart w:id="28" w:name="_Toc230874080"/>
-      <w:r>
-        <w:rPr>
-          <w:rFonts w:ascii="Times New Roman" w:hAnsi="Times New Roman" w:cs="Times New Roman"/>
+          <w:szCs w:val="28"/>
+        </w:rPr>
+      </w:pPr>
+      <w:bookmarkStart w:id="34" w:name="_Toc230968874"/>
+      <w:r>
+        <w:rPr>
+          <w:rFonts w:cs="Times New Roman"/>
           <w:b/>
           <w:bCs/>
-          <w:sz w:val="28"/>
           <w:szCs w:val="28"/>
         </w:rPr>
         <w:t>8.2. Сценарий 1: Первый запуск</w:t>
       </w:r>
-      <w:bookmarkEnd w:id="28"/>
-      <w:r>
-        <w:rPr>
-          <w:rFonts w:ascii="Times New Roman" w:hAnsi="Times New Roman" w:cs="Times New Roman"/>
+      <w:bookmarkEnd w:id="34"/>
+      <w:r>
+        <w:rPr>
+          <w:rFonts w:cs="Times New Roman"/>
           <w:b/>
           <w:bCs/>
-          <w:sz w:val="28"/>
           <w:szCs w:val="28"/>
         </w:rPr>
         <w:t xml:space="preserve"> </w:t>
@@ -11623,31 +13520,28 @@
           <w:tab w:val="left" w:pos="6416"/>
         </w:tabs>
         <w:rPr>
-          <w:rFonts w:ascii="Times New Roman" w:hAnsi="Times New Roman" w:cs="Times New Roman"/>
+          <w:rFonts w:cs="Times New Roman"/>
           <w:b/>
           <w:bCs/>
-          <w:sz w:val="28"/>
-          <w:szCs w:val="28"/>
-        </w:rPr>
-      </w:pPr>
-      <w:bookmarkStart w:id="29" w:name="_Toc230874081"/>
-      <w:r>
-        <w:rPr>
-          <w:rFonts w:ascii="Times New Roman" w:hAnsi="Times New Roman" w:cs="Times New Roman"/>
+          <w:szCs w:val="28"/>
+        </w:rPr>
+      </w:pPr>
+      <w:bookmarkStart w:id="35" w:name="_Toc230968875"/>
+      <w:r>
+        <w:rPr>
+          <w:rFonts w:cs="Times New Roman"/>
           <w:b/>
           <w:bCs/>
-          <w:sz w:val="28"/>
           <w:szCs w:val="28"/>
         </w:rPr>
         <w:t>8.3. Сценарий 2: Просмотр случайной цитаты</w:t>
       </w:r>
-      <w:bookmarkEnd w:id="29"/>
-      <w:r>
-        <w:rPr>
-          <w:rFonts w:ascii="Times New Roman" w:hAnsi="Times New Roman" w:cs="Times New Roman"/>
+      <w:bookmarkEnd w:id="35"/>
+      <w:r>
+        <w:rPr>
+          <w:rFonts w:cs="Times New Roman"/>
           <w:b/>
           <w:bCs/>
-          <w:sz w:val="28"/>
           <w:szCs w:val="28"/>
         </w:rPr>
         <w:tab/>
@@ -11738,25 +13632,23 @@
       <w:pPr>
         <w:pStyle w:val="2"/>
         <w:rPr>
-          <w:rFonts w:ascii="Times New Roman" w:hAnsi="Times New Roman" w:cs="Times New Roman"/>
+          <w:rFonts w:cs="Times New Roman"/>
           <w:b/>
           <w:bCs/>
-          <w:sz w:val="28"/>
-          <w:szCs w:val="28"/>
-        </w:rPr>
-      </w:pPr>
-      <w:bookmarkStart w:id="30" w:name="_Toc230874082"/>
-      <w:r>
-        <w:rPr>
-          <w:rFonts w:ascii="Times New Roman" w:hAnsi="Times New Roman" w:cs="Times New Roman"/>
+          <w:szCs w:val="28"/>
+        </w:rPr>
+      </w:pPr>
+      <w:bookmarkStart w:id="36" w:name="_Toc230968876"/>
+      <w:r>
+        <w:rPr>
+          <w:rFonts w:cs="Times New Roman"/>
           <w:b/>
           <w:bCs/>
-          <w:sz w:val="28"/>
           <w:szCs w:val="28"/>
         </w:rPr>
         <w:t>8.4. Сценарий 3: Поиск по ключевому слову</w:t>
       </w:r>
-      <w:bookmarkEnd w:id="30"/>
+      <w:bookmarkEnd w:id="36"/>
     </w:p>
     <w:p>
       <w:pPr>
@@ -11883,26 +13775,24 @@
       <w:pPr>
         <w:pStyle w:val="2"/>
         <w:rPr>
-          <w:rFonts w:ascii="Times New Roman" w:hAnsi="Times New Roman" w:cs="Times New Roman"/>
+          <w:rFonts w:cs="Times New Roman"/>
           <w:b/>
           <w:bCs/>
-          <w:sz w:val="28"/>
-          <w:szCs w:val="28"/>
-        </w:rPr>
-      </w:pPr>
-      <w:bookmarkStart w:id="31" w:name="_Toc230874083"/>
-      <w:r>
-        <w:rPr>
-          <w:rFonts w:ascii="Times New Roman" w:hAnsi="Times New Roman" w:cs="Times New Roman"/>
+          <w:szCs w:val="28"/>
+        </w:rPr>
+      </w:pPr>
+      <w:bookmarkStart w:id="37" w:name="_Toc230968877"/>
+      <w:r>
+        <w:rPr>
+          <w:rFonts w:cs="Times New Roman"/>
           <w:b/>
           <w:bCs/>
-          <w:sz w:val="28"/>
           <w:szCs w:val="28"/>
         </w:rPr>
         <w:lastRenderedPageBreak/>
         <w:t>8.5. Сценарий 4: Игра "Угадай автора"</w:t>
       </w:r>
-      <w:bookmarkEnd w:id="31"/>
+      <w:bookmarkEnd w:id="37"/>
     </w:p>
     <w:p>
       <w:pPr>
@@ -11986,25 +13876,23 @@
       <w:pPr>
         <w:pStyle w:val="2"/>
         <w:rPr>
-          <w:rFonts w:ascii="Times New Roman" w:hAnsi="Times New Roman" w:cs="Times New Roman"/>
+          <w:rFonts w:cs="Times New Roman"/>
           <w:b/>
           <w:bCs/>
-          <w:sz w:val="28"/>
-          <w:szCs w:val="28"/>
-        </w:rPr>
-      </w:pPr>
-      <w:bookmarkStart w:id="32" w:name="_Toc230874084"/>
-      <w:r>
-        <w:rPr>
-          <w:rFonts w:ascii="Times New Roman" w:hAnsi="Times New Roman" w:cs="Times New Roman"/>
+          <w:szCs w:val="28"/>
+        </w:rPr>
+      </w:pPr>
+      <w:bookmarkStart w:id="38" w:name="_Toc230968878"/>
+      <w:r>
+        <w:rPr>
+          <w:rFonts w:cs="Times New Roman"/>
           <w:b/>
           <w:bCs/>
-          <w:sz w:val="28"/>
           <w:szCs w:val="28"/>
         </w:rPr>
         <w:t>8.6. Сценарий 5: Принудительное обновление</w:t>
       </w:r>
-      <w:bookmarkEnd w:id="32"/>
+      <w:bookmarkEnd w:id="38"/>
     </w:p>
     <w:p>
       <w:pPr>
@@ -12184,25 +14072,23 @@
       <w:pPr>
         <w:pStyle w:val="2"/>
         <w:rPr>
-          <w:rFonts w:ascii="Times New Roman" w:hAnsi="Times New Roman" w:cs="Times New Roman"/>
+          <w:rFonts w:cs="Times New Roman"/>
           <w:b/>
           <w:bCs/>
-          <w:sz w:val="28"/>
-          <w:szCs w:val="28"/>
-        </w:rPr>
-      </w:pPr>
-      <w:bookmarkStart w:id="33" w:name="_Toc230874085"/>
-      <w:r>
-        <w:rPr>
-          <w:rFonts w:ascii="Times New Roman" w:hAnsi="Times New Roman" w:cs="Times New Roman"/>
+          <w:szCs w:val="28"/>
+        </w:rPr>
+      </w:pPr>
+      <w:bookmarkStart w:id="39" w:name="_Toc230968879"/>
+      <w:r>
+        <w:rPr>
+          <w:rFonts w:cs="Times New Roman"/>
           <w:b/>
           <w:bCs/>
-          <w:sz w:val="28"/>
           <w:szCs w:val="28"/>
         </w:rPr>
         <w:t>8.7. Сценарий 6: Работа без интернета</w:t>
       </w:r>
-      <w:bookmarkEnd w:id="33"/>
+      <w:bookmarkEnd w:id="39"/>
     </w:p>
     <w:p>
       <w:pPr>
@@ -12290,25 +14176,23 @@
       <w:pPr>
         <w:pStyle w:val="2"/>
         <w:rPr>
-          <w:rFonts w:ascii="Times New Roman" w:hAnsi="Times New Roman" w:cs="Times New Roman"/>
+          <w:rFonts w:cs="Times New Roman"/>
           <w:b/>
           <w:bCs/>
-          <w:sz w:val="28"/>
-          <w:szCs w:val="28"/>
-        </w:rPr>
-      </w:pPr>
-      <w:bookmarkStart w:id="34" w:name="_Toc230874086"/>
-      <w:r>
-        <w:rPr>
-          <w:rFonts w:ascii="Times New Roman" w:hAnsi="Times New Roman" w:cs="Times New Roman"/>
+          <w:szCs w:val="28"/>
+        </w:rPr>
+      </w:pPr>
+      <w:bookmarkStart w:id="40" w:name="_Toc230968880"/>
+      <w:r>
+        <w:rPr>
+          <w:rFonts w:cs="Times New Roman"/>
           <w:b/>
           <w:bCs/>
-          <w:sz w:val="28"/>
           <w:szCs w:val="28"/>
         </w:rPr>
         <w:t>8.8. Структура файла хранилища</w:t>
       </w:r>
-      <w:bookmarkEnd w:id="34"/>
+      <w:bookmarkEnd w:id="40"/>
     </w:p>
     <w:p>
       <w:pPr>
@@ -12578,22 +14462,22 @@
       <w:pPr>
         <w:pStyle w:val="1"/>
         <w:rPr>
-          <w:rFonts w:ascii="Times New Roman" w:hAnsi="Times New Roman" w:cs="Times New Roman"/>
+          <w:rFonts w:cs="Times New Roman"/>
           <w:b/>
           <w:bCs/>
         </w:rPr>
       </w:pPr>
-      <w:bookmarkStart w:id="35" w:name="_Toc230874087"/>
-      <w:r>
-        <w:rPr>
-          <w:rFonts w:ascii="Times New Roman" w:hAnsi="Times New Roman" w:cs="Times New Roman"/>
+      <w:bookmarkStart w:id="41" w:name="_Toc230968881"/>
+      <w:r>
+        <w:rPr>
+          <w:rFonts w:cs="Times New Roman"/>
           <w:b/>
           <w:bCs/>
         </w:rPr>
         <w:lastRenderedPageBreak/>
         <w:t>9. ЗАКЛЮЧЕНИЕ</w:t>
       </w:r>
-      <w:bookmarkEnd w:id="35"/>
+      <w:bookmarkEnd w:id="41"/>
     </w:p>
     <w:p>
       <w:pPr>
@@ -12608,25 +14492,23 @@
       <w:pPr>
         <w:pStyle w:val="2"/>
         <w:rPr>
-          <w:rFonts w:ascii="Times New Roman" w:hAnsi="Times New Roman" w:cs="Times New Roman"/>
+          <w:rFonts w:cs="Times New Roman"/>
           <w:b/>
           <w:bCs/>
-          <w:sz w:val="28"/>
-          <w:szCs w:val="28"/>
-        </w:rPr>
-      </w:pPr>
-      <w:bookmarkStart w:id="36" w:name="_Toc230874088"/>
-      <w:r>
-        <w:rPr>
-          <w:rFonts w:ascii="Times New Roman" w:hAnsi="Times New Roman" w:cs="Times New Roman"/>
+          <w:szCs w:val="28"/>
+        </w:rPr>
+      </w:pPr>
+      <w:bookmarkStart w:id="42" w:name="_Toc230968882"/>
+      <w:r>
+        <w:rPr>
+          <w:rFonts w:cs="Times New Roman"/>
           <w:b/>
           <w:bCs/>
-          <w:sz w:val="28"/>
           <w:szCs w:val="28"/>
         </w:rPr>
         <w:t>9.1. Итоги разработки</w:t>
       </w:r>
-      <w:bookmarkEnd w:id="36"/>
+      <w:bookmarkEnd w:id="42"/>
     </w:p>
     <w:p>
       <w:pPr>
@@ -12703,25 +14585,23 @@
       <w:pPr>
         <w:pStyle w:val="2"/>
         <w:rPr>
-          <w:rFonts w:ascii="Times New Roman" w:hAnsi="Times New Roman" w:cs="Times New Roman"/>
+          <w:rFonts w:cs="Times New Roman"/>
           <w:b/>
           <w:bCs/>
-          <w:sz w:val="28"/>
-          <w:szCs w:val="28"/>
-        </w:rPr>
-      </w:pPr>
-      <w:bookmarkStart w:id="37" w:name="_Toc230874089"/>
-      <w:r>
-        <w:rPr>
-          <w:rFonts w:ascii="Times New Roman" w:hAnsi="Times New Roman" w:cs="Times New Roman"/>
+          <w:szCs w:val="28"/>
+        </w:rPr>
+      </w:pPr>
+      <w:bookmarkStart w:id="43" w:name="_Toc230968883"/>
+      <w:r>
+        <w:rPr>
+          <w:rFonts w:cs="Times New Roman"/>
           <w:b/>
           <w:bCs/>
-          <w:sz w:val="28"/>
           <w:szCs w:val="28"/>
         </w:rPr>
         <w:t>9.2. Технические особенности проекта</w:t>
       </w:r>
-      <w:bookmarkEnd w:id="37"/>
+      <w:bookmarkEnd w:id="43"/>
     </w:p>
     <w:p>
       <w:pPr>
@@ -13008,25 +14888,23 @@
       <w:pPr>
         <w:pStyle w:val="2"/>
         <w:rPr>
-          <w:rFonts w:ascii="Times New Roman" w:hAnsi="Times New Roman" w:cs="Times New Roman"/>
+          <w:rFonts w:cs="Times New Roman"/>
           <w:b/>
           <w:bCs/>
-          <w:sz w:val="28"/>
-          <w:szCs w:val="28"/>
-        </w:rPr>
-      </w:pPr>
-      <w:bookmarkStart w:id="38" w:name="_Toc230874090"/>
-      <w:r>
-        <w:rPr>
-          <w:rFonts w:ascii="Times New Roman" w:hAnsi="Times New Roman" w:cs="Times New Roman"/>
+          <w:szCs w:val="28"/>
+        </w:rPr>
+      </w:pPr>
+      <w:bookmarkStart w:id="44" w:name="_Toc230968884"/>
+      <w:r>
+        <w:rPr>
+          <w:rFonts w:cs="Times New Roman"/>
           <w:b/>
           <w:bCs/>
-          <w:sz w:val="28"/>
           <w:szCs w:val="28"/>
         </w:rPr>
         <w:t>9.3. Практическая ценность</w:t>
       </w:r>
-      <w:bookmarkEnd w:id="38"/>
+      <w:bookmarkEnd w:id="44"/>
     </w:p>
     <w:p>
       <w:pPr>
@@ -13049,25 +14927,23 @@
       <w:pPr>
         <w:pStyle w:val="2"/>
         <w:rPr>
-          <w:rFonts w:ascii="Times New Roman" w:hAnsi="Times New Roman" w:cs="Times New Roman"/>
+          <w:rFonts w:cs="Times New Roman"/>
           <w:b/>
           <w:bCs/>
-          <w:sz w:val="28"/>
-          <w:szCs w:val="28"/>
-        </w:rPr>
-      </w:pPr>
-      <w:bookmarkStart w:id="39" w:name="_Toc230874091"/>
-      <w:r>
-        <w:rPr>
-          <w:rFonts w:ascii="Times New Roman" w:hAnsi="Times New Roman" w:cs="Times New Roman"/>
+          <w:szCs w:val="28"/>
+        </w:rPr>
+      </w:pPr>
+      <w:bookmarkStart w:id="45" w:name="_Toc230968885"/>
+      <w:r>
+        <w:rPr>
+          <w:rFonts w:cs="Times New Roman"/>
           <w:b/>
           <w:bCs/>
-          <w:sz w:val="28"/>
           <w:szCs w:val="28"/>
         </w:rPr>
         <w:t>9.4. План дальнейшего развития проекта</w:t>
       </w:r>
-      <w:bookmarkEnd w:id="39"/>
+      <w:bookmarkEnd w:id="45"/>
     </w:p>
     <w:p>
       <w:pPr>
@@ -13800,6 +15676,232 @@
     </w:lvl>
   </w:abstractNum>
   <w:abstractNum w:abstractNumId="4" w15:restartNumberingAfterBreak="0">
+    <w:nsid w:val="1C784FF8"/>
+    <w:multiLevelType w:val="hybridMultilevel"/>
+    <w:tmpl w:val="288E5A3A"/>
+    <w:lvl w:ilvl="0" w:tplc="04190001">
+      <w:start w:val="1"/>
+      <w:numFmt w:val="bullet"/>
+      <w:lvlText w:val=""/>
+      <w:lvlJc w:val="left"/>
+      <w:pPr>
+        <w:ind w:left="720" w:hanging="360"/>
+      </w:pPr>
+      <w:rPr>
+        <w:rFonts w:ascii="Symbol" w:hAnsi="Symbol" w:hint="default"/>
+      </w:rPr>
+    </w:lvl>
+    <w:lvl w:ilvl="1" w:tplc="04190003" w:tentative="1">
+      <w:start w:val="1"/>
+      <w:numFmt w:val="bullet"/>
+      <w:lvlText w:val="o"/>
+      <w:lvlJc w:val="left"/>
+      <w:pPr>
+        <w:ind w:left="1440" w:hanging="360"/>
+      </w:pPr>
+      <w:rPr>
+        <w:rFonts w:ascii="Courier New" w:hAnsi="Courier New" w:cs="Courier New" w:hint="default"/>
+      </w:rPr>
+    </w:lvl>
+    <w:lvl w:ilvl="2" w:tplc="04190005" w:tentative="1">
+      <w:start w:val="1"/>
+      <w:numFmt w:val="bullet"/>
+      <w:lvlText w:val=""/>
+      <w:lvlJc w:val="left"/>
+      <w:pPr>
+        <w:ind w:left="2160" w:hanging="360"/>
+      </w:pPr>
+      <w:rPr>
+        <w:rFonts w:ascii="Wingdings" w:hAnsi="Wingdings" w:hint="default"/>
+      </w:rPr>
+    </w:lvl>
+    <w:lvl w:ilvl="3" w:tplc="04190001" w:tentative="1">
+      <w:start w:val="1"/>
+      <w:numFmt w:val="bullet"/>
+      <w:lvlText w:val=""/>
+      <w:lvlJc w:val="left"/>
+      <w:pPr>
+        <w:ind w:left="2880" w:hanging="360"/>
+      </w:pPr>
+      <w:rPr>
+        <w:rFonts w:ascii="Symbol" w:hAnsi="Symbol" w:hint="default"/>
+      </w:rPr>
+    </w:lvl>
+    <w:lvl w:ilvl="4" w:tplc="04190003" w:tentative="1">
+      <w:start w:val="1"/>
+      <w:numFmt w:val="bullet"/>
+      <w:lvlText w:val="o"/>
+      <w:lvlJc w:val="left"/>
+      <w:pPr>
+        <w:ind w:left="3600" w:hanging="360"/>
+      </w:pPr>
+      <w:rPr>
+        <w:rFonts w:ascii="Courier New" w:hAnsi="Courier New" w:cs="Courier New" w:hint="default"/>
+      </w:rPr>
+    </w:lvl>
+    <w:lvl w:ilvl="5" w:tplc="04190005" w:tentative="1">
+      <w:start w:val="1"/>
+      <w:numFmt w:val="bullet"/>
+      <w:lvlText w:val=""/>
+      <w:lvlJc w:val="left"/>
+      <w:pPr>
+        <w:ind w:left="4320" w:hanging="360"/>
+      </w:pPr>
+      <w:rPr>
+        <w:rFonts w:ascii="Wingdings" w:hAnsi="Wingdings" w:hint="default"/>
+      </w:rPr>
+    </w:lvl>
+    <w:lvl w:ilvl="6" w:tplc="04190001" w:tentative="1">
+      <w:start w:val="1"/>
+      <w:numFmt w:val="bullet"/>
+      <w:lvlText w:val=""/>
+      <w:lvlJc w:val="left"/>
+      <w:pPr>
+        <w:ind w:left="5040" w:hanging="360"/>
+      </w:pPr>
+      <w:rPr>
+        <w:rFonts w:ascii="Symbol" w:hAnsi="Symbol" w:hint="default"/>
+      </w:rPr>
+    </w:lvl>
+    <w:lvl w:ilvl="7" w:tplc="04190003" w:tentative="1">
+      <w:start w:val="1"/>
+      <w:numFmt w:val="bullet"/>
+      <w:lvlText w:val="o"/>
+      <w:lvlJc w:val="left"/>
+      <w:pPr>
+        <w:ind w:left="5760" w:hanging="360"/>
+      </w:pPr>
+      <w:rPr>
+        <w:rFonts w:ascii="Courier New" w:hAnsi="Courier New" w:cs="Courier New" w:hint="default"/>
+      </w:rPr>
+    </w:lvl>
+    <w:lvl w:ilvl="8" w:tplc="04190005" w:tentative="1">
+      <w:start w:val="1"/>
+      <w:numFmt w:val="bullet"/>
+      <w:lvlText w:val=""/>
+      <w:lvlJc w:val="left"/>
+      <w:pPr>
+        <w:ind w:left="6480" w:hanging="360"/>
+      </w:pPr>
+      <w:rPr>
+        <w:rFonts w:ascii="Wingdings" w:hAnsi="Wingdings" w:hint="default"/>
+      </w:rPr>
+    </w:lvl>
+  </w:abstractNum>
+  <w:abstractNum w:abstractNumId="5" w15:restartNumberingAfterBreak="0">
+    <w:nsid w:val="1D004482"/>
+    <w:multiLevelType w:val="hybridMultilevel"/>
+    <w:tmpl w:val="BDDAEB3C"/>
+    <w:lvl w:ilvl="0" w:tplc="04190001">
+      <w:start w:val="1"/>
+      <w:numFmt w:val="bullet"/>
+      <w:lvlText w:val=""/>
+      <w:lvlJc w:val="left"/>
+      <w:pPr>
+        <w:ind w:left="720" w:hanging="360"/>
+      </w:pPr>
+      <w:rPr>
+        <w:rFonts w:ascii="Symbol" w:hAnsi="Symbol" w:hint="default"/>
+      </w:rPr>
+    </w:lvl>
+    <w:lvl w:ilvl="1" w:tplc="04190003" w:tentative="1">
+      <w:start w:val="1"/>
+      <w:numFmt w:val="bullet"/>
+      <w:lvlText w:val="o"/>
+      <w:lvlJc w:val="left"/>
+      <w:pPr>
+        <w:ind w:left="1440" w:hanging="360"/>
+      </w:pPr>
+      <w:rPr>
+        <w:rFonts w:ascii="Courier New" w:hAnsi="Courier New" w:cs="Courier New" w:hint="default"/>
+      </w:rPr>
+    </w:lvl>
+    <w:lvl w:ilvl="2" w:tplc="04190005" w:tentative="1">
+      <w:start w:val="1"/>
+      <w:numFmt w:val="bullet"/>
+      <w:lvlText w:val=""/>
+      <w:lvlJc w:val="left"/>
+      <w:pPr>
+        <w:ind w:left="2160" w:hanging="360"/>
+      </w:pPr>
+      <w:rPr>
+        <w:rFonts w:ascii="Wingdings" w:hAnsi="Wingdings" w:hint="default"/>
+      </w:rPr>
+    </w:lvl>
+    <w:lvl w:ilvl="3" w:tplc="04190001" w:tentative="1">
+      <w:start w:val="1"/>
+      <w:numFmt w:val="bullet"/>
+      <w:lvlText w:val=""/>
+      <w:lvlJc w:val="left"/>
+      <w:pPr>
+        <w:ind w:left="2880" w:hanging="360"/>
+      </w:pPr>
+      <w:rPr>
+        <w:rFonts w:ascii="Symbol" w:hAnsi="Symbol" w:hint="default"/>
+      </w:rPr>
+    </w:lvl>
+    <w:lvl w:ilvl="4" w:tplc="04190003" w:tentative="1">
+      <w:start w:val="1"/>
+      <w:numFmt w:val="bullet"/>
+      <w:lvlText w:val="o"/>
+      <w:lvlJc w:val="left"/>
+      <w:pPr>
+        <w:ind w:left="3600" w:hanging="360"/>
+      </w:pPr>
+      <w:rPr>
+        <w:rFonts w:ascii="Courier New" w:hAnsi="Courier New" w:cs="Courier New" w:hint="default"/>
+      </w:rPr>
+    </w:lvl>
+    <w:lvl w:ilvl="5" w:tplc="04190005" w:tentative="1">
+      <w:start w:val="1"/>
+      <w:numFmt w:val="bullet"/>
+      <w:lvlText w:val=""/>
+      <w:lvlJc w:val="left"/>
+      <w:pPr>
+        <w:ind w:left="4320" w:hanging="360"/>
+      </w:pPr>
+      <w:rPr>
+        <w:rFonts w:ascii="Wingdings" w:hAnsi="Wingdings" w:hint="default"/>
+      </w:rPr>
+    </w:lvl>
+    <w:lvl w:ilvl="6" w:tplc="04190001" w:tentative="1">
+      <w:start w:val="1"/>
+      <w:numFmt w:val="bullet"/>
+      <w:lvlText w:val=""/>
+      <w:lvlJc w:val="left"/>
+      <w:pPr>
+        <w:ind w:left="5040" w:hanging="360"/>
+      </w:pPr>
+      <w:rPr>
+        <w:rFonts w:ascii="Symbol" w:hAnsi="Symbol" w:hint="default"/>
+      </w:rPr>
+    </w:lvl>
+    <w:lvl w:ilvl="7" w:tplc="04190003" w:tentative="1">
+      <w:start w:val="1"/>
+      <w:numFmt w:val="bullet"/>
+      <w:lvlText w:val="o"/>
+      <w:lvlJc w:val="left"/>
+      <w:pPr>
+        <w:ind w:left="5760" w:hanging="360"/>
+      </w:pPr>
+      <w:rPr>
+        <w:rFonts w:ascii="Courier New" w:hAnsi="Courier New" w:cs="Courier New" w:hint="default"/>
+      </w:rPr>
+    </w:lvl>
+    <w:lvl w:ilvl="8" w:tplc="04190005" w:tentative="1">
+      <w:start w:val="1"/>
+      <w:numFmt w:val="bullet"/>
+      <w:lvlText w:val=""/>
+      <w:lvlJc w:val="left"/>
+      <w:pPr>
+        <w:ind w:left="6480" w:hanging="360"/>
+      </w:pPr>
+      <w:rPr>
+        <w:rFonts w:ascii="Wingdings" w:hAnsi="Wingdings" w:hint="default"/>
+      </w:rPr>
+    </w:lvl>
+  </w:abstractNum>
+  <w:abstractNum w:abstractNumId="6" w15:restartNumberingAfterBreak="0">
     <w:nsid w:val="250A1C86"/>
     <w:multiLevelType w:val="hybridMultilevel"/>
     <w:tmpl w:val="E4DEDACA"/>
@@ -13912,7 +16014,7 @@
       </w:rPr>
     </w:lvl>
   </w:abstractNum>
-  <w:abstractNum w:abstractNumId="5" w15:restartNumberingAfterBreak="0">
+  <w:abstractNum w:abstractNumId="7" w15:restartNumberingAfterBreak="0">
     <w:nsid w:val="25572A57"/>
     <w:multiLevelType w:val="hybridMultilevel"/>
     <w:tmpl w:val="0ABACB4E"/>
@@ -13998,7 +16100,7 @@
       </w:pPr>
     </w:lvl>
   </w:abstractNum>
-  <w:abstractNum w:abstractNumId="6" w15:restartNumberingAfterBreak="0">
+  <w:abstractNum w:abstractNumId="8" w15:restartNumberingAfterBreak="0">
     <w:nsid w:val="25BA00F0"/>
     <w:multiLevelType w:val="hybridMultilevel"/>
     <w:tmpl w:val="3182C39A"/>
@@ -14111,7 +16213,120 @@
       </w:rPr>
     </w:lvl>
   </w:abstractNum>
-  <w:abstractNum w:abstractNumId="7" w15:restartNumberingAfterBreak="0">
+  <w:abstractNum w:abstractNumId="9" w15:restartNumberingAfterBreak="0">
+    <w:nsid w:val="277A331D"/>
+    <w:multiLevelType w:val="hybridMultilevel"/>
+    <w:tmpl w:val="2EB8B70C"/>
+    <w:lvl w:ilvl="0" w:tplc="04190001">
+      <w:start w:val="1"/>
+      <w:numFmt w:val="bullet"/>
+      <w:lvlText w:val=""/>
+      <w:lvlJc w:val="left"/>
+      <w:pPr>
+        <w:ind w:left="720" w:hanging="360"/>
+      </w:pPr>
+      <w:rPr>
+        <w:rFonts w:ascii="Symbol" w:hAnsi="Symbol" w:hint="default"/>
+      </w:rPr>
+    </w:lvl>
+    <w:lvl w:ilvl="1" w:tplc="04190003" w:tentative="1">
+      <w:start w:val="1"/>
+      <w:numFmt w:val="bullet"/>
+      <w:lvlText w:val="o"/>
+      <w:lvlJc w:val="left"/>
+      <w:pPr>
+        <w:ind w:left="1440" w:hanging="360"/>
+      </w:pPr>
+      <w:rPr>
+        <w:rFonts w:ascii="Courier New" w:hAnsi="Courier New" w:cs="Courier New" w:hint="default"/>
+      </w:rPr>
+    </w:lvl>
+    <w:lvl w:ilvl="2" w:tplc="04190005" w:tentative="1">
+      <w:start w:val="1"/>
+      <w:numFmt w:val="bullet"/>
+      <w:lvlText w:val=""/>
+      <w:lvlJc w:val="left"/>
+      <w:pPr>
+        <w:ind w:left="2160" w:hanging="360"/>
+      </w:pPr>
+      <w:rPr>
+        <w:rFonts w:ascii="Wingdings" w:hAnsi="Wingdings" w:hint="default"/>
+      </w:rPr>
+    </w:lvl>
+    <w:lvl w:ilvl="3" w:tplc="04190001" w:tentative="1">
+      <w:start w:val="1"/>
+      <w:numFmt w:val="bullet"/>
+      <w:lvlText w:val=""/>
+      <w:lvlJc w:val="left"/>
+      <w:pPr>
+        <w:ind w:left="2880" w:hanging="360"/>
+      </w:pPr>
+      <w:rPr>
+        <w:rFonts w:ascii="Symbol" w:hAnsi="Symbol" w:hint="default"/>
+      </w:rPr>
+    </w:lvl>
+    <w:lvl w:ilvl="4" w:tplc="04190003" w:tentative="1">
+      <w:start w:val="1"/>
+      <w:numFmt w:val="bullet"/>
+      <w:lvlText w:val="o"/>
+      <w:lvlJc w:val="left"/>
+      <w:pPr>
+        <w:ind w:left="3600" w:hanging="360"/>
+      </w:pPr>
+      <w:rPr>
+        <w:rFonts w:ascii="Courier New" w:hAnsi="Courier New" w:cs="Courier New" w:hint="default"/>
+      </w:rPr>
+    </w:lvl>
+    <w:lvl w:ilvl="5" w:tplc="04190005" w:tentative="1">
+      <w:start w:val="1"/>
+      <w:numFmt w:val="bullet"/>
+      <w:lvlText w:val=""/>
+      <w:lvlJc w:val="left"/>
+      <w:pPr>
+        <w:ind w:left="4320" w:hanging="360"/>
+      </w:pPr>
+      <w:rPr>
+        <w:rFonts w:ascii="Wingdings" w:hAnsi="Wingdings" w:hint="default"/>
+      </w:rPr>
+    </w:lvl>
+    <w:lvl w:ilvl="6" w:tplc="04190001" w:tentative="1">
+      <w:start w:val="1"/>
+      <w:numFmt w:val="bullet"/>
+      <w:lvlText w:val=""/>
+      <w:lvlJc w:val="left"/>
+      <w:pPr>
+        <w:ind w:left="5040" w:hanging="360"/>
+      </w:pPr>
+      <w:rPr>
+        <w:rFonts w:ascii="Symbol" w:hAnsi="Symbol" w:hint="default"/>
+      </w:rPr>
+    </w:lvl>
+    <w:lvl w:ilvl="7" w:tplc="04190003" w:tentative="1">
+      <w:start w:val="1"/>
+      <w:numFmt w:val="bullet"/>
+      <w:lvlText w:val="o"/>
+      <w:lvlJc w:val="left"/>
+      <w:pPr>
+        <w:ind w:left="5760" w:hanging="360"/>
+      </w:pPr>
+      <w:rPr>
+        <w:rFonts w:ascii="Courier New" w:hAnsi="Courier New" w:cs="Courier New" w:hint="default"/>
+      </w:rPr>
+    </w:lvl>
+    <w:lvl w:ilvl="8" w:tplc="04190005" w:tentative="1">
+      <w:start w:val="1"/>
+      <w:numFmt w:val="bullet"/>
+      <w:lvlText w:val=""/>
+      <w:lvlJc w:val="left"/>
+      <w:pPr>
+        <w:ind w:left="6480" w:hanging="360"/>
+      </w:pPr>
+      <w:rPr>
+        <w:rFonts w:ascii="Wingdings" w:hAnsi="Wingdings" w:hint="default"/>
+      </w:rPr>
+    </w:lvl>
+  </w:abstractNum>
+  <w:abstractNum w:abstractNumId="10" w15:restartNumberingAfterBreak="0">
     <w:nsid w:val="2C26654D"/>
     <w:multiLevelType w:val="hybridMultilevel"/>
     <w:tmpl w:val="1284907A"/>
@@ -14224,7 +16439,120 @@
       </w:rPr>
     </w:lvl>
   </w:abstractNum>
-  <w:abstractNum w:abstractNumId="8" w15:restartNumberingAfterBreak="0">
+  <w:abstractNum w:abstractNumId="11" w15:restartNumberingAfterBreak="0">
+    <w:nsid w:val="3C52676E"/>
+    <w:multiLevelType w:val="hybridMultilevel"/>
+    <w:tmpl w:val="6B2860FA"/>
+    <w:lvl w:ilvl="0" w:tplc="04190001">
+      <w:start w:val="1"/>
+      <w:numFmt w:val="bullet"/>
+      <w:lvlText w:val=""/>
+      <w:lvlJc w:val="left"/>
+      <w:pPr>
+        <w:ind w:left="720" w:hanging="360"/>
+      </w:pPr>
+      <w:rPr>
+        <w:rFonts w:ascii="Symbol" w:hAnsi="Symbol" w:hint="default"/>
+      </w:rPr>
+    </w:lvl>
+    <w:lvl w:ilvl="1" w:tplc="04190003" w:tentative="1">
+      <w:start w:val="1"/>
+      <w:numFmt w:val="bullet"/>
+      <w:lvlText w:val="o"/>
+      <w:lvlJc w:val="left"/>
+      <w:pPr>
+        <w:ind w:left="1440" w:hanging="360"/>
+      </w:pPr>
+      <w:rPr>
+        <w:rFonts w:ascii="Courier New" w:hAnsi="Courier New" w:cs="Courier New" w:hint="default"/>
+      </w:rPr>
+    </w:lvl>
+    <w:lvl w:ilvl="2" w:tplc="04190005" w:tentative="1">
+      <w:start w:val="1"/>
+      <w:numFmt w:val="bullet"/>
+      <w:lvlText w:val=""/>
+      <w:lvlJc w:val="left"/>
+      <w:pPr>
+        <w:ind w:left="2160" w:hanging="360"/>
+      </w:pPr>
+      <w:rPr>
+        <w:rFonts w:ascii="Wingdings" w:hAnsi="Wingdings" w:hint="default"/>
+      </w:rPr>
+    </w:lvl>
+    <w:lvl w:ilvl="3" w:tplc="04190001" w:tentative="1">
+      <w:start w:val="1"/>
+      <w:numFmt w:val="bullet"/>
+      <w:lvlText w:val=""/>
+      <w:lvlJc w:val="left"/>
+      <w:pPr>
+        <w:ind w:left="2880" w:hanging="360"/>
+      </w:pPr>
+      <w:rPr>
+        <w:rFonts w:ascii="Symbol" w:hAnsi="Symbol" w:hint="default"/>
+      </w:rPr>
+    </w:lvl>
+    <w:lvl w:ilvl="4" w:tplc="04190003" w:tentative="1">
+      <w:start w:val="1"/>
+      <w:numFmt w:val="bullet"/>
+      <w:lvlText w:val="o"/>
+      <w:lvlJc w:val="left"/>
+      <w:pPr>
+        <w:ind w:left="3600" w:hanging="360"/>
+      </w:pPr>
+      <w:rPr>
+        <w:rFonts w:ascii="Courier New" w:hAnsi="Courier New" w:cs="Courier New" w:hint="default"/>
+      </w:rPr>
+    </w:lvl>
+    <w:lvl w:ilvl="5" w:tplc="04190005" w:tentative="1">
+      <w:start w:val="1"/>
+      <w:numFmt w:val="bullet"/>
+      <w:lvlText w:val=""/>
+      <w:lvlJc w:val="left"/>
+      <w:pPr>
+        <w:ind w:left="4320" w:hanging="360"/>
+      </w:pPr>
+      <w:rPr>
+        <w:rFonts w:ascii="Wingdings" w:hAnsi="Wingdings" w:hint="default"/>
+      </w:rPr>
+    </w:lvl>
+    <w:lvl w:ilvl="6" w:tplc="04190001" w:tentative="1">
+      <w:start w:val="1"/>
+      <w:numFmt w:val="bullet"/>
+      <w:lvlText w:val=""/>
+      <w:lvlJc w:val="left"/>
+      <w:pPr>
+        <w:ind w:left="5040" w:hanging="360"/>
+      </w:pPr>
+      <w:rPr>
+        <w:rFonts w:ascii="Symbol" w:hAnsi="Symbol" w:hint="default"/>
+      </w:rPr>
+    </w:lvl>
+    <w:lvl w:ilvl="7" w:tplc="04190003" w:tentative="1">
+      <w:start w:val="1"/>
+      <w:numFmt w:val="bullet"/>
+      <w:lvlText w:val="o"/>
+      <w:lvlJc w:val="left"/>
+      <w:pPr>
+        <w:ind w:left="5760" w:hanging="360"/>
+      </w:pPr>
+      <w:rPr>
+        <w:rFonts w:ascii="Courier New" w:hAnsi="Courier New" w:cs="Courier New" w:hint="default"/>
+      </w:rPr>
+    </w:lvl>
+    <w:lvl w:ilvl="8" w:tplc="04190005" w:tentative="1">
+      <w:start w:val="1"/>
+      <w:numFmt w:val="bullet"/>
+      <w:lvlText w:val=""/>
+      <w:lvlJc w:val="left"/>
+      <w:pPr>
+        <w:ind w:left="6480" w:hanging="360"/>
+      </w:pPr>
+      <w:rPr>
+        <w:rFonts w:ascii="Wingdings" w:hAnsi="Wingdings" w:hint="default"/>
+      </w:rPr>
+    </w:lvl>
+  </w:abstractNum>
+  <w:abstractNum w:abstractNumId="12" w15:restartNumberingAfterBreak="0">
     <w:nsid w:val="3D146E70"/>
     <w:multiLevelType w:val="hybridMultilevel"/>
     <w:tmpl w:val="352C304E"/>
@@ -14337,7 +16665,7 @@
       </w:rPr>
     </w:lvl>
   </w:abstractNum>
-  <w:abstractNum w:abstractNumId="9" w15:restartNumberingAfterBreak="0">
+  <w:abstractNum w:abstractNumId="13" w15:restartNumberingAfterBreak="0">
     <w:nsid w:val="3E587FE0"/>
     <w:multiLevelType w:val="hybridMultilevel"/>
     <w:tmpl w:val="F30A8EE2"/>
@@ -14450,7 +16778,7 @@
       </w:rPr>
     </w:lvl>
   </w:abstractNum>
-  <w:abstractNum w:abstractNumId="10" w15:restartNumberingAfterBreak="0">
+  <w:abstractNum w:abstractNumId="14" w15:restartNumberingAfterBreak="0">
     <w:nsid w:val="41DA1369"/>
     <w:multiLevelType w:val="hybridMultilevel"/>
     <w:tmpl w:val="D2385098"/>
@@ -14563,7 +16891,7 @@
       </w:rPr>
     </w:lvl>
   </w:abstractNum>
-  <w:abstractNum w:abstractNumId="11" w15:restartNumberingAfterBreak="0">
+  <w:abstractNum w:abstractNumId="15" w15:restartNumberingAfterBreak="0">
     <w:nsid w:val="423C3B43"/>
     <w:multiLevelType w:val="hybridMultilevel"/>
     <w:tmpl w:val="77CAF4D8"/>
@@ -14676,7 +17004,7 @@
       </w:rPr>
     </w:lvl>
   </w:abstractNum>
-  <w:abstractNum w:abstractNumId="12" w15:restartNumberingAfterBreak="0">
+  <w:abstractNum w:abstractNumId="16" w15:restartNumberingAfterBreak="0">
     <w:nsid w:val="45D36370"/>
     <w:multiLevelType w:val="hybridMultilevel"/>
     <w:tmpl w:val="22989CCE"/>
@@ -14789,7 +17117,7 @@
       </w:rPr>
     </w:lvl>
   </w:abstractNum>
-  <w:abstractNum w:abstractNumId="13" w15:restartNumberingAfterBreak="0">
+  <w:abstractNum w:abstractNumId="17" w15:restartNumberingAfterBreak="0">
     <w:nsid w:val="4AB24612"/>
     <w:multiLevelType w:val="hybridMultilevel"/>
     <w:tmpl w:val="E6C6E15E"/>
@@ -14902,7 +17230,7 @@
       </w:rPr>
     </w:lvl>
   </w:abstractNum>
-  <w:abstractNum w:abstractNumId="14" w15:restartNumberingAfterBreak="0">
+  <w:abstractNum w:abstractNumId="18" w15:restartNumberingAfterBreak="0">
     <w:nsid w:val="4C1F75EE"/>
     <w:multiLevelType w:val="hybridMultilevel"/>
     <w:tmpl w:val="D6982ED0"/>
@@ -15015,7 +17343,7 @@
       </w:rPr>
     </w:lvl>
   </w:abstractNum>
-  <w:abstractNum w:abstractNumId="15" w15:restartNumberingAfterBreak="0">
+  <w:abstractNum w:abstractNumId="19" w15:restartNumberingAfterBreak="0">
     <w:nsid w:val="4C910AA8"/>
     <w:multiLevelType w:val="hybridMultilevel"/>
     <w:tmpl w:val="15F6FDC4"/>
@@ -15128,7 +17456,7 @@
       </w:rPr>
     </w:lvl>
   </w:abstractNum>
-  <w:abstractNum w:abstractNumId="16" w15:restartNumberingAfterBreak="0">
+  <w:abstractNum w:abstractNumId="20" w15:restartNumberingAfterBreak="0">
     <w:nsid w:val="4F1F0DB6"/>
     <w:multiLevelType w:val="hybridMultilevel"/>
     <w:tmpl w:val="65ECAC16"/>
@@ -15241,7 +17569,7 @@
       </w:rPr>
     </w:lvl>
   </w:abstractNum>
-  <w:abstractNum w:abstractNumId="17" w15:restartNumberingAfterBreak="0">
+  <w:abstractNum w:abstractNumId="21" w15:restartNumberingAfterBreak="0">
     <w:nsid w:val="4F8970C1"/>
     <w:multiLevelType w:val="hybridMultilevel"/>
     <w:tmpl w:val="EE0A789E"/>
@@ -15327,7 +17655,7 @@
       </w:pPr>
     </w:lvl>
   </w:abstractNum>
-  <w:abstractNum w:abstractNumId="18" w15:restartNumberingAfterBreak="0">
+  <w:abstractNum w:abstractNumId="22" w15:restartNumberingAfterBreak="0">
     <w:nsid w:val="578A232C"/>
     <w:multiLevelType w:val="hybridMultilevel"/>
     <w:tmpl w:val="0E645BB8"/>
@@ -15413,7 +17741,7 @@
       </w:pPr>
     </w:lvl>
   </w:abstractNum>
-  <w:abstractNum w:abstractNumId="19" w15:restartNumberingAfterBreak="0">
+  <w:abstractNum w:abstractNumId="23" w15:restartNumberingAfterBreak="0">
     <w:nsid w:val="594861FF"/>
     <w:multiLevelType w:val="hybridMultilevel"/>
     <w:tmpl w:val="925A0254"/>
@@ -15499,7 +17827,7 @@
       </w:pPr>
     </w:lvl>
   </w:abstractNum>
-  <w:abstractNum w:abstractNumId="20" w15:restartNumberingAfterBreak="0">
+  <w:abstractNum w:abstractNumId="24" w15:restartNumberingAfterBreak="0">
     <w:nsid w:val="59F2739C"/>
     <w:multiLevelType w:val="hybridMultilevel"/>
     <w:tmpl w:val="FD7E7F1E"/>
@@ -15612,7 +17940,7 @@
       </w:rPr>
     </w:lvl>
   </w:abstractNum>
-  <w:abstractNum w:abstractNumId="21" w15:restartNumberingAfterBreak="0">
+  <w:abstractNum w:abstractNumId="25" w15:restartNumberingAfterBreak="0">
     <w:nsid w:val="5FBA336A"/>
     <w:multiLevelType w:val="hybridMultilevel"/>
     <w:tmpl w:val="2804ACCC"/>
@@ -15725,7 +18053,7 @@
       </w:rPr>
     </w:lvl>
   </w:abstractNum>
-  <w:abstractNum w:abstractNumId="22" w15:restartNumberingAfterBreak="0">
+  <w:abstractNum w:abstractNumId="26" w15:restartNumberingAfterBreak="0">
     <w:nsid w:val="60F02418"/>
     <w:multiLevelType w:val="hybridMultilevel"/>
     <w:tmpl w:val="DA688800"/>
@@ -15838,7 +18166,7 @@
       </w:rPr>
     </w:lvl>
   </w:abstractNum>
-  <w:abstractNum w:abstractNumId="23" w15:restartNumberingAfterBreak="0">
+  <w:abstractNum w:abstractNumId="27" w15:restartNumberingAfterBreak="0">
     <w:nsid w:val="68670D2D"/>
     <w:multiLevelType w:val="hybridMultilevel"/>
     <w:tmpl w:val="37681D9A"/>
@@ -15951,7 +18279,7 @@
       </w:rPr>
     </w:lvl>
   </w:abstractNum>
-  <w:abstractNum w:abstractNumId="24" w15:restartNumberingAfterBreak="0">
+  <w:abstractNum w:abstractNumId="28" w15:restartNumberingAfterBreak="0">
     <w:nsid w:val="6AB871DF"/>
     <w:multiLevelType w:val="hybridMultilevel"/>
     <w:tmpl w:val="CC8482DC"/>
@@ -16064,7 +18392,7 @@
       </w:rPr>
     </w:lvl>
   </w:abstractNum>
-  <w:abstractNum w:abstractNumId="25" w15:restartNumberingAfterBreak="0">
+  <w:abstractNum w:abstractNumId="29" w15:restartNumberingAfterBreak="0">
     <w:nsid w:val="6BE44C41"/>
     <w:multiLevelType w:val="hybridMultilevel"/>
     <w:tmpl w:val="40205EB6"/>
@@ -16150,7 +18478,7 @@
       </w:pPr>
     </w:lvl>
   </w:abstractNum>
-  <w:abstractNum w:abstractNumId="26" w15:restartNumberingAfterBreak="0">
+  <w:abstractNum w:abstractNumId="30" w15:restartNumberingAfterBreak="0">
     <w:nsid w:val="6C9615F5"/>
     <w:multiLevelType w:val="hybridMultilevel"/>
     <w:tmpl w:val="F874FC6E"/>
@@ -16236,7 +18564,7 @@
       </w:pPr>
     </w:lvl>
   </w:abstractNum>
-  <w:abstractNum w:abstractNumId="27" w15:restartNumberingAfterBreak="0">
+  <w:abstractNum w:abstractNumId="31" w15:restartNumberingAfterBreak="0">
     <w:nsid w:val="6EB86609"/>
     <w:multiLevelType w:val="hybridMultilevel"/>
     <w:tmpl w:val="70C6FBBC"/>
@@ -16349,7 +18677,7 @@
       </w:rPr>
     </w:lvl>
   </w:abstractNum>
-  <w:abstractNum w:abstractNumId="28" w15:restartNumberingAfterBreak="0">
+  <w:abstractNum w:abstractNumId="32" w15:restartNumberingAfterBreak="0">
     <w:nsid w:val="74DB515F"/>
     <w:multiLevelType w:val="hybridMultilevel"/>
     <w:tmpl w:val="03F8BFEC"/>
@@ -16462,7 +18790,7 @@
       </w:rPr>
     </w:lvl>
   </w:abstractNum>
-  <w:abstractNum w:abstractNumId="29" w15:restartNumberingAfterBreak="0">
+  <w:abstractNum w:abstractNumId="33" w15:restartNumberingAfterBreak="0">
     <w:nsid w:val="7745705B"/>
     <w:multiLevelType w:val="hybridMultilevel"/>
     <w:tmpl w:val="8A90318A"/>
@@ -16575,7 +18903,120 @@
       </w:rPr>
     </w:lvl>
   </w:abstractNum>
-  <w:abstractNum w:abstractNumId="30" w15:restartNumberingAfterBreak="0">
+  <w:abstractNum w:abstractNumId="34" w15:restartNumberingAfterBreak="0">
+    <w:nsid w:val="7C3009D7"/>
+    <w:multiLevelType w:val="hybridMultilevel"/>
+    <w:tmpl w:val="7D1037AE"/>
+    <w:lvl w:ilvl="0" w:tplc="04190001">
+      <w:start w:val="1"/>
+      <w:numFmt w:val="bullet"/>
+      <w:lvlText w:val=""/>
+      <w:lvlJc w:val="left"/>
+      <w:pPr>
+        <w:ind w:left="720" w:hanging="360"/>
+      </w:pPr>
+      <w:rPr>
+        <w:rFonts w:ascii="Symbol" w:hAnsi="Symbol" w:hint="default"/>
+      </w:rPr>
+    </w:lvl>
+    <w:lvl w:ilvl="1" w:tplc="04190003" w:tentative="1">
+      <w:start w:val="1"/>
+      <w:numFmt w:val="bullet"/>
+      <w:lvlText w:val="o"/>
+      <w:lvlJc w:val="left"/>
+      <w:pPr>
+        <w:ind w:left="1440" w:hanging="360"/>
+      </w:pPr>
+      <w:rPr>
+        <w:rFonts w:ascii="Courier New" w:hAnsi="Courier New" w:cs="Courier New" w:hint="default"/>
+      </w:rPr>
+    </w:lvl>
+    <w:lvl w:ilvl="2" w:tplc="04190005" w:tentative="1">
+      <w:start w:val="1"/>
+      <w:numFmt w:val="bullet"/>
+      <w:lvlText w:val=""/>
+      <w:lvlJc w:val="left"/>
+      <w:pPr>
+        <w:ind w:left="2160" w:hanging="360"/>
+      </w:pPr>
+      <w:rPr>
+        <w:rFonts w:ascii="Wingdings" w:hAnsi="Wingdings" w:hint="default"/>
+      </w:rPr>
+    </w:lvl>
+    <w:lvl w:ilvl="3" w:tplc="04190001" w:tentative="1">
+      <w:start w:val="1"/>
+      <w:numFmt w:val="bullet"/>
+      <w:lvlText w:val=""/>
+      <w:lvlJc w:val="left"/>
+      <w:pPr>
+        <w:ind w:left="2880" w:hanging="360"/>
+      </w:pPr>
+      <w:rPr>
+        <w:rFonts w:ascii="Symbol" w:hAnsi="Symbol" w:hint="default"/>
+      </w:rPr>
+    </w:lvl>
+    <w:lvl w:ilvl="4" w:tplc="04190003" w:tentative="1">
+      <w:start w:val="1"/>
+      <w:numFmt w:val="bullet"/>
+      <w:lvlText w:val="o"/>
+      <w:lvlJc w:val="left"/>
+      <w:pPr>
+        <w:ind w:left="3600" w:hanging="360"/>
+      </w:pPr>
+      <w:rPr>
+        <w:rFonts w:ascii="Courier New" w:hAnsi="Courier New" w:cs="Courier New" w:hint="default"/>
+      </w:rPr>
+    </w:lvl>
+    <w:lvl w:ilvl="5" w:tplc="04190005" w:tentative="1">
+      <w:start w:val="1"/>
+      <w:numFmt w:val="bullet"/>
+      <w:lvlText w:val=""/>
+      <w:lvlJc w:val="left"/>
+      <w:pPr>
+        <w:ind w:left="4320" w:hanging="360"/>
+      </w:pPr>
+      <w:rPr>
+        <w:rFonts w:ascii="Wingdings" w:hAnsi="Wingdings" w:hint="default"/>
+      </w:rPr>
+    </w:lvl>
+    <w:lvl w:ilvl="6" w:tplc="04190001" w:tentative="1">
+      <w:start w:val="1"/>
+      <w:numFmt w:val="bullet"/>
+      <w:lvlText w:val=""/>
+      <w:lvlJc w:val="left"/>
+      <w:pPr>
+        <w:ind w:left="5040" w:hanging="360"/>
+      </w:pPr>
+      <w:rPr>
+        <w:rFonts w:ascii="Symbol" w:hAnsi="Symbol" w:hint="default"/>
+      </w:rPr>
+    </w:lvl>
+    <w:lvl w:ilvl="7" w:tplc="04190003" w:tentative="1">
+      <w:start w:val="1"/>
+      <w:numFmt w:val="bullet"/>
+      <w:lvlText w:val="o"/>
+      <w:lvlJc w:val="left"/>
+      <w:pPr>
+        <w:ind w:left="5760" w:hanging="360"/>
+      </w:pPr>
+      <w:rPr>
+        <w:rFonts w:ascii="Courier New" w:hAnsi="Courier New" w:cs="Courier New" w:hint="default"/>
+      </w:rPr>
+    </w:lvl>
+    <w:lvl w:ilvl="8" w:tplc="04190005" w:tentative="1">
+      <w:start w:val="1"/>
+      <w:numFmt w:val="bullet"/>
+      <w:lvlText w:val=""/>
+      <w:lvlJc w:val="left"/>
+      <w:pPr>
+        <w:ind w:left="6480" w:hanging="360"/>
+      </w:pPr>
+      <w:rPr>
+        <w:rFonts w:ascii="Wingdings" w:hAnsi="Wingdings" w:hint="default"/>
+      </w:rPr>
+    </w:lvl>
+  </w:abstractNum>
+  <w:abstractNum w:abstractNumId="35" w15:restartNumberingAfterBreak="0">
     <w:nsid w:val="7F8D1EB5"/>
     <w:multiLevelType w:val="hybridMultilevel"/>
     <w:tmpl w:val="95C2DF1E"/>
@@ -16665,94 +19106,109 @@
     <w:abstractNumId w:val="0"/>
   </w:num>
   <w:num w:numId="2" w16cid:durableId="2142922864">
-    <w:abstractNumId w:val="14"/>
+    <w:abstractNumId w:val="18"/>
   </w:num>
   <w:num w:numId="3" w16cid:durableId="1849324334">
+    <w:abstractNumId w:val="28"/>
+  </w:num>
+  <w:num w:numId="4" w16cid:durableId="438720133">
+    <w:abstractNumId w:val="33"/>
+  </w:num>
+  <w:num w:numId="5" w16cid:durableId="942761568">
+    <w:abstractNumId w:val="16"/>
+  </w:num>
+  <w:num w:numId="6" w16cid:durableId="570426048">
+    <w:abstractNumId w:val="8"/>
+  </w:num>
+  <w:num w:numId="7" w16cid:durableId="742143651">
+    <w:abstractNumId w:val="17"/>
+  </w:num>
+  <w:num w:numId="8" w16cid:durableId="1795754639">
+    <w:abstractNumId w:val="20"/>
+  </w:num>
+  <w:num w:numId="9" w16cid:durableId="436872923">
     <w:abstractNumId w:val="24"/>
   </w:num>
-  <w:num w:numId="4" w16cid:durableId="438720133">
-    <w:abstractNumId w:val="29"/>
-  </w:num>
-  <w:num w:numId="5" w16cid:durableId="942761568">
+  <w:num w:numId="10" w16cid:durableId="52968226">
     <w:abstractNumId w:val="12"/>
   </w:num>
-  <w:num w:numId="6" w16cid:durableId="570426048">
-    <w:abstractNumId w:val="6"/>
-  </w:num>
-  <w:num w:numId="7" w16cid:durableId="742143651">
-    <w:abstractNumId w:val="13"/>
-  </w:num>
-  <w:num w:numId="8" w16cid:durableId="1795754639">
-    <w:abstractNumId w:val="16"/>
-  </w:num>
-  <w:num w:numId="9" w16cid:durableId="436872923">
-    <w:abstractNumId w:val="20"/>
-  </w:num>
-  <w:num w:numId="10" w16cid:durableId="52968226">
-    <w:abstractNumId w:val="8"/>
-  </w:num>
   <w:num w:numId="11" w16cid:durableId="2135363028">
-    <w:abstractNumId w:val="11"/>
+    <w:abstractNumId w:val="15"/>
   </w:num>
   <w:num w:numId="12" w16cid:durableId="670105882">
-    <w:abstractNumId w:val="23"/>
+    <w:abstractNumId w:val="27"/>
   </w:num>
   <w:num w:numId="13" w16cid:durableId="212356089">
+    <w:abstractNumId w:val="26"/>
+  </w:num>
+  <w:num w:numId="14" w16cid:durableId="1678265861">
+    <w:abstractNumId w:val="25"/>
+  </w:num>
+  <w:num w:numId="15" w16cid:durableId="1318261462">
     <w:abstractNumId w:val="22"/>
   </w:num>
-  <w:num w:numId="14" w16cid:durableId="1678265861">
-    <w:abstractNumId w:val="21"/>
-  </w:num>
-  <w:num w:numId="15" w16cid:durableId="1318261462">
-    <w:abstractNumId w:val="18"/>
-  </w:num>
   <w:num w:numId="16" w16cid:durableId="86191873">
-    <w:abstractNumId w:val="27"/>
+    <w:abstractNumId w:val="31"/>
   </w:num>
   <w:num w:numId="17" w16cid:durableId="2069450340">
     <w:abstractNumId w:val="3"/>
   </w:num>
   <w:num w:numId="18" w16cid:durableId="1228958661">
-    <w:abstractNumId w:val="9"/>
+    <w:abstractNumId w:val="13"/>
   </w:num>
   <w:num w:numId="19" w16cid:durableId="226651837">
     <w:abstractNumId w:val="1"/>
   </w:num>
   <w:num w:numId="20" w16cid:durableId="93944268">
+    <w:abstractNumId w:val="23"/>
+  </w:num>
+  <w:num w:numId="21" w16cid:durableId="1887180596">
+    <w:abstractNumId w:val="30"/>
+  </w:num>
+  <w:num w:numId="22" w16cid:durableId="1418404676">
+    <w:abstractNumId w:val="10"/>
+  </w:num>
+  <w:num w:numId="23" w16cid:durableId="1619877058">
+    <w:abstractNumId w:val="21"/>
+  </w:num>
+  <w:num w:numId="24" w16cid:durableId="1695375836">
+    <w:abstractNumId w:val="32"/>
+  </w:num>
+  <w:num w:numId="25" w16cid:durableId="1989699252">
     <w:abstractNumId w:val="19"/>
   </w:num>
-  <w:num w:numId="21" w16cid:durableId="1887180596">
-    <w:abstractNumId w:val="26"/>
+  <w:num w:numId="26" w16cid:durableId="741223876">
+    <w:abstractNumId w:val="35"/>
   </w:num>
-  <w:num w:numId="22" w16cid:durableId="1418404676">
+  <w:num w:numId="27" w16cid:durableId="93061467">
     <w:abstractNumId w:val="7"/>
   </w:num>
-  <w:num w:numId="23" w16cid:durableId="1619877058">
-    <w:abstractNumId w:val="17"/>
-  </w:num>
-  <w:num w:numId="24" w16cid:durableId="1695375836">
-    <w:abstractNumId w:val="28"/>
-  </w:num>
-  <w:num w:numId="25" w16cid:durableId="1989699252">
-    <w:abstractNumId w:val="15"/>
-  </w:num>
-  <w:num w:numId="26" w16cid:durableId="741223876">
-    <w:abstractNumId w:val="30"/>
-  </w:num>
-  <w:num w:numId="27" w16cid:durableId="93061467">
-    <w:abstractNumId w:val="5"/>
-  </w:num>
   <w:num w:numId="28" w16cid:durableId="937643973">
-    <w:abstractNumId w:val="25"/>
+    <w:abstractNumId w:val="29"/>
   </w:num>
   <w:num w:numId="29" w16cid:durableId="748961250">
-    <w:abstractNumId w:val="10"/>
+    <w:abstractNumId w:val="14"/>
   </w:num>
   <w:num w:numId="30" w16cid:durableId="874273395">
-    <w:abstractNumId w:val="4"/>
+    <w:abstractNumId w:val="6"/>
   </w:num>
   <w:num w:numId="31" w16cid:durableId="1931087252">
     <w:abstractNumId w:val="2"/>
+  </w:num>
+  <w:num w:numId="32" w16cid:durableId="1552383335">
+    <w:abstractNumId w:val="11"/>
+  </w:num>
+  <w:num w:numId="33" w16cid:durableId="1543858195">
+    <w:abstractNumId w:val="34"/>
+  </w:num>
+  <w:num w:numId="34" w16cid:durableId="1475751549">
+    <w:abstractNumId w:val="5"/>
+  </w:num>
+  <w:num w:numId="35" w16cid:durableId="1979143704">
+    <w:abstractNumId w:val="9"/>
+  </w:num>
+  <w:num w:numId="36" w16cid:durableId="1956323693">
+    <w:abstractNumId w:val="4"/>
   </w:num>
 </w:numbering>
 </file>
@@ -17164,7 +19620,7 @@
     <w:link w:val="10"/>
     <w:uiPriority w:val="9"/>
     <w:qFormat/>
-    <w:rsid w:val="00DF4113"/>
+    <w:rsid w:val="00612938"/>
     <w:pPr>
       <w:keepNext/>
       <w:keepLines/>
@@ -17172,7 +19628,7 @@
       <w:outlineLvl w:val="0"/>
     </w:pPr>
     <w:rPr>
-      <w:rFonts w:asciiTheme="majorHAnsi" w:eastAsiaTheme="majorEastAsia" w:hAnsiTheme="majorHAnsi" w:cstheme="majorBidi"/>
+      <w:rFonts w:ascii="Times New Roman" w:eastAsiaTheme="majorEastAsia" w:hAnsi="Times New Roman" w:cstheme="majorBidi"/>
       <w:color w:val="2F5496" w:themeColor="accent1" w:themeShade="BF"/>
       <w:sz w:val="32"/>
       <w:szCs w:val="32"/>
@@ -17186,7 +19642,7 @@
     <w:uiPriority w:val="9"/>
     <w:unhideWhenUsed/>
     <w:qFormat/>
-    <w:rsid w:val="00DF4113"/>
+    <w:rsid w:val="00612938"/>
     <w:pPr>
       <w:keepNext/>
       <w:keepLines/>
@@ -17194,9 +19650,9 @@
       <w:outlineLvl w:val="1"/>
     </w:pPr>
     <w:rPr>
-      <w:rFonts w:asciiTheme="majorHAnsi" w:eastAsiaTheme="majorEastAsia" w:hAnsiTheme="majorHAnsi" w:cstheme="majorBidi"/>
+      <w:rFonts w:ascii="Times New Roman" w:eastAsiaTheme="majorEastAsia" w:hAnsi="Times New Roman" w:cstheme="majorBidi"/>
       <w:color w:val="2F5496" w:themeColor="accent1" w:themeShade="BF"/>
-      <w:sz w:val="26"/>
+      <w:sz w:val="28"/>
       <w:szCs w:val="26"/>
     </w:rPr>
   </w:style>
@@ -17379,9 +19835,9 @@
     <w:basedOn w:val="a0"/>
     <w:link w:val="1"/>
     <w:uiPriority w:val="9"/>
-    <w:rsid w:val="00DF4113"/>
+    <w:rsid w:val="00612938"/>
     <w:rPr>
-      <w:rFonts w:asciiTheme="majorHAnsi" w:eastAsiaTheme="majorEastAsia" w:hAnsiTheme="majorHAnsi" w:cstheme="majorBidi"/>
+      <w:rFonts w:ascii="Times New Roman" w:eastAsiaTheme="majorEastAsia" w:hAnsi="Times New Roman" w:cstheme="majorBidi"/>
       <w:color w:val="2F5496" w:themeColor="accent1" w:themeShade="BF"/>
       <w:sz w:val="32"/>
       <w:szCs w:val="32"/>
@@ -17457,11 +19913,11 @@
     <w:basedOn w:val="a0"/>
     <w:link w:val="2"/>
     <w:uiPriority w:val="9"/>
-    <w:rsid w:val="00DF4113"/>
+    <w:rsid w:val="00612938"/>
     <w:rPr>
-      <w:rFonts w:asciiTheme="majorHAnsi" w:eastAsiaTheme="majorEastAsia" w:hAnsiTheme="majorHAnsi" w:cstheme="majorBidi"/>
+      <w:rFonts w:ascii="Times New Roman" w:eastAsiaTheme="majorEastAsia" w:hAnsi="Times New Roman" w:cstheme="majorBidi"/>
       <w:color w:val="2F5496" w:themeColor="accent1" w:themeShade="BF"/>
-      <w:sz w:val="26"/>
+      <w:sz w:val="28"/>
       <w:szCs w:val="26"/>
     </w:rPr>
   </w:style>

--- a/ZenQuotesApp WPF/Отчет МДК 02.01. Технология разработки ПО еозИСИП-406 WPF, MVVM команда 6.docx
+++ b/ZenQuotesApp WPF/Отчет МДК 02.01. Технология разработки ПО еозИСИП-406 WPF, MVVM команда 6.docx
@@ -200,7 +200,6 @@
         </w:rPr>
         <w:t xml:space="preserve">К 09.02.07 </w:t>
       </w:r>
-      <w:proofErr w:type="gramStart"/>
       <w:r>
         <w:rPr>
           <w:rFonts w:ascii="Times New Roman" w:hAnsi="Times New Roman" w:cs="Times New Roman"/>
@@ -226,17 +225,7 @@
           <w:sz w:val="28"/>
           <w:szCs w:val="28"/>
         </w:rPr>
-        <w:t xml:space="preserve"> 6</w:t>
-      </w:r>
-      <w:proofErr w:type="gramEnd"/>
-      <w:r>
-        <w:rPr>
-          <w:rFonts w:ascii="Times New Roman" w:hAnsi="Times New Roman" w:cs="Times New Roman"/>
-          <w:b/>
-          <w:sz w:val="28"/>
-          <w:szCs w:val="28"/>
-        </w:rPr>
-        <w:t xml:space="preserve"> </w:t>
+        <w:t xml:space="preserve"> 6 </w:t>
       </w:r>
       <w:r>
         <w:rPr>
@@ -382,23 +371,13 @@
           <w:szCs w:val="28"/>
         </w:rPr>
       </w:pPr>
-      <w:proofErr w:type="spellStart"/>
-      <w:r>
-        <w:rPr>
-          <w:rFonts w:ascii="Times New Roman" w:hAnsi="Times New Roman" w:cs="Times New Roman"/>
-          <w:sz w:val="28"/>
-          <w:szCs w:val="28"/>
-        </w:rPr>
-        <w:t>Бараковских</w:t>
-      </w:r>
-      <w:proofErr w:type="spellEnd"/>
-      <w:r>
-        <w:rPr>
-          <w:rFonts w:ascii="Times New Roman" w:hAnsi="Times New Roman" w:cs="Times New Roman"/>
-          <w:sz w:val="28"/>
-          <w:szCs w:val="28"/>
-        </w:rPr>
-        <w:t xml:space="preserve"> Александр Анатольевич</w:t>
+      <w:r>
+        <w:rPr>
+          <w:rFonts w:ascii="Times New Roman" w:hAnsi="Times New Roman" w:cs="Times New Roman"/>
+          <w:sz w:val="28"/>
+          <w:szCs w:val="28"/>
+        </w:rPr>
+        <w:t>Бараковских Александр Анатольевич</w:t>
       </w:r>
     </w:p>
     <w:p>
@@ -487,7 +466,6 @@
         </w:rPr>
         <w:t>______</w:t>
       </w:r>
-      <w:proofErr w:type="spellStart"/>
       <w:r>
         <w:rPr>
           <w:rFonts w:ascii="Times New Roman" w:hAnsi="Times New Roman" w:cs="Times New Roman"/>
@@ -510,16 +488,7 @@
           <w:sz w:val="28"/>
           <w:szCs w:val="28"/>
         </w:rPr>
-        <w:t>ев</w:t>
-      </w:r>
-      <w:proofErr w:type="spellEnd"/>
-      <w:r>
-        <w:rPr>
-          <w:rFonts w:ascii="Times New Roman" w:hAnsi="Times New Roman" w:cs="Times New Roman"/>
-          <w:sz w:val="28"/>
-          <w:szCs w:val="28"/>
-        </w:rPr>
-        <w:t xml:space="preserve"> Н.В</w:t>
+        <w:t>ев Н.В</w:t>
       </w:r>
       <w:r>
         <w:rPr>
@@ -540,23 +509,13 @@
           <w:szCs w:val="28"/>
         </w:rPr>
       </w:pPr>
-      <w:proofErr w:type="gramStart"/>
-      <w:r>
-        <w:rPr>
-          <w:rFonts w:ascii="Times New Roman" w:hAnsi="Times New Roman" w:cs="Times New Roman"/>
-          <w:sz w:val="28"/>
-          <w:szCs w:val="28"/>
-        </w:rPr>
-        <w:t>« _</w:t>
-      </w:r>
-      <w:proofErr w:type="gramEnd"/>
-      <w:r>
-        <w:rPr>
-          <w:rFonts w:ascii="Times New Roman" w:hAnsi="Times New Roman" w:cs="Times New Roman"/>
-          <w:sz w:val="28"/>
-          <w:szCs w:val="28"/>
-        </w:rPr>
-        <w:t>_ »______ 202</w:t>
+      <w:r>
+        <w:rPr>
+          <w:rFonts w:ascii="Times New Roman" w:hAnsi="Times New Roman" w:cs="Times New Roman"/>
+          <w:sz w:val="28"/>
+          <w:szCs w:val="28"/>
+        </w:rPr>
+        <w:t>« __ »______ 202</w:t>
       </w:r>
       <w:r>
         <w:rPr>
@@ -660,7 +619,6 @@
             </w:rPr>
             <w:t>C</w:t>
           </w:r>
-          <w:proofErr w:type="spellStart"/>
           <w:r>
             <w:rPr>
               <w:b/>
@@ -668,7 +626,6 @@
             </w:rPr>
             <w:t>одержание</w:t>
           </w:r>
-          <w:proofErr w:type="spellEnd"/>
         </w:p>
         <w:p>
           <w:pPr>
@@ -4019,7 +3976,6 @@
           <w:szCs w:val="28"/>
         </w:rPr>
       </w:pPr>
-      <w:proofErr w:type="spellStart"/>
       <w:r>
         <w:rPr>
           <w:rFonts w:ascii="Times New Roman" w:hAnsi="Times New Roman" w:cs="Times New Roman"/>
@@ -4031,7 +3987,6 @@
         <w:lastRenderedPageBreak/>
         <w:t>ZenQuotes</w:t>
       </w:r>
-      <w:proofErr w:type="spellEnd"/>
       <w:r>
         <w:rPr>
           <w:rFonts w:ascii="Times New Roman" w:hAnsi="Times New Roman" w:cs="Times New Roman"/>
@@ -4042,7 +3997,6 @@
         </w:rPr>
         <w:t xml:space="preserve"> </w:t>
       </w:r>
-      <w:proofErr w:type="spellStart"/>
       <w:r>
         <w:rPr>
           <w:rFonts w:ascii="Times New Roman" w:hAnsi="Times New Roman" w:cs="Times New Roman"/>
@@ -4051,18 +4005,7 @@
           <w:sz w:val="28"/>
           <w:szCs w:val="28"/>
         </w:rPr>
-        <w:t>App</w:t>
-      </w:r>
-      <w:proofErr w:type="spellEnd"/>
-      <w:r>
-        <w:rPr>
-          <w:rFonts w:ascii="Times New Roman" w:hAnsi="Times New Roman" w:cs="Times New Roman"/>
-          <w:b/>
-          <w:bCs/>
-          <w:sz w:val="28"/>
-          <w:szCs w:val="28"/>
-        </w:rPr>
-        <w:t xml:space="preserve"> - Генератор мотивирующих цитат</w:t>
+        <w:t>App - Генератор мотивирующих цитат</w:t>
       </w:r>
     </w:p>
     <w:p>
@@ -4113,59 +4056,13 @@
           <w:szCs w:val="28"/>
         </w:rPr>
       </w:pPr>
-      <w:proofErr w:type="spellStart"/>
-      <w:r>
-        <w:rPr>
-          <w:rFonts w:ascii="Times New Roman" w:hAnsi="Times New Roman" w:cs="Times New Roman"/>
-          <w:sz w:val="28"/>
-          <w:szCs w:val="28"/>
-        </w:rPr>
-        <w:t>ZenQuotesApp</w:t>
-      </w:r>
-      <w:proofErr w:type="spellEnd"/>
-      <w:r>
-        <w:rPr>
-          <w:rFonts w:ascii="Times New Roman" w:hAnsi="Times New Roman" w:cs="Times New Roman"/>
-          <w:sz w:val="28"/>
-          <w:szCs w:val="28"/>
-        </w:rPr>
-        <w:t xml:space="preserve"> – десктопное WPF-приложение на C# (.NET 8), реализованное по паттерну MVVM. Приложение взаимодействует с внешним REST-API zenquotes.io, асинхронно загружает коллекции вдохновляющих цитат, сохраняет их в локальной базе данных </w:t>
-      </w:r>
-      <w:proofErr w:type="spellStart"/>
-      <w:r>
-        <w:rPr>
-          <w:rFonts w:ascii="Times New Roman" w:hAnsi="Times New Roman" w:cs="Times New Roman"/>
-          <w:sz w:val="28"/>
-          <w:szCs w:val="28"/>
-        </w:rPr>
-        <w:t>SQLite</w:t>
-      </w:r>
-      <w:proofErr w:type="spellEnd"/>
-      <w:r>
-        <w:rPr>
-          <w:rFonts w:ascii="Times New Roman" w:hAnsi="Times New Roman" w:cs="Times New Roman"/>
-          <w:sz w:val="28"/>
-          <w:szCs w:val="28"/>
-        </w:rPr>
-        <w:t xml:space="preserve"> и предоставляет пользователю графический интерфейс в тёмной теме, стилизованной под </w:t>
-      </w:r>
-      <w:proofErr w:type="spellStart"/>
-      <w:r>
-        <w:rPr>
-          <w:rFonts w:ascii="Times New Roman" w:hAnsi="Times New Roman" w:cs="Times New Roman"/>
-          <w:sz w:val="28"/>
-          <w:szCs w:val="28"/>
-        </w:rPr>
-        <w:t>Spotify</w:t>
-      </w:r>
-      <w:proofErr w:type="spellEnd"/>
-      <w:r>
-        <w:rPr>
-          <w:rFonts w:ascii="Times New Roman" w:hAnsi="Times New Roman" w:cs="Times New Roman"/>
-          <w:sz w:val="28"/>
-          <w:szCs w:val="28"/>
-        </w:rPr>
-        <w:t>. Поддерживает автономную работу, поиск, интерактивную викторину и гибкую настройку запросов.</w:t>
+      <w:r>
+        <w:rPr>
+          <w:rFonts w:ascii="Times New Roman" w:hAnsi="Times New Roman" w:cs="Times New Roman"/>
+          <w:sz w:val="28"/>
+          <w:szCs w:val="28"/>
+        </w:rPr>
+        <w:t>ZenQuotesApp – десктопное WPF-приложение на C# (.NET 8), реализованное по паттерну MVVM. Приложение взаимодействует с внешним REST-API zenquotes.io, асинхронно загружает коллекции вдохновляющих цитат, сохраняет их в локальной базе данных SQLite и предоставляет пользователю графический интерфейс в тёмной теме, стилизованной под Spotify. Поддерживает автономную работу, поиск, интерактивную викторину и гибкую настройку запросов.</w:t>
       </w:r>
     </w:p>
     <w:p>
@@ -4243,25 +4140,7 @@
           <w:sz w:val="28"/>
           <w:szCs w:val="28"/>
         </w:rPr>
-        <w:t xml:space="preserve">Создание отзывчивого десктопного приложения с современной архитектурой (MVVM + </w:t>
-      </w:r>
-      <w:proofErr w:type="spellStart"/>
-      <w:r>
-        <w:rPr>
-          <w:rFonts w:ascii="Times New Roman" w:hAnsi="Times New Roman" w:cs="Times New Roman"/>
-          <w:sz w:val="28"/>
-          <w:szCs w:val="28"/>
-        </w:rPr>
-        <w:t>SQLite</w:t>
-      </w:r>
-      <w:proofErr w:type="spellEnd"/>
-      <w:r>
-        <w:rPr>
-          <w:rFonts w:ascii="Times New Roman" w:hAnsi="Times New Roman" w:cs="Times New Roman"/>
-          <w:sz w:val="28"/>
-          <w:szCs w:val="28"/>
-        </w:rPr>
-        <w:t>), которое:</w:t>
+        <w:t>Создание отзывчивого десктопного приложения с современной архитектурой (MVVM + SQLite), которое:</w:t>
       </w:r>
     </w:p>
     <w:p>
@@ -4419,25 +4298,7 @@
           <w:sz w:val="28"/>
           <w:szCs w:val="28"/>
         </w:rPr>
-        <w:t xml:space="preserve">Интеграция с внешним API </w:t>
-      </w:r>
-      <w:proofErr w:type="spellStart"/>
-      <w:r>
-        <w:rPr>
-          <w:rFonts w:ascii="Times New Roman" w:hAnsi="Times New Roman" w:cs="Times New Roman"/>
-          <w:sz w:val="28"/>
-          <w:szCs w:val="28"/>
-        </w:rPr>
-        <w:t>ZenQuotes</w:t>
-      </w:r>
-      <w:proofErr w:type="spellEnd"/>
-      <w:r>
-        <w:rPr>
-          <w:rFonts w:ascii="Times New Roman" w:hAnsi="Times New Roman" w:cs="Times New Roman"/>
-          <w:sz w:val="28"/>
-          <w:szCs w:val="28"/>
-        </w:rPr>
-        <w:t xml:space="preserve"> с обработкой лимитов и таймаутов.</w:t>
+        <w:t>Интеграция с внешним API ZenQuotes с обработкой лимитов и таймаутов.</w:t>
       </w:r>
     </w:p>
     <w:p>
@@ -4459,43 +4320,7 @@
           <w:sz w:val="28"/>
           <w:szCs w:val="28"/>
         </w:rPr>
-        <w:t xml:space="preserve">Проектирование и реализация слоя данных на </w:t>
-      </w:r>
-      <w:proofErr w:type="spellStart"/>
-      <w:r>
-        <w:rPr>
-          <w:rFonts w:ascii="Times New Roman" w:hAnsi="Times New Roman" w:cs="Times New Roman"/>
-          <w:sz w:val="28"/>
-          <w:szCs w:val="28"/>
-        </w:rPr>
-        <w:t>SQLite</w:t>
-      </w:r>
-      <w:proofErr w:type="spellEnd"/>
-      <w:r>
-        <w:rPr>
-          <w:rFonts w:ascii="Times New Roman" w:hAnsi="Times New Roman" w:cs="Times New Roman"/>
-          <w:sz w:val="28"/>
-          <w:szCs w:val="28"/>
-        </w:rPr>
-        <w:t xml:space="preserve"> с </w:t>
-      </w:r>
-      <w:proofErr w:type="spellStart"/>
-      <w:r>
-        <w:rPr>
-          <w:rFonts w:ascii="Times New Roman" w:hAnsi="Times New Roman" w:cs="Times New Roman"/>
-          <w:sz w:val="28"/>
-          <w:szCs w:val="28"/>
-        </w:rPr>
-        <w:t>дедупликацией</w:t>
-      </w:r>
-      <w:proofErr w:type="spellEnd"/>
-      <w:r>
-        <w:rPr>
-          <w:rFonts w:ascii="Times New Roman" w:hAnsi="Times New Roman" w:cs="Times New Roman"/>
-          <w:sz w:val="28"/>
-          <w:szCs w:val="28"/>
-        </w:rPr>
-        <w:t xml:space="preserve"> и транзакциями.</w:t>
+        <w:t>Проектирование и реализация слоя данных на SQLite с дедупликацией и транзакциями.</w:t>
       </w:r>
     </w:p>
     <w:p>
@@ -4517,43 +4342,7 @@
           <w:sz w:val="28"/>
           <w:szCs w:val="28"/>
         </w:rPr>
-        <w:t xml:space="preserve">Построение MVVM-архитектуры: </w:t>
-      </w:r>
-      <w:proofErr w:type="spellStart"/>
-      <w:r>
-        <w:rPr>
-          <w:rFonts w:ascii="Times New Roman" w:hAnsi="Times New Roman" w:cs="Times New Roman"/>
-          <w:sz w:val="28"/>
-          <w:szCs w:val="28"/>
-        </w:rPr>
-        <w:t>ViewModelBase</w:t>
-      </w:r>
-      <w:proofErr w:type="spellEnd"/>
-      <w:r>
-        <w:rPr>
-          <w:rFonts w:ascii="Times New Roman" w:hAnsi="Times New Roman" w:cs="Times New Roman"/>
-          <w:sz w:val="28"/>
-          <w:szCs w:val="28"/>
-        </w:rPr>
-        <w:t xml:space="preserve">, </w:t>
-      </w:r>
-      <w:proofErr w:type="spellStart"/>
-      <w:r>
-        <w:rPr>
-          <w:rFonts w:ascii="Times New Roman" w:hAnsi="Times New Roman" w:cs="Times New Roman"/>
-          <w:sz w:val="28"/>
-          <w:szCs w:val="28"/>
-        </w:rPr>
-        <w:t>RelayCommand</w:t>
-      </w:r>
-      <w:proofErr w:type="spellEnd"/>
-      <w:r>
-        <w:rPr>
-          <w:rFonts w:ascii="Times New Roman" w:hAnsi="Times New Roman" w:cs="Times New Roman"/>
-          <w:sz w:val="28"/>
-          <w:szCs w:val="28"/>
-        </w:rPr>
-        <w:t>, привязки данных, навигация по разделам.</w:t>
+        <w:t>Построение MVVM-архитектуры: ViewModelBase, RelayCommand, привязки данных, навигация по разделам.</w:t>
       </w:r>
     </w:p>
     <w:p>
@@ -4575,43 +4364,7 @@
           <w:sz w:val="28"/>
           <w:szCs w:val="28"/>
         </w:rPr>
-        <w:t>Разработка асинхронного оркестратора загрузки с прогрессом (</w:t>
-      </w:r>
-      <w:proofErr w:type="spellStart"/>
-      <w:r>
-        <w:rPr>
-          <w:rFonts w:ascii="Times New Roman" w:hAnsi="Times New Roman" w:cs="Times New Roman"/>
-          <w:sz w:val="28"/>
-          <w:szCs w:val="28"/>
-        </w:rPr>
-        <w:t>IProgress</w:t>
-      </w:r>
-      <w:proofErr w:type="spellEnd"/>
-      <w:r>
-        <w:rPr>
-          <w:rFonts w:ascii="Times New Roman" w:hAnsi="Times New Roman" w:cs="Times New Roman"/>
-          <w:sz w:val="28"/>
-          <w:szCs w:val="28"/>
-        </w:rPr>
-        <w:t>) и отменой (</w:t>
-      </w:r>
-      <w:proofErr w:type="spellStart"/>
-      <w:r>
-        <w:rPr>
-          <w:rFonts w:ascii="Times New Roman" w:hAnsi="Times New Roman" w:cs="Times New Roman"/>
-          <w:sz w:val="28"/>
-          <w:szCs w:val="28"/>
-        </w:rPr>
-        <w:t>CancellationToken</w:t>
-      </w:r>
-      <w:proofErr w:type="spellEnd"/>
-      <w:r>
-        <w:rPr>
-          <w:rFonts w:ascii="Times New Roman" w:hAnsi="Times New Roman" w:cs="Times New Roman"/>
-          <w:sz w:val="28"/>
-          <w:szCs w:val="28"/>
-        </w:rPr>
-        <w:t>).</w:t>
+        <w:t>Разработка асинхронного оркестратора загрузки с прогрессом (IProgress) и отменой (CancellationToken).</w:t>
       </w:r>
     </w:p>
     <w:p>
@@ -4633,43 +4386,7 @@
           <w:sz w:val="28"/>
           <w:szCs w:val="28"/>
         </w:rPr>
-        <w:t xml:space="preserve">Создание WPF-интерфейса: </w:t>
-      </w:r>
-      <w:proofErr w:type="spellStart"/>
-      <w:r>
-        <w:rPr>
-          <w:rFonts w:ascii="Times New Roman" w:hAnsi="Times New Roman" w:cs="Times New Roman"/>
-          <w:sz w:val="28"/>
-          <w:szCs w:val="28"/>
-        </w:rPr>
-        <w:t>кастомное</w:t>
-      </w:r>
-      <w:proofErr w:type="spellEnd"/>
-      <w:r>
-        <w:rPr>
-          <w:rFonts w:ascii="Times New Roman" w:hAnsi="Times New Roman" w:cs="Times New Roman"/>
-          <w:sz w:val="28"/>
-          <w:szCs w:val="28"/>
-        </w:rPr>
-        <w:t xml:space="preserve"> окно (</w:t>
-      </w:r>
-      <w:proofErr w:type="spellStart"/>
-      <w:r>
-        <w:rPr>
-          <w:rFonts w:ascii="Times New Roman" w:hAnsi="Times New Roman" w:cs="Times New Roman"/>
-          <w:sz w:val="28"/>
-          <w:szCs w:val="28"/>
-        </w:rPr>
-        <w:t>WindowChrome</w:t>
-      </w:r>
-      <w:proofErr w:type="spellEnd"/>
-      <w:r>
-        <w:rPr>
-          <w:rFonts w:ascii="Times New Roman" w:hAnsi="Times New Roman" w:cs="Times New Roman"/>
-          <w:sz w:val="28"/>
-          <w:szCs w:val="28"/>
-        </w:rPr>
-        <w:t>), виртуализация списков, единая тема и стилизация.</w:t>
+        <w:t>Создание WPF-интерфейса: кастомное окно (WindowChrome), виртуализация списков, единая тема и стилизация.</w:t>
       </w:r>
     </w:p>
     <w:p>
@@ -4691,25 +4408,7 @@
           <w:sz w:val="28"/>
           <w:szCs w:val="28"/>
         </w:rPr>
-        <w:t xml:space="preserve">Реализация модуля настроек с </w:t>
-      </w:r>
-      <w:proofErr w:type="spellStart"/>
-      <w:r>
-        <w:rPr>
-          <w:rFonts w:ascii="Times New Roman" w:hAnsi="Times New Roman" w:cs="Times New Roman"/>
-          <w:sz w:val="28"/>
-          <w:szCs w:val="28"/>
-        </w:rPr>
-        <w:t>сериализацией</w:t>
-      </w:r>
-      <w:proofErr w:type="spellEnd"/>
-      <w:r>
-        <w:rPr>
-          <w:rFonts w:ascii="Times New Roman" w:hAnsi="Times New Roman" w:cs="Times New Roman"/>
-          <w:sz w:val="28"/>
-          <w:szCs w:val="28"/>
-        </w:rPr>
-        <w:t xml:space="preserve"> в JSON.</w:t>
+        <w:t>Реализация модуля настроек с сериализацией в JSON.</w:t>
       </w:r>
     </w:p>
     <w:p>
@@ -4796,23 +4495,13 @@
           <w:szCs w:val="28"/>
         </w:rPr>
       </w:pPr>
-      <w:proofErr w:type="spellStart"/>
-      <w:r>
-        <w:rPr>
-          <w:rFonts w:ascii="Times New Roman" w:hAnsi="Times New Roman" w:cs="Times New Roman"/>
-          <w:sz w:val="28"/>
-          <w:szCs w:val="28"/>
-        </w:rPr>
-        <w:t>Бараковский</w:t>
-      </w:r>
-      <w:proofErr w:type="spellEnd"/>
-      <w:r>
-        <w:rPr>
-          <w:rFonts w:ascii="Times New Roman" w:hAnsi="Times New Roman" w:cs="Times New Roman"/>
-          <w:sz w:val="28"/>
-          <w:szCs w:val="28"/>
-        </w:rPr>
-        <w:t xml:space="preserve"> Александр Анатольевич</w:t>
+      <w:r>
+        <w:rPr>
+          <w:rFonts w:ascii="Times New Roman" w:hAnsi="Times New Roman" w:cs="Times New Roman"/>
+          <w:sz w:val="28"/>
+          <w:szCs w:val="28"/>
+        </w:rPr>
+        <w:t>Бараковский Александр Анатольевич</w:t>
       </w:r>
     </w:p>
     <w:p>
@@ -4912,7 +4601,6 @@
         </w:rPr>
         <w:t>Анализ требований и проектирование архитектуры</w:t>
       </w:r>
-      <w:proofErr w:type="gramStart"/>
       <w:r>
         <w:rPr>
           <w:rFonts w:ascii="Times New Roman" w:hAnsi="Times New Roman" w:cs="Times New Roman"/>
@@ -4929,7 +4617,6 @@
         </w:rPr>
         <w:t>:</w:t>
       </w:r>
-      <w:proofErr w:type="gramEnd"/>
     </w:p>
     <w:p>
       <w:pPr>
@@ -4944,23 +4631,13 @@
           <w:szCs w:val="28"/>
         </w:rPr>
       </w:pPr>
-      <w:proofErr w:type="spellStart"/>
-      <w:r>
-        <w:rPr>
-          <w:rFonts w:ascii="Times New Roman" w:hAnsi="Times New Roman" w:cs="Times New Roman"/>
-          <w:sz w:val="28"/>
-          <w:szCs w:val="28"/>
-        </w:rPr>
-        <w:t>Бараковский</w:t>
-      </w:r>
-      <w:proofErr w:type="spellEnd"/>
-      <w:r>
-        <w:rPr>
-          <w:rFonts w:ascii="Times New Roman" w:hAnsi="Times New Roman" w:cs="Times New Roman"/>
-          <w:sz w:val="28"/>
-          <w:szCs w:val="28"/>
-        </w:rPr>
-        <w:t xml:space="preserve"> Александр Анатольевич</w:t>
+      <w:r>
+        <w:rPr>
+          <w:rFonts w:ascii="Times New Roman" w:hAnsi="Times New Roman" w:cs="Times New Roman"/>
+          <w:sz w:val="28"/>
+          <w:szCs w:val="28"/>
+        </w:rPr>
+        <w:t>Бараковский Александр Анатольевич</w:t>
       </w:r>
     </w:p>
     <w:p>
@@ -5002,67 +4679,39 @@
           <w:szCs w:val="28"/>
         </w:rPr>
       </w:pPr>
-      <w:proofErr w:type="spellStart"/>
-      <w:r>
-        <w:rPr>
-          <w:rFonts w:ascii="Times New Roman" w:hAnsi="Times New Roman" w:cs="Times New Roman"/>
-          <w:sz w:val="28"/>
-          <w:szCs w:val="28"/>
-        </w:rPr>
-        <w:t>Бараковский</w:t>
-      </w:r>
-      <w:proofErr w:type="spellEnd"/>
-      <w:r>
-        <w:rPr>
-          <w:rFonts w:ascii="Times New Roman" w:hAnsi="Times New Roman" w:cs="Times New Roman"/>
-          <w:sz w:val="28"/>
-          <w:szCs w:val="28"/>
-        </w:rPr>
-        <w:t xml:space="preserve"> Александр Анатольевич</w:t>
-      </w:r>
-    </w:p>
-    <w:p>
-      <w:pPr>
-        <w:rPr>
-          <w:rFonts w:ascii="Times New Roman" w:hAnsi="Times New Roman" w:cs="Times New Roman"/>
-          <w:sz w:val="28"/>
-          <w:szCs w:val="28"/>
-        </w:rPr>
-      </w:pPr>
-    </w:p>
-    <w:p>
-      <w:pPr>
-        <w:rPr>
-          <w:rFonts w:ascii="Times New Roman" w:hAnsi="Times New Roman" w:cs="Times New Roman"/>
-          <w:sz w:val="28"/>
-          <w:szCs w:val="28"/>
-        </w:rPr>
-      </w:pPr>
-      <w:r>
-        <w:rPr>
-          <w:rFonts w:ascii="Times New Roman" w:hAnsi="Times New Roman" w:cs="Times New Roman"/>
-          <w:sz w:val="28"/>
-          <w:szCs w:val="28"/>
-        </w:rPr>
-        <w:t xml:space="preserve">Разработка </w:t>
-      </w:r>
-      <w:proofErr w:type="spellStart"/>
-      <w:r>
-        <w:rPr>
-          <w:rFonts w:ascii="Times New Roman" w:hAnsi="Times New Roman" w:cs="Times New Roman"/>
-          <w:sz w:val="28"/>
-          <w:szCs w:val="28"/>
-        </w:rPr>
-        <w:t>backend</w:t>
-      </w:r>
-      <w:proofErr w:type="spellEnd"/>
-      <w:r>
-        <w:rPr>
-          <w:rFonts w:ascii="Times New Roman" w:hAnsi="Times New Roman" w:cs="Times New Roman"/>
-          <w:sz w:val="28"/>
-          <w:szCs w:val="28"/>
-        </w:rPr>
-        <w:t>-логики</w:t>
+      <w:r>
+        <w:rPr>
+          <w:rFonts w:ascii="Times New Roman" w:hAnsi="Times New Roman" w:cs="Times New Roman"/>
+          <w:sz w:val="28"/>
+          <w:szCs w:val="28"/>
+        </w:rPr>
+        <w:t>Бараковский Александр Анатольевич</w:t>
+      </w:r>
+    </w:p>
+    <w:p>
+      <w:pPr>
+        <w:rPr>
+          <w:rFonts w:ascii="Times New Roman" w:hAnsi="Times New Roman" w:cs="Times New Roman"/>
+          <w:sz w:val="28"/>
+          <w:szCs w:val="28"/>
+        </w:rPr>
+      </w:pPr>
+    </w:p>
+    <w:p>
+      <w:pPr>
+        <w:rPr>
+          <w:rFonts w:ascii="Times New Roman" w:hAnsi="Times New Roman" w:cs="Times New Roman"/>
+          <w:sz w:val="28"/>
+          <w:szCs w:val="28"/>
+        </w:rPr>
+      </w:pPr>
+      <w:r>
+        <w:rPr>
+          <w:rFonts w:ascii="Times New Roman" w:hAnsi="Times New Roman" w:cs="Times New Roman"/>
+          <w:sz w:val="28"/>
+          <w:szCs w:val="28"/>
+        </w:rPr>
+        <w:t>Разработка backend-логики</w:t>
       </w:r>
       <w:r>
         <w:rPr>
@@ -5124,23 +4773,13 @@
           <w:szCs w:val="28"/>
         </w:rPr>
       </w:pPr>
-      <w:proofErr w:type="spellStart"/>
-      <w:r>
-        <w:rPr>
-          <w:rFonts w:ascii="Times New Roman" w:hAnsi="Times New Roman" w:cs="Times New Roman"/>
-          <w:sz w:val="28"/>
-          <w:szCs w:val="28"/>
-        </w:rPr>
-        <w:t>Бараковский</w:t>
-      </w:r>
-      <w:proofErr w:type="spellEnd"/>
-      <w:r>
-        <w:rPr>
-          <w:rFonts w:ascii="Times New Roman" w:hAnsi="Times New Roman" w:cs="Times New Roman"/>
-          <w:sz w:val="28"/>
-          <w:szCs w:val="28"/>
-        </w:rPr>
-        <w:t xml:space="preserve"> Александр Анатольевич</w:t>
+      <w:r>
+        <w:rPr>
+          <w:rFonts w:ascii="Times New Roman" w:hAnsi="Times New Roman" w:cs="Times New Roman"/>
+          <w:sz w:val="28"/>
+          <w:szCs w:val="28"/>
+        </w:rPr>
+        <w:t>Бараковский Александр Анатольевич</w:t>
       </w:r>
     </w:p>
     <w:p>
@@ -5473,25 +5112,7 @@
           <w:sz w:val="28"/>
           <w:szCs w:val="28"/>
         </w:rPr>
-        <w:t>• Контент-</w:t>
-      </w:r>
-      <w:proofErr w:type="spellStart"/>
-      <w:r>
-        <w:rPr>
-          <w:rFonts w:ascii="Times New Roman" w:hAnsi="Times New Roman" w:cs="Times New Roman"/>
-          <w:sz w:val="28"/>
-          <w:szCs w:val="28"/>
-        </w:rPr>
-        <w:t>мейкеры</w:t>
-      </w:r>
-      <w:proofErr w:type="spellEnd"/>
-      <w:r>
-        <w:rPr>
-          <w:rFonts w:ascii="Times New Roman" w:hAnsi="Times New Roman" w:cs="Times New Roman"/>
-          <w:sz w:val="28"/>
-          <w:szCs w:val="28"/>
-        </w:rPr>
-        <w:t xml:space="preserve"> / SMM (20-35 лет) — подбор цитат для постов в соцсетях.</w:t>
+        <w:t>• Контент-мейкеры / SMM (20-35 лет) — подбор цитат для постов в соцсетях.</w:t>
       </w:r>
     </w:p>
     <w:p>
@@ -5794,14 +5415,14 @@
         <w:lastRenderedPageBreak/>
         <w:t xml:space="preserve">4. </w:t>
       </w:r>
+      <w:bookmarkEnd w:id="10"/>
       <w:r>
         <w:rPr>
           <w:b/>
           <w:bCs/>
         </w:rPr>
-        <w:t>Подбор средств для разработки</w:t>
-      </w:r>
-      <w:bookmarkEnd w:id="10"/>
+        <w:t>ПОДБОР СРЕДСТВ РАЗРАБОТКИ</w:t>
+      </w:r>
     </w:p>
     <w:p>
       <w:pPr>
@@ -5920,25 +5541,7 @@
           <w:sz w:val="28"/>
           <w:szCs w:val="28"/>
         </w:rPr>
-        <w:t xml:space="preserve">Обоснование: C# 12 предоставляет современную строгую типизацию, поддержку </w:t>
-      </w:r>
-      <w:proofErr w:type="spellStart"/>
-      <w:r>
-        <w:rPr>
-          <w:rFonts w:ascii="Times New Roman" w:hAnsi="Times New Roman" w:cs="Times New Roman"/>
-          <w:sz w:val="28"/>
-          <w:szCs w:val="28"/>
-        </w:rPr>
-        <w:t>nullable</w:t>
-      </w:r>
-      <w:proofErr w:type="spellEnd"/>
-      <w:r>
-        <w:rPr>
-          <w:rFonts w:ascii="Times New Roman" w:hAnsi="Times New Roman" w:cs="Times New Roman"/>
-          <w:sz w:val="28"/>
-          <w:szCs w:val="28"/>
-        </w:rPr>
-        <w:t>-контекста и выразительный синтаксис. .NET 8 гарантирует высокую производительность JIT/AOT, кроссплатформенность базовых библиотек и долгосрочную поддержку. WPF выбран как промышленный стандарт для создания отзывчивых десктопных интерфейсов на Windows с богатой системой привязок данных и стилизации.</w:t>
+        <w:t>Обоснование: C# 12 предоставляет современную строгую типизацию, поддержку nullable-контекста и выразительный синтаксис. .NET 8 гарантирует высокую производительность JIT/AOT, кроссплатформенность базовых библиотек и долгосрочную поддержку. WPF выбран как промышленный стандарт для создания отзывчивых десктопных интерфейсов на Windows с богатой системой привязок данных и стилизации.</w:t>
       </w:r>
     </w:p>
     <w:p>
@@ -5970,69 +5573,51 @@
           <w:rFonts w:ascii="Times New Roman" w:hAnsi="Times New Roman" w:cs="Times New Roman"/>
           <w:sz w:val="28"/>
           <w:szCs w:val="28"/>
-        </w:rPr>
-      </w:pPr>
-      <w:r>
-        <w:rPr>
-          <w:rFonts w:ascii="Times New Roman" w:hAnsi="Times New Roman" w:cs="Times New Roman"/>
-          <w:sz w:val="28"/>
-          <w:szCs w:val="28"/>
-        </w:rPr>
-        <w:t xml:space="preserve">IDE: Microsoft Visual Studio 2022 / </w:t>
-      </w:r>
-      <w:proofErr w:type="spellStart"/>
-      <w:r>
-        <w:rPr>
-          <w:rFonts w:ascii="Times New Roman" w:hAnsi="Times New Roman" w:cs="Times New Roman"/>
-          <w:sz w:val="28"/>
-          <w:szCs w:val="28"/>
-        </w:rPr>
-        <w:t>JetBrains</w:t>
-      </w:r>
-      <w:proofErr w:type="spellEnd"/>
-      <w:r>
-        <w:rPr>
-          <w:rFonts w:ascii="Times New Roman" w:hAnsi="Times New Roman" w:cs="Times New Roman"/>
-          <w:sz w:val="28"/>
-          <w:szCs w:val="28"/>
+          <w:lang w:val="en-US"/>
+        </w:rPr>
+      </w:pPr>
+      <w:r>
+        <w:rPr>
+          <w:rFonts w:ascii="Times New Roman" w:hAnsi="Times New Roman" w:cs="Times New Roman"/>
+          <w:sz w:val="28"/>
+          <w:szCs w:val="28"/>
+          <w:lang w:val="en-US"/>
+        </w:rPr>
+        <w:t xml:space="preserve">IDE: Microsoft Visual Studio 2022 / JetBrains Rider / VS Code </w:t>
+      </w:r>
+      <w:r>
+        <w:rPr>
+          <w:rFonts w:ascii="Times New Roman" w:hAnsi="Times New Roman" w:cs="Times New Roman"/>
+          <w:sz w:val="28"/>
+          <w:szCs w:val="28"/>
+        </w:rPr>
+        <w:t>с</w:t>
+      </w:r>
+      <w:r>
+        <w:rPr>
+          <w:rFonts w:ascii="Times New Roman" w:hAnsi="Times New Roman" w:cs="Times New Roman"/>
+          <w:sz w:val="28"/>
+          <w:szCs w:val="28"/>
+          <w:lang w:val="en-US"/>
         </w:rPr>
         <w:t xml:space="preserve"> </w:t>
       </w:r>
-      <w:proofErr w:type="spellStart"/>
-      <w:r>
-        <w:rPr>
-          <w:rFonts w:ascii="Times New Roman" w:hAnsi="Times New Roman" w:cs="Times New Roman"/>
-          <w:sz w:val="28"/>
-          <w:szCs w:val="28"/>
-        </w:rPr>
-        <w:t>Rider</w:t>
-      </w:r>
-      <w:proofErr w:type="spellEnd"/>
-      <w:r>
-        <w:rPr>
-          <w:rFonts w:ascii="Times New Roman" w:hAnsi="Times New Roman" w:cs="Times New Roman"/>
-          <w:sz w:val="28"/>
-          <w:szCs w:val="28"/>
-        </w:rPr>
-        <w:t xml:space="preserve"> / VS Code с расширениями C# </w:t>
-      </w:r>
-      <w:proofErr w:type="spellStart"/>
-      <w:r>
-        <w:rPr>
-          <w:rFonts w:ascii="Times New Roman" w:hAnsi="Times New Roman" w:cs="Times New Roman"/>
-          <w:sz w:val="28"/>
-          <w:szCs w:val="28"/>
-        </w:rPr>
-        <w:t>Dev</w:t>
-      </w:r>
-      <w:proofErr w:type="spellEnd"/>
-      <w:r>
-        <w:rPr>
-          <w:rFonts w:ascii="Times New Roman" w:hAnsi="Times New Roman" w:cs="Times New Roman"/>
-          <w:sz w:val="28"/>
-          <w:szCs w:val="28"/>
-        </w:rPr>
-        <w:t xml:space="preserve"> Kit</w:t>
+      <w:r>
+        <w:rPr>
+          <w:rFonts w:ascii="Times New Roman" w:hAnsi="Times New Roman" w:cs="Times New Roman"/>
+          <w:sz w:val="28"/>
+          <w:szCs w:val="28"/>
+        </w:rPr>
+        <w:t>расширениями</w:t>
+      </w:r>
+      <w:r>
+        <w:rPr>
+          <w:rFonts w:ascii="Times New Roman" w:hAnsi="Times New Roman" w:cs="Times New Roman"/>
+          <w:sz w:val="28"/>
+          <w:szCs w:val="28"/>
+          <w:lang w:val="en-US"/>
+        </w:rPr>
+        <w:t xml:space="preserve"> C# Dev Kit</w:t>
       </w:r>
     </w:p>
     <w:p>
@@ -6147,47 +5732,7 @@
           <w:szCs w:val="28"/>
           <w:lang w:val="en-US"/>
         </w:rPr>
-        <w:t>: NuGet (</w:t>
-      </w:r>
-      <w:proofErr w:type="spellStart"/>
-      <w:r>
-        <w:rPr>
-          <w:rFonts w:ascii="Times New Roman" w:hAnsi="Times New Roman" w:cs="Times New Roman"/>
-          <w:sz w:val="28"/>
-          <w:szCs w:val="28"/>
-          <w:lang w:val="en-US"/>
-        </w:rPr>
-        <w:t>Microsoft.Data.Sqlite</w:t>
-      </w:r>
-      <w:proofErr w:type="spellEnd"/>
-      <w:r>
-        <w:rPr>
-          <w:rFonts w:ascii="Times New Roman" w:hAnsi="Times New Roman" w:cs="Times New Roman"/>
-          <w:sz w:val="28"/>
-          <w:szCs w:val="28"/>
-          <w:lang w:val="en-US"/>
-        </w:rPr>
-        <w:t xml:space="preserve">, </w:t>
-      </w:r>
-      <w:proofErr w:type="spellStart"/>
-      <w:r>
-        <w:rPr>
-          <w:rFonts w:ascii="Times New Roman" w:hAnsi="Times New Roman" w:cs="Times New Roman"/>
-          <w:sz w:val="28"/>
-          <w:szCs w:val="28"/>
-          <w:lang w:val="en-US"/>
-        </w:rPr>
-        <w:t>System.Text.Json</w:t>
-      </w:r>
-      <w:proofErr w:type="spellEnd"/>
-      <w:r>
-        <w:rPr>
-          <w:rFonts w:ascii="Times New Roman" w:hAnsi="Times New Roman" w:cs="Times New Roman"/>
-          <w:sz w:val="28"/>
-          <w:szCs w:val="28"/>
-          <w:lang w:val="en-US"/>
-        </w:rPr>
-        <w:t>)</w:t>
+        <w:t>: NuGet (Microsoft.Data.Sqlite, System.Text.Json)</w:t>
       </w:r>
     </w:p>
     <w:p>
@@ -6209,124 +5754,24 @@
           <w:sz w:val="28"/>
           <w:szCs w:val="28"/>
         </w:rPr>
-        <w:t xml:space="preserve">Система контроля версий: </w:t>
-      </w:r>
-      <w:proofErr w:type="spellStart"/>
-      <w:r>
-        <w:rPr>
-          <w:rFonts w:ascii="Times New Roman" w:hAnsi="Times New Roman" w:cs="Times New Roman"/>
-          <w:sz w:val="28"/>
-          <w:szCs w:val="28"/>
-        </w:rPr>
-        <w:t>Git</w:t>
-      </w:r>
-      <w:proofErr w:type="spellEnd"/>
-      <w:r>
-        <w:rPr>
-          <w:rFonts w:ascii="Times New Roman" w:hAnsi="Times New Roman" w:cs="Times New Roman"/>
-          <w:sz w:val="28"/>
-          <w:szCs w:val="28"/>
-        </w:rPr>
-        <w:t xml:space="preserve"> + </w:t>
-      </w:r>
-      <w:proofErr w:type="spellStart"/>
-      <w:r>
-        <w:rPr>
-          <w:rFonts w:ascii="Times New Roman" w:hAnsi="Times New Roman" w:cs="Times New Roman"/>
-          <w:sz w:val="28"/>
-          <w:szCs w:val="28"/>
-        </w:rPr>
-        <w:t>GitHub</w:t>
-      </w:r>
-      <w:proofErr w:type="spellEnd"/>
-      <w:r>
-        <w:rPr>
-          <w:rFonts w:ascii="Times New Roman" w:hAnsi="Times New Roman" w:cs="Times New Roman"/>
-          <w:sz w:val="28"/>
-          <w:szCs w:val="28"/>
-        </w:rPr>
-        <w:t>/</w:t>
-      </w:r>
-      <w:proofErr w:type="spellStart"/>
-      <w:r>
-        <w:rPr>
-          <w:rFonts w:ascii="Times New Roman" w:hAnsi="Times New Roman" w:cs="Times New Roman"/>
-          <w:sz w:val="28"/>
-          <w:szCs w:val="28"/>
-        </w:rPr>
-        <w:t>GitLab</w:t>
-      </w:r>
-      <w:proofErr w:type="spellEnd"/>
-    </w:p>
-    <w:p>
-      <w:pPr>
-        <w:rPr>
-          <w:rFonts w:ascii="Times New Roman" w:hAnsi="Times New Roman" w:cs="Times New Roman"/>
-          <w:sz w:val="28"/>
-          <w:szCs w:val="28"/>
-        </w:rPr>
-      </w:pPr>
-      <w:r>
-        <w:rPr>
-          <w:rFonts w:ascii="Times New Roman" w:hAnsi="Times New Roman" w:cs="Times New Roman"/>
-          <w:sz w:val="28"/>
-          <w:szCs w:val="28"/>
-        </w:rPr>
-        <w:t xml:space="preserve">Обоснование: Современные IDE обеспечивают интеллектуальный анализ кода, отладку XAML, рефакторинг и интеграцию с </w:t>
-      </w:r>
-      <w:proofErr w:type="spellStart"/>
-      <w:r>
-        <w:rPr>
-          <w:rFonts w:ascii="Times New Roman" w:hAnsi="Times New Roman" w:cs="Times New Roman"/>
-          <w:sz w:val="28"/>
-          <w:szCs w:val="28"/>
-        </w:rPr>
-        <w:t>Git</w:t>
-      </w:r>
-      <w:proofErr w:type="spellEnd"/>
-      <w:r>
-        <w:rPr>
-          <w:rFonts w:ascii="Times New Roman" w:hAnsi="Times New Roman" w:cs="Times New Roman"/>
-          <w:sz w:val="28"/>
-          <w:szCs w:val="28"/>
-        </w:rPr>
-        <w:t xml:space="preserve">. </w:t>
-      </w:r>
-      <w:proofErr w:type="spellStart"/>
-      <w:r>
-        <w:rPr>
-          <w:rFonts w:ascii="Times New Roman" w:hAnsi="Times New Roman" w:cs="Times New Roman"/>
-          <w:sz w:val="28"/>
-          <w:szCs w:val="28"/>
-        </w:rPr>
-        <w:t>dotnet</w:t>
-      </w:r>
-      <w:proofErr w:type="spellEnd"/>
-      <w:r>
-        <w:rPr>
-          <w:rFonts w:ascii="Times New Roman" w:hAnsi="Times New Roman" w:cs="Times New Roman"/>
-          <w:sz w:val="28"/>
-          <w:szCs w:val="28"/>
-        </w:rPr>
-        <w:t xml:space="preserve"> CLI унифицирует процесс сборки, тестирования и публикации приложения. </w:t>
-      </w:r>
-      <w:proofErr w:type="spellStart"/>
-      <w:r>
-        <w:rPr>
-          <w:rFonts w:ascii="Times New Roman" w:hAnsi="Times New Roman" w:cs="Times New Roman"/>
-          <w:sz w:val="28"/>
-          <w:szCs w:val="28"/>
-        </w:rPr>
-        <w:t>NuGet</w:t>
-      </w:r>
-      <w:proofErr w:type="spellEnd"/>
-      <w:r>
-        <w:rPr>
-          <w:rFonts w:ascii="Times New Roman" w:hAnsi="Times New Roman" w:cs="Times New Roman"/>
-          <w:sz w:val="28"/>
-          <w:szCs w:val="28"/>
-        </w:rPr>
-        <w:t xml:space="preserve"> позволяет быстро подключать проверенные библиотеки без ручного управления сборками.</w:t>
+        <w:t>Система контроля версий: Git + GitHub/GitLab</w:t>
+      </w:r>
+    </w:p>
+    <w:p>
+      <w:pPr>
+        <w:rPr>
+          <w:rFonts w:ascii="Times New Roman" w:hAnsi="Times New Roman" w:cs="Times New Roman"/>
+          <w:sz w:val="28"/>
+          <w:szCs w:val="28"/>
+        </w:rPr>
+      </w:pPr>
+      <w:r>
+        <w:rPr>
+          <w:rFonts w:ascii="Times New Roman" w:hAnsi="Times New Roman" w:cs="Times New Roman"/>
+          <w:sz w:val="28"/>
+          <w:szCs w:val="28"/>
+        </w:rPr>
+        <w:t>Обоснование: Современные IDE обеспечивают интеллектуальный анализ кода, отладку XAML, рефакторинг и интеграцию с Git. dotnet CLI унифицирует процесс сборки, тестирования и публикации приложения. NuGet позволяет быстро подключать проверенные библиотеки без ручного управления сборками.</w:t>
       </w:r>
     </w:p>
     <w:p>
@@ -6358,33 +5803,25 @@
           <w:rFonts w:ascii="Times New Roman" w:hAnsi="Times New Roman" w:cs="Times New Roman"/>
           <w:sz w:val="28"/>
           <w:szCs w:val="28"/>
-        </w:rPr>
-      </w:pPr>
-      <w:r>
-        <w:rPr>
-          <w:rFonts w:ascii="Times New Roman" w:hAnsi="Times New Roman" w:cs="Times New Roman"/>
-          <w:sz w:val="28"/>
-          <w:szCs w:val="28"/>
-        </w:rPr>
-        <w:t>Паттерн: MVVM (Model–View–</w:t>
-      </w:r>
-      <w:proofErr w:type="spellStart"/>
-      <w:r>
-        <w:rPr>
-          <w:rFonts w:ascii="Times New Roman" w:hAnsi="Times New Roman" w:cs="Times New Roman"/>
-          <w:sz w:val="28"/>
-          <w:szCs w:val="28"/>
-        </w:rPr>
-        <w:t>ViewModel</w:t>
-      </w:r>
-      <w:proofErr w:type="spellEnd"/>
-      <w:r>
-        <w:rPr>
-          <w:rFonts w:ascii="Times New Roman" w:hAnsi="Times New Roman" w:cs="Times New Roman"/>
-          <w:sz w:val="28"/>
-          <w:szCs w:val="28"/>
-        </w:rPr>
-        <w:t>)</w:t>
+          <w:lang w:val="en-US"/>
+        </w:rPr>
+      </w:pPr>
+      <w:r>
+        <w:rPr>
+          <w:rFonts w:ascii="Times New Roman" w:hAnsi="Times New Roman" w:cs="Times New Roman"/>
+          <w:sz w:val="28"/>
+          <w:szCs w:val="28"/>
+        </w:rPr>
+        <w:t>Паттерн</w:t>
+      </w:r>
+      <w:r>
+        <w:rPr>
+          <w:rFonts w:ascii="Times New Roman" w:hAnsi="Times New Roman" w:cs="Times New Roman"/>
+          <w:sz w:val="28"/>
+          <w:szCs w:val="28"/>
+          <w:lang w:val="en-US"/>
+        </w:rPr>
+        <w:t>: MVVM (Model–View–ViewModel)</w:t>
       </w:r>
     </w:p>
     <w:p>
@@ -6398,44 +5835,60 @@
           <w:rFonts w:ascii="Times New Roman" w:hAnsi="Times New Roman" w:cs="Times New Roman"/>
           <w:sz w:val="28"/>
           <w:szCs w:val="28"/>
-        </w:rPr>
-      </w:pPr>
-      <w:r>
-        <w:rPr>
-          <w:rFonts w:ascii="Times New Roman" w:hAnsi="Times New Roman" w:cs="Times New Roman"/>
-          <w:sz w:val="28"/>
-          <w:szCs w:val="28"/>
-        </w:rPr>
-        <w:t xml:space="preserve">Разметка: XAML, </w:t>
-      </w:r>
-      <w:proofErr w:type="spellStart"/>
-      <w:r>
-        <w:rPr>
-          <w:rFonts w:ascii="Times New Roman" w:hAnsi="Times New Roman" w:cs="Times New Roman"/>
-          <w:sz w:val="28"/>
-          <w:szCs w:val="28"/>
-        </w:rPr>
-        <w:t>WindowChrome</w:t>
-      </w:r>
-      <w:proofErr w:type="spellEnd"/>
-      <w:r>
-        <w:rPr>
-          <w:rFonts w:ascii="Times New Roman" w:hAnsi="Times New Roman" w:cs="Times New Roman"/>
-          <w:sz w:val="28"/>
-          <w:szCs w:val="28"/>
-        </w:rPr>
-        <w:t>, словари ресурсов, Style/</w:t>
-      </w:r>
-      <w:proofErr w:type="spellStart"/>
-      <w:r>
-        <w:rPr>
-          <w:rFonts w:ascii="Times New Roman" w:hAnsi="Times New Roman" w:cs="Times New Roman"/>
-          <w:sz w:val="28"/>
-          <w:szCs w:val="28"/>
-        </w:rPr>
-        <w:t>ControlTemplate</w:t>
-      </w:r>
-      <w:proofErr w:type="spellEnd"/>
+          <w:lang w:val="en-US"/>
+        </w:rPr>
+      </w:pPr>
+      <w:r>
+        <w:rPr>
+          <w:rFonts w:ascii="Times New Roman" w:hAnsi="Times New Roman" w:cs="Times New Roman"/>
+          <w:sz w:val="28"/>
+          <w:szCs w:val="28"/>
+        </w:rPr>
+        <w:t>Разметка</w:t>
+      </w:r>
+      <w:r>
+        <w:rPr>
+          <w:rFonts w:ascii="Times New Roman" w:hAnsi="Times New Roman" w:cs="Times New Roman"/>
+          <w:sz w:val="28"/>
+          <w:szCs w:val="28"/>
+          <w:lang w:val="en-US"/>
+        </w:rPr>
+        <w:t xml:space="preserve">: XAML, WindowChrome, </w:t>
+      </w:r>
+      <w:r>
+        <w:rPr>
+          <w:rFonts w:ascii="Times New Roman" w:hAnsi="Times New Roman" w:cs="Times New Roman"/>
+          <w:sz w:val="28"/>
+          <w:szCs w:val="28"/>
+        </w:rPr>
+        <w:t>словари</w:t>
+      </w:r>
+      <w:r>
+        <w:rPr>
+          <w:rFonts w:ascii="Times New Roman" w:hAnsi="Times New Roman" w:cs="Times New Roman"/>
+          <w:sz w:val="28"/>
+          <w:szCs w:val="28"/>
+          <w:lang w:val="en-US"/>
+        </w:rPr>
+        <w:t xml:space="preserve"> </w:t>
+      </w:r>
+      <w:r>
+        <w:rPr>
+          <w:rFonts w:ascii="Times New Roman" w:hAnsi="Times New Roman" w:cs="Times New Roman"/>
+          <w:sz w:val="28"/>
+          <w:szCs w:val="28"/>
+        </w:rPr>
+        <w:t>ресурсов</w:t>
+      </w:r>
+      <w:r>
+        <w:rPr>
+          <w:rFonts w:ascii="Times New Roman" w:hAnsi="Times New Roman" w:cs="Times New Roman"/>
+          <w:sz w:val="28"/>
+          <w:szCs w:val="28"/>
+          <w:lang w:val="en-US"/>
+        </w:rPr>
+        <w:t>, Style/ControlTemplate</w:t>
+      </w:r>
     </w:p>
     <w:p>
       <w:pPr>
@@ -6483,9 +5936,16 @@
           <w:szCs w:val="28"/>
           <w:lang w:val="en-US"/>
         </w:rPr>
-        <w:t xml:space="preserve">: </w:t>
-      </w:r>
-      <w:proofErr w:type="spellStart"/>
+        <w:t>: INotifyPropertyChanged, ObservableCollection&lt;T&gt;, RelayCommand (</w:t>
+      </w:r>
+      <w:r>
+        <w:rPr>
+          <w:rFonts w:ascii="Times New Roman" w:hAnsi="Times New Roman" w:cs="Times New Roman"/>
+          <w:sz w:val="28"/>
+          <w:szCs w:val="28"/>
+        </w:rPr>
+        <w:t>реализация</w:t>
+      </w:r>
       <w:r>
         <w:rPr>
           <w:rFonts w:ascii="Times New Roman" w:hAnsi="Times New Roman" w:cs="Times New Roman"/>
@@ -6493,94 +5953,7 @@
           <w:szCs w:val="28"/>
           <w:lang w:val="en-US"/>
         </w:rPr>
-        <w:t>INotifyPropertyChanged</w:t>
-      </w:r>
-      <w:proofErr w:type="spellEnd"/>
-      <w:r>
-        <w:rPr>
-          <w:rFonts w:ascii="Times New Roman" w:hAnsi="Times New Roman" w:cs="Times New Roman"/>
-          <w:sz w:val="28"/>
-          <w:szCs w:val="28"/>
-          <w:lang w:val="en-US"/>
-        </w:rPr>
-        <w:t xml:space="preserve">, </w:t>
-      </w:r>
-      <w:proofErr w:type="spellStart"/>
-      <w:r>
-        <w:rPr>
-          <w:rFonts w:ascii="Times New Roman" w:hAnsi="Times New Roman" w:cs="Times New Roman"/>
-          <w:sz w:val="28"/>
-          <w:szCs w:val="28"/>
-          <w:lang w:val="en-US"/>
-        </w:rPr>
-        <w:t>ObservableCollection</w:t>
-      </w:r>
-      <w:proofErr w:type="spellEnd"/>
-      <w:r>
-        <w:rPr>
-          <w:rFonts w:ascii="Times New Roman" w:hAnsi="Times New Roman" w:cs="Times New Roman"/>
-          <w:sz w:val="28"/>
-          <w:szCs w:val="28"/>
-          <w:lang w:val="en-US"/>
-        </w:rPr>
-        <w:t xml:space="preserve">&lt;T&gt;, </w:t>
-      </w:r>
-      <w:proofErr w:type="spellStart"/>
-      <w:r>
-        <w:rPr>
-          <w:rFonts w:ascii="Times New Roman" w:hAnsi="Times New Roman" w:cs="Times New Roman"/>
-          <w:sz w:val="28"/>
-          <w:szCs w:val="28"/>
-          <w:lang w:val="en-US"/>
-        </w:rPr>
-        <w:t>RelayCommand</w:t>
-      </w:r>
-      <w:proofErr w:type="spellEnd"/>
-      <w:r>
-        <w:rPr>
-          <w:rFonts w:ascii="Times New Roman" w:hAnsi="Times New Roman" w:cs="Times New Roman"/>
-          <w:sz w:val="28"/>
-          <w:szCs w:val="28"/>
-          <w:lang w:val="en-US"/>
-        </w:rPr>
-        <w:t xml:space="preserve"> (</w:t>
-      </w:r>
-      <w:r>
-        <w:rPr>
-          <w:rFonts w:ascii="Times New Roman" w:hAnsi="Times New Roman" w:cs="Times New Roman"/>
-          <w:sz w:val="28"/>
-          <w:szCs w:val="28"/>
-        </w:rPr>
-        <w:t>реализация</w:t>
-      </w:r>
-      <w:r>
-        <w:rPr>
-          <w:rFonts w:ascii="Times New Roman" w:hAnsi="Times New Roman" w:cs="Times New Roman"/>
-          <w:sz w:val="28"/>
-          <w:szCs w:val="28"/>
-          <w:lang w:val="en-US"/>
-        </w:rPr>
-        <w:t xml:space="preserve"> </w:t>
-      </w:r>
-      <w:proofErr w:type="spellStart"/>
-      <w:r>
-        <w:rPr>
-          <w:rFonts w:ascii="Times New Roman" w:hAnsi="Times New Roman" w:cs="Times New Roman"/>
-          <w:sz w:val="28"/>
-          <w:szCs w:val="28"/>
-          <w:lang w:val="en-US"/>
-        </w:rPr>
-        <w:t>ICommand</w:t>
-      </w:r>
-      <w:proofErr w:type="spellEnd"/>
-      <w:r>
-        <w:rPr>
-          <w:rFonts w:ascii="Times New Roman" w:hAnsi="Times New Roman" w:cs="Times New Roman"/>
-          <w:sz w:val="28"/>
-          <w:szCs w:val="28"/>
-          <w:lang w:val="en-US"/>
-        </w:rPr>
-        <w:t>)</w:t>
+        <w:t xml:space="preserve"> ICommand)</w:t>
       </w:r>
     </w:p>
     <w:p>
@@ -6602,88 +5975,24 @@
           <w:sz w:val="28"/>
           <w:szCs w:val="28"/>
         </w:rPr>
-        <w:t xml:space="preserve">Оптимизация отрисовки: </w:t>
-      </w:r>
-      <w:proofErr w:type="spellStart"/>
-      <w:r>
-        <w:rPr>
-          <w:rFonts w:ascii="Times New Roman" w:hAnsi="Times New Roman" w:cs="Times New Roman"/>
-          <w:sz w:val="28"/>
-          <w:szCs w:val="28"/>
-        </w:rPr>
-        <w:t>VirtualizingPanel</w:t>
-      </w:r>
-      <w:proofErr w:type="spellEnd"/>
-      <w:r>
-        <w:rPr>
-          <w:rFonts w:ascii="Times New Roman" w:hAnsi="Times New Roman" w:cs="Times New Roman"/>
-          <w:sz w:val="28"/>
-          <w:szCs w:val="28"/>
-        </w:rPr>
-        <w:t xml:space="preserve">, </w:t>
-      </w:r>
-      <w:proofErr w:type="spellStart"/>
-      <w:r>
-        <w:rPr>
-          <w:rFonts w:ascii="Times New Roman" w:hAnsi="Times New Roman" w:cs="Times New Roman"/>
-          <w:sz w:val="28"/>
-          <w:szCs w:val="28"/>
-        </w:rPr>
-        <w:t>BooleanToVisibilityConverter</w:t>
-      </w:r>
-      <w:proofErr w:type="spellEnd"/>
-    </w:p>
-    <w:p>
-      <w:pPr>
-        <w:rPr>
-          <w:rFonts w:ascii="Times New Roman" w:hAnsi="Times New Roman" w:cs="Times New Roman"/>
-          <w:sz w:val="28"/>
-          <w:szCs w:val="28"/>
-        </w:rPr>
-      </w:pPr>
-      <w:r>
-        <w:rPr>
-          <w:rFonts w:ascii="Times New Roman" w:hAnsi="Times New Roman" w:cs="Times New Roman"/>
-          <w:sz w:val="28"/>
-          <w:szCs w:val="28"/>
-        </w:rPr>
-        <w:t xml:space="preserve">Обоснование: MVVM обеспечивает строгое разделение бизнес-логики, данных и визуального слоя, что упрощает модульное тестирование, параллельную работу команды и масштабирование. Виртуализация списков позволяет рендерить тысячи элементов без просадок FPS, а </w:t>
-      </w:r>
-      <w:proofErr w:type="spellStart"/>
-      <w:r>
-        <w:rPr>
-          <w:rFonts w:ascii="Times New Roman" w:hAnsi="Times New Roman" w:cs="Times New Roman"/>
-          <w:sz w:val="28"/>
-          <w:szCs w:val="28"/>
-        </w:rPr>
-        <w:t>кастомный</w:t>
-      </w:r>
-      <w:proofErr w:type="spellEnd"/>
-      <w:r>
-        <w:rPr>
-          <w:rFonts w:ascii="Times New Roman" w:hAnsi="Times New Roman" w:cs="Times New Roman"/>
-          <w:sz w:val="28"/>
-          <w:szCs w:val="28"/>
-        </w:rPr>
-        <w:t xml:space="preserve"> </w:t>
-      </w:r>
-      <w:proofErr w:type="spellStart"/>
-      <w:r>
-        <w:rPr>
-          <w:rFonts w:ascii="Times New Roman" w:hAnsi="Times New Roman" w:cs="Times New Roman"/>
-          <w:sz w:val="28"/>
-          <w:szCs w:val="28"/>
-        </w:rPr>
-        <w:t>WindowChrome</w:t>
-      </w:r>
-      <w:proofErr w:type="spellEnd"/>
-      <w:r>
-        <w:rPr>
-          <w:rFonts w:ascii="Times New Roman" w:hAnsi="Times New Roman" w:cs="Times New Roman"/>
-          <w:sz w:val="28"/>
-          <w:szCs w:val="28"/>
-        </w:rPr>
-        <w:t xml:space="preserve"> заменяет системный заголовок на тёмную панель в едином стиле приложения.</w:t>
+        <w:t>Оптимизация отрисовки: VirtualizingPanel, BooleanToVisibilityConverter</w:t>
+      </w:r>
+    </w:p>
+    <w:p>
+      <w:pPr>
+        <w:rPr>
+          <w:rFonts w:ascii="Times New Roman" w:hAnsi="Times New Roman" w:cs="Times New Roman"/>
+          <w:sz w:val="28"/>
+          <w:szCs w:val="28"/>
+        </w:rPr>
+      </w:pPr>
+      <w:r>
+        <w:rPr>
+          <w:rFonts w:ascii="Times New Roman" w:hAnsi="Times New Roman" w:cs="Times New Roman"/>
+          <w:sz w:val="28"/>
+          <w:szCs w:val="28"/>
+        </w:rPr>
+        <w:t>Обоснование: MVVM обеспечивает строгое разделение бизнес-логики, данных и визуального слоя, что упрощает модульное тестирование, параллельную работу команды и масштабирование. Виртуализация списков позволяет рендерить тысячи элементов без просадок FPS, а кастомный WindowChrome заменяет системный заголовок на тёмную панель в едином стиле приложения.</w:t>
       </w:r>
     </w:p>
     <w:p>
@@ -6724,43 +6033,7 @@
           <w:sz w:val="28"/>
           <w:szCs w:val="28"/>
         </w:rPr>
-        <w:t xml:space="preserve">Локальное хранилище: </w:t>
-      </w:r>
-      <w:proofErr w:type="spellStart"/>
-      <w:r>
-        <w:rPr>
-          <w:rFonts w:ascii="Times New Roman" w:hAnsi="Times New Roman" w:cs="Times New Roman"/>
-          <w:sz w:val="28"/>
-          <w:szCs w:val="28"/>
-        </w:rPr>
-        <w:t>SQLite</w:t>
-      </w:r>
-      <w:proofErr w:type="spellEnd"/>
-      <w:r>
-        <w:rPr>
-          <w:rFonts w:ascii="Times New Roman" w:hAnsi="Times New Roman" w:cs="Times New Roman"/>
-          <w:sz w:val="28"/>
-          <w:szCs w:val="28"/>
-        </w:rPr>
-        <w:t xml:space="preserve"> (</w:t>
-      </w:r>
-      <w:proofErr w:type="spellStart"/>
-      <w:r>
-        <w:rPr>
-          <w:rFonts w:ascii="Times New Roman" w:hAnsi="Times New Roman" w:cs="Times New Roman"/>
-          <w:sz w:val="28"/>
-          <w:szCs w:val="28"/>
-        </w:rPr>
-        <w:t>Microsoft.Data.Sqlite</w:t>
-      </w:r>
-      <w:proofErr w:type="spellEnd"/>
-      <w:r>
-        <w:rPr>
-          <w:rFonts w:ascii="Times New Roman" w:hAnsi="Times New Roman" w:cs="Times New Roman"/>
-          <w:sz w:val="28"/>
-          <w:szCs w:val="28"/>
-        </w:rPr>
-        <w:t>)</w:t>
+        <w:t>Локальное хранилище: SQLite (Microsoft.Data.Sqlite)</w:t>
       </w:r>
     </w:p>
     <w:p>
@@ -6782,61 +6055,7 @@
           <w:sz w:val="28"/>
           <w:szCs w:val="28"/>
         </w:rPr>
-        <w:t xml:space="preserve">Сетевой клиент: </w:t>
-      </w:r>
-      <w:proofErr w:type="spellStart"/>
-      <w:r>
-        <w:rPr>
-          <w:rFonts w:ascii="Times New Roman" w:hAnsi="Times New Roman" w:cs="Times New Roman"/>
-          <w:sz w:val="28"/>
-          <w:szCs w:val="28"/>
-        </w:rPr>
-        <w:t>HttpClient</w:t>
-      </w:r>
-      <w:proofErr w:type="spellEnd"/>
-      <w:r>
-        <w:rPr>
-          <w:rFonts w:ascii="Times New Roman" w:hAnsi="Times New Roman" w:cs="Times New Roman"/>
-          <w:sz w:val="28"/>
-          <w:szCs w:val="28"/>
-        </w:rPr>
-        <w:t xml:space="preserve"> (статический экземпляр, </w:t>
-      </w:r>
-      <w:proofErr w:type="spellStart"/>
-      <w:r>
-        <w:rPr>
-          <w:rFonts w:ascii="Times New Roman" w:hAnsi="Times New Roman" w:cs="Times New Roman"/>
-          <w:sz w:val="28"/>
-          <w:szCs w:val="28"/>
-        </w:rPr>
-        <w:t>Timeout</w:t>
-      </w:r>
-      <w:proofErr w:type="spellEnd"/>
-      <w:r>
-        <w:rPr>
-          <w:rFonts w:ascii="Times New Roman" w:hAnsi="Times New Roman" w:cs="Times New Roman"/>
-          <w:sz w:val="28"/>
-          <w:szCs w:val="28"/>
-        </w:rPr>
-        <w:t xml:space="preserve"> = 60s, </w:t>
-      </w:r>
-      <w:proofErr w:type="spellStart"/>
-      <w:r>
-        <w:rPr>
-          <w:rFonts w:ascii="Times New Roman" w:hAnsi="Times New Roman" w:cs="Times New Roman"/>
-          <w:sz w:val="28"/>
-          <w:szCs w:val="28"/>
-        </w:rPr>
-        <w:t>кастомный</w:t>
-      </w:r>
-      <w:proofErr w:type="spellEnd"/>
-      <w:r>
-        <w:rPr>
-          <w:rFonts w:ascii="Times New Roman" w:hAnsi="Times New Roman" w:cs="Times New Roman"/>
-          <w:sz w:val="28"/>
-          <w:szCs w:val="28"/>
-        </w:rPr>
-        <w:t xml:space="preserve"> User-Agent)</w:t>
+        <w:t>Сетевой клиент: HttpClient (статический экземпляр, Timeout = 60s, кастомный User-Agent)</w:t>
       </w:r>
     </w:p>
     <w:p>
@@ -6852,41 +6071,13 @@
           <w:szCs w:val="28"/>
         </w:rPr>
       </w:pPr>
-      <w:proofErr w:type="spellStart"/>
-      <w:r>
-        <w:rPr>
-          <w:rFonts w:ascii="Times New Roman" w:hAnsi="Times New Roman" w:cs="Times New Roman"/>
-          <w:sz w:val="28"/>
-          <w:szCs w:val="28"/>
-        </w:rPr>
-        <w:t>Сериализация</w:t>
-      </w:r>
-      <w:proofErr w:type="spellEnd"/>
-      <w:r>
-        <w:rPr>
-          <w:rFonts w:ascii="Times New Roman" w:hAnsi="Times New Roman" w:cs="Times New Roman"/>
-          <w:sz w:val="28"/>
-          <w:szCs w:val="28"/>
-        </w:rPr>
-        <w:t xml:space="preserve">: </w:t>
-      </w:r>
-      <w:proofErr w:type="spellStart"/>
-      <w:r>
-        <w:rPr>
-          <w:rFonts w:ascii="Times New Roman" w:hAnsi="Times New Roman" w:cs="Times New Roman"/>
-          <w:sz w:val="28"/>
-          <w:szCs w:val="28"/>
-        </w:rPr>
-        <w:t>System.Text.Json</w:t>
-      </w:r>
-      <w:proofErr w:type="spellEnd"/>
-      <w:r>
-        <w:rPr>
-          <w:rFonts w:ascii="Times New Roman" w:hAnsi="Times New Roman" w:cs="Times New Roman"/>
-          <w:sz w:val="28"/>
-          <w:szCs w:val="28"/>
-        </w:rPr>
-        <w:t xml:space="preserve"> (для ответов API и файла настроек)</w:t>
+      <w:r>
+        <w:rPr>
+          <w:rFonts w:ascii="Times New Roman" w:hAnsi="Times New Roman" w:cs="Times New Roman"/>
+          <w:sz w:val="28"/>
+          <w:szCs w:val="28"/>
+        </w:rPr>
+        <w:t>Сериализация: System.Text.Json (для ответов API и файла настроек)</w:t>
       </w:r>
     </w:p>
     <w:p>
@@ -6908,222 +6099,24 @@
           <w:sz w:val="28"/>
           <w:szCs w:val="28"/>
         </w:rPr>
-        <w:t xml:space="preserve">Асинхронность и управление состоянием: </w:t>
-      </w:r>
-      <w:proofErr w:type="spellStart"/>
-      <w:r>
-        <w:rPr>
-          <w:rFonts w:ascii="Times New Roman" w:hAnsi="Times New Roman" w:cs="Times New Roman"/>
-          <w:sz w:val="28"/>
-          <w:szCs w:val="28"/>
-        </w:rPr>
-        <w:t>async</w:t>
-      </w:r>
-      <w:proofErr w:type="spellEnd"/>
-      <w:r>
-        <w:rPr>
-          <w:rFonts w:ascii="Times New Roman" w:hAnsi="Times New Roman" w:cs="Times New Roman"/>
-          <w:sz w:val="28"/>
-          <w:szCs w:val="28"/>
-        </w:rPr>
-        <w:t>/</w:t>
-      </w:r>
-      <w:proofErr w:type="spellStart"/>
-      <w:r>
-        <w:rPr>
-          <w:rFonts w:ascii="Times New Roman" w:hAnsi="Times New Roman" w:cs="Times New Roman"/>
-          <w:sz w:val="28"/>
-          <w:szCs w:val="28"/>
-        </w:rPr>
-        <w:t>await</w:t>
-      </w:r>
-      <w:proofErr w:type="spellEnd"/>
-      <w:r>
-        <w:rPr>
-          <w:rFonts w:ascii="Times New Roman" w:hAnsi="Times New Roman" w:cs="Times New Roman"/>
-          <w:sz w:val="28"/>
-          <w:szCs w:val="28"/>
-        </w:rPr>
-        <w:t xml:space="preserve">, </w:t>
-      </w:r>
-      <w:proofErr w:type="spellStart"/>
-      <w:r>
-        <w:rPr>
-          <w:rFonts w:ascii="Times New Roman" w:hAnsi="Times New Roman" w:cs="Times New Roman"/>
-          <w:sz w:val="28"/>
-          <w:szCs w:val="28"/>
-        </w:rPr>
-        <w:t>Task.Run</w:t>
-      </w:r>
-      <w:proofErr w:type="spellEnd"/>
-      <w:r>
-        <w:rPr>
-          <w:rFonts w:ascii="Times New Roman" w:hAnsi="Times New Roman" w:cs="Times New Roman"/>
-          <w:sz w:val="28"/>
-          <w:szCs w:val="28"/>
-        </w:rPr>
-        <w:t xml:space="preserve">, </w:t>
-      </w:r>
-      <w:proofErr w:type="spellStart"/>
-      <w:r>
-        <w:rPr>
-          <w:rFonts w:ascii="Times New Roman" w:hAnsi="Times New Roman" w:cs="Times New Roman"/>
-          <w:sz w:val="28"/>
-          <w:szCs w:val="28"/>
-        </w:rPr>
-        <w:t>CancellationToken</w:t>
-      </w:r>
-      <w:proofErr w:type="spellEnd"/>
-      <w:r>
-        <w:rPr>
-          <w:rFonts w:ascii="Times New Roman" w:hAnsi="Times New Roman" w:cs="Times New Roman"/>
-          <w:sz w:val="28"/>
-          <w:szCs w:val="28"/>
-        </w:rPr>
-        <w:t xml:space="preserve">, </w:t>
-      </w:r>
-      <w:proofErr w:type="spellStart"/>
-      <w:r>
-        <w:rPr>
-          <w:rFonts w:ascii="Times New Roman" w:hAnsi="Times New Roman" w:cs="Times New Roman"/>
-          <w:sz w:val="28"/>
-          <w:szCs w:val="28"/>
-        </w:rPr>
-        <w:t>IProgress</w:t>
-      </w:r>
-      <w:proofErr w:type="spellEnd"/>
-      <w:r>
-        <w:rPr>
-          <w:rFonts w:ascii="Times New Roman" w:hAnsi="Times New Roman" w:cs="Times New Roman"/>
-          <w:sz w:val="28"/>
-          <w:szCs w:val="28"/>
-        </w:rPr>
-        <w:t>&lt;</w:t>
-      </w:r>
-      <w:proofErr w:type="spellStart"/>
-      <w:r>
-        <w:rPr>
-          <w:rFonts w:ascii="Times New Roman" w:hAnsi="Times New Roman" w:cs="Times New Roman"/>
-          <w:sz w:val="28"/>
-          <w:szCs w:val="28"/>
-        </w:rPr>
-        <w:t>string</w:t>
-      </w:r>
-      <w:proofErr w:type="spellEnd"/>
-      <w:r>
-        <w:rPr>
-          <w:rFonts w:ascii="Times New Roman" w:hAnsi="Times New Roman" w:cs="Times New Roman"/>
-          <w:sz w:val="28"/>
-          <w:szCs w:val="28"/>
-        </w:rPr>
-        <w:t>&gt;</w:t>
-      </w:r>
-    </w:p>
-    <w:p>
-      <w:pPr>
-        <w:rPr>
-          <w:rFonts w:ascii="Times New Roman" w:hAnsi="Times New Roman" w:cs="Times New Roman"/>
-          <w:sz w:val="28"/>
-          <w:szCs w:val="28"/>
-        </w:rPr>
-      </w:pPr>
-      <w:r>
-        <w:rPr>
-          <w:rFonts w:ascii="Times New Roman" w:hAnsi="Times New Roman" w:cs="Times New Roman"/>
-          <w:sz w:val="28"/>
-          <w:szCs w:val="28"/>
-        </w:rPr>
-        <w:t xml:space="preserve">Обоснование: </w:t>
-      </w:r>
-      <w:proofErr w:type="spellStart"/>
-      <w:r>
-        <w:rPr>
-          <w:rFonts w:ascii="Times New Roman" w:hAnsi="Times New Roman" w:cs="Times New Roman"/>
-          <w:sz w:val="28"/>
-          <w:szCs w:val="28"/>
-        </w:rPr>
-        <w:t>SQLite</w:t>
-      </w:r>
-      <w:proofErr w:type="spellEnd"/>
-      <w:r>
-        <w:rPr>
-          <w:rFonts w:ascii="Times New Roman" w:hAnsi="Times New Roman" w:cs="Times New Roman"/>
-          <w:sz w:val="28"/>
-          <w:szCs w:val="28"/>
-        </w:rPr>
-        <w:t xml:space="preserve"> — легковесная встраиваемая СУБД, не требующая отдельного сервера, поддерживающая транзакции и UNIQUE-</w:t>
-      </w:r>
-      <w:proofErr w:type="spellStart"/>
-      <w:r>
-        <w:rPr>
-          <w:rFonts w:ascii="Times New Roman" w:hAnsi="Times New Roman" w:cs="Times New Roman"/>
-          <w:sz w:val="28"/>
-          <w:szCs w:val="28"/>
-        </w:rPr>
-        <w:t>дедупликацию</w:t>
-      </w:r>
-      <w:proofErr w:type="spellEnd"/>
-      <w:r>
-        <w:rPr>
-          <w:rFonts w:ascii="Times New Roman" w:hAnsi="Times New Roman" w:cs="Times New Roman"/>
-          <w:sz w:val="28"/>
-          <w:szCs w:val="28"/>
-        </w:rPr>
-        <w:t xml:space="preserve"> на уровне БД. Статический </w:t>
-      </w:r>
-      <w:proofErr w:type="spellStart"/>
-      <w:r>
-        <w:rPr>
-          <w:rFonts w:ascii="Times New Roman" w:hAnsi="Times New Roman" w:cs="Times New Roman"/>
-          <w:sz w:val="28"/>
-          <w:szCs w:val="28"/>
-        </w:rPr>
-        <w:t>HttpClient</w:t>
-      </w:r>
-      <w:proofErr w:type="spellEnd"/>
-      <w:r>
-        <w:rPr>
-          <w:rFonts w:ascii="Times New Roman" w:hAnsi="Times New Roman" w:cs="Times New Roman"/>
-          <w:sz w:val="28"/>
-          <w:szCs w:val="28"/>
-        </w:rPr>
-        <w:t xml:space="preserve"> предотвращает исчерпание сетевых сокетов (</w:t>
-      </w:r>
-      <w:proofErr w:type="spellStart"/>
-      <w:r>
-        <w:rPr>
-          <w:rFonts w:ascii="Times New Roman" w:hAnsi="Times New Roman" w:cs="Times New Roman"/>
-          <w:sz w:val="28"/>
-          <w:szCs w:val="28"/>
-        </w:rPr>
-        <w:t>SocketException</w:t>
-      </w:r>
-      <w:proofErr w:type="spellEnd"/>
-      <w:r>
-        <w:rPr>
-          <w:rFonts w:ascii="Times New Roman" w:hAnsi="Times New Roman" w:cs="Times New Roman"/>
-          <w:sz w:val="28"/>
-          <w:szCs w:val="28"/>
-        </w:rPr>
-        <w:t xml:space="preserve">). </w:t>
-      </w:r>
-      <w:proofErr w:type="spellStart"/>
-      <w:r>
-        <w:rPr>
-          <w:rFonts w:ascii="Times New Roman" w:hAnsi="Times New Roman" w:cs="Times New Roman"/>
-          <w:sz w:val="28"/>
-          <w:szCs w:val="28"/>
-        </w:rPr>
-        <w:t>System.Text.Json</w:t>
-      </w:r>
-      <w:proofErr w:type="spellEnd"/>
-      <w:r>
-        <w:rPr>
-          <w:rFonts w:ascii="Times New Roman" w:hAnsi="Times New Roman" w:cs="Times New Roman"/>
-          <w:sz w:val="28"/>
-          <w:szCs w:val="28"/>
-        </w:rPr>
-        <w:t xml:space="preserve"> оптимизирован по скорости и потреблению памяти. Асинхронные механизмы с токенами отмены и прогрессом гарантируют отзывчивость UI при длительных сетевых операциях и пакетной загрузке.</w:t>
+        <w:t>Асинхронность и управление состоянием: async/await, Task.Run, CancellationToken, IProgress&lt;string&gt;</w:t>
+      </w:r>
+    </w:p>
+    <w:p>
+      <w:pPr>
+        <w:rPr>
+          <w:rFonts w:ascii="Times New Roman" w:hAnsi="Times New Roman" w:cs="Times New Roman"/>
+          <w:sz w:val="28"/>
+          <w:szCs w:val="28"/>
+        </w:rPr>
+      </w:pPr>
+      <w:r>
+        <w:rPr>
+          <w:rFonts w:ascii="Times New Roman" w:hAnsi="Times New Roman" w:cs="Times New Roman"/>
+          <w:sz w:val="28"/>
+          <w:szCs w:val="28"/>
+        </w:rPr>
+        <w:t>Обоснование: SQLite — легковесная встраиваемая СУБД, не требующая отдельного сервера, поддерживающая транзакции и UNIQUE-дедупликацию на уровне БД. Статический HttpClient предотвращает исчерпание сетевых сокетов (SocketException). System.Text.Json оптимизирован по скорости и потреблению памяти. Асинхронные механизмы с токенами отмены и прогрессом гарантируют отзывчивость UI при длительных сетевых операциях и пакетной загрузке.</w:t>
       </w:r>
     </w:p>
     <w:p>
@@ -7163,63 +6156,7 @@
           <w:sz w:val="28"/>
           <w:szCs w:val="28"/>
         </w:rPr>
-        <w:t>Конфигурация: JSON-файл (</w:t>
-      </w:r>
-      <w:proofErr w:type="spellStart"/>
-      <w:proofErr w:type="gramStart"/>
-      <w:r>
-        <w:rPr>
-          <w:rFonts w:ascii="Times New Roman" w:hAnsi="Times New Roman" w:cs="Times New Roman"/>
-          <w:sz w:val="28"/>
-          <w:szCs w:val="28"/>
-        </w:rPr>
-        <w:t>settings.json</w:t>
-      </w:r>
-      <w:proofErr w:type="spellEnd"/>
-      <w:proofErr w:type="gramEnd"/>
-      <w:r>
-        <w:rPr>
-          <w:rFonts w:ascii="Times New Roman" w:hAnsi="Times New Roman" w:cs="Times New Roman"/>
-          <w:sz w:val="28"/>
-          <w:szCs w:val="28"/>
-        </w:rPr>
-        <w:t xml:space="preserve">), ручная </w:t>
-      </w:r>
-      <w:proofErr w:type="spellStart"/>
-      <w:r>
-        <w:rPr>
-          <w:rFonts w:ascii="Times New Roman" w:hAnsi="Times New Roman" w:cs="Times New Roman"/>
-          <w:sz w:val="28"/>
-          <w:szCs w:val="28"/>
-        </w:rPr>
-        <w:t>сериализация</w:t>
-      </w:r>
-      <w:proofErr w:type="spellEnd"/>
-      <w:r>
-        <w:rPr>
-          <w:rFonts w:ascii="Times New Roman" w:hAnsi="Times New Roman" w:cs="Times New Roman"/>
-          <w:sz w:val="28"/>
-          <w:szCs w:val="28"/>
-        </w:rPr>
-        <w:t xml:space="preserve"> с </w:t>
-      </w:r>
-      <w:proofErr w:type="spellStart"/>
-      <w:r>
-        <w:rPr>
-          <w:rFonts w:ascii="Times New Roman" w:hAnsi="Times New Roman" w:cs="Times New Roman"/>
-          <w:sz w:val="28"/>
-          <w:szCs w:val="28"/>
-        </w:rPr>
-        <w:t>fallback</w:t>
-      </w:r>
-      <w:proofErr w:type="spellEnd"/>
-      <w:r>
-        <w:rPr>
-          <w:rFonts w:ascii="Times New Roman" w:hAnsi="Times New Roman" w:cs="Times New Roman"/>
-          <w:sz w:val="28"/>
-          <w:szCs w:val="28"/>
-        </w:rPr>
-        <w:t>-значениями</w:t>
+        <w:t>Конфигурация: JSON-файл (settings.json), ручная сериализация с fallback-значениями</w:t>
       </w:r>
     </w:p>
     <w:p>
@@ -7241,25 +6178,7 @@
           <w:sz w:val="28"/>
           <w:szCs w:val="28"/>
         </w:rPr>
-        <w:t xml:space="preserve">Документация: </w:t>
-      </w:r>
-      <w:proofErr w:type="spellStart"/>
-      <w:r>
-        <w:rPr>
-          <w:rFonts w:ascii="Times New Roman" w:hAnsi="Times New Roman" w:cs="Times New Roman"/>
-          <w:sz w:val="28"/>
-          <w:szCs w:val="28"/>
-        </w:rPr>
-        <w:t>Markdown</w:t>
-      </w:r>
-      <w:proofErr w:type="spellEnd"/>
-      <w:r>
-        <w:rPr>
-          <w:rFonts w:ascii="Times New Roman" w:hAnsi="Times New Roman" w:cs="Times New Roman"/>
-          <w:sz w:val="28"/>
-          <w:szCs w:val="28"/>
-        </w:rPr>
-        <w:t xml:space="preserve"> (ARCHITECTURE.md), отчёт в формате DOCX</w:t>
+        <w:t>Документация: Markdown (ARCHITECTURE.md), отчёт в формате DOCX</w:t>
       </w:r>
     </w:p>
     <w:p>
@@ -7298,25 +6217,7 @@
           <w:sz w:val="28"/>
           <w:szCs w:val="28"/>
         </w:rPr>
-        <w:t xml:space="preserve">Обоснование: JSON-формат настроек удобен для хранения небольшого набора параметров, читаем человеком и легко модифицируется без перезапуска приложения. </w:t>
-      </w:r>
-      <w:proofErr w:type="spellStart"/>
-      <w:r>
-        <w:rPr>
-          <w:rFonts w:ascii="Times New Roman" w:hAnsi="Times New Roman" w:cs="Times New Roman"/>
-          <w:sz w:val="28"/>
-          <w:szCs w:val="28"/>
-        </w:rPr>
-        <w:t>Markdown</w:t>
-      </w:r>
-      <w:proofErr w:type="spellEnd"/>
-      <w:r>
-        <w:rPr>
-          <w:rFonts w:ascii="Times New Roman" w:hAnsi="Times New Roman" w:cs="Times New Roman"/>
-          <w:sz w:val="28"/>
-          <w:szCs w:val="28"/>
-        </w:rPr>
-        <w:t xml:space="preserve"> позволяет вести техническую документацию рядом с кодом, а DOCX соответствует стандартам оформления учебной проектной документации.</w:t>
+        <w:t>Обоснование: JSON-формат настроек удобен для хранения небольшого набора параметров, читаем человеком и легко модифицируется без перезапуска приложения. Markdown позволяет вести техническую документацию рядом с кодом, а DOCX соответствует стандартам оформления учебной проектной документации.</w:t>
       </w:r>
     </w:p>
     <w:p>
@@ -7384,7 +6285,6 @@
         </w:rPr>
         <w:t xml:space="preserve">1. </w:t>
       </w:r>
-      <w:proofErr w:type="spellStart"/>
       <w:r>
         <w:rPr>
           <w:rFonts w:ascii="Times New Roman" w:hAnsi="Times New Roman" w:cs="Times New Roman"/>
@@ -7393,9 +6293,101 @@
           <w:sz w:val="28"/>
           <w:szCs w:val="28"/>
         </w:rPr>
-        <w:t>ZenquotesPy</w:t>
-      </w:r>
-      <w:proofErr w:type="spellEnd"/>
+        <w:t xml:space="preserve">ZenquotesPy </w:t>
+      </w:r>
+      <w:r>
+        <w:rPr>
+          <w:rFonts w:ascii="Times New Roman" w:hAnsi="Times New Roman" w:cs="Times New Roman"/>
+          <w:sz w:val="28"/>
+          <w:szCs w:val="28"/>
+        </w:rPr>
+        <w:t>(Python)</w:t>
+      </w:r>
+    </w:p>
+    <w:p>
+      <w:pPr>
+        <w:rPr>
+          <w:rFonts w:ascii="Times New Roman" w:hAnsi="Times New Roman" w:cs="Times New Roman"/>
+          <w:sz w:val="28"/>
+          <w:szCs w:val="28"/>
+        </w:rPr>
+      </w:pPr>
+      <w:r>
+        <w:rPr>
+          <w:rFonts w:ascii="Times New Roman" w:hAnsi="Times New Roman" w:cs="Times New Roman"/>
+          <w:sz w:val="28"/>
+          <w:szCs w:val="28"/>
+        </w:rPr>
+        <w:t xml:space="preserve">Легковесный Python-пакет для доступа к ZenQuotes API </w:t>
+      </w:r>
+    </w:p>
+    <w:p>
+      <w:pPr>
+        <w:rPr>
+          <w:rFonts w:ascii="Times New Roman" w:hAnsi="Times New Roman" w:cs="Times New Roman"/>
+          <w:sz w:val="28"/>
+          <w:szCs w:val="28"/>
+        </w:rPr>
+      </w:pPr>
+      <w:r>
+        <w:rPr>
+          <w:rFonts w:ascii="Times New Roman" w:hAnsi="Times New Roman" w:cs="Times New Roman"/>
+          <w:sz w:val="28"/>
+          <w:szCs w:val="28"/>
+        </w:rPr>
+        <w:t>GitHub</w:t>
+      </w:r>
+    </w:p>
+    <w:p>
+      <w:pPr>
+        <w:rPr>
+          <w:rFonts w:ascii="Times New Roman" w:hAnsi="Times New Roman" w:cs="Times New Roman"/>
+          <w:sz w:val="28"/>
+          <w:szCs w:val="28"/>
+        </w:rPr>
+      </w:pPr>
+      <w:r>
+        <w:rPr>
+          <w:rFonts w:ascii="Times New Roman" w:hAnsi="Times New Roman" w:cs="Times New Roman"/>
+          <w:sz w:val="28"/>
+          <w:szCs w:val="28"/>
+        </w:rPr>
+        <w:t>Преимущества: Простота использования</w:t>
+      </w:r>
+    </w:p>
+    <w:p>
+      <w:pPr>
+        <w:rPr>
+          <w:rFonts w:ascii="Times New Roman" w:hAnsi="Times New Roman" w:cs="Times New Roman"/>
+          <w:sz w:val="28"/>
+          <w:szCs w:val="28"/>
+        </w:rPr>
+      </w:pPr>
+      <w:r>
+        <w:rPr>
+          <w:rFonts w:ascii="Times New Roman" w:hAnsi="Times New Roman" w:cs="Times New Roman"/>
+          <w:sz w:val="28"/>
+          <w:szCs w:val="28"/>
+        </w:rPr>
+        <w:t>Недостатки: Только онлайн-режим, нет игровых функций</w:t>
+      </w:r>
+    </w:p>
+    <w:p>
+      <w:pPr>
+        <w:rPr>
+          <w:rFonts w:ascii="Times New Roman" w:hAnsi="Times New Roman" w:cs="Times New Roman"/>
+          <w:sz w:val="28"/>
+          <w:szCs w:val="28"/>
+        </w:rPr>
+      </w:pPr>
+      <w:r>
+        <w:rPr>
+          <w:rFonts w:ascii="Times New Roman" w:hAnsi="Times New Roman" w:cs="Times New Roman"/>
+          <w:sz w:val="28"/>
+          <w:szCs w:val="28"/>
+        </w:rPr>
+        <w:t xml:space="preserve">2. </w:t>
+      </w:r>
       <w:r>
         <w:rPr>
           <w:rFonts w:ascii="Times New Roman" w:hAnsi="Times New Roman" w:cs="Times New Roman"/>
@@ -7404,141 +6396,79 @@
           <w:sz w:val="28"/>
           <w:szCs w:val="28"/>
         </w:rPr>
-        <w:t xml:space="preserve"> </w:t>
-      </w:r>
-      <w:r>
-        <w:rPr>
-          <w:rFonts w:ascii="Times New Roman" w:hAnsi="Times New Roman" w:cs="Times New Roman"/>
-          <w:sz w:val="28"/>
-          <w:szCs w:val="28"/>
-        </w:rPr>
-        <w:t>(Python)</w:t>
-      </w:r>
-    </w:p>
-    <w:p>
-      <w:pPr>
-        <w:rPr>
-          <w:rFonts w:ascii="Times New Roman" w:hAnsi="Times New Roman" w:cs="Times New Roman"/>
-          <w:sz w:val="28"/>
-          <w:szCs w:val="28"/>
-        </w:rPr>
-      </w:pPr>
-      <w:r>
-        <w:rPr>
-          <w:rFonts w:ascii="Times New Roman" w:hAnsi="Times New Roman" w:cs="Times New Roman"/>
-          <w:sz w:val="28"/>
-          <w:szCs w:val="28"/>
-        </w:rPr>
-        <w:t xml:space="preserve">Легковесный Python-пакет для доступа к </w:t>
-      </w:r>
-      <w:proofErr w:type="spellStart"/>
-      <w:r>
-        <w:rPr>
-          <w:rFonts w:ascii="Times New Roman" w:hAnsi="Times New Roman" w:cs="Times New Roman"/>
-          <w:sz w:val="28"/>
-          <w:szCs w:val="28"/>
-        </w:rPr>
-        <w:t>ZenQuotes</w:t>
-      </w:r>
-      <w:proofErr w:type="spellEnd"/>
-      <w:r>
-        <w:rPr>
-          <w:rFonts w:ascii="Times New Roman" w:hAnsi="Times New Roman" w:cs="Times New Roman"/>
-          <w:sz w:val="28"/>
-          <w:szCs w:val="28"/>
-        </w:rPr>
-        <w:t xml:space="preserve"> API </w:t>
-      </w:r>
-    </w:p>
-    <w:p>
-      <w:pPr>
-        <w:rPr>
-          <w:rFonts w:ascii="Times New Roman" w:hAnsi="Times New Roman" w:cs="Times New Roman"/>
-          <w:sz w:val="28"/>
-          <w:szCs w:val="28"/>
-        </w:rPr>
-      </w:pPr>
-      <w:proofErr w:type="spellStart"/>
-      <w:r>
-        <w:rPr>
-          <w:rFonts w:ascii="Times New Roman" w:hAnsi="Times New Roman" w:cs="Times New Roman"/>
-          <w:sz w:val="28"/>
-          <w:szCs w:val="28"/>
-        </w:rPr>
-        <w:t>GitHub</w:t>
-      </w:r>
-      <w:proofErr w:type="spellEnd"/>
-    </w:p>
-    <w:p>
-      <w:pPr>
-        <w:rPr>
-          <w:rFonts w:ascii="Times New Roman" w:hAnsi="Times New Roman" w:cs="Times New Roman"/>
-          <w:sz w:val="28"/>
-          <w:szCs w:val="28"/>
-        </w:rPr>
-      </w:pPr>
-      <w:r>
-        <w:rPr>
-          <w:rFonts w:ascii="Times New Roman" w:hAnsi="Times New Roman" w:cs="Times New Roman"/>
-          <w:sz w:val="28"/>
-          <w:szCs w:val="28"/>
-        </w:rPr>
-        <w:t>Преимущества: Простота использования</w:t>
-      </w:r>
-    </w:p>
-    <w:p>
-      <w:pPr>
-        <w:rPr>
-          <w:rFonts w:ascii="Times New Roman" w:hAnsi="Times New Roman" w:cs="Times New Roman"/>
-          <w:sz w:val="28"/>
-          <w:szCs w:val="28"/>
-        </w:rPr>
-      </w:pPr>
-      <w:r>
-        <w:rPr>
-          <w:rFonts w:ascii="Times New Roman" w:hAnsi="Times New Roman" w:cs="Times New Roman"/>
-          <w:sz w:val="28"/>
-          <w:szCs w:val="28"/>
-        </w:rPr>
-        <w:t>Недостатки</w:t>
-      </w:r>
-      <w:proofErr w:type="gramStart"/>
-      <w:r>
-        <w:rPr>
-          <w:rFonts w:ascii="Times New Roman" w:hAnsi="Times New Roman" w:cs="Times New Roman"/>
-          <w:sz w:val="28"/>
-          <w:szCs w:val="28"/>
-        </w:rPr>
-        <w:t>: Только</w:t>
-      </w:r>
-      <w:proofErr w:type="gramEnd"/>
-      <w:r>
-        <w:rPr>
-          <w:rFonts w:ascii="Times New Roman" w:hAnsi="Times New Roman" w:cs="Times New Roman"/>
-          <w:sz w:val="28"/>
-          <w:szCs w:val="28"/>
-        </w:rPr>
-        <w:t xml:space="preserve"> онлайн-режим, нет игровых функций</w:t>
-      </w:r>
-    </w:p>
-    <w:p>
-      <w:pPr>
-        <w:rPr>
-          <w:rFonts w:ascii="Times New Roman" w:hAnsi="Times New Roman" w:cs="Times New Roman"/>
-          <w:sz w:val="28"/>
-          <w:szCs w:val="28"/>
-        </w:rPr>
-      </w:pPr>
-      <w:r>
-        <w:rPr>
-          <w:rFonts w:ascii="Times New Roman" w:hAnsi="Times New Roman" w:cs="Times New Roman"/>
-          <w:sz w:val="28"/>
-          <w:szCs w:val="28"/>
-        </w:rPr>
-        <w:t xml:space="preserve">2. </w:t>
-      </w:r>
-      <w:proofErr w:type="spellStart"/>
-      <w:r>
+        <w:t>Quote Generator Web App</w:t>
+      </w:r>
+    </w:p>
+    <w:p>
+      <w:pPr>
+        <w:rPr>
+          <w:rFonts w:ascii="Times New Roman" w:hAnsi="Times New Roman" w:cs="Times New Roman"/>
+          <w:sz w:val="28"/>
+          <w:szCs w:val="28"/>
+        </w:rPr>
+      </w:pPr>
+      <w:r>
+        <w:rPr>
+          <w:rFonts w:ascii="Times New Roman" w:hAnsi="Times New Roman" w:cs="Times New Roman"/>
+          <w:sz w:val="28"/>
+          <w:szCs w:val="28"/>
+        </w:rPr>
+        <w:t xml:space="preserve">Веб-приложение для генерации цитат по жанрам </w:t>
+      </w:r>
+    </w:p>
+    <w:p>
+      <w:pPr>
+        <w:rPr>
+          <w:rFonts w:ascii="Times New Roman" w:hAnsi="Times New Roman" w:cs="Times New Roman"/>
+          <w:sz w:val="28"/>
+          <w:szCs w:val="28"/>
+        </w:rPr>
+      </w:pPr>
+      <w:r>
+        <w:rPr>
+          <w:rFonts w:ascii="Times New Roman" w:hAnsi="Times New Roman" w:cs="Times New Roman"/>
+          <w:sz w:val="28"/>
+          <w:szCs w:val="28"/>
+        </w:rPr>
+        <w:t>www.slideshare.net</w:t>
+      </w:r>
+    </w:p>
+    <w:p>
+      <w:pPr>
+        <w:rPr>
+          <w:rFonts w:ascii="Times New Roman" w:hAnsi="Times New Roman" w:cs="Times New Roman"/>
+          <w:sz w:val="28"/>
+          <w:szCs w:val="28"/>
+        </w:rPr>
+      </w:pPr>
+      <w:r>
+        <w:rPr>
+          <w:rFonts w:ascii="Times New Roman" w:hAnsi="Times New Roman" w:cs="Times New Roman"/>
+          <w:sz w:val="28"/>
+          <w:szCs w:val="28"/>
+        </w:rPr>
+        <w:t>Преимущества: Графический интерфейс</w:t>
+      </w:r>
+    </w:p>
+    <w:p>
+      <w:pPr>
+        <w:rPr>
+          <w:rFonts w:ascii="Times New Roman" w:hAnsi="Times New Roman" w:cs="Times New Roman"/>
+          <w:sz w:val="28"/>
+          <w:szCs w:val="28"/>
+        </w:rPr>
+      </w:pPr>
+      <w:r>
+        <w:rPr>
+          <w:rFonts w:ascii="Times New Roman" w:hAnsi="Times New Roman" w:cs="Times New Roman"/>
+          <w:sz w:val="28"/>
+          <w:szCs w:val="28"/>
+        </w:rPr>
+        <w:t>Недостатки: Требует браузер, нет офлайн-режима</w:t>
+      </w:r>
+    </w:p>
+    <w:p>
+      <w:pPr>
         <w:rPr>
           <w:rFonts w:ascii="Times New Roman" w:hAnsi="Times New Roman" w:cs="Times New Roman"/>
           <w:i/>
@@ -7546,9 +6476,15 @@
           <w:sz w:val="28"/>
           <w:szCs w:val="28"/>
         </w:rPr>
-        <w:t>Quote</w:t>
-      </w:r>
-      <w:proofErr w:type="spellEnd"/>
+      </w:pPr>
+      <w:r>
+        <w:rPr>
+          <w:rFonts w:ascii="Times New Roman" w:hAnsi="Times New Roman" w:cs="Times New Roman"/>
+          <w:sz w:val="28"/>
+          <w:szCs w:val="28"/>
+        </w:rPr>
+        <w:t xml:space="preserve">3. </w:t>
+      </w:r>
       <w:r>
         <w:rPr>
           <w:rFonts w:ascii="Times New Roman" w:hAnsi="Times New Roman" w:cs="Times New Roman"/>
@@ -7557,9 +6493,76 @@
           <w:sz w:val="28"/>
           <w:szCs w:val="28"/>
         </w:rPr>
-        <w:t xml:space="preserve"> </w:t>
-      </w:r>
-      <w:proofErr w:type="spellStart"/>
+        <w:t>AI Quote Generator (Mobile)</w:t>
+      </w:r>
+    </w:p>
+    <w:p>
+      <w:pPr>
+        <w:rPr>
+          <w:rFonts w:ascii="Times New Roman" w:hAnsi="Times New Roman" w:cs="Times New Roman"/>
+          <w:sz w:val="28"/>
+          <w:szCs w:val="28"/>
+        </w:rPr>
+      </w:pPr>
+      <w:r>
+        <w:rPr>
+          <w:rFonts w:ascii="Times New Roman" w:hAnsi="Times New Roman" w:cs="Times New Roman"/>
+          <w:sz w:val="28"/>
+          <w:szCs w:val="28"/>
+        </w:rPr>
+        <w:t xml:space="preserve">Мобильное приложение с AI-генерацией цитат </w:t>
+      </w:r>
+    </w:p>
+    <w:p>
+      <w:pPr>
+        <w:rPr>
+          <w:rFonts w:ascii="Times New Roman" w:hAnsi="Times New Roman" w:cs="Times New Roman"/>
+          <w:sz w:val="28"/>
+          <w:szCs w:val="28"/>
+        </w:rPr>
+      </w:pPr>
+      <w:r>
+        <w:rPr>
+          <w:rFonts w:ascii="Times New Roman" w:hAnsi="Times New Roman" w:cs="Times New Roman"/>
+          <w:sz w:val="28"/>
+          <w:szCs w:val="28"/>
+        </w:rPr>
+        <w:t>Преимущества: Персонализация, визуальное оформление</w:t>
+      </w:r>
+    </w:p>
+    <w:p>
+      <w:pPr>
+        <w:rPr>
+          <w:rFonts w:ascii="Times New Roman" w:hAnsi="Times New Roman" w:cs="Times New Roman"/>
+          <w:sz w:val="28"/>
+          <w:szCs w:val="28"/>
+        </w:rPr>
+      </w:pPr>
+      <w:r>
+        <w:rPr>
+          <w:rFonts w:ascii="Times New Roman" w:hAnsi="Times New Roman" w:cs="Times New Roman"/>
+          <w:sz w:val="28"/>
+          <w:szCs w:val="28"/>
+        </w:rPr>
+        <w:t>Недостатки: Требует установку, платные функции</w:t>
+      </w:r>
+    </w:p>
+    <w:p>
+      <w:pPr>
+        <w:rPr>
+          <w:rFonts w:ascii="Times New Roman" w:hAnsi="Times New Roman" w:cs="Times New Roman"/>
+          <w:sz w:val="28"/>
+          <w:szCs w:val="28"/>
+        </w:rPr>
+      </w:pPr>
+      <w:r>
+        <w:rPr>
+          <w:rFonts w:ascii="Times New Roman" w:hAnsi="Times New Roman" w:cs="Times New Roman"/>
+          <w:sz w:val="28"/>
+          <w:szCs w:val="28"/>
+        </w:rPr>
+        <w:t xml:space="preserve">4. </w:t>
+      </w:r>
       <w:r>
         <w:rPr>
           <w:rFonts w:ascii="Times New Roman" w:hAnsi="Times New Roman" w:cs="Times New Roman"/>
@@ -7568,284 +6571,6 @@
           <w:sz w:val="28"/>
           <w:szCs w:val="28"/>
         </w:rPr>
-        <w:t>Generator</w:t>
-      </w:r>
-      <w:proofErr w:type="spellEnd"/>
-      <w:r>
-        <w:rPr>
-          <w:rFonts w:ascii="Times New Roman" w:hAnsi="Times New Roman" w:cs="Times New Roman"/>
-          <w:i/>
-          <w:iCs/>
-          <w:sz w:val="28"/>
-          <w:szCs w:val="28"/>
-        </w:rPr>
-        <w:t xml:space="preserve"> Web </w:t>
-      </w:r>
-      <w:proofErr w:type="spellStart"/>
-      <w:r>
-        <w:rPr>
-          <w:rFonts w:ascii="Times New Roman" w:hAnsi="Times New Roman" w:cs="Times New Roman"/>
-          <w:i/>
-          <w:iCs/>
-          <w:sz w:val="28"/>
-          <w:szCs w:val="28"/>
-        </w:rPr>
-        <w:t>App</w:t>
-      </w:r>
-      <w:proofErr w:type="spellEnd"/>
-    </w:p>
-    <w:p>
-      <w:pPr>
-        <w:rPr>
-          <w:rFonts w:ascii="Times New Roman" w:hAnsi="Times New Roman" w:cs="Times New Roman"/>
-          <w:sz w:val="28"/>
-          <w:szCs w:val="28"/>
-        </w:rPr>
-      </w:pPr>
-      <w:r>
-        <w:rPr>
-          <w:rFonts w:ascii="Times New Roman" w:hAnsi="Times New Roman" w:cs="Times New Roman"/>
-          <w:sz w:val="28"/>
-          <w:szCs w:val="28"/>
-        </w:rPr>
-        <w:t xml:space="preserve">Веб-приложение для генерации цитат по жанрам </w:t>
-      </w:r>
-    </w:p>
-    <w:p>
-      <w:pPr>
-        <w:rPr>
-          <w:rFonts w:ascii="Times New Roman" w:hAnsi="Times New Roman" w:cs="Times New Roman"/>
-          <w:sz w:val="28"/>
-          <w:szCs w:val="28"/>
-        </w:rPr>
-      </w:pPr>
-      <w:r>
-        <w:rPr>
-          <w:rFonts w:ascii="Times New Roman" w:hAnsi="Times New Roman" w:cs="Times New Roman"/>
-          <w:sz w:val="28"/>
-          <w:szCs w:val="28"/>
-        </w:rPr>
-        <w:t>www.slideshare.net</w:t>
-      </w:r>
-    </w:p>
-    <w:p>
-      <w:pPr>
-        <w:rPr>
-          <w:rFonts w:ascii="Times New Roman" w:hAnsi="Times New Roman" w:cs="Times New Roman"/>
-          <w:sz w:val="28"/>
-          <w:szCs w:val="28"/>
-        </w:rPr>
-      </w:pPr>
-      <w:r>
-        <w:rPr>
-          <w:rFonts w:ascii="Times New Roman" w:hAnsi="Times New Roman" w:cs="Times New Roman"/>
-          <w:sz w:val="28"/>
-          <w:szCs w:val="28"/>
-        </w:rPr>
-        <w:t>Преимущества: Графический интерфейс</w:t>
-      </w:r>
-    </w:p>
-    <w:p>
-      <w:pPr>
-        <w:rPr>
-          <w:rFonts w:ascii="Times New Roman" w:hAnsi="Times New Roman" w:cs="Times New Roman"/>
-          <w:sz w:val="28"/>
-          <w:szCs w:val="28"/>
-        </w:rPr>
-      </w:pPr>
-      <w:r>
-        <w:rPr>
-          <w:rFonts w:ascii="Times New Roman" w:hAnsi="Times New Roman" w:cs="Times New Roman"/>
-          <w:sz w:val="28"/>
-          <w:szCs w:val="28"/>
-        </w:rPr>
-        <w:t>Недостатки</w:t>
-      </w:r>
-      <w:proofErr w:type="gramStart"/>
-      <w:r>
-        <w:rPr>
-          <w:rFonts w:ascii="Times New Roman" w:hAnsi="Times New Roman" w:cs="Times New Roman"/>
-          <w:sz w:val="28"/>
-          <w:szCs w:val="28"/>
-        </w:rPr>
-        <w:t>: Требует</w:t>
-      </w:r>
-      <w:proofErr w:type="gramEnd"/>
-      <w:r>
-        <w:rPr>
-          <w:rFonts w:ascii="Times New Roman" w:hAnsi="Times New Roman" w:cs="Times New Roman"/>
-          <w:sz w:val="28"/>
-          <w:szCs w:val="28"/>
-        </w:rPr>
-        <w:t xml:space="preserve"> браузер, нет офлайн-режима</w:t>
-      </w:r>
-    </w:p>
-    <w:p>
-      <w:pPr>
-        <w:rPr>
-          <w:rFonts w:ascii="Times New Roman" w:hAnsi="Times New Roman" w:cs="Times New Roman"/>
-          <w:i/>
-          <w:iCs/>
-          <w:sz w:val="28"/>
-          <w:szCs w:val="28"/>
-        </w:rPr>
-      </w:pPr>
-      <w:r>
-        <w:rPr>
-          <w:rFonts w:ascii="Times New Roman" w:hAnsi="Times New Roman" w:cs="Times New Roman"/>
-          <w:sz w:val="28"/>
-          <w:szCs w:val="28"/>
-        </w:rPr>
-        <w:t xml:space="preserve">3. </w:t>
-      </w:r>
-      <w:r>
-        <w:rPr>
-          <w:rFonts w:ascii="Times New Roman" w:hAnsi="Times New Roman" w:cs="Times New Roman"/>
-          <w:i/>
-          <w:iCs/>
-          <w:sz w:val="28"/>
-          <w:szCs w:val="28"/>
-        </w:rPr>
-        <w:t xml:space="preserve">AI </w:t>
-      </w:r>
-      <w:proofErr w:type="spellStart"/>
-      <w:r>
-        <w:rPr>
-          <w:rFonts w:ascii="Times New Roman" w:hAnsi="Times New Roman" w:cs="Times New Roman"/>
-          <w:i/>
-          <w:iCs/>
-          <w:sz w:val="28"/>
-          <w:szCs w:val="28"/>
-        </w:rPr>
-        <w:t>Quote</w:t>
-      </w:r>
-      <w:proofErr w:type="spellEnd"/>
-      <w:r>
-        <w:rPr>
-          <w:rFonts w:ascii="Times New Roman" w:hAnsi="Times New Roman" w:cs="Times New Roman"/>
-          <w:i/>
-          <w:iCs/>
-          <w:sz w:val="28"/>
-          <w:szCs w:val="28"/>
-        </w:rPr>
-        <w:t xml:space="preserve"> </w:t>
-      </w:r>
-      <w:proofErr w:type="spellStart"/>
-      <w:r>
-        <w:rPr>
-          <w:rFonts w:ascii="Times New Roman" w:hAnsi="Times New Roman" w:cs="Times New Roman"/>
-          <w:i/>
-          <w:iCs/>
-          <w:sz w:val="28"/>
-          <w:szCs w:val="28"/>
-        </w:rPr>
-        <w:t>Generator</w:t>
-      </w:r>
-      <w:proofErr w:type="spellEnd"/>
-      <w:r>
-        <w:rPr>
-          <w:rFonts w:ascii="Times New Roman" w:hAnsi="Times New Roman" w:cs="Times New Roman"/>
-          <w:i/>
-          <w:iCs/>
-          <w:sz w:val="28"/>
-          <w:szCs w:val="28"/>
-        </w:rPr>
-        <w:t xml:space="preserve"> (Mobile)</w:t>
-      </w:r>
-    </w:p>
-    <w:p>
-      <w:pPr>
-        <w:rPr>
-          <w:rFonts w:ascii="Times New Roman" w:hAnsi="Times New Roman" w:cs="Times New Roman"/>
-          <w:sz w:val="28"/>
-          <w:szCs w:val="28"/>
-        </w:rPr>
-      </w:pPr>
-      <w:r>
-        <w:rPr>
-          <w:rFonts w:ascii="Times New Roman" w:hAnsi="Times New Roman" w:cs="Times New Roman"/>
-          <w:sz w:val="28"/>
-          <w:szCs w:val="28"/>
-        </w:rPr>
-        <w:t xml:space="preserve">Мобильное приложение с AI-генерацией цитат </w:t>
-      </w:r>
-    </w:p>
-    <w:p>
-      <w:pPr>
-        <w:rPr>
-          <w:rFonts w:ascii="Times New Roman" w:hAnsi="Times New Roman" w:cs="Times New Roman"/>
-          <w:sz w:val="28"/>
-          <w:szCs w:val="28"/>
-        </w:rPr>
-      </w:pPr>
-      <w:r>
-        <w:rPr>
-          <w:rFonts w:ascii="Times New Roman" w:hAnsi="Times New Roman" w:cs="Times New Roman"/>
-          <w:sz w:val="28"/>
-          <w:szCs w:val="28"/>
-        </w:rPr>
-        <w:t>Преимущества: Персонализация, визуальное оформление</w:t>
-      </w:r>
-    </w:p>
-    <w:p>
-      <w:pPr>
-        <w:rPr>
-          <w:rFonts w:ascii="Times New Roman" w:hAnsi="Times New Roman" w:cs="Times New Roman"/>
-          <w:sz w:val="28"/>
-          <w:szCs w:val="28"/>
-        </w:rPr>
-      </w:pPr>
-      <w:r>
-        <w:rPr>
-          <w:rFonts w:ascii="Times New Roman" w:hAnsi="Times New Roman" w:cs="Times New Roman"/>
-          <w:sz w:val="28"/>
-          <w:szCs w:val="28"/>
-        </w:rPr>
-        <w:t>Недостатки</w:t>
-      </w:r>
-      <w:proofErr w:type="gramStart"/>
-      <w:r>
-        <w:rPr>
-          <w:rFonts w:ascii="Times New Roman" w:hAnsi="Times New Roman" w:cs="Times New Roman"/>
-          <w:sz w:val="28"/>
-          <w:szCs w:val="28"/>
-        </w:rPr>
-        <w:t>: Требует</w:t>
-      </w:r>
-      <w:proofErr w:type="gramEnd"/>
-      <w:r>
-        <w:rPr>
-          <w:rFonts w:ascii="Times New Roman" w:hAnsi="Times New Roman" w:cs="Times New Roman"/>
-          <w:sz w:val="28"/>
-          <w:szCs w:val="28"/>
-        </w:rPr>
-        <w:t xml:space="preserve"> установку, платные функции</w:t>
-      </w:r>
-    </w:p>
-    <w:p>
-      <w:pPr>
-        <w:rPr>
-          <w:rFonts w:ascii="Times New Roman" w:hAnsi="Times New Roman" w:cs="Times New Roman"/>
-          <w:sz w:val="28"/>
-          <w:szCs w:val="28"/>
-        </w:rPr>
-      </w:pPr>
-      <w:r>
-        <w:rPr>
-          <w:rFonts w:ascii="Times New Roman" w:hAnsi="Times New Roman" w:cs="Times New Roman"/>
-          <w:sz w:val="28"/>
-          <w:szCs w:val="28"/>
-        </w:rPr>
-        <w:t xml:space="preserve">4. </w:t>
-      </w:r>
-      <w:r>
-        <w:rPr>
-          <w:rFonts w:ascii="Times New Roman" w:hAnsi="Times New Roman" w:cs="Times New Roman"/>
-          <w:i/>
-          <w:iCs/>
-          <w:sz w:val="28"/>
-          <w:szCs w:val="28"/>
-        </w:rPr>
         <w:t>Quoootes.com</w:t>
       </w:r>
     </w:p>
@@ -7914,25 +6639,7 @@
           <w:sz w:val="28"/>
           <w:szCs w:val="28"/>
         </w:rPr>
-        <w:t>Недостатки</w:t>
-      </w:r>
-      <w:proofErr w:type="gramStart"/>
-      <w:r>
-        <w:rPr>
-          <w:rFonts w:ascii="Times New Roman" w:hAnsi="Times New Roman" w:cs="Times New Roman"/>
-          <w:sz w:val="28"/>
-          <w:szCs w:val="28"/>
-        </w:rPr>
-        <w:t>: Только</w:t>
-      </w:r>
-      <w:proofErr w:type="gramEnd"/>
-      <w:r>
-        <w:rPr>
-          <w:rFonts w:ascii="Times New Roman" w:hAnsi="Times New Roman" w:cs="Times New Roman"/>
-          <w:sz w:val="28"/>
-          <w:szCs w:val="28"/>
-        </w:rPr>
-        <w:t xml:space="preserve"> онлайн, нет API</w:t>
+        <w:t>Недостатки: Только онлайн, нет API</w:t>
       </w:r>
     </w:p>
     <w:p>
@@ -8025,20 +6732,9 @@
           <w:szCs w:val="28"/>
         </w:rPr>
         <w:lastRenderedPageBreak/>
-        <w:t xml:space="preserve">5.2. Конкурентные преимущества </w:t>
-      </w:r>
-      <w:proofErr w:type="spellStart"/>
-      <w:r>
-        <w:rPr>
-          <w:rFonts w:cs="Times New Roman"/>
-          <w:b/>
-          <w:bCs/>
-          <w:szCs w:val="28"/>
-        </w:rPr>
-        <w:t>ZenQuotesApp</w:t>
+        <w:t>5.2. Конкурентные преимущества ZenQuotesApp</w:t>
       </w:r>
       <w:bookmarkEnd w:id="18"/>
-      <w:proofErr w:type="spellEnd"/>
     </w:p>
     <w:tbl>
       <w:tblPr>
@@ -8118,7 +6814,6 @@
                 <w:szCs w:val="32"/>
               </w:rPr>
             </w:pPr>
-            <w:proofErr w:type="spellStart"/>
             <w:r>
               <w:rPr>
                 <w:rFonts w:ascii="Times New Roman" w:hAnsi="Times New Roman" w:cs="Times New Roman"/>
@@ -8129,7 +6824,6 @@
               </w:rPr>
               <w:t>ZenQuotesApp</w:t>
             </w:r>
-            <w:proofErr w:type="spellEnd"/>
           </w:p>
         </w:tc>
       </w:tr>
@@ -8196,25 +6890,7 @@
                 <w:sz w:val="32"/>
                 <w:szCs w:val="32"/>
               </w:rPr>
-              <w:t>есть (</w:t>
-            </w:r>
-            <w:proofErr w:type="spellStart"/>
-            <w:r>
-              <w:rPr>
-                <w:rFonts w:ascii="Times New Roman" w:hAnsi="Times New Roman" w:cs="Times New Roman"/>
-                <w:sz w:val="32"/>
-                <w:szCs w:val="32"/>
-              </w:rPr>
-              <w:t>SQLite</w:t>
-            </w:r>
-            <w:proofErr w:type="spellEnd"/>
-            <w:r>
-              <w:rPr>
-                <w:rFonts w:ascii="Times New Roman" w:hAnsi="Times New Roman" w:cs="Times New Roman"/>
-                <w:sz w:val="32"/>
-                <w:szCs w:val="32"/>
-              </w:rPr>
-              <w:t>)</w:t>
+              <w:t>есть (SQLite)</w:t>
             </w:r>
           </w:p>
         </w:tc>
@@ -8282,25 +6958,7 @@
                 <w:sz w:val="32"/>
                 <w:szCs w:val="32"/>
               </w:rPr>
-              <w:t xml:space="preserve">есть (гибридное: API → БД → </w:t>
-            </w:r>
-            <w:proofErr w:type="spellStart"/>
-            <w:r>
-              <w:rPr>
-                <w:rFonts w:ascii="Times New Roman" w:hAnsi="Times New Roman" w:cs="Times New Roman"/>
-                <w:sz w:val="32"/>
-                <w:szCs w:val="32"/>
-              </w:rPr>
-              <w:t>Backup</w:t>
-            </w:r>
-            <w:proofErr w:type="spellEnd"/>
-            <w:r>
-              <w:rPr>
-                <w:rFonts w:ascii="Times New Roman" w:hAnsi="Times New Roman" w:cs="Times New Roman"/>
-                <w:sz w:val="32"/>
-                <w:szCs w:val="32"/>
-              </w:rPr>
-              <w:t>)</w:t>
+              <w:t>есть (гибридное: API → БД → Backup)</w:t>
             </w:r>
           </w:p>
         </w:tc>
@@ -8386,7 +7044,6 @@
                 <w:szCs w:val="32"/>
               </w:rPr>
             </w:pPr>
-            <w:proofErr w:type="gramStart"/>
             <w:r>
               <w:rPr>
                 <w:rFonts w:ascii="Times New Roman" w:hAnsi="Times New Roman" w:cs="Times New Roman"/>
@@ -8395,7 +7052,6 @@
               </w:rPr>
               <w:t>Поиск по ключевым словам</w:t>
             </w:r>
-            <w:proofErr w:type="gramEnd"/>
           </w:p>
         </w:tc>
         <w:tc>
@@ -8438,25 +7094,7 @@
                 <w:sz w:val="32"/>
                 <w:szCs w:val="32"/>
               </w:rPr>
-              <w:t xml:space="preserve">есть (мгновенный, </w:t>
-            </w:r>
-            <w:proofErr w:type="spellStart"/>
-            <w:r>
-              <w:rPr>
-                <w:rFonts w:ascii="Times New Roman" w:hAnsi="Times New Roman" w:cs="Times New Roman"/>
-                <w:sz w:val="32"/>
-                <w:szCs w:val="32"/>
-              </w:rPr>
-              <w:t>регистронезависимый</w:t>
-            </w:r>
-            <w:proofErr w:type="spellEnd"/>
-            <w:r>
-              <w:rPr>
-                <w:rFonts w:ascii="Times New Roman" w:hAnsi="Times New Roman" w:cs="Times New Roman"/>
-                <w:sz w:val="32"/>
-                <w:szCs w:val="32"/>
-              </w:rPr>
-              <w:t>)</w:t>
+              <w:t>есть (мгновенный, регистронезависимый)</w:t>
             </w:r>
           </w:p>
         </w:tc>
@@ -8524,18 +7162,8 @@
                 <w:sz w:val="32"/>
                 <w:szCs w:val="32"/>
               </w:rPr>
-              <w:t xml:space="preserve">WPF MVVM, тема </w:t>
-            </w:r>
-            <w:proofErr w:type="spellStart"/>
-            <w:r>
-              <w:rPr>
-                <w:rFonts w:ascii="Times New Roman" w:hAnsi="Times New Roman" w:cs="Times New Roman"/>
-                <w:sz w:val="32"/>
-                <w:szCs w:val="32"/>
-              </w:rPr>
-              <w:t>Spotify</w:t>
-            </w:r>
-            <w:proofErr w:type="spellEnd"/>
+              <w:t>WPF MVVM, тема Spotify</w:t>
+            </w:r>
           </w:p>
         </w:tc>
       </w:tr>
@@ -8602,43 +7230,7 @@
                 <w:sz w:val="32"/>
                 <w:szCs w:val="32"/>
               </w:rPr>
-              <w:t>есть (`</w:t>
-            </w:r>
-            <w:proofErr w:type="spellStart"/>
-            <w:r>
-              <w:rPr>
-                <w:rFonts w:ascii="Times New Roman" w:hAnsi="Times New Roman" w:cs="Times New Roman"/>
-                <w:sz w:val="32"/>
-                <w:szCs w:val="32"/>
-              </w:rPr>
-              <w:t>CancellationToken</w:t>
-            </w:r>
-            <w:proofErr w:type="spellEnd"/>
-            <w:r>
-              <w:rPr>
-                <w:rFonts w:ascii="Times New Roman" w:hAnsi="Times New Roman" w:cs="Times New Roman"/>
-                <w:sz w:val="32"/>
-                <w:szCs w:val="32"/>
-              </w:rPr>
-              <w:t>`, `</w:t>
-            </w:r>
-            <w:proofErr w:type="spellStart"/>
-            <w:r>
-              <w:rPr>
-                <w:rFonts w:ascii="Times New Roman" w:hAnsi="Times New Roman" w:cs="Times New Roman"/>
-                <w:sz w:val="32"/>
-                <w:szCs w:val="32"/>
-              </w:rPr>
-              <w:t>IProgress</w:t>
-            </w:r>
-            <w:proofErr w:type="spellEnd"/>
-            <w:r>
-              <w:rPr>
-                <w:rFonts w:ascii="Times New Roman" w:hAnsi="Times New Roman" w:cs="Times New Roman"/>
-                <w:sz w:val="32"/>
-                <w:szCs w:val="32"/>
-              </w:rPr>
-              <w:t>`)</w:t>
+              <w:t>есть (`CancellationToken`, `IProgress`)</w:t>
             </w:r>
           </w:p>
         </w:tc>
@@ -8843,25 +7435,7 @@
           <w:sz w:val="28"/>
           <w:szCs w:val="28"/>
         </w:rPr>
-        <w:t xml:space="preserve">Гибридная загрузка: каскадный </w:t>
-      </w:r>
-      <w:proofErr w:type="spellStart"/>
-      <w:r>
-        <w:rPr>
-          <w:rFonts w:ascii="Times New Roman" w:hAnsi="Times New Roman" w:cs="Times New Roman"/>
-          <w:sz w:val="28"/>
-          <w:szCs w:val="28"/>
-        </w:rPr>
-        <w:t>фолбэк</w:t>
-      </w:r>
-      <w:proofErr w:type="spellEnd"/>
-      <w:r>
-        <w:rPr>
-          <w:rFonts w:ascii="Times New Roman" w:hAnsi="Times New Roman" w:cs="Times New Roman"/>
-          <w:sz w:val="28"/>
-          <w:szCs w:val="28"/>
-        </w:rPr>
-        <w:t xml:space="preserve"> (Сеть → Локальная БД → Встроенный пул).</w:t>
+        <w:t>Гибридная загрузка: каскадный фолбэк (Сеть → Локальная БД → Встроенный пул).</w:t>
       </w:r>
     </w:p>
     <w:p>
@@ -9045,7 +7619,6 @@
         </w:rPr>
         <w:t xml:space="preserve"> (</w:t>
       </w:r>
-      <w:proofErr w:type="gramStart"/>
       <w:r>
         <w:rPr>
           <w:rFonts w:ascii="Times New Roman" w:hAnsi="Times New Roman" w:cs="Times New Roman"/>
@@ -9061,18 +7634,8 @@
           <w:sz w:val="28"/>
           <w:szCs w:val="28"/>
         </w:rPr>
-        <w:t xml:space="preserve">)   </w:t>
-      </w:r>
-      <w:proofErr w:type="gramEnd"/>
-      <w:r>
-        <w:rPr>
-          <w:rFonts w:ascii="Times New Roman" w:hAnsi="Times New Roman" w:cs="Times New Roman"/>
-          <w:sz w:val="28"/>
-          <w:szCs w:val="28"/>
-        </w:rPr>
-        <w:t xml:space="preserve">       </w:t>
-      </w:r>
-      <w:proofErr w:type="spellStart"/>
+        <w:t xml:space="preserve">)          </w:t>
+      </w:r>
       <w:r>
         <w:rPr>
           <w:rFonts w:ascii="Times New Roman" w:hAnsi="Times New Roman" w:cs="Times New Roman"/>
@@ -9082,7 +7645,6 @@
         </w:rPr>
         <w:t>MainWindow</w:t>
       </w:r>
-      <w:proofErr w:type="spellEnd"/>
       <w:r>
         <w:rPr>
           <w:rFonts w:ascii="Times New Roman" w:hAnsi="Times New Roman" w:cs="Times New Roman"/>
@@ -9091,7 +7653,6 @@
         </w:rPr>
         <w:t>.</w:t>
       </w:r>
-      <w:proofErr w:type="spellStart"/>
       <w:r>
         <w:rPr>
           <w:rFonts w:ascii="Times New Roman" w:hAnsi="Times New Roman" w:cs="Times New Roman"/>
@@ -9101,7 +7662,6 @@
         </w:rPr>
         <w:t>xaml</w:t>
       </w:r>
-      <w:proofErr w:type="spellEnd"/>
       <w:r>
         <w:rPr>
           <w:rFonts w:ascii="Times New Roman" w:hAnsi="Times New Roman" w:cs="Times New Roman"/>
@@ -9127,7 +7687,6 @@
         </w:rPr>
         <w:t>.</w:t>
       </w:r>
-      <w:proofErr w:type="spellStart"/>
       <w:r>
         <w:rPr>
           <w:rFonts w:ascii="Times New Roman" w:hAnsi="Times New Roman" w:cs="Times New Roman"/>
@@ -9137,7 +7696,6 @@
         </w:rPr>
         <w:t>xaml</w:t>
       </w:r>
-      <w:proofErr w:type="spellEnd"/>
       <w:r>
         <w:rPr>
           <w:rFonts w:ascii="Times New Roman" w:hAnsi="Times New Roman" w:cs="Times New Roman"/>
@@ -9164,7 +7722,6 @@
         </w:rPr>
         <w:t xml:space="preserve">   </w:t>
       </w:r>
-      <w:proofErr w:type="gramStart"/>
       <w:r>
         <w:rPr>
           <w:rFonts w:ascii="Times New Roman" w:hAnsi="Times New Roman" w:cs="Times New Roman"/>
@@ -9172,39 +7729,37 @@
           <w:szCs w:val="28"/>
           <w:lang w:val="en-US"/>
         </w:rPr>
-        <w:t>│  Binding</w:t>
-      </w:r>
-      <w:proofErr w:type="gramEnd"/>
-      <w:r>
+        <w:t>│  Binding / Commands</w:t>
+      </w:r>
+    </w:p>
+    <w:p>
+      <w:pPr>
         <w:rPr>
           <w:rFonts w:ascii="Times New Roman" w:hAnsi="Times New Roman" w:cs="Times New Roman"/>
           <w:sz w:val="28"/>
           <w:szCs w:val="28"/>
           <w:lang w:val="en-US"/>
         </w:rPr>
-        <w:t xml:space="preserve"> / Commands</w:t>
-      </w:r>
-    </w:p>
-    <w:p>
-      <w:pPr>
+      </w:pPr>
+      <w:r>
         <w:rPr>
           <w:rFonts w:ascii="Times New Roman" w:hAnsi="Times New Roman" w:cs="Times New Roman"/>
           <w:sz w:val="28"/>
           <w:szCs w:val="28"/>
           <w:lang w:val="en-US"/>
         </w:rPr>
-      </w:pPr>
-      <w:proofErr w:type="spellStart"/>
-      <w:r>
+        <w:t>ViewModel            MainViewModel, RelayCommand       — состояние, команды, навигация</w:t>
+      </w:r>
+    </w:p>
+    <w:p>
+      <w:pPr>
         <w:rPr>
           <w:rFonts w:ascii="Times New Roman" w:hAnsi="Times New Roman" w:cs="Times New Roman"/>
           <w:sz w:val="28"/>
           <w:szCs w:val="28"/>
           <w:lang w:val="en-US"/>
         </w:rPr>
-        <w:t>ViewModel</w:t>
-      </w:r>
-      <w:proofErr w:type="spellEnd"/>
+      </w:pPr>
       <w:r>
         <w:rPr>
           <w:rFonts w:ascii="Times New Roman" w:hAnsi="Times New Roman" w:cs="Times New Roman"/>
@@ -9212,19 +7767,18 @@
           <w:szCs w:val="28"/>
           <w:lang w:val="en-US"/>
         </w:rPr>
-        <w:t xml:space="preserve">            </w:t>
-      </w:r>
-      <w:proofErr w:type="spellStart"/>
-      <w:r>
+        <w:t xml:space="preserve">   │</w:t>
+      </w:r>
+    </w:p>
+    <w:p>
+      <w:pPr>
         <w:rPr>
           <w:rFonts w:ascii="Times New Roman" w:hAnsi="Times New Roman" w:cs="Times New Roman"/>
           <w:sz w:val="28"/>
           <w:szCs w:val="28"/>
           <w:lang w:val="en-US"/>
         </w:rPr>
-        <w:t>MainViewModel</w:t>
-      </w:r>
-      <w:proofErr w:type="spellEnd"/>
+      </w:pPr>
       <w:r>
         <w:rPr>
           <w:rFonts w:ascii="Times New Roman" w:hAnsi="Times New Roman" w:cs="Times New Roman"/>
@@ -9232,19 +7786,18 @@
           <w:szCs w:val="28"/>
           <w:lang w:val="en-US"/>
         </w:rPr>
-        <w:t xml:space="preserve">, </w:t>
-      </w:r>
-      <w:proofErr w:type="spellStart"/>
-      <w:r>
+        <w:t>Services             QuoteService, QuoteApiClient      — бизнес-логика, сеть, настройки</w:t>
+      </w:r>
+    </w:p>
+    <w:p>
+      <w:pPr>
         <w:rPr>
           <w:rFonts w:ascii="Times New Roman" w:hAnsi="Times New Roman" w:cs="Times New Roman"/>
           <w:sz w:val="28"/>
           <w:szCs w:val="28"/>
           <w:lang w:val="en-US"/>
         </w:rPr>
-        <w:t>RelayCommand</w:t>
-      </w:r>
-      <w:proofErr w:type="spellEnd"/>
+      </w:pPr>
       <w:r>
         <w:rPr>
           <w:rFonts w:ascii="Times New Roman" w:hAnsi="Times New Roman" w:cs="Times New Roman"/>
@@ -9252,19 +7805,18 @@
           <w:szCs w:val="28"/>
           <w:lang w:val="en-US"/>
         </w:rPr>
-        <w:t xml:space="preserve">       — </w:t>
-      </w:r>
-      <w:proofErr w:type="spellStart"/>
-      <w:r>
+        <w:t xml:space="preserve">                     SettingsStore, BackupQuotes</w:t>
+      </w:r>
+    </w:p>
+    <w:p>
+      <w:pPr>
         <w:rPr>
           <w:rFonts w:ascii="Times New Roman" w:hAnsi="Times New Roman" w:cs="Times New Roman"/>
           <w:sz w:val="28"/>
           <w:szCs w:val="28"/>
           <w:lang w:val="en-US"/>
         </w:rPr>
-        <w:t>состояние</w:t>
-      </w:r>
-      <w:proofErr w:type="spellEnd"/>
+      </w:pPr>
       <w:r>
         <w:rPr>
           <w:rFonts w:ascii="Times New Roman" w:hAnsi="Times New Roman" w:cs="Times New Roman"/>
@@ -9272,19 +7824,18 @@
           <w:szCs w:val="28"/>
           <w:lang w:val="en-US"/>
         </w:rPr>
-        <w:t xml:space="preserve">, </w:t>
-      </w:r>
-      <w:proofErr w:type="spellStart"/>
-      <w:r>
+        <w:t xml:space="preserve">   │</w:t>
+      </w:r>
+    </w:p>
+    <w:p>
+      <w:pPr>
         <w:rPr>
           <w:rFonts w:ascii="Times New Roman" w:hAnsi="Times New Roman" w:cs="Times New Roman"/>
           <w:sz w:val="28"/>
           <w:szCs w:val="28"/>
           <w:lang w:val="en-US"/>
         </w:rPr>
-        <w:t>команды</w:t>
-      </w:r>
-      <w:proofErr w:type="spellEnd"/>
+      </w:pPr>
       <w:r>
         <w:rPr>
           <w:rFonts w:ascii="Times New Roman" w:hAnsi="Times New Roman" w:cs="Times New Roman"/>
@@ -9292,295 +7843,7 @@
           <w:szCs w:val="28"/>
           <w:lang w:val="en-US"/>
         </w:rPr>
-        <w:t xml:space="preserve">, </w:t>
-      </w:r>
-      <w:proofErr w:type="spellStart"/>
-      <w:r>
-        <w:rPr>
-          <w:rFonts w:ascii="Times New Roman" w:hAnsi="Times New Roman" w:cs="Times New Roman"/>
-          <w:sz w:val="28"/>
-          <w:szCs w:val="28"/>
-          <w:lang w:val="en-US"/>
-        </w:rPr>
-        <w:t>навигация</w:t>
-      </w:r>
-      <w:proofErr w:type="spellEnd"/>
-    </w:p>
-    <w:p>
-      <w:pPr>
-        <w:rPr>
-          <w:rFonts w:ascii="Times New Roman" w:hAnsi="Times New Roman" w:cs="Times New Roman"/>
-          <w:sz w:val="28"/>
-          <w:szCs w:val="28"/>
-          <w:lang w:val="en-US"/>
-        </w:rPr>
-      </w:pPr>
-      <w:r>
-        <w:rPr>
-          <w:rFonts w:ascii="Times New Roman" w:hAnsi="Times New Roman" w:cs="Times New Roman"/>
-          <w:sz w:val="28"/>
-          <w:szCs w:val="28"/>
-          <w:lang w:val="en-US"/>
-        </w:rPr>
-        <w:t xml:space="preserve">   │</w:t>
-      </w:r>
-    </w:p>
-    <w:p>
-      <w:pPr>
-        <w:rPr>
-          <w:rFonts w:ascii="Times New Roman" w:hAnsi="Times New Roman" w:cs="Times New Roman"/>
-          <w:sz w:val="28"/>
-          <w:szCs w:val="28"/>
-          <w:lang w:val="en-US"/>
-        </w:rPr>
-      </w:pPr>
-      <w:r>
-        <w:rPr>
-          <w:rFonts w:ascii="Times New Roman" w:hAnsi="Times New Roman" w:cs="Times New Roman"/>
-          <w:sz w:val="28"/>
-          <w:szCs w:val="28"/>
-          <w:lang w:val="en-US"/>
-        </w:rPr>
-        <w:t xml:space="preserve">Services             </w:t>
-      </w:r>
-      <w:proofErr w:type="spellStart"/>
-      <w:r>
-        <w:rPr>
-          <w:rFonts w:ascii="Times New Roman" w:hAnsi="Times New Roman" w:cs="Times New Roman"/>
-          <w:sz w:val="28"/>
-          <w:szCs w:val="28"/>
-          <w:lang w:val="en-US"/>
-        </w:rPr>
-        <w:t>QuoteService</w:t>
-      </w:r>
-      <w:proofErr w:type="spellEnd"/>
-      <w:r>
-        <w:rPr>
-          <w:rFonts w:ascii="Times New Roman" w:hAnsi="Times New Roman" w:cs="Times New Roman"/>
-          <w:sz w:val="28"/>
-          <w:szCs w:val="28"/>
-          <w:lang w:val="en-US"/>
-        </w:rPr>
-        <w:t xml:space="preserve">, </w:t>
-      </w:r>
-      <w:proofErr w:type="spellStart"/>
-      <w:r>
-        <w:rPr>
-          <w:rFonts w:ascii="Times New Roman" w:hAnsi="Times New Roman" w:cs="Times New Roman"/>
-          <w:sz w:val="28"/>
-          <w:szCs w:val="28"/>
-          <w:lang w:val="en-US"/>
-        </w:rPr>
-        <w:t>QuoteApiClient</w:t>
-      </w:r>
-      <w:proofErr w:type="spellEnd"/>
-      <w:r>
-        <w:rPr>
-          <w:rFonts w:ascii="Times New Roman" w:hAnsi="Times New Roman" w:cs="Times New Roman"/>
-          <w:sz w:val="28"/>
-          <w:szCs w:val="28"/>
-          <w:lang w:val="en-US"/>
-        </w:rPr>
-        <w:t xml:space="preserve">      — </w:t>
-      </w:r>
-      <w:proofErr w:type="spellStart"/>
-      <w:r>
-        <w:rPr>
-          <w:rFonts w:ascii="Times New Roman" w:hAnsi="Times New Roman" w:cs="Times New Roman"/>
-          <w:sz w:val="28"/>
-          <w:szCs w:val="28"/>
-          <w:lang w:val="en-US"/>
-        </w:rPr>
-        <w:t>бизнес-логика</w:t>
-      </w:r>
-      <w:proofErr w:type="spellEnd"/>
-      <w:r>
-        <w:rPr>
-          <w:rFonts w:ascii="Times New Roman" w:hAnsi="Times New Roman" w:cs="Times New Roman"/>
-          <w:sz w:val="28"/>
-          <w:szCs w:val="28"/>
-          <w:lang w:val="en-US"/>
-        </w:rPr>
-        <w:t xml:space="preserve">, </w:t>
-      </w:r>
-      <w:proofErr w:type="spellStart"/>
-      <w:r>
-        <w:rPr>
-          <w:rFonts w:ascii="Times New Roman" w:hAnsi="Times New Roman" w:cs="Times New Roman"/>
-          <w:sz w:val="28"/>
-          <w:szCs w:val="28"/>
-          <w:lang w:val="en-US"/>
-        </w:rPr>
-        <w:t>сеть</w:t>
-      </w:r>
-      <w:proofErr w:type="spellEnd"/>
-      <w:r>
-        <w:rPr>
-          <w:rFonts w:ascii="Times New Roman" w:hAnsi="Times New Roman" w:cs="Times New Roman"/>
-          <w:sz w:val="28"/>
-          <w:szCs w:val="28"/>
-          <w:lang w:val="en-US"/>
-        </w:rPr>
-        <w:t xml:space="preserve">, </w:t>
-      </w:r>
-      <w:proofErr w:type="spellStart"/>
-      <w:r>
-        <w:rPr>
-          <w:rFonts w:ascii="Times New Roman" w:hAnsi="Times New Roman" w:cs="Times New Roman"/>
-          <w:sz w:val="28"/>
-          <w:szCs w:val="28"/>
-          <w:lang w:val="en-US"/>
-        </w:rPr>
-        <w:t>настройки</w:t>
-      </w:r>
-      <w:proofErr w:type="spellEnd"/>
-    </w:p>
-    <w:p>
-      <w:pPr>
-        <w:rPr>
-          <w:rFonts w:ascii="Times New Roman" w:hAnsi="Times New Roman" w:cs="Times New Roman"/>
-          <w:sz w:val="28"/>
-          <w:szCs w:val="28"/>
-          <w:lang w:val="en-US"/>
-        </w:rPr>
-      </w:pPr>
-      <w:r>
-        <w:rPr>
-          <w:rFonts w:ascii="Times New Roman" w:hAnsi="Times New Roman" w:cs="Times New Roman"/>
-          <w:sz w:val="28"/>
-          <w:szCs w:val="28"/>
-          <w:lang w:val="en-US"/>
-        </w:rPr>
-        <w:t xml:space="preserve">                     </w:t>
-      </w:r>
-      <w:proofErr w:type="spellStart"/>
-      <w:r>
-        <w:rPr>
-          <w:rFonts w:ascii="Times New Roman" w:hAnsi="Times New Roman" w:cs="Times New Roman"/>
-          <w:sz w:val="28"/>
-          <w:szCs w:val="28"/>
-          <w:lang w:val="en-US"/>
-        </w:rPr>
-        <w:t>SettingsStore</w:t>
-      </w:r>
-      <w:proofErr w:type="spellEnd"/>
-      <w:r>
-        <w:rPr>
-          <w:rFonts w:ascii="Times New Roman" w:hAnsi="Times New Roman" w:cs="Times New Roman"/>
-          <w:sz w:val="28"/>
-          <w:szCs w:val="28"/>
-          <w:lang w:val="en-US"/>
-        </w:rPr>
-        <w:t xml:space="preserve">, </w:t>
-      </w:r>
-      <w:proofErr w:type="spellStart"/>
-      <w:r>
-        <w:rPr>
-          <w:rFonts w:ascii="Times New Roman" w:hAnsi="Times New Roman" w:cs="Times New Roman"/>
-          <w:sz w:val="28"/>
-          <w:szCs w:val="28"/>
-          <w:lang w:val="en-US"/>
-        </w:rPr>
-        <w:t>BackupQuotes</w:t>
-      </w:r>
-      <w:proofErr w:type="spellEnd"/>
-    </w:p>
-    <w:p>
-      <w:pPr>
-        <w:rPr>
-          <w:rFonts w:ascii="Times New Roman" w:hAnsi="Times New Roman" w:cs="Times New Roman"/>
-          <w:sz w:val="28"/>
-          <w:szCs w:val="28"/>
-          <w:lang w:val="en-US"/>
-        </w:rPr>
-      </w:pPr>
-      <w:r>
-        <w:rPr>
-          <w:rFonts w:ascii="Times New Roman" w:hAnsi="Times New Roman" w:cs="Times New Roman"/>
-          <w:sz w:val="28"/>
-          <w:szCs w:val="28"/>
-          <w:lang w:val="en-US"/>
-        </w:rPr>
-        <w:t xml:space="preserve">   │</w:t>
-      </w:r>
-    </w:p>
-    <w:p>
-      <w:pPr>
-        <w:rPr>
-          <w:rFonts w:ascii="Times New Roman" w:hAnsi="Times New Roman" w:cs="Times New Roman"/>
-          <w:sz w:val="28"/>
-          <w:szCs w:val="28"/>
-          <w:lang w:val="en-US"/>
-        </w:rPr>
-      </w:pPr>
-      <w:r>
-        <w:rPr>
-          <w:rFonts w:ascii="Times New Roman" w:hAnsi="Times New Roman" w:cs="Times New Roman"/>
-          <w:sz w:val="28"/>
-          <w:szCs w:val="28"/>
-          <w:lang w:val="en-US"/>
-        </w:rPr>
-        <w:t xml:space="preserve">Data                 </w:t>
-      </w:r>
-      <w:proofErr w:type="spellStart"/>
-      <w:r>
-        <w:rPr>
-          <w:rFonts w:ascii="Times New Roman" w:hAnsi="Times New Roman" w:cs="Times New Roman"/>
-          <w:sz w:val="28"/>
-          <w:szCs w:val="28"/>
-          <w:lang w:val="en-US"/>
-        </w:rPr>
-        <w:t>QuoteRepository</w:t>
-      </w:r>
-      <w:proofErr w:type="spellEnd"/>
-      <w:r>
-        <w:rPr>
-          <w:rFonts w:ascii="Times New Roman" w:hAnsi="Times New Roman" w:cs="Times New Roman"/>
-          <w:sz w:val="28"/>
-          <w:szCs w:val="28"/>
-          <w:lang w:val="en-US"/>
-        </w:rPr>
-        <w:t xml:space="preserve">                   — </w:t>
-      </w:r>
-      <w:proofErr w:type="spellStart"/>
-      <w:r>
-        <w:rPr>
-          <w:rFonts w:ascii="Times New Roman" w:hAnsi="Times New Roman" w:cs="Times New Roman"/>
-          <w:sz w:val="28"/>
-          <w:szCs w:val="28"/>
-          <w:lang w:val="en-US"/>
-        </w:rPr>
-        <w:t>слой</w:t>
-      </w:r>
-      <w:proofErr w:type="spellEnd"/>
-      <w:r>
-        <w:rPr>
-          <w:rFonts w:ascii="Times New Roman" w:hAnsi="Times New Roman" w:cs="Times New Roman"/>
-          <w:sz w:val="28"/>
-          <w:szCs w:val="28"/>
-          <w:lang w:val="en-US"/>
-        </w:rPr>
-        <w:t xml:space="preserve"> </w:t>
-      </w:r>
-      <w:proofErr w:type="spellStart"/>
-      <w:r>
-        <w:rPr>
-          <w:rFonts w:ascii="Times New Roman" w:hAnsi="Times New Roman" w:cs="Times New Roman"/>
-          <w:sz w:val="28"/>
-          <w:szCs w:val="28"/>
-          <w:lang w:val="en-US"/>
-        </w:rPr>
-        <w:t>доступа</w:t>
-      </w:r>
-      <w:proofErr w:type="spellEnd"/>
-      <w:r>
-        <w:rPr>
-          <w:rFonts w:ascii="Times New Roman" w:hAnsi="Times New Roman" w:cs="Times New Roman"/>
-          <w:sz w:val="28"/>
-          <w:szCs w:val="28"/>
-          <w:lang w:val="en-US"/>
-        </w:rPr>
-        <w:t xml:space="preserve"> к SQLite</w:t>
+        <w:t>Data                 QuoteRepository                   — слой доступа к SQLite</w:t>
       </w:r>
     </w:p>
     <w:p>
@@ -9693,43 +7956,7 @@
           <w:sz w:val="28"/>
           <w:szCs w:val="28"/>
         </w:rPr>
-        <w:t>Модель данных (</w:t>
-      </w:r>
-      <w:proofErr w:type="spellStart"/>
-      <w:r>
-        <w:rPr>
-          <w:rFonts w:ascii="Times New Roman" w:hAnsi="Times New Roman" w:cs="Times New Roman"/>
-          <w:sz w:val="28"/>
-          <w:szCs w:val="28"/>
-        </w:rPr>
-        <w:t>Quote.cs</w:t>
-      </w:r>
-      <w:proofErr w:type="spellEnd"/>
-      <w:r>
-        <w:rPr>
-          <w:rFonts w:ascii="Times New Roman" w:hAnsi="Times New Roman" w:cs="Times New Roman"/>
-          <w:sz w:val="28"/>
-          <w:szCs w:val="28"/>
-        </w:rPr>
-        <w:t xml:space="preserve">) – чистый POCO-класс (Text, </w:t>
-      </w:r>
-      <w:proofErr w:type="spellStart"/>
-      <w:r>
-        <w:rPr>
-          <w:rFonts w:ascii="Times New Roman" w:hAnsi="Times New Roman" w:cs="Times New Roman"/>
-          <w:sz w:val="28"/>
-          <w:szCs w:val="28"/>
-        </w:rPr>
-        <w:t>Author</w:t>
-      </w:r>
-      <w:proofErr w:type="spellEnd"/>
-      <w:r>
-        <w:rPr>
-          <w:rFonts w:ascii="Times New Roman" w:hAnsi="Times New Roman" w:cs="Times New Roman"/>
-          <w:sz w:val="28"/>
-          <w:szCs w:val="28"/>
-        </w:rPr>
-        <w:t>), проходит через все слои.</w:t>
+        <w:t>Модель данных (Quote.cs) – чистый POCO-класс (Text, Author), проходит через все слои.</w:t>
       </w:r>
     </w:p>
     <w:p>
@@ -9760,109 +7987,15 @@
           <w:szCs w:val="28"/>
           <w:lang w:val="en-US"/>
         </w:rPr>
-        <w:t xml:space="preserve"> (</w:t>
-      </w:r>
-      <w:proofErr w:type="spellStart"/>
-      <w:r>
-        <w:rPr>
-          <w:rFonts w:ascii="Times New Roman" w:hAnsi="Times New Roman" w:cs="Times New Roman"/>
-          <w:sz w:val="28"/>
-          <w:szCs w:val="28"/>
-          <w:lang w:val="en-US"/>
-        </w:rPr>
-        <w:t>QuoteRepository.cs</w:t>
-      </w:r>
-      <w:proofErr w:type="spellEnd"/>
-      <w:r>
-        <w:rPr>
-          <w:rFonts w:ascii="Times New Roman" w:hAnsi="Times New Roman" w:cs="Times New Roman"/>
-          <w:sz w:val="28"/>
-          <w:szCs w:val="28"/>
-          <w:lang w:val="en-US"/>
-        </w:rPr>
-        <w:t>) – SQLite (</w:t>
-      </w:r>
-      <w:proofErr w:type="spellStart"/>
-      <w:r>
-        <w:rPr>
-          <w:rFonts w:ascii="Times New Roman" w:hAnsi="Times New Roman" w:cs="Times New Roman"/>
-          <w:sz w:val="28"/>
-          <w:szCs w:val="28"/>
-          <w:lang w:val="en-US"/>
-        </w:rPr>
-        <w:t>Microsoft.Data.Sqlite</w:t>
-      </w:r>
-      <w:proofErr w:type="spellEnd"/>
-      <w:r>
-        <w:rPr>
-          <w:rFonts w:ascii="Times New Roman" w:hAnsi="Times New Roman" w:cs="Times New Roman"/>
-          <w:sz w:val="28"/>
-          <w:szCs w:val="28"/>
-          <w:lang w:val="en-US"/>
-        </w:rPr>
-        <w:t xml:space="preserve">). </w:t>
-      </w:r>
-      <w:r>
-        <w:rPr>
-          <w:rFonts w:ascii="Times New Roman" w:hAnsi="Times New Roman" w:cs="Times New Roman"/>
-          <w:sz w:val="28"/>
-          <w:szCs w:val="28"/>
-        </w:rPr>
-        <w:t xml:space="preserve">UNIQUE по тексту + INSERT OR IGNORE гарантируют </w:t>
-      </w:r>
-      <w:proofErr w:type="spellStart"/>
-      <w:r>
-        <w:rPr>
-          <w:rFonts w:ascii="Times New Roman" w:hAnsi="Times New Roman" w:cs="Times New Roman"/>
-          <w:sz w:val="28"/>
-          <w:szCs w:val="28"/>
-        </w:rPr>
-        <w:t>дедупликацию</w:t>
-      </w:r>
-      <w:proofErr w:type="spellEnd"/>
-      <w:r>
-        <w:rPr>
-          <w:rFonts w:ascii="Times New Roman" w:hAnsi="Times New Roman" w:cs="Times New Roman"/>
-          <w:sz w:val="28"/>
-          <w:szCs w:val="28"/>
-        </w:rPr>
-        <w:t>. Пакетные вставки в транзакции ускоряют запись в разы. БД хранится в %LOCALAPPDATA%\</w:t>
-      </w:r>
-      <w:proofErr w:type="spellStart"/>
-      <w:r>
-        <w:rPr>
-          <w:rFonts w:ascii="Times New Roman" w:hAnsi="Times New Roman" w:cs="Times New Roman"/>
-          <w:sz w:val="28"/>
-          <w:szCs w:val="28"/>
-        </w:rPr>
-        <w:t>ZenQuotesApp</w:t>
-      </w:r>
-      <w:proofErr w:type="spellEnd"/>
-      <w:r>
-        <w:rPr>
-          <w:rFonts w:ascii="Times New Roman" w:hAnsi="Times New Roman" w:cs="Times New Roman"/>
-          <w:sz w:val="28"/>
-          <w:szCs w:val="28"/>
-        </w:rPr>
-        <w:t>\</w:t>
-      </w:r>
-      <w:proofErr w:type="spellStart"/>
-      <w:r>
-        <w:rPr>
-          <w:rFonts w:ascii="Times New Roman" w:hAnsi="Times New Roman" w:cs="Times New Roman"/>
-          <w:sz w:val="28"/>
-          <w:szCs w:val="28"/>
-        </w:rPr>
-        <w:t>quotes.db</w:t>
-      </w:r>
-      <w:proofErr w:type="spellEnd"/>
-      <w:r>
-        <w:rPr>
-          <w:rFonts w:ascii="Times New Roman" w:hAnsi="Times New Roman" w:cs="Times New Roman"/>
-          <w:sz w:val="28"/>
-          <w:szCs w:val="28"/>
-        </w:rPr>
-        <w:t>.</w:t>
+        <w:t xml:space="preserve"> (QuoteRepository.cs) – SQLite (Microsoft.Data.Sqlite). </w:t>
+      </w:r>
+      <w:r>
+        <w:rPr>
+          <w:rFonts w:ascii="Times New Roman" w:hAnsi="Times New Roman" w:cs="Times New Roman"/>
+          <w:sz w:val="28"/>
+          <w:szCs w:val="28"/>
+        </w:rPr>
+        <w:t>UNIQUE по тексту + INSERT OR IGNORE гарантируют дедупликацию. Пакетные вставки в транзакции ускоряют запись в разы. БД хранится в %LOCALAPPDATA%\ZenQuotesApp\quotes.db.</w:t>
       </w:r>
     </w:p>
     <w:p>
@@ -9884,61 +8017,7 @@
           <w:sz w:val="28"/>
           <w:szCs w:val="28"/>
         </w:rPr>
-        <w:t>API-клиент (</w:t>
-      </w:r>
-      <w:proofErr w:type="spellStart"/>
-      <w:r>
-        <w:rPr>
-          <w:rFonts w:ascii="Times New Roman" w:hAnsi="Times New Roman" w:cs="Times New Roman"/>
-          <w:sz w:val="28"/>
-          <w:szCs w:val="28"/>
-        </w:rPr>
-        <w:t>QuoteApiClient.cs</w:t>
-      </w:r>
-      <w:proofErr w:type="spellEnd"/>
-      <w:r>
-        <w:rPr>
-          <w:rFonts w:ascii="Times New Roman" w:hAnsi="Times New Roman" w:cs="Times New Roman"/>
-          <w:sz w:val="28"/>
-          <w:szCs w:val="28"/>
-        </w:rPr>
-        <w:t xml:space="preserve">) – статический </w:t>
-      </w:r>
-      <w:proofErr w:type="spellStart"/>
-      <w:r>
-        <w:rPr>
-          <w:rFonts w:ascii="Times New Roman" w:hAnsi="Times New Roman" w:cs="Times New Roman"/>
-          <w:sz w:val="28"/>
-          <w:szCs w:val="28"/>
-        </w:rPr>
-        <w:t>HttpClient</w:t>
-      </w:r>
-      <w:proofErr w:type="spellEnd"/>
-      <w:r>
-        <w:rPr>
-          <w:rFonts w:ascii="Times New Roman" w:hAnsi="Times New Roman" w:cs="Times New Roman"/>
-          <w:sz w:val="28"/>
-          <w:szCs w:val="28"/>
-        </w:rPr>
-        <w:t xml:space="preserve"> с таймаутом 60 с и User-Agent. </w:t>
-      </w:r>
-      <w:proofErr w:type="spellStart"/>
-      <w:r>
-        <w:rPr>
-          <w:rFonts w:ascii="Times New Roman" w:hAnsi="Times New Roman" w:cs="Times New Roman"/>
-          <w:sz w:val="28"/>
-          <w:szCs w:val="28"/>
-        </w:rPr>
-        <w:t>Десериализует</w:t>
-      </w:r>
-      <w:proofErr w:type="spellEnd"/>
-      <w:r>
-        <w:rPr>
-          <w:rFonts w:ascii="Times New Roman" w:hAnsi="Times New Roman" w:cs="Times New Roman"/>
-          <w:sz w:val="28"/>
-          <w:szCs w:val="28"/>
-        </w:rPr>
-        <w:t xml:space="preserve"> JSON, фильтрует служебные ответы API, обрабатывает опциональный ключ.</w:t>
+        <w:t>API-клиент (QuoteApiClient.cs) – статический HttpClient с таймаутом 60 с и User-Agent. Десериализует JSON, фильтрует служебные ответы API, обрабатывает опциональный ключ.</w:t>
       </w:r>
     </w:p>
     <w:p>
@@ -9960,169 +8039,7 @@
           <w:sz w:val="28"/>
           <w:szCs w:val="28"/>
         </w:rPr>
-        <w:t>Оркестратор (</w:t>
-      </w:r>
-      <w:proofErr w:type="spellStart"/>
-      <w:r>
-        <w:rPr>
-          <w:rFonts w:ascii="Times New Roman" w:hAnsi="Times New Roman" w:cs="Times New Roman"/>
-          <w:sz w:val="28"/>
-          <w:szCs w:val="28"/>
-        </w:rPr>
-        <w:t>QuoteService.cs</w:t>
-      </w:r>
-      <w:proofErr w:type="spellEnd"/>
-      <w:r>
-        <w:rPr>
-          <w:rFonts w:ascii="Times New Roman" w:hAnsi="Times New Roman" w:cs="Times New Roman"/>
-          <w:sz w:val="28"/>
-          <w:szCs w:val="28"/>
-        </w:rPr>
-        <w:t xml:space="preserve">) – реализует стратегию загрузки: </w:t>
-      </w:r>
-      <w:proofErr w:type="spellStart"/>
-      <w:r>
-        <w:rPr>
-          <w:rFonts w:ascii="Times New Roman" w:hAnsi="Times New Roman" w:cs="Times New Roman"/>
-          <w:sz w:val="28"/>
-          <w:szCs w:val="28"/>
-        </w:rPr>
-        <w:t>мультибатч</w:t>
-      </w:r>
-      <w:proofErr w:type="spellEnd"/>
-      <w:r>
-        <w:rPr>
-          <w:rFonts w:ascii="Times New Roman" w:hAnsi="Times New Roman" w:cs="Times New Roman"/>
-          <w:sz w:val="28"/>
-          <w:szCs w:val="28"/>
-        </w:rPr>
-        <w:t xml:space="preserve"> → </w:t>
-      </w:r>
-      <w:proofErr w:type="spellStart"/>
-      <w:r>
-        <w:rPr>
-          <w:rFonts w:ascii="Times New Roman" w:hAnsi="Times New Roman" w:cs="Times New Roman"/>
-          <w:sz w:val="28"/>
-          <w:szCs w:val="28"/>
-        </w:rPr>
-        <w:t>дедуп</w:t>
-      </w:r>
-      <w:proofErr w:type="spellEnd"/>
-      <w:r>
-        <w:rPr>
-          <w:rFonts w:ascii="Times New Roman" w:hAnsi="Times New Roman" w:cs="Times New Roman"/>
-          <w:sz w:val="28"/>
-          <w:szCs w:val="28"/>
-        </w:rPr>
-        <w:t xml:space="preserve"> в </w:t>
-      </w:r>
-      <w:proofErr w:type="spellStart"/>
-      <w:r>
-        <w:rPr>
-          <w:rFonts w:ascii="Times New Roman" w:hAnsi="Times New Roman" w:cs="Times New Roman"/>
-          <w:sz w:val="28"/>
-          <w:szCs w:val="28"/>
-        </w:rPr>
-        <w:t>Dictionary</w:t>
-      </w:r>
-      <w:proofErr w:type="spellEnd"/>
-      <w:r>
-        <w:rPr>
-          <w:rFonts w:ascii="Times New Roman" w:hAnsi="Times New Roman" w:cs="Times New Roman"/>
-          <w:sz w:val="28"/>
-          <w:szCs w:val="28"/>
-        </w:rPr>
-        <w:t xml:space="preserve"> → сохранение в БД → </w:t>
-      </w:r>
-      <w:proofErr w:type="spellStart"/>
-      <w:r>
-        <w:rPr>
-          <w:rFonts w:ascii="Times New Roman" w:hAnsi="Times New Roman" w:cs="Times New Roman"/>
-          <w:sz w:val="28"/>
-          <w:szCs w:val="28"/>
-        </w:rPr>
-        <w:t>фолбэк</w:t>
-      </w:r>
-      <w:proofErr w:type="spellEnd"/>
-      <w:r>
-        <w:rPr>
-          <w:rFonts w:ascii="Times New Roman" w:hAnsi="Times New Roman" w:cs="Times New Roman"/>
-          <w:sz w:val="28"/>
-          <w:szCs w:val="28"/>
-        </w:rPr>
-        <w:t xml:space="preserve"> на БД/</w:t>
-      </w:r>
-      <w:proofErr w:type="spellStart"/>
-      <w:r>
-        <w:rPr>
-          <w:rFonts w:ascii="Times New Roman" w:hAnsi="Times New Roman" w:cs="Times New Roman"/>
-          <w:sz w:val="28"/>
-          <w:szCs w:val="28"/>
-        </w:rPr>
-        <w:t>Backup</w:t>
-      </w:r>
-      <w:proofErr w:type="spellEnd"/>
-      <w:r>
-        <w:rPr>
-          <w:rFonts w:ascii="Times New Roman" w:hAnsi="Times New Roman" w:cs="Times New Roman"/>
-          <w:sz w:val="28"/>
-          <w:szCs w:val="28"/>
-        </w:rPr>
-        <w:t xml:space="preserve">. Поддерживает </w:t>
-      </w:r>
-      <w:proofErr w:type="spellStart"/>
-      <w:r>
-        <w:rPr>
-          <w:rFonts w:ascii="Times New Roman" w:hAnsi="Times New Roman" w:cs="Times New Roman"/>
-          <w:sz w:val="28"/>
-          <w:szCs w:val="28"/>
-        </w:rPr>
-        <w:t>IProgress</w:t>
-      </w:r>
-      <w:proofErr w:type="spellEnd"/>
-      <w:r>
-        <w:rPr>
-          <w:rFonts w:ascii="Times New Roman" w:hAnsi="Times New Roman" w:cs="Times New Roman"/>
-          <w:sz w:val="28"/>
-          <w:szCs w:val="28"/>
-        </w:rPr>
-        <w:t>&lt;</w:t>
-      </w:r>
-      <w:proofErr w:type="spellStart"/>
-      <w:r>
-        <w:rPr>
-          <w:rFonts w:ascii="Times New Roman" w:hAnsi="Times New Roman" w:cs="Times New Roman"/>
-          <w:sz w:val="28"/>
-          <w:szCs w:val="28"/>
-        </w:rPr>
-        <w:t>string</w:t>
-      </w:r>
-      <w:proofErr w:type="spellEnd"/>
-      <w:r>
-        <w:rPr>
-          <w:rFonts w:ascii="Times New Roman" w:hAnsi="Times New Roman" w:cs="Times New Roman"/>
-          <w:sz w:val="28"/>
-          <w:szCs w:val="28"/>
-        </w:rPr>
-        <w:t xml:space="preserve">&gt; и </w:t>
-      </w:r>
-      <w:proofErr w:type="spellStart"/>
-      <w:r>
-        <w:rPr>
-          <w:rFonts w:ascii="Times New Roman" w:hAnsi="Times New Roman" w:cs="Times New Roman"/>
-          <w:sz w:val="28"/>
-          <w:szCs w:val="28"/>
-        </w:rPr>
-        <w:t>CancellationToken</w:t>
-      </w:r>
-      <w:proofErr w:type="spellEnd"/>
-      <w:r>
-        <w:rPr>
-          <w:rFonts w:ascii="Times New Roman" w:hAnsi="Times New Roman" w:cs="Times New Roman"/>
-          <w:sz w:val="28"/>
-          <w:szCs w:val="28"/>
-        </w:rPr>
-        <w:t>.</w:t>
+        <w:t>Оркестратор (QuoteService.cs) – реализует стратегию загрузки: мультибатч → дедуп в Dictionary → сохранение в БД → фолбэк на БД/Backup. Поддерживает IProgress&lt;string&gt; и CancellationToken.</w:t>
       </w:r>
     </w:p>
     <w:p>
@@ -10144,81 +8061,7 @@
           <w:sz w:val="28"/>
           <w:szCs w:val="28"/>
         </w:rPr>
-        <w:t>Настройки (</w:t>
-      </w:r>
-      <w:proofErr w:type="spellStart"/>
-      <w:r>
-        <w:rPr>
-          <w:rFonts w:ascii="Times New Roman" w:hAnsi="Times New Roman" w:cs="Times New Roman"/>
-          <w:sz w:val="28"/>
-          <w:szCs w:val="28"/>
-        </w:rPr>
-        <w:t>AppSettings.cs</w:t>
-      </w:r>
-      <w:proofErr w:type="spellEnd"/>
-      <w:r>
-        <w:rPr>
-          <w:rFonts w:ascii="Times New Roman" w:hAnsi="Times New Roman" w:cs="Times New Roman"/>
-          <w:sz w:val="28"/>
-          <w:szCs w:val="28"/>
-        </w:rPr>
-        <w:t xml:space="preserve">, </w:t>
-      </w:r>
-      <w:proofErr w:type="spellStart"/>
-      <w:r>
-        <w:rPr>
-          <w:rFonts w:ascii="Times New Roman" w:hAnsi="Times New Roman" w:cs="Times New Roman"/>
-          <w:sz w:val="28"/>
-          <w:szCs w:val="28"/>
-        </w:rPr>
-        <w:t>SettingsStore.cs</w:t>
-      </w:r>
-      <w:proofErr w:type="spellEnd"/>
-      <w:r>
-        <w:rPr>
-          <w:rFonts w:ascii="Times New Roman" w:hAnsi="Times New Roman" w:cs="Times New Roman"/>
-          <w:sz w:val="28"/>
-          <w:szCs w:val="28"/>
-        </w:rPr>
-        <w:t xml:space="preserve">) – </w:t>
-      </w:r>
-      <w:proofErr w:type="spellStart"/>
-      <w:r>
-        <w:rPr>
-          <w:rFonts w:ascii="Times New Roman" w:hAnsi="Times New Roman" w:cs="Times New Roman"/>
-          <w:sz w:val="28"/>
-          <w:szCs w:val="28"/>
-        </w:rPr>
-        <w:t>сериализация</w:t>
-      </w:r>
-      <w:proofErr w:type="spellEnd"/>
-      <w:r>
-        <w:rPr>
-          <w:rFonts w:ascii="Times New Roman" w:hAnsi="Times New Roman" w:cs="Times New Roman"/>
-          <w:sz w:val="28"/>
-          <w:szCs w:val="28"/>
-        </w:rPr>
-        <w:t xml:space="preserve"> в </w:t>
-      </w:r>
-      <w:proofErr w:type="spellStart"/>
-      <w:proofErr w:type="gramStart"/>
-      <w:r>
-        <w:rPr>
-          <w:rFonts w:ascii="Times New Roman" w:hAnsi="Times New Roman" w:cs="Times New Roman"/>
-          <w:sz w:val="28"/>
-          <w:szCs w:val="28"/>
-        </w:rPr>
-        <w:t>settings.json</w:t>
-      </w:r>
-      <w:proofErr w:type="spellEnd"/>
-      <w:proofErr w:type="gramEnd"/>
-      <w:r>
-        <w:rPr>
-          <w:rFonts w:ascii="Times New Roman" w:hAnsi="Times New Roman" w:cs="Times New Roman"/>
-          <w:sz w:val="28"/>
-          <w:szCs w:val="28"/>
-        </w:rPr>
-        <w:t>. При повреждении файла возвращаются значения по умолчанию.</w:t>
+        <w:t>Настройки (AppSettings.cs, SettingsStore.cs) – сериализация в settings.json. При повреждении файла возвращаются значения по умолчанию.</w:t>
       </w:r>
     </w:p>
     <w:p>
@@ -10234,95 +8077,13 @@
           <w:szCs w:val="28"/>
         </w:rPr>
       </w:pPr>
-      <w:proofErr w:type="spellStart"/>
-      <w:r>
-        <w:rPr>
-          <w:rFonts w:ascii="Times New Roman" w:hAnsi="Times New Roman" w:cs="Times New Roman"/>
-          <w:sz w:val="28"/>
-          <w:szCs w:val="28"/>
-        </w:rPr>
-        <w:t>ViewModel</w:t>
-      </w:r>
-      <w:proofErr w:type="spellEnd"/>
-      <w:r>
-        <w:rPr>
-          <w:rFonts w:ascii="Times New Roman" w:hAnsi="Times New Roman" w:cs="Times New Roman"/>
-          <w:sz w:val="28"/>
-          <w:szCs w:val="28"/>
-        </w:rPr>
-        <w:t xml:space="preserve"> (</w:t>
-      </w:r>
-      <w:proofErr w:type="spellStart"/>
-      <w:r>
-        <w:rPr>
-          <w:rFonts w:ascii="Times New Roman" w:hAnsi="Times New Roman" w:cs="Times New Roman"/>
-          <w:sz w:val="28"/>
-          <w:szCs w:val="28"/>
-        </w:rPr>
-        <w:t>MainViewModel.cs</w:t>
-      </w:r>
-      <w:proofErr w:type="spellEnd"/>
-      <w:r>
-        <w:rPr>
-          <w:rFonts w:ascii="Times New Roman" w:hAnsi="Times New Roman" w:cs="Times New Roman"/>
-          <w:sz w:val="28"/>
-          <w:szCs w:val="28"/>
-        </w:rPr>
-        <w:t xml:space="preserve">, </w:t>
-      </w:r>
-      <w:proofErr w:type="spellStart"/>
-      <w:r>
-        <w:rPr>
-          <w:rFonts w:ascii="Times New Roman" w:hAnsi="Times New Roman" w:cs="Times New Roman"/>
-          <w:sz w:val="28"/>
-          <w:szCs w:val="28"/>
-        </w:rPr>
-        <w:t>ViewModelBase.cs</w:t>
-      </w:r>
-      <w:proofErr w:type="spellEnd"/>
-      <w:r>
-        <w:rPr>
-          <w:rFonts w:ascii="Times New Roman" w:hAnsi="Times New Roman" w:cs="Times New Roman"/>
-          <w:sz w:val="28"/>
-          <w:szCs w:val="28"/>
-        </w:rPr>
-        <w:t xml:space="preserve">, </w:t>
-      </w:r>
-      <w:proofErr w:type="spellStart"/>
-      <w:r>
-        <w:rPr>
-          <w:rFonts w:ascii="Times New Roman" w:hAnsi="Times New Roman" w:cs="Times New Roman"/>
-          <w:sz w:val="28"/>
-          <w:szCs w:val="28"/>
-        </w:rPr>
-        <w:t>RelayCommand.cs</w:t>
-      </w:r>
-      <w:proofErr w:type="spellEnd"/>
-      <w:r>
-        <w:rPr>
-          <w:rFonts w:ascii="Times New Roman" w:hAnsi="Times New Roman" w:cs="Times New Roman"/>
-          <w:sz w:val="28"/>
-          <w:szCs w:val="28"/>
-        </w:rPr>
-        <w:t xml:space="preserve">) – управление </w:t>
-      </w:r>
-      <w:proofErr w:type="spellStart"/>
-      <w:r>
-        <w:rPr>
-          <w:rFonts w:ascii="Times New Roman" w:hAnsi="Times New Roman" w:cs="Times New Roman"/>
-          <w:sz w:val="28"/>
-          <w:szCs w:val="28"/>
-        </w:rPr>
-        <w:t>ObservableCollection</w:t>
-      </w:r>
-      <w:proofErr w:type="spellEnd"/>
-      <w:r>
-        <w:rPr>
-          <w:rFonts w:ascii="Times New Roman" w:hAnsi="Times New Roman" w:cs="Times New Roman"/>
-          <w:sz w:val="28"/>
-          <w:szCs w:val="28"/>
-        </w:rPr>
-        <w:t>, навигация по разделам, асинхронные команды, отмена операций, валидация ввода.</w:t>
+      <w:r>
+        <w:rPr>
+          <w:rFonts w:ascii="Times New Roman" w:hAnsi="Times New Roman" w:cs="Times New Roman"/>
+          <w:sz w:val="28"/>
+          <w:szCs w:val="28"/>
+        </w:rPr>
+        <w:t>ViewModel (MainViewModel.cs, ViewModelBase.cs, RelayCommand.cs) – управление ObservableCollection, навигация по разделам, асинхронные команды, отмена операций, валидация ввода.</w:t>
       </w:r>
     </w:p>
     <w:p>
@@ -10345,133 +8106,7 @@
           <w:szCs w:val="28"/>
         </w:rPr>
         <w:lastRenderedPageBreak/>
-        <w:t>View (</w:t>
-      </w:r>
-      <w:proofErr w:type="spellStart"/>
-      <w:r>
-        <w:rPr>
-          <w:rFonts w:ascii="Times New Roman" w:hAnsi="Times New Roman" w:cs="Times New Roman"/>
-          <w:sz w:val="28"/>
-          <w:szCs w:val="28"/>
-        </w:rPr>
-        <w:t>MainWindow.xaml</w:t>
-      </w:r>
-      <w:proofErr w:type="spellEnd"/>
-      <w:r>
-        <w:rPr>
-          <w:rFonts w:ascii="Times New Roman" w:hAnsi="Times New Roman" w:cs="Times New Roman"/>
-          <w:sz w:val="28"/>
-          <w:szCs w:val="28"/>
-        </w:rPr>
-        <w:t>/</w:t>
-      </w:r>
-      <w:proofErr w:type="spellStart"/>
-      <w:r>
-        <w:rPr>
-          <w:rFonts w:ascii="Times New Roman" w:hAnsi="Times New Roman" w:cs="Times New Roman"/>
-          <w:sz w:val="28"/>
-          <w:szCs w:val="28"/>
-        </w:rPr>
-        <w:t>cs</w:t>
-      </w:r>
-      <w:proofErr w:type="spellEnd"/>
-      <w:r>
-        <w:rPr>
-          <w:rFonts w:ascii="Times New Roman" w:hAnsi="Times New Roman" w:cs="Times New Roman"/>
-          <w:sz w:val="28"/>
-          <w:szCs w:val="28"/>
-        </w:rPr>
-        <w:t xml:space="preserve">) – </w:t>
-      </w:r>
-      <w:proofErr w:type="spellStart"/>
-      <w:r>
-        <w:rPr>
-          <w:rFonts w:ascii="Times New Roman" w:hAnsi="Times New Roman" w:cs="Times New Roman"/>
-          <w:sz w:val="28"/>
-          <w:szCs w:val="28"/>
-        </w:rPr>
-        <w:t>кастомное</w:t>
-      </w:r>
-      <w:proofErr w:type="spellEnd"/>
-      <w:r>
-        <w:rPr>
-          <w:rFonts w:ascii="Times New Roman" w:hAnsi="Times New Roman" w:cs="Times New Roman"/>
-          <w:sz w:val="28"/>
-          <w:szCs w:val="28"/>
-        </w:rPr>
-        <w:t xml:space="preserve"> окно (</w:t>
-      </w:r>
-      <w:proofErr w:type="spellStart"/>
-      <w:r>
-        <w:rPr>
-          <w:rFonts w:ascii="Times New Roman" w:hAnsi="Times New Roman" w:cs="Times New Roman"/>
-          <w:sz w:val="28"/>
-          <w:szCs w:val="28"/>
-        </w:rPr>
-        <w:t>WindowChrome</w:t>
-      </w:r>
-      <w:proofErr w:type="spellEnd"/>
-      <w:r>
-        <w:rPr>
-          <w:rFonts w:ascii="Times New Roman" w:hAnsi="Times New Roman" w:cs="Times New Roman"/>
-          <w:sz w:val="28"/>
-          <w:szCs w:val="28"/>
-        </w:rPr>
-        <w:t xml:space="preserve">), боковая навигация, </w:t>
-      </w:r>
-      <w:proofErr w:type="spellStart"/>
-      <w:r>
-        <w:rPr>
-          <w:rFonts w:ascii="Times New Roman" w:hAnsi="Times New Roman" w:cs="Times New Roman"/>
-          <w:sz w:val="28"/>
-          <w:szCs w:val="28"/>
-        </w:rPr>
-        <w:t>виртуализированные</w:t>
-      </w:r>
-      <w:proofErr w:type="spellEnd"/>
-      <w:r>
-        <w:rPr>
-          <w:rFonts w:ascii="Times New Roman" w:hAnsi="Times New Roman" w:cs="Times New Roman"/>
-          <w:sz w:val="28"/>
-          <w:szCs w:val="28"/>
-        </w:rPr>
-        <w:t xml:space="preserve"> </w:t>
-      </w:r>
-      <w:proofErr w:type="spellStart"/>
-      <w:r>
-        <w:rPr>
-          <w:rFonts w:ascii="Times New Roman" w:hAnsi="Times New Roman" w:cs="Times New Roman"/>
-          <w:sz w:val="28"/>
-          <w:szCs w:val="28"/>
-        </w:rPr>
-        <w:t>ListBox</w:t>
-      </w:r>
-      <w:proofErr w:type="spellEnd"/>
-      <w:r>
-        <w:rPr>
-          <w:rFonts w:ascii="Times New Roman" w:hAnsi="Times New Roman" w:cs="Times New Roman"/>
-          <w:sz w:val="28"/>
-          <w:szCs w:val="28"/>
-        </w:rPr>
-        <w:t xml:space="preserve">, статус-бар с прогрессом. Точка композиции зависимостей в </w:t>
-      </w:r>
-      <w:proofErr w:type="spellStart"/>
-      <w:r>
-        <w:rPr>
-          <w:rFonts w:ascii="Times New Roman" w:hAnsi="Times New Roman" w:cs="Times New Roman"/>
-          <w:sz w:val="28"/>
-          <w:szCs w:val="28"/>
-        </w:rPr>
-        <w:t>Loaded</w:t>
-      </w:r>
-      <w:proofErr w:type="spellEnd"/>
-      <w:r>
-        <w:rPr>
-          <w:rFonts w:ascii="Times New Roman" w:hAnsi="Times New Roman" w:cs="Times New Roman"/>
-          <w:sz w:val="28"/>
-          <w:szCs w:val="28"/>
-        </w:rPr>
-        <w:t>.</w:t>
+        <w:t>View (MainWindow.xaml/cs) – кастомное окно (WindowChrome), боковая навигация, виртуализированные ListBox, статус-бар с прогрессом. Точка композиции зависимостей в Loaded.</w:t>
       </w:r>
     </w:p>
     <w:p>
@@ -10660,25 +8295,7 @@
                 <w:sz w:val="28"/>
                 <w:szCs w:val="28"/>
               </w:rPr>
-              <w:t xml:space="preserve">Выбор стека (.NET 8, WPF, MVVM, </w:t>
-            </w:r>
-            <w:proofErr w:type="spellStart"/>
-            <w:r>
-              <w:rPr>
-                <w:rFonts w:ascii="Times New Roman" w:hAnsi="Times New Roman" w:cs="Times New Roman"/>
-                <w:sz w:val="28"/>
-                <w:szCs w:val="28"/>
-              </w:rPr>
-              <w:t>SQLite</w:t>
-            </w:r>
-            <w:proofErr w:type="spellEnd"/>
-            <w:r>
-              <w:rPr>
-                <w:rFonts w:ascii="Times New Roman" w:hAnsi="Times New Roman" w:cs="Times New Roman"/>
-                <w:sz w:val="28"/>
-                <w:szCs w:val="28"/>
-              </w:rPr>
-              <w:t>), проектирование слоёв, диаграмма потоков данных</w:t>
+              <w:t>Выбор стека (.NET 8, WPF, MVVM, SQLite), проектирование слоёв, диаграмма потоков данных</w:t>
             </w:r>
           </w:p>
         </w:tc>
@@ -10766,9 +8383,16 @@
                 <w:szCs w:val="28"/>
                 <w:lang w:val="en-US"/>
               </w:rPr>
-              <w:t>`</w:t>
-            </w:r>
-            <w:proofErr w:type="spellStart"/>
+              <w:t xml:space="preserve">`QuoteRepository` (SQLite, </w:t>
+            </w:r>
+            <w:r>
+              <w:rPr>
+                <w:rFonts w:ascii="Times New Roman" w:hAnsi="Times New Roman" w:cs="Times New Roman"/>
+                <w:sz w:val="28"/>
+                <w:szCs w:val="28"/>
+              </w:rPr>
+              <w:t>транзакции</w:t>
+            </w:r>
             <w:r>
               <w:rPr>
                 <w:rFonts w:ascii="Times New Roman" w:hAnsi="Times New Roman" w:cs="Times New Roman"/>
@@ -10776,74 +8400,7 @@
                 <w:szCs w:val="28"/>
                 <w:lang w:val="en-US"/>
               </w:rPr>
-              <w:t>QuoteRepository</w:t>
-            </w:r>
-            <w:proofErr w:type="spellEnd"/>
-            <w:r>
-              <w:rPr>
-                <w:rFonts w:ascii="Times New Roman" w:hAnsi="Times New Roman" w:cs="Times New Roman"/>
-                <w:sz w:val="28"/>
-                <w:szCs w:val="28"/>
-                <w:lang w:val="en-US"/>
-              </w:rPr>
-              <w:t xml:space="preserve">` (SQLite, </w:t>
-            </w:r>
-            <w:r>
-              <w:rPr>
-                <w:rFonts w:ascii="Times New Roman" w:hAnsi="Times New Roman" w:cs="Times New Roman"/>
-                <w:sz w:val="28"/>
-                <w:szCs w:val="28"/>
-              </w:rPr>
-              <w:t>транзакции</w:t>
-            </w:r>
-            <w:r>
-              <w:rPr>
-                <w:rFonts w:ascii="Times New Roman" w:hAnsi="Times New Roman" w:cs="Times New Roman"/>
-                <w:sz w:val="28"/>
-                <w:szCs w:val="28"/>
-                <w:lang w:val="en-US"/>
-              </w:rPr>
-              <w:t>), `</w:t>
-            </w:r>
-            <w:proofErr w:type="spellStart"/>
-            <w:r>
-              <w:rPr>
-                <w:rFonts w:ascii="Times New Roman" w:hAnsi="Times New Roman" w:cs="Times New Roman"/>
-                <w:sz w:val="28"/>
-                <w:szCs w:val="28"/>
-                <w:lang w:val="en-US"/>
-              </w:rPr>
-              <w:t>QuoteApiClient</w:t>
-            </w:r>
-            <w:proofErr w:type="spellEnd"/>
-            <w:r>
-              <w:rPr>
-                <w:rFonts w:ascii="Times New Roman" w:hAnsi="Times New Roman" w:cs="Times New Roman"/>
-                <w:sz w:val="28"/>
-                <w:szCs w:val="28"/>
-                <w:lang w:val="en-US"/>
-              </w:rPr>
-              <w:t>` (HTTP, JSON), `</w:t>
-            </w:r>
-            <w:proofErr w:type="spellStart"/>
-            <w:r>
-              <w:rPr>
-                <w:rFonts w:ascii="Times New Roman" w:hAnsi="Times New Roman" w:cs="Times New Roman"/>
-                <w:sz w:val="28"/>
-                <w:szCs w:val="28"/>
-                <w:lang w:val="en-US"/>
-              </w:rPr>
-              <w:t>BackupQuotes</w:t>
-            </w:r>
-            <w:proofErr w:type="spellEnd"/>
-            <w:r>
-              <w:rPr>
-                <w:rFonts w:ascii="Times New Roman" w:hAnsi="Times New Roman" w:cs="Times New Roman"/>
-                <w:sz w:val="28"/>
-                <w:szCs w:val="28"/>
-                <w:lang w:val="en-US"/>
-              </w:rPr>
-              <w:t>`</w:t>
+              <w:t>), `QuoteApiClient` (HTTP, JSON), `BackupQuotes`</w:t>
             </w:r>
           </w:p>
         </w:tc>
@@ -10931,9 +8488,16 @@
                 <w:szCs w:val="28"/>
                 <w:lang w:val="en-US"/>
               </w:rPr>
-              <w:t>`</w:t>
-            </w:r>
-            <w:proofErr w:type="spellStart"/>
+              <w:t>`QuoteService` (</w:t>
+            </w:r>
+            <w:r>
+              <w:rPr>
+                <w:rFonts w:ascii="Times New Roman" w:hAnsi="Times New Roman" w:cs="Times New Roman"/>
+                <w:sz w:val="28"/>
+                <w:szCs w:val="28"/>
+              </w:rPr>
+              <w:t>фолбэк</w:t>
+            </w:r>
             <w:r>
               <w:rPr>
                 <w:rFonts w:ascii="Times New Roman" w:hAnsi="Times New Roman" w:cs="Times New Roman"/>
@@ -10941,9 +8505,16 @@
                 <w:szCs w:val="28"/>
                 <w:lang w:val="en-US"/>
               </w:rPr>
-              <w:t>QuoteService</w:t>
-            </w:r>
-            <w:proofErr w:type="spellEnd"/>
+              <w:t xml:space="preserve">, </w:t>
+            </w:r>
+            <w:r>
+              <w:rPr>
+                <w:rFonts w:ascii="Times New Roman" w:hAnsi="Times New Roman" w:cs="Times New Roman"/>
+                <w:sz w:val="28"/>
+                <w:szCs w:val="28"/>
+              </w:rPr>
+              <w:t>паузы</w:t>
+            </w:r>
             <w:r>
               <w:rPr>
                 <w:rFonts w:ascii="Times New Roman" w:hAnsi="Times New Roman" w:cs="Times New Roman"/>
@@ -10951,18 +8522,16 @@
                 <w:szCs w:val="28"/>
                 <w:lang w:val="en-US"/>
               </w:rPr>
-              <w:t>` (</w:t>
-            </w:r>
-            <w:proofErr w:type="spellStart"/>
+              <w:t xml:space="preserve">, </w:t>
+            </w:r>
             <w:r>
               <w:rPr>
                 <w:rFonts w:ascii="Times New Roman" w:hAnsi="Times New Roman" w:cs="Times New Roman"/>
                 <w:sz w:val="28"/>
                 <w:szCs w:val="28"/>
               </w:rPr>
-              <w:t>фолбэк</w:t>
-            </w:r>
-            <w:proofErr w:type="spellEnd"/>
+              <w:t>прогресс</w:t>
+            </w:r>
             <w:r>
               <w:rPr>
                 <w:rFonts w:ascii="Times New Roman" w:hAnsi="Times New Roman" w:cs="Times New Roman"/>
@@ -10970,61 +8539,7 @@
                 <w:szCs w:val="28"/>
                 <w:lang w:val="en-US"/>
               </w:rPr>
-              <w:t xml:space="preserve">, </w:t>
-            </w:r>
-            <w:r>
-              <w:rPr>
-                <w:rFonts w:ascii="Times New Roman" w:hAnsi="Times New Roman" w:cs="Times New Roman"/>
-                <w:sz w:val="28"/>
-                <w:szCs w:val="28"/>
-              </w:rPr>
-              <w:t>паузы</w:t>
-            </w:r>
-            <w:r>
-              <w:rPr>
-                <w:rFonts w:ascii="Times New Roman" w:hAnsi="Times New Roman" w:cs="Times New Roman"/>
-                <w:sz w:val="28"/>
-                <w:szCs w:val="28"/>
-                <w:lang w:val="en-US"/>
-              </w:rPr>
-              <w:t xml:space="preserve">, </w:t>
-            </w:r>
-            <w:r>
-              <w:rPr>
-                <w:rFonts w:ascii="Times New Roman" w:hAnsi="Times New Roman" w:cs="Times New Roman"/>
-                <w:sz w:val="28"/>
-                <w:szCs w:val="28"/>
-              </w:rPr>
-              <w:t>прогресс</w:t>
-            </w:r>
-            <w:r>
-              <w:rPr>
-                <w:rFonts w:ascii="Times New Roman" w:hAnsi="Times New Roman" w:cs="Times New Roman"/>
-                <w:sz w:val="28"/>
-                <w:szCs w:val="28"/>
-                <w:lang w:val="en-US"/>
-              </w:rPr>
-              <w:t>), `</w:t>
-            </w:r>
-            <w:proofErr w:type="spellStart"/>
-            <w:r>
-              <w:rPr>
-                <w:rFonts w:ascii="Times New Roman" w:hAnsi="Times New Roman" w:cs="Times New Roman"/>
-                <w:sz w:val="28"/>
-                <w:szCs w:val="28"/>
-                <w:lang w:val="en-US"/>
-              </w:rPr>
-              <w:t>SettingsStore</w:t>
-            </w:r>
-            <w:proofErr w:type="spellEnd"/>
-            <w:r>
-              <w:rPr>
-                <w:rFonts w:ascii="Times New Roman" w:hAnsi="Times New Roman" w:cs="Times New Roman"/>
-                <w:sz w:val="28"/>
-                <w:szCs w:val="28"/>
-                <w:lang w:val="en-US"/>
-              </w:rPr>
-              <w:t xml:space="preserve">`, </w:t>
+              <w:t xml:space="preserve">), `SettingsStore`, </w:t>
             </w:r>
             <w:r>
               <w:rPr>
@@ -11094,27 +8609,7 @@
                 <w:szCs w:val="28"/>
                 <w:lang w:val="en-US"/>
               </w:rPr>
-              <w:t xml:space="preserve">4. </w:t>
-            </w:r>
-            <w:proofErr w:type="spellStart"/>
-            <w:r>
-              <w:rPr>
-                <w:rFonts w:ascii="Times New Roman" w:hAnsi="Times New Roman" w:cs="Times New Roman"/>
-                <w:sz w:val="28"/>
-                <w:szCs w:val="28"/>
-                <w:lang w:val="en-US"/>
-              </w:rPr>
-              <w:t>ViewModel</w:t>
-            </w:r>
-            <w:proofErr w:type="spellEnd"/>
-            <w:r>
-              <w:rPr>
-                <w:rFonts w:ascii="Times New Roman" w:hAnsi="Times New Roman" w:cs="Times New Roman"/>
-                <w:sz w:val="28"/>
-                <w:szCs w:val="28"/>
-                <w:lang w:val="en-US"/>
-              </w:rPr>
-              <w:t xml:space="preserve"> &amp; Commands</w:t>
+              <w:t>4. ViewModel &amp; Commands</w:t>
             </w:r>
           </w:p>
         </w:tc>
@@ -11174,7 +8669,6 @@
               </w:rPr>
               <w:t>`</w:t>
             </w:r>
-            <w:proofErr w:type="spellStart"/>
             <w:r>
               <w:rPr>
                 <w:rFonts w:ascii="Times New Roman" w:hAnsi="Times New Roman" w:cs="Times New Roman"/>
@@ -11184,7 +8678,6 @@
               </w:rPr>
               <w:t>ViewModelBase</w:t>
             </w:r>
-            <w:proofErr w:type="spellEnd"/>
             <w:r>
               <w:rPr>
                 <w:rFonts w:ascii="Times New Roman" w:hAnsi="Times New Roman" w:cs="Times New Roman"/>
@@ -11193,7 +8686,6 @@
               </w:rPr>
               <w:t>`, `</w:t>
             </w:r>
-            <w:proofErr w:type="spellStart"/>
             <w:r>
               <w:rPr>
                 <w:rFonts w:ascii="Times New Roman" w:hAnsi="Times New Roman" w:cs="Times New Roman"/>
@@ -11203,7 +8695,6 @@
               </w:rPr>
               <w:t>RelayCommand</w:t>
             </w:r>
-            <w:proofErr w:type="spellEnd"/>
             <w:r>
               <w:rPr>
                 <w:rFonts w:ascii="Times New Roman" w:hAnsi="Times New Roman" w:cs="Times New Roman"/>
@@ -11324,7 +8815,6 @@
               </w:rPr>
               <w:t>-палитра), `</w:t>
             </w:r>
-            <w:proofErr w:type="spellStart"/>
             <w:r>
               <w:rPr>
                 <w:rFonts w:ascii="Times New Roman" w:hAnsi="Times New Roman" w:cs="Times New Roman"/>
@@ -11334,7 +8824,6 @@
               </w:rPr>
               <w:t>WindowChrome</w:t>
             </w:r>
-            <w:proofErr w:type="spellEnd"/>
             <w:r>
               <w:rPr>
                 <w:rFonts w:ascii="Times New Roman" w:hAnsi="Times New Roman" w:cs="Times New Roman"/>
@@ -11367,18 +8856,8 @@
                 <w:sz w:val="28"/>
                 <w:szCs w:val="28"/>
               </w:rPr>
-              <w:t xml:space="preserve">6. Тестирование &amp; </w:t>
-            </w:r>
-            <w:proofErr w:type="spellStart"/>
-            <w:r>
-              <w:rPr>
-                <w:rFonts w:ascii="Times New Roman" w:hAnsi="Times New Roman" w:cs="Times New Roman"/>
-                <w:sz w:val="28"/>
-                <w:szCs w:val="28"/>
-              </w:rPr>
-              <w:t>Docs</w:t>
-            </w:r>
-            <w:proofErr w:type="spellEnd"/>
+              <w:t>6. Тестирование &amp; Docs</w:t>
+            </w:r>
           </w:p>
         </w:tc>
         <w:tc>
@@ -11425,25 +8904,7 @@
                 <w:sz w:val="28"/>
                 <w:szCs w:val="28"/>
               </w:rPr>
-              <w:t xml:space="preserve">Отладка </w:t>
-            </w:r>
-            <w:proofErr w:type="spellStart"/>
-            <w:r>
-              <w:rPr>
-                <w:rFonts w:ascii="Times New Roman" w:hAnsi="Times New Roman" w:cs="Times New Roman"/>
-                <w:sz w:val="28"/>
-                <w:szCs w:val="28"/>
-              </w:rPr>
-              <w:t>фолбэков</w:t>
-            </w:r>
-            <w:proofErr w:type="spellEnd"/>
-            <w:r>
-              <w:rPr>
-                <w:rFonts w:ascii="Times New Roman" w:hAnsi="Times New Roman" w:cs="Times New Roman"/>
-                <w:sz w:val="28"/>
-                <w:szCs w:val="28"/>
-              </w:rPr>
-              <w:t>, проверка лимитов API, полировка UI, написание отчёта и `ARCHITECTURE.md`</w:t>
+              <w:t>Отладка фолбэков, проверка лимитов API, полировка UI, написание отчёта и `ARCHITECTURE.md`</w:t>
             </w:r>
           </w:p>
         </w:tc>
@@ -11490,25 +8951,7 @@
           <w:sz w:val="28"/>
           <w:szCs w:val="28"/>
         </w:rPr>
-        <w:t xml:space="preserve">Отсутствие интернета / таймаут → загрузка из </w:t>
-      </w:r>
-      <w:proofErr w:type="spellStart"/>
-      <w:r>
-        <w:rPr>
-          <w:rFonts w:ascii="Times New Roman" w:hAnsi="Times New Roman" w:cs="Times New Roman"/>
-          <w:sz w:val="28"/>
-          <w:szCs w:val="28"/>
-        </w:rPr>
-        <w:t>SQLite</w:t>
-      </w:r>
-      <w:proofErr w:type="spellEnd"/>
-      <w:r>
-        <w:rPr>
-          <w:rFonts w:ascii="Times New Roman" w:hAnsi="Times New Roman" w:cs="Times New Roman"/>
-          <w:sz w:val="28"/>
-          <w:szCs w:val="28"/>
-        </w:rPr>
-        <w:t>.</w:t>
+        <w:t>Отсутствие интернета / таймаут → загрузка из SQLite.</w:t>
       </w:r>
     </w:p>
     <w:p>
@@ -11530,25 +8973,7 @@
           <w:sz w:val="28"/>
           <w:szCs w:val="28"/>
         </w:rPr>
-        <w:t xml:space="preserve">Пустая база → автоматическое использование </w:t>
-      </w:r>
-      <w:proofErr w:type="spellStart"/>
-      <w:r>
-        <w:rPr>
-          <w:rFonts w:ascii="Times New Roman" w:hAnsi="Times New Roman" w:cs="Times New Roman"/>
-          <w:sz w:val="28"/>
-          <w:szCs w:val="28"/>
-        </w:rPr>
-        <w:t>BackupQuotes</w:t>
-      </w:r>
-      <w:proofErr w:type="spellEnd"/>
-      <w:r>
-        <w:rPr>
-          <w:rFonts w:ascii="Times New Roman" w:hAnsi="Times New Roman" w:cs="Times New Roman"/>
-          <w:sz w:val="28"/>
-          <w:szCs w:val="28"/>
-        </w:rPr>
-        <w:t>.</w:t>
+        <w:t>Пустая база → автоматическое использование BackupQuotes.</w:t>
       </w:r>
     </w:p>
     <w:p>
@@ -11570,25 +8995,7 @@
           <w:sz w:val="28"/>
           <w:szCs w:val="28"/>
         </w:rPr>
-        <w:t xml:space="preserve">Лимит API → пауза ~6 с между </w:t>
-      </w:r>
-      <w:proofErr w:type="spellStart"/>
-      <w:r>
-        <w:rPr>
-          <w:rFonts w:ascii="Times New Roman" w:hAnsi="Times New Roman" w:cs="Times New Roman"/>
-          <w:sz w:val="28"/>
-          <w:szCs w:val="28"/>
-        </w:rPr>
-        <w:t>батчами</w:t>
-      </w:r>
-      <w:proofErr w:type="spellEnd"/>
-      <w:r>
-        <w:rPr>
-          <w:rFonts w:ascii="Times New Roman" w:hAnsi="Times New Roman" w:cs="Times New Roman"/>
-          <w:sz w:val="28"/>
-          <w:szCs w:val="28"/>
-        </w:rPr>
-        <w:t xml:space="preserve"> без ключа.</w:t>
+        <w:t>Лимит API → пауза ~6 с между батчами без ключа.</w:t>
       </w:r>
     </w:p>
     <w:p>
@@ -11610,25 +9017,7 @@
           <w:sz w:val="28"/>
           <w:szCs w:val="28"/>
         </w:rPr>
-        <w:t>Повреждённые настройки → возврат к дефолтным значениям (</w:t>
-      </w:r>
-      <w:proofErr w:type="spellStart"/>
-      <w:r>
-        <w:rPr>
-          <w:rFonts w:ascii="Times New Roman" w:hAnsi="Times New Roman" w:cs="Times New Roman"/>
-          <w:sz w:val="28"/>
-          <w:szCs w:val="28"/>
-        </w:rPr>
-        <w:t>BatchCount</w:t>
-      </w:r>
-      <w:proofErr w:type="spellEnd"/>
-      <w:r>
-        <w:rPr>
-          <w:rFonts w:ascii="Times New Roman" w:hAnsi="Times New Roman" w:cs="Times New Roman"/>
-          <w:sz w:val="28"/>
-          <w:szCs w:val="28"/>
-        </w:rPr>
-        <w:t>=3).</w:t>
+        <w:t>Повреждённые настройки → возврат к дефолтным значениям (BatchCount=3).</w:t>
       </w:r>
     </w:p>
     <w:p>
@@ -11689,59 +9078,13 @@
           <w:szCs w:val="28"/>
         </w:rPr>
       </w:pPr>
-      <w:proofErr w:type="spellStart"/>
-      <w:r>
-        <w:rPr>
-          <w:rFonts w:ascii="Times New Roman" w:hAnsi="Times New Roman" w:cs="Times New Roman"/>
-          <w:sz w:val="28"/>
-          <w:szCs w:val="28"/>
-        </w:rPr>
-        <w:t>async</w:t>
-      </w:r>
-      <w:proofErr w:type="spellEnd"/>
-      <w:r>
-        <w:rPr>
-          <w:rFonts w:ascii="Times New Roman" w:hAnsi="Times New Roman" w:cs="Times New Roman"/>
-          <w:sz w:val="28"/>
-          <w:szCs w:val="28"/>
-        </w:rPr>
-        <w:t>/</w:t>
-      </w:r>
-      <w:proofErr w:type="spellStart"/>
-      <w:r>
-        <w:rPr>
-          <w:rFonts w:ascii="Times New Roman" w:hAnsi="Times New Roman" w:cs="Times New Roman"/>
-          <w:sz w:val="28"/>
-          <w:szCs w:val="28"/>
-        </w:rPr>
-        <w:t>await</w:t>
-      </w:r>
-      <w:proofErr w:type="spellEnd"/>
-      <w:r>
-        <w:rPr>
-          <w:rFonts w:ascii="Times New Roman" w:hAnsi="Times New Roman" w:cs="Times New Roman"/>
-          <w:sz w:val="28"/>
-          <w:szCs w:val="28"/>
-        </w:rPr>
-        <w:t xml:space="preserve"> + </w:t>
-      </w:r>
-      <w:proofErr w:type="spellStart"/>
-      <w:r>
-        <w:rPr>
-          <w:rFonts w:ascii="Times New Roman" w:hAnsi="Times New Roman" w:cs="Times New Roman"/>
-          <w:sz w:val="28"/>
-          <w:szCs w:val="28"/>
-        </w:rPr>
-        <w:t>Task.Run</w:t>
-      </w:r>
-      <w:proofErr w:type="spellEnd"/>
-      <w:r>
-        <w:rPr>
-          <w:rFonts w:ascii="Times New Roman" w:hAnsi="Times New Roman" w:cs="Times New Roman"/>
-          <w:sz w:val="28"/>
-          <w:szCs w:val="28"/>
-        </w:rPr>
-        <w:t xml:space="preserve"> для операций с БД → интерфейс не блокируется.</w:t>
+      <w:r>
+        <w:rPr>
+          <w:rFonts w:ascii="Times New Roman" w:hAnsi="Times New Roman" w:cs="Times New Roman"/>
+          <w:sz w:val="28"/>
+          <w:szCs w:val="28"/>
+        </w:rPr>
+        <w:t>async/await + Task.Run для операций с БД → интерфейс не блокируется.</w:t>
       </w:r>
     </w:p>
     <w:p>
@@ -11757,41 +9100,13 @@
           <w:szCs w:val="28"/>
         </w:rPr>
       </w:pPr>
-      <w:proofErr w:type="spellStart"/>
-      <w:r>
-        <w:rPr>
-          <w:rFonts w:ascii="Times New Roman" w:hAnsi="Times New Roman" w:cs="Times New Roman"/>
-          <w:sz w:val="28"/>
-          <w:szCs w:val="28"/>
-        </w:rPr>
-        <w:t>VirtualizingPanel</w:t>
-      </w:r>
-      <w:proofErr w:type="spellEnd"/>
-      <w:r>
-        <w:rPr>
-          <w:rFonts w:ascii="Times New Roman" w:hAnsi="Times New Roman" w:cs="Times New Roman"/>
-          <w:sz w:val="28"/>
-          <w:szCs w:val="28"/>
-        </w:rPr>
-        <w:t xml:space="preserve"> в </w:t>
-      </w:r>
-      <w:proofErr w:type="spellStart"/>
-      <w:r>
-        <w:rPr>
-          <w:rFonts w:ascii="Times New Roman" w:hAnsi="Times New Roman" w:cs="Times New Roman"/>
-          <w:sz w:val="28"/>
-          <w:szCs w:val="28"/>
-        </w:rPr>
-        <w:t>ListBox</w:t>
-      </w:r>
-      <w:proofErr w:type="spellEnd"/>
-      <w:r>
-        <w:rPr>
-          <w:rFonts w:ascii="Times New Roman" w:hAnsi="Times New Roman" w:cs="Times New Roman"/>
-          <w:sz w:val="28"/>
-          <w:szCs w:val="28"/>
-        </w:rPr>
-        <w:t xml:space="preserve"> → отрисовка только видимых элементов (тысячи цитат без лагов).</w:t>
+      <w:r>
+        <w:rPr>
+          <w:rFonts w:ascii="Times New Roman" w:hAnsi="Times New Roman" w:cs="Times New Roman"/>
+          <w:sz w:val="28"/>
+          <w:szCs w:val="28"/>
+        </w:rPr>
+        <w:t>VirtualizingPanel в ListBox → отрисовка только видимых элементов (тысячи цитат без лагов).</w:t>
       </w:r>
     </w:p>
     <w:p>
@@ -11807,59 +9122,13 @@
           <w:szCs w:val="28"/>
         </w:rPr>
       </w:pPr>
-      <w:proofErr w:type="spellStart"/>
-      <w:r>
-        <w:rPr>
-          <w:rFonts w:ascii="Times New Roman" w:hAnsi="Times New Roman" w:cs="Times New Roman"/>
-          <w:sz w:val="28"/>
-          <w:szCs w:val="28"/>
-        </w:rPr>
-        <w:t>Дедупликация</w:t>
-      </w:r>
-      <w:proofErr w:type="spellEnd"/>
-      <w:r>
-        <w:rPr>
-          <w:rFonts w:ascii="Times New Roman" w:hAnsi="Times New Roman" w:cs="Times New Roman"/>
-          <w:sz w:val="28"/>
-          <w:szCs w:val="28"/>
-        </w:rPr>
-        <w:t xml:space="preserve"> на двух уровнях: </w:t>
-      </w:r>
-      <w:proofErr w:type="spellStart"/>
-      <w:r>
-        <w:rPr>
-          <w:rFonts w:ascii="Times New Roman" w:hAnsi="Times New Roman" w:cs="Times New Roman"/>
-          <w:sz w:val="28"/>
-          <w:szCs w:val="28"/>
-        </w:rPr>
-        <w:t>Dictionary</w:t>
-      </w:r>
-      <w:proofErr w:type="spellEnd"/>
-      <w:r>
-        <w:rPr>
-          <w:rFonts w:ascii="Times New Roman" w:hAnsi="Times New Roman" w:cs="Times New Roman"/>
-          <w:sz w:val="28"/>
-          <w:szCs w:val="28"/>
-        </w:rPr>
-        <w:t xml:space="preserve"> в памяти + UNIQUE индекс в </w:t>
-      </w:r>
-      <w:proofErr w:type="spellStart"/>
-      <w:r>
-        <w:rPr>
-          <w:rFonts w:ascii="Times New Roman" w:hAnsi="Times New Roman" w:cs="Times New Roman"/>
-          <w:sz w:val="28"/>
-          <w:szCs w:val="28"/>
-        </w:rPr>
-        <w:t>SQLite</w:t>
-      </w:r>
-      <w:proofErr w:type="spellEnd"/>
-      <w:r>
-        <w:rPr>
-          <w:rFonts w:ascii="Times New Roman" w:hAnsi="Times New Roman" w:cs="Times New Roman"/>
-          <w:sz w:val="28"/>
-          <w:szCs w:val="28"/>
-        </w:rPr>
-        <w:t>.</w:t>
+      <w:r>
+        <w:rPr>
+          <w:rFonts w:ascii="Times New Roman" w:hAnsi="Times New Roman" w:cs="Times New Roman"/>
+          <w:sz w:val="28"/>
+          <w:szCs w:val="28"/>
+        </w:rPr>
+        <w:t>Дедупликация на двух уровнях: Dictionary в памяти + UNIQUE индекс в SQLite.</w:t>
       </w:r>
     </w:p>
     <w:p>
@@ -11881,25 +9150,7 @@
           <w:sz w:val="28"/>
           <w:szCs w:val="28"/>
         </w:rPr>
-        <w:t xml:space="preserve">Статический </w:t>
-      </w:r>
-      <w:proofErr w:type="spellStart"/>
-      <w:r>
-        <w:rPr>
-          <w:rFonts w:ascii="Times New Roman" w:hAnsi="Times New Roman" w:cs="Times New Roman"/>
-          <w:sz w:val="28"/>
-          <w:szCs w:val="28"/>
-        </w:rPr>
-        <w:t>HttpClient</w:t>
-      </w:r>
-      <w:proofErr w:type="spellEnd"/>
-      <w:r>
-        <w:rPr>
-          <w:rFonts w:ascii="Times New Roman" w:hAnsi="Times New Roman" w:cs="Times New Roman"/>
-          <w:sz w:val="28"/>
-          <w:szCs w:val="28"/>
-        </w:rPr>
-        <w:t xml:space="preserve"> → предотвращение исчерпания сокетов.</w:t>
+        <w:t>Статический HttpClient → предотвращение исчерпания сокетов.</w:t>
       </w:r>
     </w:p>
     <w:p>
@@ -11915,41 +9166,13 @@
           <w:szCs w:val="28"/>
         </w:rPr>
       </w:pPr>
-      <w:proofErr w:type="spellStart"/>
-      <w:r>
-        <w:rPr>
-          <w:rFonts w:ascii="Times New Roman" w:hAnsi="Times New Roman" w:cs="Times New Roman"/>
-          <w:sz w:val="28"/>
-          <w:szCs w:val="28"/>
-        </w:rPr>
-        <w:t>CancellationToken</w:t>
-      </w:r>
-      <w:proofErr w:type="spellEnd"/>
-      <w:r>
-        <w:rPr>
-          <w:rFonts w:ascii="Times New Roman" w:hAnsi="Times New Roman" w:cs="Times New Roman"/>
-          <w:sz w:val="28"/>
-          <w:szCs w:val="28"/>
-        </w:rPr>
-        <w:t xml:space="preserve"> + </w:t>
-      </w:r>
-      <w:proofErr w:type="spellStart"/>
-      <w:r>
-        <w:rPr>
-          <w:rFonts w:ascii="Times New Roman" w:hAnsi="Times New Roman" w:cs="Times New Roman"/>
-          <w:sz w:val="28"/>
-          <w:szCs w:val="28"/>
-        </w:rPr>
-        <w:t>IProgress</w:t>
-      </w:r>
-      <w:proofErr w:type="spellEnd"/>
-      <w:r>
-        <w:rPr>
-          <w:rFonts w:ascii="Times New Roman" w:hAnsi="Times New Roman" w:cs="Times New Roman"/>
-          <w:sz w:val="28"/>
-          <w:szCs w:val="28"/>
-        </w:rPr>
-        <w:t xml:space="preserve"> → контролируемые долгие операции.</w:t>
+      <w:r>
+        <w:rPr>
+          <w:rFonts w:ascii="Times New Roman" w:hAnsi="Times New Roman" w:cs="Times New Roman"/>
+          <w:sz w:val="28"/>
+          <w:szCs w:val="28"/>
+        </w:rPr>
+        <w:t>CancellationToken + IProgress → контролируемые долгие операции.</w:t>
       </w:r>
     </w:p>
     <w:p>
@@ -12229,25 +9452,7 @@
           <w:sz w:val="28"/>
           <w:szCs w:val="28"/>
         </w:rPr>
-        <w:t xml:space="preserve">Локальное хранилище </w:t>
-      </w:r>
-      <w:proofErr w:type="spellStart"/>
-      <w:r>
-        <w:rPr>
-          <w:rFonts w:ascii="Times New Roman" w:hAnsi="Times New Roman" w:cs="Times New Roman"/>
-          <w:sz w:val="28"/>
-          <w:szCs w:val="28"/>
-        </w:rPr>
-        <w:t>SQLite</w:t>
-      </w:r>
-      <w:proofErr w:type="spellEnd"/>
-      <w:r>
-        <w:rPr>
-          <w:rFonts w:ascii="Times New Roman" w:hAnsi="Times New Roman" w:cs="Times New Roman"/>
-          <w:sz w:val="28"/>
-          <w:szCs w:val="28"/>
-        </w:rPr>
-        <w:t xml:space="preserve"> для офлайн-работы.</w:t>
+        <w:t>Локальное хранилище SQLite для офлайн-работы.</w:t>
       </w:r>
     </w:p>
     <w:p>
@@ -12388,25 +9593,7 @@
           <w:sz w:val="28"/>
           <w:szCs w:val="28"/>
         </w:rPr>
-        <w:t xml:space="preserve">Принудительное обновление с выбором количества </w:t>
-      </w:r>
-      <w:proofErr w:type="spellStart"/>
-      <w:r>
-        <w:rPr>
-          <w:rFonts w:ascii="Times New Roman" w:hAnsi="Times New Roman" w:cs="Times New Roman"/>
-          <w:sz w:val="28"/>
-          <w:szCs w:val="28"/>
-        </w:rPr>
-        <w:t>батчей</w:t>
-      </w:r>
-      <w:proofErr w:type="spellEnd"/>
-      <w:r>
-        <w:rPr>
-          <w:rFonts w:ascii="Times New Roman" w:hAnsi="Times New Roman" w:cs="Times New Roman"/>
-          <w:sz w:val="28"/>
-          <w:szCs w:val="28"/>
-        </w:rPr>
-        <w:t>.</w:t>
+        <w:t>Принудительное обновление с выбором количества батчей.</w:t>
       </w:r>
     </w:p>
     <w:p>
@@ -12450,25 +9637,7 @@
           <w:sz w:val="28"/>
           <w:szCs w:val="28"/>
         </w:rPr>
-        <w:t xml:space="preserve">Сохранение/загрузка настроек, отмена загрузки, </w:t>
-      </w:r>
-      <w:proofErr w:type="spellStart"/>
-      <w:r>
-        <w:rPr>
-          <w:rFonts w:ascii="Times New Roman" w:hAnsi="Times New Roman" w:cs="Times New Roman"/>
-          <w:sz w:val="28"/>
-          <w:szCs w:val="28"/>
-        </w:rPr>
-        <w:t>кастомное</w:t>
-      </w:r>
-      <w:proofErr w:type="spellEnd"/>
-      <w:r>
-        <w:rPr>
-          <w:rFonts w:ascii="Times New Roman" w:hAnsi="Times New Roman" w:cs="Times New Roman"/>
-          <w:sz w:val="28"/>
-          <w:szCs w:val="28"/>
-        </w:rPr>
-        <w:t xml:space="preserve"> окно.</w:t>
+        <w:t>Сохранение/загрузка настроек, отмена загрузки, кастомное окно.</w:t>
       </w:r>
     </w:p>
     <w:p>
@@ -12616,23 +9785,13 @@
                 <w:szCs w:val="28"/>
               </w:rPr>
             </w:pPr>
-            <w:proofErr w:type="gramStart"/>
             <w:r>
               <w:rPr>
                 <w:rFonts w:ascii="Times New Roman" w:hAnsi="Times New Roman" w:cs="Times New Roman"/>
                 <w:sz w:val="28"/>
                 <w:szCs w:val="28"/>
               </w:rPr>
-              <w:t>&lt; 3</w:t>
-            </w:r>
-            <w:proofErr w:type="gramEnd"/>
-            <w:r>
-              <w:rPr>
-                <w:rFonts w:ascii="Times New Roman" w:hAnsi="Times New Roman" w:cs="Times New Roman"/>
-                <w:sz w:val="28"/>
-                <w:szCs w:val="28"/>
-              </w:rPr>
-              <w:t xml:space="preserve"> сек</w:t>
+              <w:t>&lt; 3 сек</w:t>
             </w:r>
           </w:p>
         </w:tc>
@@ -12722,18 +9881,8 @@
                 <w:sz w:val="28"/>
                 <w:szCs w:val="28"/>
               </w:rPr>
-              <w:t xml:space="preserve">~50+ за </w:t>
-            </w:r>
-            <w:proofErr w:type="spellStart"/>
-            <w:r>
-              <w:rPr>
-                <w:rFonts w:ascii="Times New Roman" w:hAnsi="Times New Roman" w:cs="Times New Roman"/>
-                <w:sz w:val="28"/>
-                <w:szCs w:val="28"/>
-              </w:rPr>
-              <w:t>батч</w:t>
-            </w:r>
-            <w:proofErr w:type="spellEnd"/>
+              <w:t>~50+ за батч</w:t>
+            </w:r>
           </w:p>
         </w:tc>
       </w:tr>
@@ -12800,43 +9949,7 @@
                 <w:sz w:val="28"/>
                 <w:szCs w:val="28"/>
               </w:rPr>
-              <w:t>Полная (</w:t>
-            </w:r>
-            <w:proofErr w:type="spellStart"/>
-            <w:r>
-              <w:rPr>
-                <w:rFonts w:ascii="Times New Roman" w:hAnsi="Times New Roman" w:cs="Times New Roman"/>
-                <w:sz w:val="28"/>
-                <w:szCs w:val="28"/>
-              </w:rPr>
-              <w:t>SQLite</w:t>
-            </w:r>
-            <w:proofErr w:type="spellEnd"/>
-            <w:r>
-              <w:rPr>
-                <w:rFonts w:ascii="Times New Roman" w:hAnsi="Times New Roman" w:cs="Times New Roman"/>
-                <w:sz w:val="28"/>
-                <w:szCs w:val="28"/>
-              </w:rPr>
-              <w:t>/</w:t>
-            </w:r>
-            <w:proofErr w:type="spellStart"/>
-            <w:r>
-              <w:rPr>
-                <w:rFonts w:ascii="Times New Roman" w:hAnsi="Times New Roman" w:cs="Times New Roman"/>
-                <w:sz w:val="28"/>
-                <w:szCs w:val="28"/>
-              </w:rPr>
-              <w:t>Backup</w:t>
-            </w:r>
-            <w:proofErr w:type="spellEnd"/>
-            <w:r>
-              <w:rPr>
-                <w:rFonts w:ascii="Times New Roman" w:hAnsi="Times New Roman" w:cs="Times New Roman"/>
-                <w:sz w:val="28"/>
-                <w:szCs w:val="28"/>
-              </w:rPr>
-              <w:t>)</w:t>
+              <w:t>Полная (SQLite/Backup)</w:t>
             </w:r>
           </w:p>
         </w:tc>
@@ -12876,23 +9989,13 @@
                 <w:szCs w:val="28"/>
               </w:rPr>
             </w:pPr>
-            <w:proofErr w:type="gramStart"/>
             <w:r>
               <w:rPr>
                 <w:rFonts w:ascii="Times New Roman" w:hAnsi="Times New Roman" w:cs="Times New Roman"/>
                 <w:sz w:val="28"/>
                 <w:szCs w:val="28"/>
               </w:rPr>
-              <w:t>&lt; 1</w:t>
-            </w:r>
-            <w:proofErr w:type="gramEnd"/>
-            <w:r>
-              <w:rPr>
-                <w:rFonts w:ascii="Times New Roman" w:hAnsi="Times New Roman" w:cs="Times New Roman"/>
-                <w:sz w:val="28"/>
-                <w:szCs w:val="28"/>
-              </w:rPr>
-              <w:t xml:space="preserve"> мин на освоение</w:t>
+              <w:t>&lt; 1 мин на освоение</w:t>
             </w:r>
           </w:p>
         </w:tc>
@@ -12976,41 +10079,13 @@
                 <w:szCs w:val="28"/>
               </w:rPr>
             </w:pPr>
-            <w:proofErr w:type="spellStart"/>
             <w:r>
               <w:rPr>
                 <w:rFonts w:ascii="Times New Roman" w:hAnsi="Times New Roman" w:cs="Times New Roman"/>
                 <w:sz w:val="28"/>
                 <w:szCs w:val="28"/>
               </w:rPr>
-              <w:t>Graceful</w:t>
-            </w:r>
-            <w:proofErr w:type="spellEnd"/>
-            <w:r>
-              <w:rPr>
-                <w:rFonts w:ascii="Times New Roman" w:hAnsi="Times New Roman" w:cs="Times New Roman"/>
-                <w:sz w:val="28"/>
-                <w:szCs w:val="28"/>
-              </w:rPr>
-              <w:t xml:space="preserve"> </w:t>
-            </w:r>
-            <w:proofErr w:type="spellStart"/>
-            <w:r>
-              <w:rPr>
-                <w:rFonts w:ascii="Times New Roman" w:hAnsi="Times New Roman" w:cs="Times New Roman"/>
-                <w:sz w:val="28"/>
-                <w:szCs w:val="28"/>
-              </w:rPr>
-              <w:t>degradation</w:t>
-            </w:r>
-            <w:proofErr w:type="spellEnd"/>
-            <w:r>
-              <w:rPr>
-                <w:rFonts w:ascii="Times New Roman" w:hAnsi="Times New Roman" w:cs="Times New Roman"/>
-                <w:sz w:val="28"/>
-                <w:szCs w:val="28"/>
-              </w:rPr>
-              <w:t xml:space="preserve"> + отмена</w:t>
+              <w:t>Graceful degradation + отмена</w:t>
             </w:r>
           </w:p>
         </w:tc>
@@ -13057,25 +10132,7 @@
           <w:sz w:val="28"/>
           <w:szCs w:val="28"/>
         </w:rPr>
-        <w:t xml:space="preserve">Отклик UI: </w:t>
-      </w:r>
-      <w:proofErr w:type="gramStart"/>
-      <w:r>
-        <w:rPr>
-          <w:rFonts w:ascii="Times New Roman" w:hAnsi="Times New Roman" w:cs="Times New Roman"/>
-          <w:sz w:val="28"/>
-          <w:szCs w:val="28"/>
-        </w:rPr>
-        <w:t>&lt; 16</w:t>
-      </w:r>
-      <w:proofErr w:type="gramEnd"/>
-      <w:r>
-        <w:rPr>
-          <w:rFonts w:ascii="Times New Roman" w:hAnsi="Times New Roman" w:cs="Times New Roman"/>
-          <w:sz w:val="28"/>
-          <w:szCs w:val="28"/>
-        </w:rPr>
-        <w:t xml:space="preserve"> мс (60 FPS) во время навигации и поиска.</w:t>
+        <w:t>Отклик UI: &lt; 16 мс (60 FPS) во время навигации и поиска.</w:t>
       </w:r>
     </w:p>
     <w:p>
@@ -13097,25 +10154,7 @@
           <w:sz w:val="28"/>
           <w:szCs w:val="28"/>
         </w:rPr>
-        <w:t xml:space="preserve">Надёжность: ≥ 99% сессий без </w:t>
-      </w:r>
-      <w:proofErr w:type="spellStart"/>
-      <w:r>
-        <w:rPr>
-          <w:rFonts w:ascii="Times New Roman" w:hAnsi="Times New Roman" w:cs="Times New Roman"/>
-          <w:sz w:val="28"/>
-          <w:szCs w:val="28"/>
-        </w:rPr>
-        <w:t>UnhandledException</w:t>
-      </w:r>
-      <w:proofErr w:type="spellEnd"/>
-      <w:r>
-        <w:rPr>
-          <w:rFonts w:ascii="Times New Roman" w:hAnsi="Times New Roman" w:cs="Times New Roman"/>
-          <w:sz w:val="28"/>
-          <w:szCs w:val="28"/>
-        </w:rPr>
-        <w:t>.</w:t>
+        <w:t>Надёжность: ≥ 99% сессий без UnhandledException.</w:t>
       </w:r>
     </w:p>
     <w:p>
@@ -13137,25 +10176,7 @@
           <w:sz w:val="28"/>
           <w:szCs w:val="28"/>
         </w:rPr>
-        <w:t>Покрытие сценариев: 100% ключевых путей (</w:t>
-      </w:r>
-      <w:proofErr w:type="spellStart"/>
-      <w:r>
-        <w:rPr>
-          <w:rFonts w:ascii="Times New Roman" w:hAnsi="Times New Roman" w:cs="Times New Roman"/>
-          <w:sz w:val="28"/>
-          <w:szCs w:val="28"/>
-        </w:rPr>
-        <w:t>API→БД→Backup</w:t>
-      </w:r>
-      <w:proofErr w:type="spellEnd"/>
-      <w:r>
-        <w:rPr>
-          <w:rFonts w:ascii="Times New Roman" w:hAnsi="Times New Roman" w:cs="Times New Roman"/>
-          <w:sz w:val="28"/>
-          <w:szCs w:val="28"/>
-        </w:rPr>
-        <w:t>, отмена, поиск, игра).</w:t>
+        <w:t>Покрытие сценариев: 100% ключевых путей (API→БД→Backup, отмена, поиск, игра).</w:t>
       </w:r>
     </w:p>
     <w:p>
@@ -13232,78 +10253,24 @@
           <w:sz w:val="28"/>
           <w:szCs w:val="28"/>
         </w:rPr>
-        <w:t xml:space="preserve">Требования: Windows 10/11, .NET 8.0 </w:t>
-      </w:r>
-      <w:proofErr w:type="spellStart"/>
-      <w:r>
-        <w:rPr>
-          <w:rFonts w:ascii="Times New Roman" w:hAnsi="Times New Roman" w:cs="Times New Roman"/>
-          <w:sz w:val="28"/>
-          <w:szCs w:val="28"/>
-        </w:rPr>
-        <w:t>Runtime</w:t>
-      </w:r>
-      <w:proofErr w:type="spellEnd"/>
-      <w:r>
-        <w:rPr>
-          <w:rFonts w:ascii="Times New Roman" w:hAnsi="Times New Roman" w:cs="Times New Roman"/>
-          <w:sz w:val="28"/>
-          <w:szCs w:val="28"/>
-        </w:rPr>
-        <w:t>.</w:t>
-      </w:r>
-    </w:p>
-    <w:p>
-      <w:pPr>
-        <w:rPr>
-          <w:rFonts w:ascii="Times New Roman" w:hAnsi="Times New Roman" w:cs="Times New Roman"/>
-          <w:sz w:val="28"/>
-          <w:szCs w:val="28"/>
-        </w:rPr>
-      </w:pPr>
-      <w:r>
-        <w:rPr>
-          <w:rFonts w:ascii="Times New Roman" w:hAnsi="Times New Roman" w:cs="Times New Roman"/>
-          <w:sz w:val="28"/>
-          <w:szCs w:val="28"/>
-        </w:rPr>
-        <w:t xml:space="preserve">Запуск: </w:t>
-      </w:r>
-      <w:proofErr w:type="spellStart"/>
-      <w:r>
-        <w:rPr>
-          <w:rFonts w:ascii="Times New Roman" w:hAnsi="Times New Roman" w:cs="Times New Roman"/>
-          <w:sz w:val="28"/>
-          <w:szCs w:val="28"/>
-        </w:rPr>
-        <w:t>dotnet</w:t>
-      </w:r>
-      <w:proofErr w:type="spellEnd"/>
-      <w:r>
-        <w:rPr>
-          <w:rFonts w:ascii="Times New Roman" w:hAnsi="Times New Roman" w:cs="Times New Roman"/>
-          <w:sz w:val="28"/>
-          <w:szCs w:val="28"/>
-        </w:rPr>
-        <w:t xml:space="preserve"> </w:t>
-      </w:r>
-      <w:proofErr w:type="spellStart"/>
-      <w:r>
-        <w:rPr>
-          <w:rFonts w:ascii="Times New Roman" w:hAnsi="Times New Roman" w:cs="Times New Roman"/>
-          <w:sz w:val="28"/>
-          <w:szCs w:val="28"/>
-        </w:rPr>
-        <w:t>run</w:t>
-      </w:r>
-      <w:proofErr w:type="spellEnd"/>
-      <w:r>
-        <w:rPr>
-          <w:rFonts w:ascii="Times New Roman" w:hAnsi="Times New Roman" w:cs="Times New Roman"/>
-          <w:sz w:val="28"/>
-          <w:szCs w:val="28"/>
-        </w:rPr>
-        <w:t xml:space="preserve"> или запуск скомпилированного ZenQuotesApp.Wpf.exe.</w:t>
+        <w:t>Требования: Windows 10/11, .NET 8.0 Runtime.</w:t>
+      </w:r>
+    </w:p>
+    <w:p>
+      <w:pPr>
+        <w:rPr>
+          <w:rFonts w:ascii="Times New Roman" w:hAnsi="Times New Roman" w:cs="Times New Roman"/>
+          <w:sz w:val="28"/>
+          <w:szCs w:val="28"/>
+        </w:rPr>
+      </w:pPr>
+      <w:r>
+        <w:rPr>
+          <w:rFonts w:ascii="Times New Roman" w:hAnsi="Times New Roman" w:cs="Times New Roman"/>
+          <w:sz w:val="28"/>
+          <w:szCs w:val="28"/>
+        </w:rPr>
+        <w:t>Запуск: dotnet run или запуск скомпилированного ZenQuotesApp.Wpf.exe.</w:t>
       </w:r>
     </w:p>
     <w:p>
@@ -13361,45 +10328,7 @@
           <w:sz w:val="28"/>
           <w:szCs w:val="28"/>
         </w:rPr>
-        <w:t xml:space="preserve">Приложение автоматически создаёт </w:t>
-      </w:r>
-      <w:proofErr w:type="spellStart"/>
-      <w:r>
-        <w:rPr>
-          <w:rFonts w:ascii="Times New Roman" w:hAnsi="Times New Roman" w:cs="Times New Roman"/>
-          <w:sz w:val="28"/>
-          <w:szCs w:val="28"/>
-        </w:rPr>
-        <w:t>quotes.db</w:t>
-      </w:r>
-      <w:proofErr w:type="spellEnd"/>
-      <w:r>
-        <w:rPr>
-          <w:rFonts w:ascii="Times New Roman" w:hAnsi="Times New Roman" w:cs="Times New Roman"/>
-          <w:sz w:val="28"/>
-          <w:szCs w:val="28"/>
-        </w:rPr>
-        <w:t xml:space="preserve"> и </w:t>
-      </w:r>
-      <w:proofErr w:type="spellStart"/>
-      <w:proofErr w:type="gramStart"/>
-      <w:r>
-        <w:rPr>
-          <w:rFonts w:ascii="Times New Roman" w:hAnsi="Times New Roman" w:cs="Times New Roman"/>
-          <w:sz w:val="28"/>
-          <w:szCs w:val="28"/>
-        </w:rPr>
-        <w:t>settings.json</w:t>
-      </w:r>
-      <w:proofErr w:type="spellEnd"/>
-      <w:proofErr w:type="gramEnd"/>
-      <w:r>
-        <w:rPr>
-          <w:rFonts w:ascii="Times New Roman" w:hAnsi="Times New Roman" w:cs="Times New Roman"/>
-          <w:sz w:val="28"/>
-          <w:szCs w:val="28"/>
-        </w:rPr>
-        <w:t>. Запускается один запрос к API. В статус-баре отображается прогресс. При успехе цитаты сохраняются в БД и выводятся на главной панели. При ошибке – загружаются из резервного пула.</w:t>
+        <w:t>Приложение автоматически создаёт quotes.db и settings.json. Запускается один запрос к API. В статус-баре отображается прогресс. При успехе цитаты сохраняются в БД и выводятся на главной панели. При ошибке – загружаются из резервного пула.</w:t>
       </w:r>
     </w:p>
     <w:p>
@@ -13675,25 +10604,7 @@
           <w:sz w:val="28"/>
           <w:szCs w:val="28"/>
         </w:rPr>
-        <w:t>Вкладка «Поиск». Пользователь вводит слово в поле поиска → нажимает кнопку. Приложение фильтрует локальную коллекцию (</w:t>
-      </w:r>
-      <w:proofErr w:type="spellStart"/>
-      <w:r>
-        <w:rPr>
-          <w:rFonts w:ascii="Times New Roman" w:hAnsi="Times New Roman" w:cs="Times New Roman"/>
-          <w:sz w:val="28"/>
-          <w:szCs w:val="28"/>
-        </w:rPr>
-        <w:t>регистронезависимо</w:t>
-      </w:r>
-      <w:proofErr w:type="spellEnd"/>
-      <w:r>
-        <w:rPr>
-          <w:rFonts w:ascii="Times New Roman" w:hAnsi="Times New Roman" w:cs="Times New Roman"/>
-          <w:sz w:val="28"/>
-          <w:szCs w:val="28"/>
-        </w:rPr>
-        <w:t>, по тексту и автору) и выводит результат. Статус показывает количество найденных элементов или сообщение об отсутствии совпадений.</w:t>
+        <w:t>Вкладка «Поиск». Пользователь вводит слово в поле поиска → нажимает кнопку. Приложение фильтрует локальную коллекцию (регистронезависимо, по тексту и автору) и выводит результат. Статус показывает количество найденных элементов или сообщение об отсутствии совпадений.</w:t>
       </w:r>
     </w:p>
     <w:p>
@@ -13926,7 +10837,6 @@
         </w:rPr>
         <w:t xml:space="preserve">, можно задать </w:t>
       </w:r>
-      <w:proofErr w:type="spellStart"/>
       <w:r>
         <w:rPr>
           <w:rFonts w:ascii="Times New Roman" w:hAnsi="Times New Roman" w:cs="Times New Roman"/>
@@ -13936,7 +10846,6 @@
         </w:rPr>
         <w:t>BatchCount</w:t>
       </w:r>
-      <w:proofErr w:type="spellEnd"/>
       <w:r>
         <w:rPr>
           <w:rFonts w:ascii="Times New Roman" w:hAnsi="Times New Roman" w:cs="Times New Roman"/>
@@ -14104,61 +11013,7 @@
           <w:sz w:val="28"/>
           <w:szCs w:val="28"/>
         </w:rPr>
-        <w:t xml:space="preserve">При отключении сети </w:t>
-      </w:r>
-      <w:proofErr w:type="spellStart"/>
-      <w:r>
-        <w:rPr>
-          <w:rFonts w:ascii="Times New Roman" w:hAnsi="Times New Roman" w:cs="Times New Roman"/>
-          <w:sz w:val="28"/>
-          <w:szCs w:val="28"/>
-        </w:rPr>
-        <w:t>QuoteService</w:t>
-      </w:r>
-      <w:proofErr w:type="spellEnd"/>
-      <w:r>
-        <w:rPr>
-          <w:rFonts w:ascii="Times New Roman" w:hAnsi="Times New Roman" w:cs="Times New Roman"/>
-          <w:sz w:val="28"/>
-          <w:szCs w:val="28"/>
-        </w:rPr>
-        <w:t xml:space="preserve"> получает исключение, автоматически переключается на чтение из </w:t>
-      </w:r>
-      <w:proofErr w:type="spellStart"/>
-      <w:r>
-        <w:rPr>
-          <w:rFonts w:ascii="Times New Roman" w:hAnsi="Times New Roman" w:cs="Times New Roman"/>
-          <w:sz w:val="28"/>
-          <w:szCs w:val="28"/>
-        </w:rPr>
-        <w:t>quotes.db</w:t>
-      </w:r>
-      <w:proofErr w:type="spellEnd"/>
-      <w:r>
-        <w:rPr>
-          <w:rFonts w:ascii="Times New Roman" w:hAnsi="Times New Roman" w:cs="Times New Roman"/>
-          <w:sz w:val="28"/>
-          <w:szCs w:val="28"/>
-        </w:rPr>
-        <w:t xml:space="preserve">. Если база пуста (первый запуск без сети), подгружается </w:t>
-      </w:r>
-      <w:proofErr w:type="spellStart"/>
-      <w:r>
-        <w:rPr>
-          <w:rFonts w:ascii="Times New Roman" w:hAnsi="Times New Roman" w:cs="Times New Roman"/>
-          <w:sz w:val="28"/>
-          <w:szCs w:val="28"/>
-        </w:rPr>
-        <w:t>BackupQuotes</w:t>
-      </w:r>
-      <w:proofErr w:type="spellEnd"/>
-      <w:r>
-        <w:rPr>
-          <w:rFonts w:ascii="Times New Roman" w:hAnsi="Times New Roman" w:cs="Times New Roman"/>
-          <w:sz w:val="28"/>
-          <w:szCs w:val="28"/>
-        </w:rPr>
-        <w:t>. UI остаётся полностью отзывчивым, загрузка не блокирует поток.</w:t>
+        <w:t>При отключении сети QuoteService получает исключение, автоматически переключается на чтение из quotes.db. Если база пуста (первый запуск без сети), подгружается BackupQuotes. UI остаётся полностью отзывчивым, загрузка не блокирует поток.</w:t>
       </w:r>
     </w:p>
     <w:p>
@@ -14208,25 +11063,7 @@
           <w:sz w:val="28"/>
           <w:szCs w:val="28"/>
         </w:rPr>
-        <w:t>Файлы располагаются в %LOCALAPPDATA%\</w:t>
-      </w:r>
-      <w:proofErr w:type="spellStart"/>
-      <w:r>
-        <w:rPr>
-          <w:rFonts w:ascii="Times New Roman" w:hAnsi="Times New Roman" w:cs="Times New Roman"/>
-          <w:sz w:val="28"/>
-          <w:szCs w:val="28"/>
-        </w:rPr>
-        <w:t>ZenQuotesApp</w:t>
-      </w:r>
-      <w:proofErr w:type="spellEnd"/>
-      <w:r>
-        <w:rPr>
-          <w:rFonts w:ascii="Times New Roman" w:hAnsi="Times New Roman" w:cs="Times New Roman"/>
-          <w:sz w:val="28"/>
-          <w:szCs w:val="28"/>
-        </w:rPr>
-        <w:t>\:</w:t>
+        <w:t>Файлы располагаются в %LOCALAPPDATA%\ZenQuotesApp\:</w:t>
       </w:r>
     </w:p>
     <w:p>
@@ -14243,7 +11080,6 @@
           <w:lang w:val="en-US"/>
         </w:rPr>
       </w:pPr>
-      <w:proofErr w:type="spellStart"/>
       <w:r>
         <w:rPr>
           <w:rFonts w:ascii="Times New Roman" w:hAnsi="Times New Roman" w:cs="Times New Roman"/>
@@ -14251,9 +11087,16 @@
           <w:szCs w:val="28"/>
           <w:lang w:val="en-US"/>
         </w:rPr>
-        <w:t>quotes.db</w:t>
-      </w:r>
-      <w:proofErr w:type="spellEnd"/>
+        <w:t xml:space="preserve">quotes.db – SQLite </w:t>
+      </w:r>
+      <w:r>
+        <w:rPr>
+          <w:rFonts w:ascii="Times New Roman" w:hAnsi="Times New Roman" w:cs="Times New Roman"/>
+          <w:sz w:val="28"/>
+          <w:szCs w:val="28"/>
+        </w:rPr>
+        <w:t>база</w:t>
+      </w:r>
       <w:r>
         <w:rPr>
           <w:rFonts w:ascii="Times New Roman" w:hAnsi="Times New Roman" w:cs="Times New Roman"/>
@@ -14261,15 +11104,15 @@
           <w:szCs w:val="28"/>
           <w:lang w:val="en-US"/>
         </w:rPr>
-        <w:t xml:space="preserve"> – SQLite </w:t>
-      </w:r>
-      <w:r>
-        <w:rPr>
-          <w:rFonts w:ascii="Times New Roman" w:hAnsi="Times New Roman" w:cs="Times New Roman"/>
-          <w:sz w:val="28"/>
-          <w:szCs w:val="28"/>
-        </w:rPr>
-        <w:t>база</w:t>
+        <w:t xml:space="preserve">, </w:t>
+      </w:r>
+      <w:r>
+        <w:rPr>
+          <w:rFonts w:ascii="Times New Roman" w:hAnsi="Times New Roman" w:cs="Times New Roman"/>
+          <w:sz w:val="28"/>
+          <w:szCs w:val="28"/>
+        </w:rPr>
+        <w:t>таблица</w:t>
       </w:r>
       <w:r>
         <w:rPr>
@@ -14278,44 +11121,7 @@
           <w:szCs w:val="28"/>
           <w:lang w:val="en-US"/>
         </w:rPr>
-        <w:t xml:space="preserve">, </w:t>
-      </w:r>
-      <w:r>
-        <w:rPr>
-          <w:rFonts w:ascii="Times New Roman" w:hAnsi="Times New Roman" w:cs="Times New Roman"/>
-          <w:sz w:val="28"/>
-          <w:szCs w:val="28"/>
-        </w:rPr>
-        <w:t>таблица</w:t>
-      </w:r>
-      <w:r>
-        <w:rPr>
-          <w:rFonts w:ascii="Times New Roman" w:hAnsi="Times New Roman" w:cs="Times New Roman"/>
-          <w:sz w:val="28"/>
-          <w:szCs w:val="28"/>
-          <w:lang w:val="en-US"/>
-        </w:rPr>
-        <w:t xml:space="preserve"> </w:t>
-      </w:r>
-      <w:proofErr w:type="gramStart"/>
-      <w:r>
-        <w:rPr>
-          <w:rFonts w:ascii="Times New Roman" w:hAnsi="Times New Roman" w:cs="Times New Roman"/>
-          <w:sz w:val="28"/>
-          <w:szCs w:val="28"/>
-          <w:lang w:val="en-US"/>
-        </w:rPr>
-        <w:t>Quotes(</w:t>
-      </w:r>
-      <w:proofErr w:type="gramEnd"/>
-      <w:r>
-        <w:rPr>
-          <w:rFonts w:ascii="Times New Roman" w:hAnsi="Times New Roman" w:cs="Times New Roman"/>
-          <w:sz w:val="28"/>
-          <w:szCs w:val="28"/>
-          <w:lang w:val="en-US"/>
-        </w:rPr>
-        <w:t>Id, Text UNIQUE, Author).</w:t>
+        <w:t xml:space="preserve"> Quotes(Id, Text UNIQUE, Author).</w:t>
       </w:r>
     </w:p>
     <w:p>
@@ -14332,8 +11138,6 @@
           <w:lang w:val="en-US"/>
         </w:rPr>
       </w:pPr>
-      <w:proofErr w:type="spellStart"/>
-      <w:proofErr w:type="gramStart"/>
       <w:r>
         <w:rPr>
           <w:rFonts w:ascii="Times New Roman" w:hAnsi="Times New Roman" w:cs="Times New Roman"/>
@@ -14341,10 +11145,16 @@
           <w:szCs w:val="28"/>
           <w:lang w:val="en-US"/>
         </w:rPr>
-        <w:t>settings.json</w:t>
-      </w:r>
-      <w:proofErr w:type="spellEnd"/>
-      <w:proofErr w:type="gramEnd"/>
+        <w:t>settings.json – JSON-</w:t>
+      </w:r>
+      <w:r>
+        <w:rPr>
+          <w:rFonts w:ascii="Times New Roman" w:hAnsi="Times New Roman" w:cs="Times New Roman"/>
+          <w:sz w:val="28"/>
+          <w:szCs w:val="28"/>
+        </w:rPr>
+        <w:t>файл</w:t>
+      </w:r>
       <w:r>
         <w:rPr>
           <w:rFonts w:ascii="Times New Roman" w:hAnsi="Times New Roman" w:cs="Times New Roman"/>
@@ -14352,15 +11162,15 @@
           <w:szCs w:val="28"/>
           <w:lang w:val="en-US"/>
         </w:rPr>
-        <w:t xml:space="preserve"> – JSON-</w:t>
-      </w:r>
-      <w:r>
-        <w:rPr>
-          <w:rFonts w:ascii="Times New Roman" w:hAnsi="Times New Roman" w:cs="Times New Roman"/>
-          <w:sz w:val="28"/>
-          <w:szCs w:val="28"/>
-        </w:rPr>
-        <w:t>файл</w:t>
+        <w:t xml:space="preserve"> </w:t>
+      </w:r>
+      <w:r>
+        <w:rPr>
+          <w:rFonts w:ascii="Times New Roman" w:hAnsi="Times New Roman" w:cs="Times New Roman"/>
+          <w:sz w:val="28"/>
+          <w:szCs w:val="28"/>
+        </w:rPr>
+        <w:t>настроек</w:t>
       </w:r>
       <w:r>
         <w:rPr>
@@ -14369,64 +11179,7 @@
           <w:szCs w:val="28"/>
           <w:lang w:val="en-US"/>
         </w:rPr>
-        <w:t xml:space="preserve"> </w:t>
-      </w:r>
-      <w:r>
-        <w:rPr>
-          <w:rFonts w:ascii="Times New Roman" w:hAnsi="Times New Roman" w:cs="Times New Roman"/>
-          <w:sz w:val="28"/>
-          <w:szCs w:val="28"/>
-        </w:rPr>
-        <w:t>настроек</w:t>
-      </w:r>
-      <w:r>
-        <w:rPr>
-          <w:rFonts w:ascii="Times New Roman" w:hAnsi="Times New Roman" w:cs="Times New Roman"/>
-          <w:sz w:val="28"/>
-          <w:szCs w:val="28"/>
-          <w:lang w:val="en-US"/>
-        </w:rPr>
-        <w:t xml:space="preserve"> (</w:t>
-      </w:r>
-      <w:proofErr w:type="spellStart"/>
-      <w:r>
-        <w:rPr>
-          <w:rFonts w:ascii="Times New Roman" w:hAnsi="Times New Roman" w:cs="Times New Roman"/>
-          <w:sz w:val="28"/>
-          <w:szCs w:val="28"/>
-          <w:lang w:val="en-US"/>
-        </w:rPr>
-        <w:t>BatchCount</w:t>
-      </w:r>
-      <w:proofErr w:type="spellEnd"/>
-      <w:r>
-        <w:rPr>
-          <w:rFonts w:ascii="Times New Roman" w:hAnsi="Times New Roman" w:cs="Times New Roman"/>
-          <w:sz w:val="28"/>
-          <w:szCs w:val="28"/>
-          <w:lang w:val="en-US"/>
-        </w:rPr>
-        <w:t xml:space="preserve">, </w:t>
-      </w:r>
-      <w:proofErr w:type="spellStart"/>
-      <w:r>
-        <w:rPr>
-          <w:rFonts w:ascii="Times New Roman" w:hAnsi="Times New Roman" w:cs="Times New Roman"/>
-          <w:sz w:val="28"/>
-          <w:szCs w:val="28"/>
-          <w:lang w:val="en-US"/>
-        </w:rPr>
-        <w:t>ApiKey</w:t>
-      </w:r>
-      <w:proofErr w:type="spellEnd"/>
-      <w:r>
-        <w:rPr>
-          <w:rFonts w:ascii="Times New Roman" w:hAnsi="Times New Roman" w:cs="Times New Roman"/>
-          <w:sz w:val="28"/>
-          <w:szCs w:val="28"/>
-          <w:lang w:val="en-US"/>
-        </w:rPr>
-        <w:t>).</w:t>
+        <w:t xml:space="preserve"> (BatchCount, ApiKey).</w:t>
       </w:r>
     </w:p>
     <w:p>
@@ -14524,61 +11277,7 @@
           <w:sz w:val="28"/>
           <w:szCs w:val="28"/>
         </w:rPr>
-        <w:t xml:space="preserve">Создано полнофункциональное десктопное WPF-приложение </w:t>
-      </w:r>
-      <w:proofErr w:type="spellStart"/>
-      <w:r>
-        <w:rPr>
-          <w:rFonts w:ascii="Times New Roman" w:hAnsi="Times New Roman" w:cs="Times New Roman"/>
-          <w:sz w:val="28"/>
-          <w:szCs w:val="28"/>
-        </w:rPr>
-        <w:t>ZenQuotesApp</w:t>
-      </w:r>
-      <w:proofErr w:type="spellEnd"/>
-      <w:r>
-        <w:rPr>
-          <w:rFonts w:ascii="Times New Roman" w:hAnsi="Times New Roman" w:cs="Times New Roman"/>
-          <w:sz w:val="28"/>
-          <w:szCs w:val="28"/>
-        </w:rPr>
-        <w:t xml:space="preserve"> на .NET 8. Реализована гибридная загрузка данных (API → </w:t>
-      </w:r>
-      <w:proofErr w:type="spellStart"/>
-      <w:r>
-        <w:rPr>
-          <w:rFonts w:ascii="Times New Roman" w:hAnsi="Times New Roman" w:cs="Times New Roman"/>
-          <w:sz w:val="28"/>
-          <w:szCs w:val="28"/>
-        </w:rPr>
-        <w:t>SQLite</w:t>
-      </w:r>
-      <w:proofErr w:type="spellEnd"/>
-      <w:r>
-        <w:rPr>
-          <w:rFonts w:ascii="Times New Roman" w:hAnsi="Times New Roman" w:cs="Times New Roman"/>
-          <w:sz w:val="28"/>
-          <w:szCs w:val="28"/>
-        </w:rPr>
-        <w:t xml:space="preserve"> → </w:t>
-      </w:r>
-      <w:proofErr w:type="spellStart"/>
-      <w:r>
-        <w:rPr>
-          <w:rFonts w:ascii="Times New Roman" w:hAnsi="Times New Roman" w:cs="Times New Roman"/>
-          <w:sz w:val="28"/>
-          <w:szCs w:val="28"/>
-        </w:rPr>
-        <w:t>Backup</w:t>
-      </w:r>
-      <w:proofErr w:type="spellEnd"/>
-      <w:r>
-        <w:rPr>
-          <w:rFonts w:ascii="Times New Roman" w:hAnsi="Times New Roman" w:cs="Times New Roman"/>
-          <w:sz w:val="28"/>
-          <w:szCs w:val="28"/>
-        </w:rPr>
-        <w:t>), асинхронный интерфейс с прогрессом и отменой, игровой режим и гибкие настройки. Приложение устойчиво к сбоям сети и лимитам внешнего API.</w:t>
+        <w:t>Создано полнофункциональное десктопное WPF-приложение ZenQuotesApp на .NET 8. Реализована гибридная загрузка данных (API → SQLite → Backup), асинхронный интерфейс с прогрессом и отменой, игровой режим и гибкие настройки. Приложение устойчиво к сбоям сети и лимитам внешнего API.</w:t>
       </w:r>
     </w:p>
     <w:p>
@@ -14638,41 +11337,13 @@
           <w:szCs w:val="28"/>
         </w:rPr>
       </w:pPr>
-      <w:proofErr w:type="spellStart"/>
-      <w:r>
-        <w:rPr>
-          <w:rFonts w:ascii="Times New Roman" w:hAnsi="Times New Roman" w:cs="Times New Roman"/>
-          <w:sz w:val="28"/>
-          <w:szCs w:val="28"/>
-        </w:rPr>
-        <w:t>SQLite</w:t>
-      </w:r>
-      <w:proofErr w:type="spellEnd"/>
-      <w:r>
-        <w:rPr>
-          <w:rFonts w:ascii="Times New Roman" w:hAnsi="Times New Roman" w:cs="Times New Roman"/>
-          <w:sz w:val="28"/>
-          <w:szCs w:val="28"/>
-        </w:rPr>
-        <w:t xml:space="preserve"> с транзакциями и UNIQUE-</w:t>
-      </w:r>
-      <w:proofErr w:type="spellStart"/>
-      <w:r>
-        <w:rPr>
-          <w:rFonts w:ascii="Times New Roman" w:hAnsi="Times New Roman" w:cs="Times New Roman"/>
-          <w:sz w:val="28"/>
-          <w:szCs w:val="28"/>
-        </w:rPr>
-        <w:t>дедупликацией</w:t>
-      </w:r>
-      <w:proofErr w:type="spellEnd"/>
-      <w:r>
-        <w:rPr>
-          <w:rFonts w:ascii="Times New Roman" w:hAnsi="Times New Roman" w:cs="Times New Roman"/>
-          <w:sz w:val="28"/>
-          <w:szCs w:val="28"/>
-        </w:rPr>
-        <w:t>.</w:t>
+      <w:r>
+        <w:rPr>
+          <w:rFonts w:ascii="Times New Roman" w:hAnsi="Times New Roman" w:cs="Times New Roman"/>
+          <w:sz w:val="28"/>
+          <w:szCs w:val="28"/>
+        </w:rPr>
+        <w:t>SQLite с транзакциями и UNIQUE-дедупликацией.</w:t>
       </w:r>
     </w:p>
     <w:p>
@@ -14721,67 +11392,7 @@
           <w:szCs w:val="28"/>
           <w:lang w:val="en-US"/>
         </w:rPr>
-        <w:t xml:space="preserve"> (async/await, </w:t>
-      </w:r>
-      <w:proofErr w:type="spellStart"/>
-      <w:r>
-        <w:rPr>
-          <w:rFonts w:ascii="Times New Roman" w:hAnsi="Times New Roman" w:cs="Times New Roman"/>
-          <w:sz w:val="28"/>
-          <w:szCs w:val="28"/>
-          <w:lang w:val="en-US"/>
-        </w:rPr>
-        <w:t>Task.Run</w:t>
-      </w:r>
-      <w:proofErr w:type="spellEnd"/>
-      <w:r>
-        <w:rPr>
-          <w:rFonts w:ascii="Times New Roman" w:hAnsi="Times New Roman" w:cs="Times New Roman"/>
-          <w:sz w:val="28"/>
-          <w:szCs w:val="28"/>
-          <w:lang w:val="en-US"/>
-        </w:rPr>
-        <w:t xml:space="preserve">, </w:t>
-      </w:r>
-      <w:proofErr w:type="spellStart"/>
-      <w:r>
-        <w:rPr>
-          <w:rFonts w:ascii="Times New Roman" w:hAnsi="Times New Roman" w:cs="Times New Roman"/>
-          <w:sz w:val="28"/>
-          <w:szCs w:val="28"/>
-          <w:lang w:val="en-US"/>
-        </w:rPr>
-        <w:t>CancellationToken</w:t>
-      </w:r>
-      <w:proofErr w:type="spellEnd"/>
-      <w:r>
-        <w:rPr>
-          <w:rFonts w:ascii="Times New Roman" w:hAnsi="Times New Roman" w:cs="Times New Roman"/>
-          <w:sz w:val="28"/>
-          <w:szCs w:val="28"/>
-          <w:lang w:val="en-US"/>
-        </w:rPr>
-        <w:t xml:space="preserve">, </w:t>
-      </w:r>
-      <w:proofErr w:type="spellStart"/>
-      <w:r>
-        <w:rPr>
-          <w:rFonts w:ascii="Times New Roman" w:hAnsi="Times New Roman" w:cs="Times New Roman"/>
-          <w:sz w:val="28"/>
-          <w:szCs w:val="28"/>
-          <w:lang w:val="en-US"/>
-        </w:rPr>
-        <w:t>IProgress</w:t>
-      </w:r>
-      <w:proofErr w:type="spellEnd"/>
-      <w:r>
-        <w:rPr>
-          <w:rFonts w:ascii="Times New Roman" w:hAnsi="Times New Roman" w:cs="Times New Roman"/>
-          <w:sz w:val="28"/>
-          <w:szCs w:val="28"/>
-          <w:lang w:val="en-US"/>
-        </w:rPr>
-        <w:t>).</w:t>
+        <w:t xml:space="preserve"> (async/await, Task.Run, CancellationToken, IProgress).</w:t>
       </w:r>
     </w:p>
     <w:p>
@@ -14797,41 +11408,13 @@
           <w:szCs w:val="28"/>
         </w:rPr>
       </w:pPr>
-      <w:proofErr w:type="spellStart"/>
-      <w:r>
-        <w:rPr>
-          <w:rFonts w:ascii="Times New Roman" w:hAnsi="Times New Roman" w:cs="Times New Roman"/>
-          <w:sz w:val="28"/>
-          <w:szCs w:val="28"/>
-        </w:rPr>
-        <w:t>Кастомный</w:t>
-      </w:r>
-      <w:proofErr w:type="spellEnd"/>
-      <w:r>
-        <w:rPr>
-          <w:rFonts w:ascii="Times New Roman" w:hAnsi="Times New Roman" w:cs="Times New Roman"/>
-          <w:sz w:val="28"/>
-          <w:szCs w:val="28"/>
-        </w:rPr>
-        <w:t xml:space="preserve"> UI: </w:t>
-      </w:r>
-      <w:proofErr w:type="spellStart"/>
-      <w:r>
-        <w:rPr>
-          <w:rFonts w:ascii="Times New Roman" w:hAnsi="Times New Roman" w:cs="Times New Roman"/>
-          <w:sz w:val="28"/>
-          <w:szCs w:val="28"/>
-        </w:rPr>
-        <w:t>WindowChrome</w:t>
-      </w:r>
-      <w:proofErr w:type="spellEnd"/>
-      <w:r>
-        <w:rPr>
-          <w:rFonts w:ascii="Times New Roman" w:hAnsi="Times New Roman" w:cs="Times New Roman"/>
-          <w:sz w:val="28"/>
-          <w:szCs w:val="28"/>
-        </w:rPr>
-        <w:t>, виртуализация списков, единая палитра стилей.</w:t>
+      <w:r>
+        <w:rPr>
+          <w:rFonts w:ascii="Times New Roman" w:hAnsi="Times New Roman" w:cs="Times New Roman"/>
+          <w:sz w:val="28"/>
+          <w:szCs w:val="28"/>
+        </w:rPr>
+        <w:t>Кастомный UI: WindowChrome, виртуализация списков, единая палитра стилей.</w:t>
       </w:r>
     </w:p>
     <w:p>
@@ -14847,41 +11430,13 @@
           <w:szCs w:val="28"/>
         </w:rPr>
       </w:pPr>
-      <w:proofErr w:type="spellStart"/>
-      <w:r>
-        <w:rPr>
-          <w:rFonts w:ascii="Times New Roman" w:hAnsi="Times New Roman" w:cs="Times New Roman"/>
-          <w:sz w:val="28"/>
-          <w:szCs w:val="28"/>
-        </w:rPr>
-        <w:t>Graceful</w:t>
-      </w:r>
-      <w:proofErr w:type="spellEnd"/>
-      <w:r>
-        <w:rPr>
-          <w:rFonts w:ascii="Times New Roman" w:hAnsi="Times New Roman" w:cs="Times New Roman"/>
-          <w:sz w:val="28"/>
-          <w:szCs w:val="28"/>
-        </w:rPr>
-        <w:t xml:space="preserve"> </w:t>
-      </w:r>
-      <w:proofErr w:type="spellStart"/>
-      <w:r>
-        <w:rPr>
-          <w:rFonts w:ascii="Times New Roman" w:hAnsi="Times New Roman" w:cs="Times New Roman"/>
-          <w:sz w:val="28"/>
-          <w:szCs w:val="28"/>
-        </w:rPr>
-        <w:t>degradation</w:t>
-      </w:r>
-      <w:proofErr w:type="spellEnd"/>
-      <w:r>
-        <w:rPr>
-          <w:rFonts w:ascii="Times New Roman" w:hAnsi="Times New Roman" w:cs="Times New Roman"/>
-          <w:sz w:val="28"/>
-          <w:szCs w:val="28"/>
-        </w:rPr>
-        <w:t>: приложение никогда не остаётся пустым экраном.</w:t>
+      <w:r>
+        <w:rPr>
+          <w:rFonts w:ascii="Times New Roman" w:hAnsi="Times New Roman" w:cs="Times New Roman"/>
+          <w:sz w:val="28"/>
+          <w:szCs w:val="28"/>
+        </w:rPr>
+        <w:t>Graceful degradation: приложение никогда не остаётся пустым экраном.</w:t>
       </w:r>
     </w:p>
     <w:p>
@@ -14986,25 +11541,7 @@
           <w:sz w:val="28"/>
           <w:szCs w:val="28"/>
         </w:rPr>
-        <w:t xml:space="preserve">Реализовать «Избранное» с сохранением в отдельную таблицу </w:t>
-      </w:r>
-      <w:proofErr w:type="spellStart"/>
-      <w:r>
-        <w:rPr>
-          <w:rFonts w:ascii="Times New Roman" w:hAnsi="Times New Roman" w:cs="Times New Roman"/>
-          <w:sz w:val="28"/>
-          <w:szCs w:val="28"/>
-        </w:rPr>
-        <w:t>SQLite</w:t>
-      </w:r>
-      <w:proofErr w:type="spellEnd"/>
-      <w:r>
-        <w:rPr>
-          <w:rFonts w:ascii="Times New Roman" w:hAnsi="Times New Roman" w:cs="Times New Roman"/>
-          <w:sz w:val="28"/>
-          <w:szCs w:val="28"/>
-        </w:rPr>
-        <w:t>.</w:t>
+        <w:t>Реализовать «Избранное» с сохранением в отдельную таблицу SQLite.</w:t>
       </w:r>
     </w:p>
     <w:p>
@@ -15048,61 +11585,7 @@
           <w:sz w:val="28"/>
           <w:szCs w:val="28"/>
         </w:rPr>
-        <w:t xml:space="preserve">Адаптация под </w:t>
-      </w:r>
-      <w:proofErr w:type="spellStart"/>
-      <w:r>
-        <w:rPr>
-          <w:rFonts w:ascii="Times New Roman" w:hAnsi="Times New Roman" w:cs="Times New Roman"/>
-          <w:sz w:val="28"/>
-          <w:szCs w:val="28"/>
-        </w:rPr>
-        <w:t>WinUI</w:t>
-      </w:r>
-      <w:proofErr w:type="spellEnd"/>
-      <w:r>
-        <w:rPr>
-          <w:rFonts w:ascii="Times New Roman" w:hAnsi="Times New Roman" w:cs="Times New Roman"/>
-          <w:sz w:val="28"/>
-          <w:szCs w:val="28"/>
-        </w:rPr>
-        <w:t xml:space="preserve"> 3 / </w:t>
-      </w:r>
-      <w:proofErr w:type="spellStart"/>
-      <w:r>
-        <w:rPr>
-          <w:rFonts w:ascii="Times New Roman" w:hAnsi="Times New Roman" w:cs="Times New Roman"/>
-          <w:sz w:val="28"/>
-          <w:szCs w:val="28"/>
-        </w:rPr>
-        <w:t>Avalonia</w:t>
-      </w:r>
-      <w:proofErr w:type="spellEnd"/>
-      <w:r>
-        <w:rPr>
-          <w:rFonts w:ascii="Times New Roman" w:hAnsi="Times New Roman" w:cs="Times New Roman"/>
-          <w:sz w:val="28"/>
-          <w:szCs w:val="28"/>
-        </w:rPr>
-        <w:t xml:space="preserve"> для кроссплатформенности (Linux/</w:t>
-      </w:r>
-      <w:proofErr w:type="spellStart"/>
-      <w:r>
-        <w:rPr>
-          <w:rFonts w:ascii="Times New Roman" w:hAnsi="Times New Roman" w:cs="Times New Roman"/>
-          <w:sz w:val="28"/>
-          <w:szCs w:val="28"/>
-        </w:rPr>
-        <w:t>macOS</w:t>
-      </w:r>
-      <w:proofErr w:type="spellEnd"/>
-      <w:r>
-        <w:rPr>
-          <w:rFonts w:ascii="Times New Roman" w:hAnsi="Times New Roman" w:cs="Times New Roman"/>
-          <w:sz w:val="28"/>
-          <w:szCs w:val="28"/>
-        </w:rPr>
-        <w:t>).</w:t>
+        <w:t>Адаптация под WinUI 3 / Avalonia для кроссплатформенности (Linux/macOS).</w:t>
       </w:r>
     </w:p>
     <w:p>
@@ -15124,26 +11607,22 @@
           <w:sz w:val="28"/>
           <w:szCs w:val="28"/>
         </w:rPr>
-        <w:t xml:space="preserve">Разработка </w:t>
-      </w:r>
-      <w:proofErr w:type="spellStart"/>
-      <w:r>
-        <w:rPr>
-          <w:rFonts w:ascii="Times New Roman" w:hAnsi="Times New Roman" w:cs="Times New Roman"/>
-          <w:sz w:val="28"/>
-          <w:szCs w:val="28"/>
-        </w:rPr>
-        <w:t>Telegram</w:t>
-      </w:r>
-      <w:proofErr w:type="spellEnd"/>
-      <w:r>
-        <w:rPr>
-          <w:rFonts w:ascii="Times New Roman" w:hAnsi="Times New Roman" w:cs="Times New Roman"/>
-          <w:sz w:val="28"/>
-          <w:szCs w:val="28"/>
-        </w:rPr>
-        <w:t>-бота на основе текущей бизнес-логики.</w:t>
-      </w:r>
+        <w:t>Разработка Telegram-бота на основе текущей бизнес-логики.</w:t>
+      </w:r>
+    </w:p>
+    <w:p>
+      <w:pPr>
+        <w:pStyle w:val="a5"/>
+        <w:numPr>
+          <w:ilvl w:val="0"/>
+          <w:numId w:val="31"/>
+        </w:numPr>
+        <w:rPr>
+          <w:rFonts w:ascii="Times New Roman" w:hAnsi="Times New Roman" w:cs="Times New Roman"/>
+          <w:sz w:val="28"/>
+          <w:szCs w:val="28"/>
+        </w:rPr>
+      </w:pPr>
     </w:p>
     <w:sectPr>
       <w:footerReference w:type="default" r:id="rId14"/>
